--- a/paper/DCT_v313_初稿.docx
+++ b/paper/DCT_v313_初稿.docx
@@ -60,7 +60,7 @@
           <w:color w:val="000000"/>
           <w:sz w:val="21"/>
         </w:rPr>
-        <w:t>现有 UNI2-h 五折最佳验证记录覆盖十个 TCGA 癌症队列，完整模型的队列平均 C-index 为 0.7030。在 BLCA 和 KIRC 的同架构损失消融中，完整联合目标分别达到 0.7238 和 0.8224，相对仅患者级 NLL 提高 2.37 和 1.04 个 C-index 百分点。重跑并审计的机制对照显示，Full 相对 Direct 分别提高 2.09 和 1.94 个百分点，相对 Independent 分别提高 1.45 和 1.70 个百分点。这些结果支持当前完整训练配方与运输计算路径的任务价值。本文采用单随机种子、按验证集选择最佳 epoch 的评价口径；平均提升不表述为统计显著、独立测试泛化或生物学因果证据。</w:t>
+        <w:t>现有 UNI2-h 五折最佳验证记录覆盖十个 TCGA 癌症队列，完整模型的队列平均 C-index 为 0.7030。在 BLCA 和 KIRC 的同架构损失消融中，完整联合目标分别达到 0.7238 和 0.8224，相对仅患者级 NLL 提高 2.37 和 1.04 个 C-index 百分点。重跑并审计的机制对照显示，Full 相对 Direct 分别提高 2.09 和 1.93 个百分点，相对 Independent 分别提高 1.46 和 1.70 个百分点。这些结果支持当前完整训练配方与运输计算路径的任务价值。本文采用单随机种子、按验证集选择最佳 epoch 的评价口径；平均提升不表述为统计显著、独立测试泛化或生物学因果证据。</w:t>
       </w:r>
     </w:p>
     <w:p>
@@ -709,21 +709,43 @@
     <w:p>
       <w:pPr>
         <w:keepNext/>
-        <w:spacing w:before="240" w:after="1280"/>
         <w:ind w:firstLine="0"/>
         <w:jc w:val="center"/>
       </w:pPr>
-      <w:bookmarkStart w:id="101" w:name="figure_pending_1"/>
       <w:r>
-        <w:rPr>
-          <w:rFonts w:ascii="Times New Roman" w:hAnsi="Times New Roman" w:eastAsia="宋体"/>
-          <w:b w:val="0"/>
-          <w:color w:val="000000"/>
-          <w:sz w:val="18"/>
-        </w:rPr>
-        <w:t>图 1 待插入</w:t>
+        <w:drawing>
+          <wp:inline xmlns:a="http://schemas.openxmlformats.org/drawingml/2006/main" xmlns:pic="http://schemas.openxmlformats.org/drawingml/2006/picture">
+            <wp:extent cx="5940000" cy="3948750"/>
+            <wp:docPr id="1" name="Picture 1" descr="DCT v3.13 框架图，M1-M4 标出相对 SlotSPE 的结构改动"/>
+            <wp:cNvGraphicFramePr>
+              <a:graphicFrameLocks noChangeAspect="1"/>
+            </wp:cNvGraphicFramePr>
+            <a:graphic>
+              <a:graphicData uri="http://schemas.openxmlformats.org/drawingml/2006/picture">
+                <pic:pic>
+                  <pic:nvPicPr>
+                    <pic:cNvPr id="0" name="fig1_v313_framework_en.png"/>
+                    <pic:cNvPicPr/>
+                  </pic:nvPicPr>
+                  <pic:blipFill>
+                    <a:blip r:embed="rId10"/>
+                    <a:stretch>
+                      <a:fillRect/>
+                    </a:stretch>
+                  </pic:blipFill>
+                  <pic:spPr>
+                    <a:xfrm>
+                      <a:off x="0" y="0"/>
+                      <a:ext cx="5940000" cy="3948750"/>
+                    </a:xfrm>
+                    <a:prstGeom prst="rect"/>
+                  </pic:spPr>
+                </pic:pic>
+              </a:graphicData>
+            </a:graphic>
+          </wp:inline>
+        </w:drawing>
       </w:r>
-      <w:bookmarkEnd w:id="101"/>
     </w:p>
     <w:p>
       <w:pPr>
@@ -738,7 +760,7 @@
           <w:color w:val="000000"/>
           <w:sz w:val="18"/>
         </w:rPr>
-        <w:t>图 1 DCT v3.13 完整框架。（A）病理块与组学通路分别编码，通过局部槽注意力和模态内原型坐标形成语义槽。（B）四个潜在阶段、三个几何分支分别学习带证据边际的运输计划。（C）运输质量和槽对内容形成事件表示，经事件 Transformer、阶段门与风险头得到患者生存预测。（D）训练时复用同一预测运输计划：仅在重建支路中对几何分支取均值，将病理槽映射到组学槽坐标，并以停止梯度的阶段权重融合；组学槽直接执行 self 重建，两支路共用通路查询解码器。橙色 SG 表示停止梯度，运输计划保持可微；实线表示预测路径，虚线表示训练支路。图中的张量色块、病理纹理和生存曲线均为示意。</w:t>
+        <w:t>图 1 DCT v3.13 完整框架。沿用病理与组学双路编码和局部 Slot Attention；彩色模块标出相对 SlotSPE 的实际改动。（M1）局部槽经模态内原型坐标重分配，原型库在患者间复用。（M2）四个学习的潜在阶段、三个几何分支形成带证据边际的 Sinkhorn 运输计划。（M3）运输计划与槽对内容共同构建事件 tokens，经阶段嵌入、事件 Transformer、并行的阶段门控与事件 logits 头得到加权生存预测。（M4）训练时复用预测所用的同一组运输计划：仅在重建支路中对几何取均值，将病理槽按列归一化搬运至组学槽坐标，再以停止梯度的预测门控聚合；组学槽执行 self 重建，两支路共用通路查询解码器，目标为停止梯度的编码通路 tokens。预测主路径由左向右排列，重建采用两条水平支路；同名 S、T、g 圆形标记表示复用同一对语义槽、同一组预测运输计划与同一预测门控。实线表示预测路径，虚线表示训练支路；SG 表示停止梯度，运输计划保持可微。阶段不等同于已标注的疾病分期，图中张量与病理纹理均为结构示意。</w:t>
       </w:r>
     </w:p>
     <w:p>
@@ -5823,7 +5845,7 @@
           <w:color w:val="000000"/>
           <w:sz w:val="21"/>
         </w:rPr>
-        <w:t>对每个癌种，本文报告五折均值与样本标准差。标准差描述折间波动，不是均值置信区间或多 seed 方差。十队列汇总对癌种均值等权平均；每队列均为五折时，该值也等于 50 个折值的平均。均值差按表中四位小数计算，并转换为 C-index 百分点；不混合两个癌种计算一个所谓总体机制效应。</w:t>
+        <w:t>对每个癌种，本文报告五折均值与样本标准差。标准差描述折间波动，不是均值置信区间或多 seed 方差。十队列汇总对癌种均值等权平均；每队列均为五折时，该值也等于 50 个折值的平均。损失消融按四位折值、机制对照按原始精度计算均值差，报告 C-index 百分点；分别分析两个癌种。</w:t>
       </w:r>
     </w:p>
     <w:p>
@@ -11999,21 +12021,43 @@
     <w:p>
       <w:pPr>
         <w:keepNext/>
-        <w:spacing w:before="240" w:after="1280"/>
         <w:ind w:firstLine="0"/>
         <w:jc w:val="center"/>
       </w:pPr>
-      <w:bookmarkStart w:id="102" w:name="figure_pending_2"/>
       <w:r>
-        <w:rPr>
-          <w:rFonts w:ascii="Times New Roman" w:hAnsi="Times New Roman" w:eastAsia="宋体"/>
-          <w:b w:val="0"/>
-          <w:color w:val="000000"/>
-          <w:sz w:val="18"/>
-        </w:rPr>
-        <w:t>图 2 待插入</w:t>
+        <w:drawing>
+          <wp:inline xmlns:a="http://schemas.openxmlformats.org/drawingml/2006/main" xmlns:pic="http://schemas.openxmlformats.org/drawingml/2006/picture">
+            <wp:extent cx="5940000" cy="3355000"/>
+            <wp:docPr id="2" name="Picture 2" descr="七组损失配置的逐折分布、五折均值与样本标准差"/>
+            <wp:cNvGraphicFramePr>
+              <a:graphicFrameLocks noChangeAspect="1"/>
+            </wp:cNvGraphicFramePr>
+            <a:graphic>
+              <a:graphicData uri="http://schemas.openxmlformats.org/drawingml/2006/picture">
+                <pic:pic>
+                  <pic:nvPicPr>
+                    <pic:cNvPr id="0" name="fig2_loss_ablation.png"/>
+                    <pic:cNvPicPr/>
+                  </pic:nvPicPr>
+                  <pic:blipFill>
+                    <a:blip r:embed="rId11"/>
+                    <a:stretch>
+                      <a:fillRect/>
+                    </a:stretch>
+                  </pic:blipFill>
+                  <pic:spPr>
+                    <a:xfrm>
+                      <a:off x="0" y="0"/>
+                      <a:ext cx="5940000" cy="3355000"/>
+                    </a:xfrm>
+                    <a:prstGeom prst="rect"/>
+                  </pic:spPr>
+                </pic:pic>
+              </a:graphicData>
+            </a:graphic>
+          </wp:inline>
+        </w:drawing>
       </w:r>
-      <w:bookmarkEnd w:id="102"/>
     </w:p>
     <w:p>
       <w:pPr>
@@ -12814,7 +12858,7 @@
           <w:color w:val="000000"/>
           <w:sz w:val="21"/>
         </w:rPr>
-        <w:t>Direct 的主预测仍使用学习 OT，只把 cross 解码器的输入改为未运输的病理槽。因此 Full 与 Direct 比较检验“辅助重建是否从预测所用的运输对齐中受益”，不是有无 cross 重建。BLCA 的 Full 为 0.7238，Direct 为 0.7029，提高 0.0209，即 2.09 个百分点；KIRC 从 0.8030 到 0.8224，提高 1.94 个百分点。当前两队列的平均结果均支持保留运输对齐的重建输入。</w:t>
+        <w:t>Direct 的主预测仍使用学习 OT，只把 cross 解码器的输入改为未运输的病理槽。因此 Full 与 Direct 比较检验“辅助重建是否从预测所用的运输对齐中受益”，不是有无 cross 重建。BLCA 的 Full 为 0.7238，Direct 为 0.7029，提高 0.0209，即 2.09 个百分点；KIRC 从 0.8030 到 0.8224，提高 1.93 个百分点。当前两队列的平均结果均支持保留运输对齐的重建输入。</w:t>
       </w:r>
     </w:p>
     <w:p>
@@ -12828,7 +12872,7 @@
           <w:color w:val="000000"/>
           <w:sz w:val="21"/>
         </w:rPr>
-        <w:t>Independent 保留两侧槽与学习边际，将非独立的联合运输计划替换为边际乘积，并同时用于风险预测和 cross 重建。Full 相对 Independent 在 BLCA 提高 1.45 个百分点，在 KIRC 提高 1.70 个百分点。这一对照支持学习联合匹配的任务价值；由于它改变预测与重建两个位置，不能把差值单独归因于某一个位置。</w:t>
+        <w:t>Independent 保留两侧槽与学习边际，将非独立的联合运输计划替换为边际乘积，并同时用于风险预测和 cross 重建。Full 相对 Independent 在 BLCA 提高 1.46 个百分点，在 KIRC 提高 1.70 个百分点。这一对照支持学习联合匹配的任务价值；由于它改变预测与重建两个位置，不能把差值单独归因于某一个位置。</w:t>
       </w:r>
     </w:p>
     <w:p>
@@ -12848,21 +12892,43 @@
     <w:p>
       <w:pPr>
         <w:keepNext/>
-        <w:spacing w:before="240" w:after="1280"/>
         <w:ind w:firstLine="0"/>
         <w:jc w:val="center"/>
       </w:pPr>
-      <w:bookmarkStart w:id="103" w:name="figure_pending_3"/>
       <w:r>
-        <w:rPr>
-          <w:rFonts w:ascii="Times New Roman" w:hAnsi="Times New Roman" w:eastAsia="宋体"/>
-          <w:b w:val="0"/>
-          <w:color w:val="000000"/>
-          <w:sz w:val="18"/>
-        </w:rPr>
-        <w:t>图 3 待插入</w:t>
+        <w:drawing>
+          <wp:inline xmlns:a="http://schemas.openxmlformats.org/drawingml/2006/main" xmlns:pic="http://schemas.openxmlformats.org/drawingml/2006/picture">
+            <wp:extent cx="5940000" cy="5170000"/>
+            <wp:docPr id="3" name="Picture 3" descr="Full 与重训控制臂的逐折 C-index 及差值"/>
+            <wp:cNvGraphicFramePr>
+              <a:graphicFrameLocks noChangeAspect="1"/>
+            </wp:cNvGraphicFramePr>
+            <a:graphic>
+              <a:graphicData uri="http://schemas.openxmlformats.org/drawingml/2006/picture">
+                <pic:pic>
+                  <pic:nvPicPr>
+                    <pic:cNvPr id="0" name="fig3_trained_controls.png"/>
+                    <pic:cNvPicPr/>
+                  </pic:nvPicPr>
+                  <pic:blipFill>
+                    <a:blip r:embed="rId12"/>
+                    <a:stretch>
+                      <a:fillRect/>
+                    </a:stretch>
+                  </pic:blipFill>
+                  <pic:spPr>
+                    <a:xfrm>
+                      <a:off x="0" y="0"/>
+                      <a:ext cx="5940000" cy="5170000"/>
+                    </a:xfrm>
+                    <a:prstGeom prst="rect"/>
+                  </pic:spPr>
+                </pic:pic>
+              </a:graphicData>
+            </a:graphic>
+          </wp:inline>
+        </w:drawing>
       </w:r>
-      <w:bookmarkEnd w:id="103"/>
     </w:p>
     <w:p>
       <w:pPr>
@@ -12877,7 +12943,7 @@
           <w:color w:val="000000"/>
           <w:sz w:val="18"/>
         </w:rPr>
-        <w:t>图 3 Full 相对训练对照的逐折变化。BLCA 与 KIRC 分开显示 Full、Direct、Independent，按相同 fold 连线；同时报告五折平均绝对差。Full 折值来自损失消融记录，控制臂来自重跑审计记录，最终合图需核对同折患者、结局、配置和评分口径。图不预设每一折都提高，不添加未经有效检验支持的显著性星号。</w:t>
+        <w:t>图 3 Full 相对训练对照的逐折变化。BLCA 与 KIRC 分开显示 Full、Direct、Independent，按相同 fold 连线；同时报告五折均值差（Full−control）。Full 使用图 4 源 JSON 中的事实逐折成绩，与损失消融的四位记录一致；控制臂来自重跑审计记录。均值差按未四舍五入的逐折成绩计算，最终公平比较仍需完成 Full 与控制臂的患者、结局和配置配对核对。图不预设每一折都提高，不添加未经有效检验支持的显著性星号。</w:t>
       </w:r>
     </w:p>
     <w:p>
@@ -14064,7 +14130,7 @@
         <w:drawing>
           <wp:inline xmlns:a="http://schemas.openxmlformats.org/drawingml/2006/main" xmlns:pic="http://schemas.openxmlformats.org/drawingml/2006/picture">
             <wp:extent cx="5940000" cy="2443434"/>
-            <wp:docPr id="1" name="Picture 1" descr="固定 Full 模型的运输计划替换，BLCA 和 KIRC 各五折"/>
+            <wp:docPr id="4" name="Picture 4" descr="固定 Full 模型的运输计划替换，BLCA 和 KIRC 各五折"/>
             <wp:cNvGraphicFramePr>
               <a:graphicFrameLocks noChangeAspect="1"/>
             </wp:cNvGraphicFramePr>
@@ -14076,7 +14142,7 @@
                     <pic:cNvPicPr/>
                   </pic:nvPicPr>
                   <pic:blipFill>
-                    <a:blip r:embed="rId10"/>
+                    <a:blip r:embed="rId13"/>
                     <a:stretch>
                       <a:fillRect/>
                     </a:stretch>
@@ -14185,21 +14251,43 @@
     <w:p>
       <w:pPr>
         <w:keepNext/>
-        <w:spacing w:before="240" w:after="1280"/>
         <w:ind w:firstLine="0"/>
         <w:jc w:val="center"/>
       </w:pPr>
-      <w:bookmarkStart w:id="105" w:name="figure_pending_5"/>
       <w:r>
-        <w:rPr>
-          <w:rFonts w:ascii="Times New Roman" w:hAnsi="Times New Roman" w:eastAsia="宋体"/>
-          <w:b w:val="0"/>
-          <w:color w:val="000000"/>
-          <w:sz w:val="18"/>
-        </w:rPr>
-        <w:t>图 5 待插入</w:t>
+        <w:drawing>
+          <wp:inline xmlns:a="http://schemas.openxmlformats.org/drawingml/2006/main" xmlns:pic="http://schemas.openxmlformats.org/drawingml/2006/picture">
+            <wp:extent cx="5940000" cy="5841000"/>
+            <wp:docPr id="5" name="Picture 5" descr="BLCA Full 五折总体高低风险生存曲线"/>
+            <wp:cNvGraphicFramePr>
+              <a:graphicFrameLocks noChangeAspect="1"/>
+            </wp:cNvGraphicFramePr>
+            <a:graphic>
+              <a:graphicData uri="http://schemas.openxmlformats.org/drawingml/2006/picture">
+                <pic:pic>
+                  <pic:nvPicPr>
+                    <pic:cNvPr id="0" name="km_blca_exp6_oof.png"/>
+                    <pic:cNvPicPr/>
+                  </pic:nvPicPr>
+                  <pic:blipFill>
+                    <a:blip r:embed="rId14"/>
+                    <a:stretch>
+                      <a:fillRect/>
+                    </a:stretch>
+                  </pic:blipFill>
+                  <pic:spPr>
+                    <a:xfrm>
+                      <a:off x="0" y="0"/>
+                      <a:ext cx="5940000" cy="5841000"/>
+                    </a:xfrm>
+                    <a:prstGeom prst="rect"/>
+                  </pic:spPr>
+                </pic:pic>
+              </a:graphicData>
+            </a:graphic>
+          </wp:inline>
+        </w:drawing>
       </w:r>
-      <w:bookmarkEnd w:id="105"/>
     </w:p>
     <w:p>
       <w:pPr>
@@ -14214,7 +14302,64 @@
           <w:color w:val="000000"/>
           <w:sz w:val="18"/>
         </w:rPr>
-        <w:t>图 5 各癌种总体高低风险 KM 曲线。每个癌种一个面板，蓝色为低风险、红色为高风险；分组依据各患者对应折模型的训练风险中位数，汇总五折组别后计算生存曲线。展示删失标记、名义 95% 置信区间和在险人数。曲线检查开发阶段的风险分层，不替代独立测试或临床效用评价。</w:t>
+        <w:t>图 5a BLCA 总体高低风险 KM 曲线。共 380 名验证患者，低风险 172 人、高风险 208 人；蓝色为低风险、红色为高风险。每折按训练患者风险中位数固定分组阈值，再汇总验证患者组别与结局；展示删失标记、名义 95% 置信区间和在险人数。</w:t>
+      </w:r>
+    </w:p>
+    <w:p>
+      <w:pPr>
+        <w:keepNext/>
+        <w:ind w:firstLine="0"/>
+        <w:jc w:val="center"/>
+      </w:pPr>
+      <w:r>
+        <w:drawing>
+          <wp:inline xmlns:a="http://schemas.openxmlformats.org/drawingml/2006/main" xmlns:pic="http://schemas.openxmlformats.org/drawingml/2006/picture">
+            <wp:extent cx="5940000" cy="5841000"/>
+            <wp:docPr id="6" name="Picture 6" descr="KIRC Full 五折总体高低风险生存曲线"/>
+            <wp:cNvGraphicFramePr>
+              <a:graphicFrameLocks noChangeAspect="1"/>
+            </wp:cNvGraphicFramePr>
+            <a:graphic>
+              <a:graphicData uri="http://schemas.openxmlformats.org/drawingml/2006/picture">
+                <pic:pic>
+                  <pic:nvPicPr>
+                    <pic:cNvPr id="0" name="km_kirc_exp6_oof.png"/>
+                    <pic:cNvPicPr/>
+                  </pic:nvPicPr>
+                  <pic:blipFill>
+                    <a:blip r:embed="rId15"/>
+                    <a:stretch>
+                      <a:fillRect/>
+                    </a:stretch>
+                  </pic:blipFill>
+                  <pic:spPr>
+                    <a:xfrm>
+                      <a:off x="0" y="0"/>
+                      <a:ext cx="5940000" cy="5841000"/>
+                    </a:xfrm>
+                    <a:prstGeom prst="rect"/>
+                  </pic:spPr>
+                </pic:pic>
+              </a:graphicData>
+            </a:graphic>
+          </wp:inline>
+        </w:drawing>
+      </w:r>
+    </w:p>
+    <w:p>
+      <w:pPr>
+        <w:keepLines/>
+        <w:spacing w:line="264" w:lineRule="auto"/>
+        <w:ind w:firstLine="0"/>
+      </w:pPr>
+      <w:r>
+        <w:rPr>
+          <w:rFonts w:ascii="Times New Roman" w:hAnsi="Times New Roman" w:eastAsia="宋体"/>
+          <w:b w:val="0"/>
+          <w:color w:val="000000"/>
+          <w:sz w:val="18"/>
+        </w:rPr>
+        <w:t>图 5b KIRC 总体高低风险 KM 曲线。共 488 名验证患者，低风险 225 人、高风险 263 人。分组与显示口径同图 5a；两图均基于验证集选择的 checkpoint，不替代独立测试或临床效用评价，当前未报告 log-rank p 值。</w:t>
       </w:r>
     </w:p>
     <w:p>
@@ -14228,7 +14373,7 @@
           <w:color w:val="000000"/>
           <w:sz w:val="21"/>
         </w:rPr>
-        <w:t>图 5 待插入后补充具体分离情况与统计量。本文不在尚无曲线时声称两组已显著分离。</w:t>
+        <w:t>两队列中，高风险组的生存曲线整体低于低风险组，呈现开发阶段的预后分层趋势。曲线末端随在险人数减少而具有更大不确定性；本次未启用 log-rank 显示，因此不报告检验 p 值或独立测试显著性。</w:t>
       </w:r>
     </w:p>
     <w:p>
@@ -14257,7 +14402,7 @@
           <w:color w:val="000000"/>
           <w:sz w:val="21"/>
         </w:rPr>
-        <w:t>病例清单和全队列 attention 尚待导出，以下固定分析流程。病例选择采用资源完整性优先、患者 ID 排序的规则，在查看结局和解释图之前冻结 BLCA/KIRC 各 1–2 名验证患者。模型导出实际采样行号、病理/组学槽 attention 与运输计划；坐标必须与原特征同行序，padding 和重复 patch 在显示阶段排除。Top-5 组织块来自原始 WSI 或可逐行索引的提取 patch，不以缩略图放大替代。</w:t>
+        <w:t>病例分析接入 BLCA 验证患者 TCGA-2F-A9KP（fold1，Full，seed=3）的导出结果，病例 ID 与 export 元数据核对一致。现有材料包含八个组学槽对 329 条通路的聚合权重，以及病理槽与组学槽的事实运输计划。完整组织解释还需要原切片或缩略图、特征与坐标同行序证据及实际 Top-5 组织块；当前资源不足，图 6 仅展示已完成的非组织子图，不赋予自动病理诊断标签。KIRC 病例组织图也暂未纳入。</w:t>
       </w:r>
     </w:p>
     <w:p>
@@ -14271,7 +14416,7 @@
           <w:color w:val="000000"/>
           <w:sz w:val="21"/>
         </w:rPr>
-        <w:t>组学槽的空间关联通过实际 OT 运输病理槽 attention 得到。设病理 attention 为 A，各阶段几何平均计划采用式（7）的定义，则：</w:t>
+        <w:t>对于后续组织图，组学槽的空间关联通过实际 OT 运输病理槽 attention 得到。设病理 attention 为 A，各阶段几何平均计划采用式（7）的定义，则：</w:t>
       </w:r>
     </w:p>
     <w:p>
@@ -14867,21 +15012,43 @@
     <w:p>
       <w:pPr>
         <w:keepNext/>
-        <w:spacing w:before="240" w:after="1280"/>
         <w:ind w:firstLine="0"/>
         <w:jc w:val="center"/>
       </w:pPr>
-      <w:bookmarkStart w:id="106" w:name="figure_pending_6"/>
       <w:r>
-        <w:rPr>
-          <w:rFonts w:ascii="Times New Roman" w:hAnsi="Times New Roman" w:eastAsia="宋体"/>
-          <w:b w:val="0"/>
-          <w:color w:val="000000"/>
-          <w:sz w:val="18"/>
-        </w:rPr>
-        <w:t>图 6 待插入</w:t>
+        <w:drawing>
+          <wp:inline xmlns:a="http://schemas.openxmlformats.org/drawingml/2006/main" xmlns:pic="http://schemas.openxmlformats.org/drawingml/2006/picture">
+            <wp:extent cx="5555041" cy="7632000"/>
+            <wp:docPr id="7" name="Picture 7" descr="BLCA 病例 TCGA-2F-A9KP 的通路到组学槽注意力矩阵"/>
+            <wp:cNvGraphicFramePr>
+              <a:graphicFrameLocks noChangeAspect="1"/>
+            </wp:cNvGraphicFramePr>
+            <a:graphic>
+              <a:graphicData uri="http://schemas.openxmlformats.org/drawingml/2006/picture">
+                <pic:pic>
+                  <pic:nvPicPr>
+                    <pic:cNvPr id="0" name="pathway_slot_map.png"/>
+                    <pic:cNvPicPr/>
+                  </pic:nvPicPr>
+                  <pic:blipFill>
+                    <a:blip r:embed="rId16"/>
+                    <a:stretch>
+                      <a:fillRect/>
+                    </a:stretch>
+                  </pic:blipFill>
+                  <pic:spPr>
+                    <a:xfrm>
+                      <a:off x="0" y="0"/>
+                      <a:ext cx="5555041" cy="7632000"/>
+                    </a:xfrm>
+                    <a:prstGeom prst="rect"/>
+                  </pic:spPr>
+                </pic:pic>
+              </a:graphicData>
+            </a:graphic>
+          </wp:inline>
+        </w:drawing>
       </w:r>
-      <w:bookmarkEnd w:id="106"/>
     </w:p>
     <w:p>
       <w:pPr>
@@ -14896,41 +15063,49 @@
           <w:color w:val="000000"/>
           <w:sz w:val="18"/>
         </w:rPr>
-        <w:t>图 6 BLCA/KIRC 验证病例的解释大图。展示 WSI 与实际采样覆盖、病理槽空间权重和 Top-5 组织块、经 OT 投影的组学槽空间权重、通路 attention 与实际运输矩阵。颜色表示关联权重，不能视为组织分割或因果贡献。缺少专家标注时不添加自动病理诊断标签。</w:t>
-      </w:r>
-    </w:p>
-    <w:p>
-      <w:pPr>
-        <w:jc w:val="both"/>
-      </w:pPr>
-      <w:r>
-        <w:rPr>
-          <w:rFonts w:ascii="Times New Roman" w:hAnsi="Times New Roman" w:eastAsia="宋体"/>
-          <w:b w:val="0"/>
-          <w:color w:val="000000"/>
-          <w:sz w:val="21"/>
-        </w:rPr>
-        <w:t>队列分析对全部验证患者导出组学槽 attention，并用每折训练风险四分位阈值划分 Q1–Q4。不同 fold 的槽编号不假设已对齐；先对每名患者的组学槽归一化 attention 等权平均，再按真实通路名称及签名定义对齐，计算风险组内患者等权均值。患者只贡献一次，删失者可按预测风险分组，其随访时间不当作已知死亡时间。</w:t>
+        <w:t>图 6a TCGA-2F-A9KP 的通路—槽聚合矩阵。列为八个组学槽，行为按最大权重槽排序的 329 条通路，颜色保留原始 attention。该图描述模型聚合关联，不代表实测基因表达或组织分割。</w:t>
       </w:r>
     </w:p>
     <w:p>
       <w:pPr>
         <w:keepNext/>
-        <w:spacing w:before="240" w:after="1280"/>
         <w:ind w:firstLine="0"/>
         <w:jc w:val="center"/>
       </w:pPr>
-      <w:bookmarkStart w:id="107" w:name="figure_pending_7"/>
       <w:r>
-        <w:rPr>
-          <w:rFonts w:ascii="Times New Roman" w:hAnsi="Times New Roman" w:eastAsia="宋体"/>
-          <w:b w:val="0"/>
-          <w:color w:val="000000"/>
-          <w:sz w:val="18"/>
-        </w:rPr>
-        <w:t>图 7 待插入</w:t>
+        <w:drawing>
+          <wp:inline xmlns:a="http://schemas.openxmlformats.org/drawingml/2006/main" xmlns:pic="http://schemas.openxmlformats.org/drawingml/2006/picture">
+            <wp:extent cx="5940000" cy="1762364"/>
+            <wp:docPr id="8" name="Picture 8" descr="BLCA 病例的学习运输计划、同边际独立计划与差值"/>
+            <wp:cNvGraphicFramePr>
+              <a:graphicFrameLocks noChangeAspect="1"/>
+            </wp:cNvGraphicFramePr>
+            <a:graphic>
+              <a:graphicData uri="http://schemas.openxmlformats.org/drawingml/2006/picture">
+                <pic:pic>
+                  <pic:nvPicPr>
+                    <pic:cNvPr id="0" name="transport_association.png"/>
+                    <pic:cNvPicPr/>
+                  </pic:nvPicPr>
+                  <pic:blipFill>
+                    <a:blip r:embed="rId17"/>
+                    <a:stretch>
+                      <a:fillRect/>
+                    </a:stretch>
+                  </pic:blipFill>
+                  <pic:spPr>
+                    <a:xfrm>
+                      <a:off x="0" y="0"/>
+                      <a:ext cx="5940000" cy="1762364"/>
+                    </a:xfrm>
+                    <a:prstGeom prst="rect"/>
+                  </pic:spPr>
+                </pic:pic>
+              </a:graphicData>
+            </a:graphic>
+          </wp:inline>
+        </w:drawing>
       </w:r>
-      <w:bookmarkEnd w:id="107"/>
     </w:p>
     <w:p>
       <w:pPr>
@@ -14945,7 +15120,7 @@
           <w:color w:val="000000"/>
           <w:sz w:val="18"/>
         </w:rPr>
-        <w:t>图 7 BLCA/KIRC 队列通路参与热图。展示训练阈值定义的验证风险四组及各组人数、事件/删失数；颜色为平均槽聚合权重。主图使用各组 Top-10 通路并集，完整矩阵放补充。风险分组不同于 SlotSPE 按观察生存时间分组的图；权重变化不解释为表达量或风险贡献变化。</w:t>
+        <w:t>图 6b 同一病例的病理槽—组学槽运输关联。左为学习运输，中央为同事实边际构造的独立计划，右为两者之差；各阶段先平均几何分支，再按事实阶段门控融合。差值矩阵的最大绝对值约为 0.0214。运输关联本身不证明因果或模块预测收益，真实组织空间图与 Top-5 组织块仍待补齐。</w:t>
       </w:r>
     </w:p>
     <w:p>
@@ -14959,7 +15134,149 @@
           <w:color w:val="000000"/>
           <w:sz w:val="21"/>
         </w:rPr>
-        <w:t>图 6–7 的病例、通路与组织含义待真实图像和必要注释到齐后填写。现有 attention 提供描述性计算关联；本文不提前指定哪类组织或通路解释了性能提升。</w:t>
+        <w:t>队列分析使用五折全部验证患者导出的组学槽 attention。各折内按验证患者预测风险的 midrank 百分位划分 Q1–Q4，从低风险到高风险排列；并列风险保留相同百分位，因此组人数不要求完全相等。该分组用于描述性队列展示，与图 5 使用训练风险中位数的高低二分口径不同。不同 fold 的槽编号不假设已对齐；先对每名患者的八个组学槽 attention 等权平均，再按真实通路名称对齐，计算组内患者等权均值。每名患者只贡献一次；删失者按预测风险分组，其随访时间不当作已知死亡时间。</w:t>
+      </w:r>
+    </w:p>
+    <w:p>
+      <w:pPr>
+        <w:jc w:val="both"/>
+      </w:pPr>
+      <w:r>
+        <w:rPr>
+          <w:rFonts w:ascii="Times New Roman" w:hAnsi="Times New Roman" w:eastAsia="宋体"/>
+          <w:b w:val="0"/>
+          <w:color w:val="000000"/>
+          <w:sz w:val="21"/>
+        </w:rPr>
+        <w:t>每组按平均 attention 选取 Top-10 通路并取并集，BLCA 共 29 条，KIRC 共 33 条。图 7 主图显示绝对注意力差值：每条通路在某风险组的平均权重，减去该通路四个风险组均值的等权平均。四组不按患者人数加权，也不做逐行标准差归一化。红色表示高于该通路的四组平均，蓝色表示低于平均；色标为绝对 attention 单位，各癌种范围分别标注。原始平均权重见补充图 S3。</w:t>
+      </w:r>
+    </w:p>
+    <w:p>
+      <w:pPr>
+        <w:keepNext/>
+        <w:ind w:firstLine="0"/>
+        <w:jc w:val="center"/>
+      </w:pPr>
+      <w:r>
+        <w:drawing>
+          <wp:inline xmlns:a="http://schemas.openxmlformats.org/drawingml/2006/main" xmlns:pic="http://schemas.openxmlformats.org/drawingml/2006/picture">
+            <wp:extent cx="5846782" cy="7631999"/>
+            <wp:docPr id="9" name="Picture 9" descr="BLCA 队列通路注意力的绝对组间差值"/>
+            <wp:cNvGraphicFramePr>
+              <a:graphicFrameLocks noChangeAspect="1"/>
+            </wp:cNvGraphicFramePr>
+            <a:graphic>
+              <a:graphicData uri="http://schemas.openxmlformats.org/drawingml/2006/picture">
+                <pic:pic>
+                  <pic:nvPicPr>
+                    <pic:cNvPr id="0" name="fig7_attention_difference_blca.png"/>
+                    <pic:cNvPicPr/>
+                  </pic:nvPicPr>
+                  <pic:blipFill>
+                    <a:blip r:embed="rId18"/>
+                    <a:stretch>
+                      <a:fillRect/>
+                    </a:stretch>
+                  </pic:blipFill>
+                  <pic:spPr>
+                    <a:xfrm>
+                      <a:off x="0" y="0"/>
+                      <a:ext cx="5846782" cy="7631999"/>
+                    </a:xfrm>
+                    <a:prstGeom prst="rect"/>
+                  </pic:spPr>
+                </pic:pic>
+              </a:graphicData>
+            </a:graphic>
+          </wp:inline>
+        </w:drawing>
+      </w:r>
+    </w:p>
+    <w:p>
+      <w:pPr>
+        <w:keepLines/>
+        <w:spacing w:line="264" w:lineRule="auto"/>
+        <w:ind w:firstLine="0"/>
+      </w:pPr>
+      <w:r>
+        <w:rPr>
+          <w:rFonts w:ascii="Times New Roman" w:hAnsi="Times New Roman" w:eastAsia="宋体"/>
+          <w:b w:val="0"/>
+          <w:color w:val="000000"/>
+          <w:sz w:val="18"/>
+        </w:rPr>
+        <w:t>图 7a BLCA 通路注意力差值。380 名验证患者的 Q1–Q4 各 95 人，显示 29 条入选通路。色标关于零对称，最大绝对差值为 3.61×10⁻⁵；未标准化为 z-score，不添加显著性星号。</w:t>
+      </w:r>
+    </w:p>
+    <w:p>
+      <w:pPr>
+        <w:keepNext/>
+        <w:ind w:firstLine="0"/>
+        <w:jc w:val="center"/>
+      </w:pPr>
+      <w:r>
+        <w:drawing>
+          <wp:inline xmlns:a="http://schemas.openxmlformats.org/drawingml/2006/main" xmlns:pic="http://schemas.openxmlformats.org/drawingml/2006/picture">
+            <wp:extent cx="5428165" cy="7632000"/>
+            <wp:docPr id="10" name="Picture 10" descr="KIRC 队列通路注意力的绝对组间差值"/>
+            <wp:cNvGraphicFramePr>
+              <a:graphicFrameLocks noChangeAspect="1"/>
+            </wp:cNvGraphicFramePr>
+            <a:graphic>
+              <a:graphicData uri="http://schemas.openxmlformats.org/drawingml/2006/picture">
+                <pic:pic>
+                  <pic:nvPicPr>
+                    <pic:cNvPr id="0" name="fig7_attention_difference_kirc.png"/>
+                    <pic:cNvPicPr/>
+                  </pic:nvPicPr>
+                  <pic:blipFill>
+                    <a:blip r:embed="rId19"/>
+                    <a:stretch>
+                      <a:fillRect/>
+                    </a:stretch>
+                  </pic:blipFill>
+                  <pic:spPr>
+                    <a:xfrm>
+                      <a:off x="0" y="0"/>
+                      <a:ext cx="5428165" cy="7632000"/>
+                    </a:xfrm>
+                    <a:prstGeom prst="rect"/>
+                  </pic:spPr>
+                </pic:pic>
+              </a:graphicData>
+            </a:graphic>
+          </wp:inline>
+        </w:drawing>
+      </w:r>
+    </w:p>
+    <w:p>
+      <w:pPr>
+        <w:keepLines/>
+        <w:spacing w:line="264" w:lineRule="auto"/>
+        <w:ind w:firstLine="0"/>
+      </w:pPr>
+      <w:r>
+        <w:rPr>
+          <w:rFonts w:ascii="Times New Roman" w:hAnsi="Times New Roman" w:eastAsia="宋体"/>
+          <w:b w:val="0"/>
+          <w:color w:val="000000"/>
+          <w:sz w:val="18"/>
+        </w:rPr>
+        <w:t>图 7b KIRC 通路注意力差值。488 名验证患者的 Q1–Q4 分别为 120、123、122、123 人，显示 33 条入选通路；最大绝对差值为 1.45×10⁻⁴。其色标范围与图 7a 不同，跨癌种比较应读取数值，不能直接比较颜色深浅。</w:t>
+      </w:r>
+    </w:p>
+    <w:p>
+      <w:pPr>
+        <w:jc w:val="both"/>
+      </w:pPr>
+      <w:r>
+        <w:rPr>
+          <w:rFonts w:ascii="Times New Roman" w:hAnsi="Times New Roman" w:eastAsia="宋体"/>
+          <w:b w:val="0"/>
+          <w:color w:val="000000"/>
+          <w:sz w:val="21"/>
+        </w:rPr>
+        <w:t>所展示通路的原始组均值在 BLCA 为 0.0030188–0.0030858，在 KIRC 为 0.0028853–0.0032756；BLCA 尤其集中，采用零起点的原始色标时呈近乎一致的红色。差值主图呈现的是这种较小的组间偏离，不能据其颜色对比声称大幅生物学差异。通路由当前验证队列的 attention 挑选，现有结果提供描述性计算关联；本文不据此指定哪类组织或通路解释了性能提升，也不把这些权重解释为基因表达量或因果风险贡献。</w:t>
       </w:r>
     </w:p>
     <w:p>
@@ -15116,7 +15433,7 @@
           <w:color w:val="000000"/>
           <w:sz w:val="21"/>
         </w:rPr>
-        <w:t>DCT 以模态内共享原型组织槽表示，在紧凑槽空间学习阶段条件多几何运输，并复用预测计划执行运输感知通路重建。UNI2-h 十队列记录的平均 C-index 为 0.7030；BLCA/KIRC 的完整目标相对同架构仅 NLL 分别提高 2.37 和 1.04 个百分点。重跑控制臂的平均比较进一步支持重建中的运输对齐和学习联合计划的任务价值。本文将这些结果限定于当前单 seed 最佳验证协议，同时报告固定模型在同边缘计划替换下的低敏感性，并通过待补的风险分层、病例与队列解释图继续检查计算机制，不将描述性热图作为因果或临床验证。</w:t>
+        <w:t>DCT 以模态内共享原型组织槽表示，在紧凑槽空间学习阶段条件多几何运输，并复用预测计划执行运输感知通路重建。UNI2-h 十队列记录的平均 C-index 为 0.7030；BLCA/KIRC 的完整目标相对同架构仅 NLL 分别提高 2.37 和 1.04 个百分点。重跑控制臂的平均比较进一步支持重建中的运输对齐和学习联合计划的任务价值。本文将这些结果限定于当前单 seed 最佳验证协议，同时报告固定模型在同边缘计划替换下的低敏感性，并结合风险分层、病例槽通路与队列注意力差值图描述模型关联；组织图与进一步机制验证仍待完整核验，不将描述性热图作为因果或临床验证。</w:t>
       </w:r>
     </w:p>
     <w:p>
@@ -15149,7 +15466,7 @@
         </w:rPr>
         <w:t xml:space="preserve">[1] Chen RJ, Lu MY, Weng WH, et al. Multimodal Co-Attention Transformer for Survival Prediction in Gigapixel Whole Slide Images. ICCV, 2021: 4015–4025. </w:t>
       </w:r>
-      <w:hyperlink r:id="rId11">
+      <w:hyperlink r:id="rId20">
         <w:r>
           <w:t>出版页面</w:t>
         </w:r>
@@ -15179,7 +15496,7 @@
         </w:rPr>
         <w:t xml:space="preserve">[2] Xu Y, Chen H. Multimodal Optimal Transport-based Co-Attention Transformer with Global Structure Consistency for Survival Prediction. ICCV, 2023. </w:t>
       </w:r>
-      <w:hyperlink r:id="rId12">
+      <w:hyperlink r:id="rId21">
         <w:r>
           <w:t>论文原文</w:t>
         </w:r>
@@ -15209,7 +15526,7 @@
         </w:rPr>
         <w:t xml:space="preserve">[3] Zhang Y, Li N, Yang C, Schmidhuber J, Gao X. Structural Prognostic Event Modeling for Multimodal Cancer Survival Analysis. ICLR, 2026; arXiv:2512.01116. </w:t>
       </w:r>
-      <w:hyperlink r:id="rId13">
+      <w:hyperlink r:id="rId22">
         <w:r>
           <w:t>作者论文</w:t>
         </w:r>
@@ -15239,7 +15556,7 @@
         </w:rPr>
         <w:t xml:space="preserve">[4] Locatello F, Weissenborn D, Unterthiner T, et al. Object-Centric Learning with Slot Attention. NeurIPS, 2020. </w:t>
       </w:r>
-      <w:hyperlink r:id="rId14">
+      <w:hyperlink r:id="rId23">
         <w:r>
           <w:t>出版页面</w:t>
         </w:r>
@@ -15269,7 +15586,7 @@
         </w:rPr>
         <w:t xml:space="preserve">[5] Cuturi M. Sinkhorn Distances: Lightspeed Computation of Optimal Transport. NeurIPS, 2013. </w:t>
       </w:r>
-      <w:hyperlink r:id="rId15">
+      <w:hyperlink r:id="rId24">
         <w:r>
           <w:t>出版页面</w:t>
         </w:r>
@@ -15299,7 +15616,7 @@
         </w:rPr>
         <w:t xml:space="preserve">[6] Gensheimer MF, Narasimhan B. A scalable discrete-time survival model for neural networks. PeerJ, 2019;7:e6257. </w:t>
       </w:r>
-      <w:hyperlink r:id="rId16">
+      <w:hyperlink r:id="rId25">
         <w:r>
           <w:t>论文原文</w:t>
         </w:r>
@@ -15329,7 +15646,7 @@
         </w:rPr>
         <w:t xml:space="preserve">[7] Uno H, Cai T, Pencina MJ, D’Agostino RB, Wei LJ. On the C-statistics for evaluating overall adequacy of risk prediction procedures with censored survival data. Statistics in Medicine, 2011;30:1105–1117. </w:t>
       </w:r>
-      <w:hyperlink r:id="rId17">
+      <w:hyperlink r:id="rId26">
         <w:r>
           <w:t>开放原文</w:t>
         </w:r>
@@ -15359,7 +15676,7 @@
         </w:rPr>
         <w:t xml:space="preserve">[8] Mahmood Lab. UNI and UNI2 official model repository. </w:t>
       </w:r>
-      <w:hyperlink r:id="rId18">
+      <w:hyperlink r:id="rId27">
         <w:r>
           <w:t>官方模型与版本说明</w:t>
         </w:r>
@@ -20146,7 +20463,7 @@
           <w:color w:val="000000"/>
           <w:sz w:val="21"/>
         </w:rPr>
-        <w:t>图 4 已接入 commit 24f3f10 提交的十折 sweep JSON，图 1–3、5–7 保留空位。图 4 的论文版仅从这些 JSON 重绘，将旧图内的 Figure 3 标签去除，并统一使用样本标准差；未运行模型。源 JSON 没有 schema_version、checkpoint hash、患者清单、训练人数或逐患者最佳预测对齐记录，日期按 Git 提交 2026-10-07 标识，不能用本地检出时间推断服务器训练时间。原始图和 JSON 保留。尚无真实图时不写病例通路、KM 显著性或效率数值。其余图像到齐后，须核对 source_data、患者/fold、checkpoint、单位、通路名和颜色，再完成对应结果段。</w:t>
+        <w:t>图 1–7 已接入现有真实数值或代码对应示意，其中图 6 仅包含已完成的 BLCA 病例通路和运输子图，组织空间图、Top-5 组织块与 KIRC 病例图仍待补齐。图 2、3、7 与补充图 S3 由已保存记录重绘，原始图片和 JSON 保留，来源 hash 与数值快照见 figures/v313_manuscript_integrated/manifest.json。图 3 差值按未四舍五入的原始折值计算；原稿先对均值四舍五入再相减产生的末位差异同步修正，实验成绩不变。图 4 继续使用 commit 24f3f10 的十折 sweep JSON，缺少患者级最佳预测对齐与边缘残差记录的限制保持不变。图 5 与图 7 分别使用训练风险中位数和折内验证风险百分位分组；人数以对应患者 JSON/CSV 为准，不采用历史执行报告中的不一致组数。新增服务器实验的进度报告不替代原始逐折结果，未将尚未同步核验的结论填入正文。本次论文接图不运行模型，也不填写未经实测的 KM 显著性、组织诊断或效率优势。</w:t>
       </w:r>
     </w:p>
     <w:p>
@@ -20470,7 +20787,7 @@
                 <w:color w:val="000000"/>
                 <w:sz w:val="19"/>
               </w:rPr>
-              <w:t>结果 4.4</w:t>
+              <w:t>结果 4.4，已插入</w:t>
             </w:r>
           </w:p>
         </w:tc>
@@ -20505,7 +20822,7 @@
                 <w:color w:val="000000"/>
                 <w:sz w:val="19"/>
               </w:rPr>
-              <w:t>Exp0–Exp6 五折数值，误差口径与支路权重</w:t>
+              <w:t>Exp0–Exp6 五折分布、样本标准差与历史支路权重</w:t>
             </w:r>
           </w:p>
         </w:tc>
@@ -20580,7 +20897,7 @@
                 <w:color w:val="000000"/>
                 <w:sz w:val="19"/>
               </w:rPr>
-              <w:t>结果 4.5</w:t>
+              <w:t>结果 4.5，已插入</w:t>
             </w:r>
           </w:p>
         </w:tc>
@@ -20615,7 +20932,7 @@
                 <w:color w:val="000000"/>
                 <w:sz w:val="19"/>
               </w:rPr>
-              <w:t>同折 Full/Direct/Independent 数值、配对条件说明</w:t>
+              <w:t>事实 sweep Full 与审计控制臂折值；Full-control 配对核对仍待完成</w:t>
             </w:r>
           </w:p>
         </w:tc>
@@ -20800,7 +21117,7 @@
                 <w:color w:val="000000"/>
                 <w:sz w:val="19"/>
               </w:rPr>
-              <w:t>结果 4.9，总体两组</w:t>
+              <w:t>结果 4.9，已插入两面板</w:t>
             </w:r>
           </w:p>
         </w:tc>
@@ -20835,7 +21152,7 @@
                 <w:color w:val="000000"/>
                 <w:sz w:val="19"/>
               </w:rPr>
-              <w:t>全五折验证风险/结局、各折训练阈值、患者去重清单与在险人数</w:t>
+              <w:t>全五折验证风险/结局、各折训练阈值、患者清单与在险人数</w:t>
             </w:r>
           </w:p>
         </w:tc>
@@ -20910,7 +21227,7 @@
                 <w:color w:val="000000"/>
                 <w:sz w:val="19"/>
               </w:rPr>
-              <w:t>结果 4.10</w:t>
+              <w:t>结果 4.10，非组织子图已插入</w:t>
             </w:r>
           </w:p>
         </w:tc>
@@ -20945,7 +21262,7 @@
                 <w:color w:val="000000"/>
                 <w:sz w:val="19"/>
               </w:rPr>
-              <w:t>病例 ID、原坐标、采样行、Top-5 图像、通路名和计划</w:t>
+              <w:t>BLCA 病例 ID、通路与实际运输；原坐标、组织图、Top-5 及 KIRC 病例待补</w:t>
             </w:r>
           </w:p>
         </w:tc>
@@ -21020,7 +21337,7 @@
                 <w:color w:val="000000"/>
                 <w:sz w:val="19"/>
               </w:rPr>
-              <w:t>结果 4.10</w:t>
+              <w:t>结果 4.10，已插入两面板</w:t>
             </w:r>
           </w:p>
         </w:tc>
@@ -21055,7 +21372,7 @@
                 <w:color w:val="000000"/>
                 <w:sz w:val="19"/>
               </w:rPr>
-              <w:t>全验证患者 attention、训练四分位、组人数与原始矩阵</w:t>
+              <w:t>折内验证风险百分位四组、绝对 attention 差值、组人数及原始矩阵</w:t>
             </w:r>
           </w:p>
         </w:tc>
@@ -21072,7 +21389,150 @@
           <w:color w:val="000000"/>
           <w:sz w:val="21"/>
         </w:rPr>
-        <w:t>补充的槽诊断与效率图在获得真实结果后编号为 S1、S2；校准或临床图按数据支持另行接入，不占用主图编号。所有预留图保留描述方法的图注，涉及观察结果的句子在图片与数值核验后填写。</w:t>
+        <w:t>槽诊断与效率图 S1、S2 仍待正式结果；原始队列通路平均权重已接入补充图 S3。校准或临床图按数据支持另行接入。真实组织图未完成的状态单独记录，不以已经插入的非组织病例子图替代。</w:t>
+      </w:r>
+    </w:p>
+    <w:p>
+      <w:pPr>
+        <w:pStyle w:val="Heading1"/>
+        <w:ind w:firstLine="0"/>
+      </w:pPr>
+      <w:r>
+        <w:rPr>
+          <w:rFonts w:ascii="Times New Roman" w:hAnsi="Times New Roman" w:eastAsia="黑体"/>
+          <w:b/>
+          <w:color w:val="000000"/>
+          <w:sz w:val="26"/>
+        </w:rPr>
+        <w:t>附录 D 原始通路注意力</w:t>
+      </w:r>
+    </w:p>
+    <w:p>
+      <w:pPr>
+        <w:jc w:val="both"/>
+      </w:pPr>
+      <w:r>
+        <w:rPr>
+          <w:rFonts w:ascii="Times New Roman" w:hAnsi="Times New Roman" w:eastAsia="宋体"/>
+          <w:b w:val="0"/>
+          <w:color w:val="000000"/>
+          <w:sz w:val="21"/>
+        </w:rPr>
+        <w:t>补充图 S3 保留与图 7 同一患者、同一通路顺序和同一组均值的原始平均权重。色标从零开始，显示绝对 attention，因数值集中而呈近乎一致的红色；未为增强对比改变原始权重或对行进行标准化。原始均值与图 7 的差值矩阵均保留在来源 JSON 及本次作图数值快照中。</w:t>
+      </w:r>
+    </w:p>
+    <w:p>
+      <w:pPr>
+        <w:keepNext/>
+        <w:ind w:firstLine="0"/>
+        <w:jc w:val="center"/>
+      </w:pPr>
+      <w:r>
+        <w:drawing>
+          <wp:inline xmlns:a="http://schemas.openxmlformats.org/drawingml/2006/main" xmlns:pic="http://schemas.openxmlformats.org/drawingml/2006/picture">
+            <wp:extent cx="5846782" cy="7631999"/>
+            <wp:docPr id="11" name="Picture 11" descr="BLCA 队列通路的原始平均注意力"/>
+            <wp:cNvGraphicFramePr>
+              <a:graphicFrameLocks noChangeAspect="1"/>
+            </wp:cNvGraphicFramePr>
+            <a:graphic>
+              <a:graphicData uri="http://schemas.openxmlformats.org/drawingml/2006/picture">
+                <pic:pic>
+                  <pic:nvPicPr>
+                    <pic:cNvPr id="0" name="figS3_raw_attention_blca.png"/>
+                    <pic:cNvPicPr/>
+                  </pic:nvPicPr>
+                  <pic:blipFill>
+                    <a:blip r:embed="rId28"/>
+                    <a:stretch>
+                      <a:fillRect/>
+                    </a:stretch>
+                  </pic:blipFill>
+                  <pic:spPr>
+                    <a:xfrm>
+                      <a:off x="0" y="0"/>
+                      <a:ext cx="5846782" cy="7631999"/>
+                    </a:xfrm>
+                    <a:prstGeom prst="rect"/>
+                  </pic:spPr>
+                </pic:pic>
+              </a:graphicData>
+            </a:graphic>
+          </wp:inline>
+        </w:drawing>
+      </w:r>
+    </w:p>
+    <w:p>
+      <w:pPr>
+        <w:keepLines/>
+        <w:spacing w:line="264" w:lineRule="auto"/>
+        <w:ind w:firstLine="0"/>
+      </w:pPr>
+      <w:r>
+        <w:rPr>
+          <w:rFonts w:ascii="Times New Roman" w:hAnsi="Times New Roman" w:eastAsia="宋体"/>
+          <w:b w:val="0"/>
+          <w:color w:val="000000"/>
+          <w:sz w:val="18"/>
+        </w:rPr>
+        <w:t>图 S3a BLCA 四风险组的原始平均通路 attention，组别和通路与图 7a 一致；数值范围为 0.0030188–0.0030858。</w:t>
+      </w:r>
+    </w:p>
+    <w:p>
+      <w:pPr>
+        <w:keepNext/>
+        <w:ind w:firstLine="0"/>
+        <w:jc w:val="center"/>
+      </w:pPr>
+      <w:r>
+        <w:drawing>
+          <wp:inline xmlns:a="http://schemas.openxmlformats.org/drawingml/2006/main" xmlns:pic="http://schemas.openxmlformats.org/drawingml/2006/picture">
+            <wp:extent cx="5428165" cy="7632000"/>
+            <wp:docPr id="12" name="Picture 12" descr="KIRC 队列通路的原始平均注意力"/>
+            <wp:cNvGraphicFramePr>
+              <a:graphicFrameLocks noChangeAspect="1"/>
+            </wp:cNvGraphicFramePr>
+            <a:graphic>
+              <a:graphicData uri="http://schemas.openxmlformats.org/drawingml/2006/picture">
+                <pic:pic>
+                  <pic:nvPicPr>
+                    <pic:cNvPr id="0" name="figS3_raw_attention_kirc.png"/>
+                    <pic:cNvPicPr/>
+                  </pic:nvPicPr>
+                  <pic:blipFill>
+                    <a:blip r:embed="rId29"/>
+                    <a:stretch>
+                      <a:fillRect/>
+                    </a:stretch>
+                  </pic:blipFill>
+                  <pic:spPr>
+                    <a:xfrm>
+                      <a:off x="0" y="0"/>
+                      <a:ext cx="5428165" cy="7632000"/>
+                    </a:xfrm>
+                    <a:prstGeom prst="rect"/>
+                  </pic:spPr>
+                </pic:pic>
+              </a:graphicData>
+            </a:graphic>
+          </wp:inline>
+        </w:drawing>
+      </w:r>
+    </w:p>
+    <w:p>
+      <w:pPr>
+        <w:keepLines/>
+        <w:spacing w:line="264" w:lineRule="auto"/>
+        <w:ind w:firstLine="0"/>
+      </w:pPr>
+      <w:r>
+        <w:rPr>
+          <w:rFonts w:ascii="Times New Roman" w:hAnsi="Times New Roman" w:eastAsia="宋体"/>
+          <w:b w:val="0"/>
+          <w:color w:val="000000"/>
+          <w:sz w:val="18"/>
+        </w:rPr>
+        <w:t>图 S3b KIRC 四风险组的原始平均通路 attention，组别和通路与图 7b 一致；数值范围为 0.0028853–0.0032756。</w:t>
       </w:r>
     </w:p>
     <w:sectPr>

--- a/paper/DCT_v313_初稿.docx
+++ b/paper/DCT_v313_初稿.docx
@@ -5803,7 +5803,7 @@
           <w:color w:val="000000"/>
           <w:sz w:val="23"/>
         </w:rPr>
-        <w:t>4.1 数据与评价协议</w:t>
+        <w:t>4.1 数据与实验设置</w:t>
       </w:r>
     </w:p>
     <w:p>
@@ -5864,6 +5864,20 @@
     </w:p>
     <w:p>
       <w:pPr>
+        <w:jc w:val="both"/>
+      </w:pPr>
+      <w:r>
+        <w:rPr>
+          <w:rFonts w:ascii="Times New Roman" w:hAnsi="Times New Roman" w:eastAsia="宋体"/>
+          <w:b w:val="0"/>
+          <w:color w:val="000000"/>
+          <w:sz w:val="21"/>
+        </w:rPr>
+        <w:t>共同配置使用 AdamW，学习率和权重衰减均为 0.0005，batch size 为 8，余弦调度，梯度裁剪为 1.0。隐维为 256，两种模态各 8 个槽，槽聚合迭代 3 次，运输采用 4 个潜在阶段和 3 个几何分支。自重建与跨模态重建使用共享的通路查询解码器。不同实验批次的共同条件及有效系数以历史配置和 overrides 为准，不用当前默认值替代。</w:t>
+      </w:r>
+    </w:p>
+    <w:p>
+      <w:pPr>
         <w:pStyle w:val="Heading2"/>
         <w:ind w:firstLine="0"/>
       </w:pPr>
@@ -5874,7 +5888,2798 @@
           <w:color w:val="000000"/>
           <w:sz w:val="23"/>
         </w:rPr>
-        <w:t>4.2 实现与训练目标</w:t>
+        <w:t>4.2 十队列完整模型结果</w:t>
+      </w:r>
+    </w:p>
+    <w:tbl>
+      <w:tblPr>
+        <w:tblW w:type="auto" w:w="0"/>
+        <w:jc w:val="center"/>
+        <w:tblLayout w:type="fixed"/>
+        <w:tblLook w:firstColumn="1" w:firstRow="1" w:lastColumn="0" w:lastRow="0" w:noHBand="0" w:noVBand="1" w:val="04A0"/>
+      </w:tblPr>
+      <w:tblGrid>
+        <w:gridCol w:w="1587"/>
+        <w:gridCol w:w="1134"/>
+        <w:gridCol w:w="1134"/>
+        <w:gridCol w:w="1134"/>
+        <w:gridCol w:w="1134"/>
+        <w:gridCol w:w="1134"/>
+        <w:gridCol w:w="2211"/>
+      </w:tblGrid>
+      <w:tr>
+        <w:trPr>
+          <w:cantSplit/>
+          <w:tblHeader/>
+        </w:trPr>
+        <w:tc>
+          <w:tcPr>
+            <w:tcW w:type="dxa" w:w="1587"/>
+            <w:vAlign w:val="center"/>
+            <w:shd w:fill="EDEFF2"/>
+            <w:tcBorders>
+              <w:top w:val="single" w:sz="4" w:color="D9D9D9"/>
+              <w:bottom w:val="single" w:sz="4" w:color="D9D9D9"/>
+              <w:left w:val="single" w:sz="4" w:color="D9D9D9"/>
+              <w:right w:val="single" w:sz="4" w:color="D9D9D9"/>
+            </w:tcBorders>
+            <w:tcMar>
+              <w:top w:w="70" w:type="dxa"/>
+              <w:bottom w:w="70" w:type="dxa"/>
+              <w:left w:w="70" w:type="dxa"/>
+              <w:right w:w="70" w:type="dxa"/>
+            </w:tcMar>
+          </w:tcPr>
+          <w:p>
+            <w:pPr>
+              <w:keepNext/>
+              <w:spacing w:line="259" w:lineRule="auto" w:after="80" w:before="80"/>
+              <w:ind w:firstLine="0"/>
+              <w:jc w:val="center"/>
+            </w:pPr>
+            <w:r>
+              <w:rPr>
+                <w:rFonts w:ascii="Times New Roman" w:hAnsi="Times New Roman" w:eastAsia="宋体"/>
+                <w:b/>
+                <w:color w:val="000000"/>
+                <w:sz w:val="17"/>
+              </w:rPr>
+              <w:t>队列</w:t>
+            </w:r>
+          </w:p>
+        </w:tc>
+        <w:tc>
+          <w:tcPr>
+            <w:tcW w:type="dxa" w:w="1134"/>
+            <w:vAlign w:val="center"/>
+            <w:shd w:fill="EDEFF2"/>
+            <w:tcBorders>
+              <w:top w:val="single" w:sz="4" w:color="D9D9D9"/>
+              <w:bottom w:val="single" w:sz="4" w:color="D9D9D9"/>
+              <w:left w:val="single" w:sz="4" w:color="D9D9D9"/>
+              <w:right w:val="single" w:sz="4" w:color="D9D9D9"/>
+            </w:tcBorders>
+            <w:tcMar>
+              <w:top w:w="70" w:type="dxa"/>
+              <w:bottom w:w="70" w:type="dxa"/>
+              <w:left w:w="70" w:type="dxa"/>
+              <w:right w:w="70" w:type="dxa"/>
+            </w:tcMar>
+          </w:tcPr>
+          <w:p>
+            <w:pPr>
+              <w:keepNext/>
+              <w:spacing w:line="259" w:lineRule="auto" w:after="80" w:before="80"/>
+              <w:ind w:firstLine="0"/>
+              <w:jc w:val="center"/>
+            </w:pPr>
+            <w:r>
+              <w:rPr>
+                <w:rFonts w:ascii="Times New Roman" w:hAnsi="Times New Roman" w:eastAsia="宋体"/>
+                <w:b/>
+                <w:color w:val="000000"/>
+                <w:sz w:val="17"/>
+              </w:rPr>
+              <w:t>Fold 0</w:t>
+            </w:r>
+          </w:p>
+        </w:tc>
+        <w:tc>
+          <w:tcPr>
+            <w:tcW w:type="dxa" w:w="1134"/>
+            <w:vAlign w:val="center"/>
+            <w:shd w:fill="EDEFF2"/>
+            <w:tcBorders>
+              <w:top w:val="single" w:sz="4" w:color="D9D9D9"/>
+              <w:bottom w:val="single" w:sz="4" w:color="D9D9D9"/>
+              <w:left w:val="single" w:sz="4" w:color="D9D9D9"/>
+              <w:right w:val="single" w:sz="4" w:color="D9D9D9"/>
+            </w:tcBorders>
+            <w:tcMar>
+              <w:top w:w="70" w:type="dxa"/>
+              <w:bottom w:w="70" w:type="dxa"/>
+              <w:left w:w="70" w:type="dxa"/>
+              <w:right w:w="70" w:type="dxa"/>
+            </w:tcMar>
+          </w:tcPr>
+          <w:p>
+            <w:pPr>
+              <w:keepNext/>
+              <w:spacing w:line="259" w:lineRule="auto" w:after="80" w:before="80"/>
+              <w:ind w:firstLine="0"/>
+              <w:jc w:val="center"/>
+            </w:pPr>
+            <w:r>
+              <w:rPr>
+                <w:rFonts w:ascii="Times New Roman" w:hAnsi="Times New Roman" w:eastAsia="宋体"/>
+                <w:b/>
+                <w:color w:val="000000"/>
+                <w:sz w:val="17"/>
+              </w:rPr>
+              <w:t>Fold 1</w:t>
+            </w:r>
+          </w:p>
+        </w:tc>
+        <w:tc>
+          <w:tcPr>
+            <w:tcW w:type="dxa" w:w="1134"/>
+            <w:vAlign w:val="center"/>
+            <w:shd w:fill="EDEFF2"/>
+            <w:tcBorders>
+              <w:top w:val="single" w:sz="4" w:color="D9D9D9"/>
+              <w:bottom w:val="single" w:sz="4" w:color="D9D9D9"/>
+              <w:left w:val="single" w:sz="4" w:color="D9D9D9"/>
+              <w:right w:val="single" w:sz="4" w:color="D9D9D9"/>
+            </w:tcBorders>
+            <w:tcMar>
+              <w:top w:w="70" w:type="dxa"/>
+              <w:bottom w:w="70" w:type="dxa"/>
+              <w:left w:w="70" w:type="dxa"/>
+              <w:right w:w="70" w:type="dxa"/>
+            </w:tcMar>
+          </w:tcPr>
+          <w:p>
+            <w:pPr>
+              <w:keepNext/>
+              <w:spacing w:line="259" w:lineRule="auto" w:after="80" w:before="80"/>
+              <w:ind w:firstLine="0"/>
+              <w:jc w:val="center"/>
+            </w:pPr>
+            <w:r>
+              <w:rPr>
+                <w:rFonts w:ascii="Times New Roman" w:hAnsi="Times New Roman" w:eastAsia="宋体"/>
+                <w:b/>
+                <w:color w:val="000000"/>
+                <w:sz w:val="17"/>
+              </w:rPr>
+              <w:t>Fold 2</w:t>
+            </w:r>
+          </w:p>
+        </w:tc>
+        <w:tc>
+          <w:tcPr>
+            <w:tcW w:type="dxa" w:w="1134"/>
+            <w:vAlign w:val="center"/>
+            <w:shd w:fill="EDEFF2"/>
+            <w:tcBorders>
+              <w:top w:val="single" w:sz="4" w:color="D9D9D9"/>
+              <w:bottom w:val="single" w:sz="4" w:color="D9D9D9"/>
+              <w:left w:val="single" w:sz="4" w:color="D9D9D9"/>
+              <w:right w:val="single" w:sz="4" w:color="D9D9D9"/>
+            </w:tcBorders>
+            <w:tcMar>
+              <w:top w:w="70" w:type="dxa"/>
+              <w:bottom w:w="70" w:type="dxa"/>
+              <w:left w:w="70" w:type="dxa"/>
+              <w:right w:w="70" w:type="dxa"/>
+            </w:tcMar>
+          </w:tcPr>
+          <w:p>
+            <w:pPr>
+              <w:keepNext/>
+              <w:spacing w:line="259" w:lineRule="auto" w:after="80" w:before="80"/>
+              <w:ind w:firstLine="0"/>
+              <w:jc w:val="center"/>
+            </w:pPr>
+            <w:r>
+              <w:rPr>
+                <w:rFonts w:ascii="Times New Roman" w:hAnsi="Times New Roman" w:eastAsia="宋体"/>
+                <w:b/>
+                <w:color w:val="000000"/>
+                <w:sz w:val="17"/>
+              </w:rPr>
+              <w:t>Fold 3</w:t>
+            </w:r>
+          </w:p>
+        </w:tc>
+        <w:tc>
+          <w:tcPr>
+            <w:tcW w:type="dxa" w:w="1134"/>
+            <w:vAlign w:val="center"/>
+            <w:shd w:fill="EDEFF2"/>
+            <w:tcBorders>
+              <w:top w:val="single" w:sz="4" w:color="D9D9D9"/>
+              <w:bottom w:val="single" w:sz="4" w:color="D9D9D9"/>
+              <w:left w:val="single" w:sz="4" w:color="D9D9D9"/>
+              <w:right w:val="single" w:sz="4" w:color="D9D9D9"/>
+            </w:tcBorders>
+            <w:tcMar>
+              <w:top w:w="70" w:type="dxa"/>
+              <w:bottom w:w="70" w:type="dxa"/>
+              <w:left w:w="70" w:type="dxa"/>
+              <w:right w:w="70" w:type="dxa"/>
+            </w:tcMar>
+          </w:tcPr>
+          <w:p>
+            <w:pPr>
+              <w:keepNext/>
+              <w:spacing w:line="259" w:lineRule="auto" w:after="80" w:before="80"/>
+              <w:ind w:firstLine="0"/>
+              <w:jc w:val="center"/>
+            </w:pPr>
+            <w:r>
+              <w:rPr>
+                <w:rFonts w:ascii="Times New Roman" w:hAnsi="Times New Roman" w:eastAsia="宋体"/>
+                <w:b/>
+                <w:color w:val="000000"/>
+                <w:sz w:val="17"/>
+              </w:rPr>
+              <w:t>Fold 4</w:t>
+            </w:r>
+          </w:p>
+        </w:tc>
+        <w:tc>
+          <w:tcPr>
+            <w:tcW w:type="dxa" w:w="2211"/>
+            <w:vAlign w:val="center"/>
+            <w:shd w:fill="EDEFF2"/>
+            <w:tcBorders>
+              <w:top w:val="single" w:sz="4" w:color="D9D9D9"/>
+              <w:bottom w:val="single" w:sz="4" w:color="D9D9D9"/>
+              <w:left w:val="single" w:sz="4" w:color="D9D9D9"/>
+              <w:right w:val="single" w:sz="4" w:color="D9D9D9"/>
+            </w:tcBorders>
+            <w:tcMar>
+              <w:top w:w="70" w:type="dxa"/>
+              <w:bottom w:w="70" w:type="dxa"/>
+              <w:left w:w="70" w:type="dxa"/>
+              <w:right w:w="70" w:type="dxa"/>
+            </w:tcMar>
+          </w:tcPr>
+          <w:p>
+            <w:pPr>
+              <w:keepNext/>
+              <w:spacing w:line="259" w:lineRule="auto" w:after="80" w:before="80"/>
+              <w:ind w:firstLine="0"/>
+              <w:jc w:val="center"/>
+            </w:pPr>
+            <w:r>
+              <w:rPr>
+                <w:rFonts w:ascii="Times New Roman" w:hAnsi="Times New Roman" w:eastAsia="宋体"/>
+                <w:b/>
+                <w:color w:val="000000"/>
+                <w:sz w:val="17"/>
+              </w:rPr>
+              <w:t>均值 ± 标准差</w:t>
+            </w:r>
+          </w:p>
+        </w:tc>
+      </w:tr>
+      <w:tr>
+        <w:trPr>
+          <w:cantSplit/>
+        </w:trPr>
+        <w:tc>
+          <w:tcPr>
+            <w:tcW w:type="dxa" w:w="1587"/>
+            <w:vAlign w:val="center"/>
+            <w:tcBorders>
+              <w:top w:val="single" w:sz="4" w:color="D9D9D9"/>
+              <w:bottom w:val="single" w:sz="4" w:color="D9D9D9"/>
+              <w:left w:val="single" w:sz="4" w:color="D9D9D9"/>
+              <w:right w:val="single" w:sz="4" w:color="D9D9D9"/>
+            </w:tcBorders>
+            <w:tcMar>
+              <w:top w:w="70" w:type="dxa"/>
+              <w:bottom w:w="70" w:type="dxa"/>
+              <w:left w:w="70" w:type="dxa"/>
+              <w:right w:w="70" w:type="dxa"/>
+            </w:tcMar>
+          </w:tcPr>
+          <w:p>
+            <w:pPr>
+              <w:keepNext w:val="0"/>
+              <w:spacing w:line="259" w:lineRule="auto" w:after="80" w:before="80"/>
+              <w:ind w:firstLine="0"/>
+              <w:jc w:val="center"/>
+            </w:pPr>
+            <w:r>
+              <w:rPr>
+                <w:rFonts w:ascii="Times New Roman" w:hAnsi="Times New Roman" w:eastAsia="宋体"/>
+                <w:b w:val="0"/>
+                <w:color w:val="000000"/>
+                <w:sz w:val="17"/>
+              </w:rPr>
+              <w:t>BLCA</w:t>
+            </w:r>
+          </w:p>
+        </w:tc>
+        <w:tc>
+          <w:tcPr>
+            <w:tcW w:type="dxa" w:w="1134"/>
+            <w:vAlign w:val="center"/>
+            <w:tcBorders>
+              <w:top w:val="single" w:sz="4" w:color="D9D9D9"/>
+              <w:bottom w:val="single" w:sz="4" w:color="D9D9D9"/>
+              <w:left w:val="single" w:sz="4" w:color="D9D9D9"/>
+              <w:right w:val="single" w:sz="4" w:color="D9D9D9"/>
+            </w:tcBorders>
+            <w:tcMar>
+              <w:top w:w="70" w:type="dxa"/>
+              <w:bottom w:w="70" w:type="dxa"/>
+              <w:left w:w="70" w:type="dxa"/>
+              <w:right w:w="70" w:type="dxa"/>
+            </w:tcMar>
+          </w:tcPr>
+          <w:p>
+            <w:pPr>
+              <w:keepNext w:val="0"/>
+              <w:spacing w:line="259" w:lineRule="auto" w:after="80" w:before="80"/>
+              <w:ind w:firstLine="0"/>
+              <w:jc w:val="center"/>
+            </w:pPr>
+            <w:r>
+              <w:rPr>
+                <w:rFonts w:ascii="Times New Roman" w:hAnsi="Times New Roman" w:eastAsia="宋体"/>
+                <w:b w:val="0"/>
+                <w:color w:val="000000"/>
+                <w:sz w:val="17"/>
+              </w:rPr>
+              <w:t>0.6576</w:t>
+            </w:r>
+          </w:p>
+        </w:tc>
+        <w:tc>
+          <w:tcPr>
+            <w:tcW w:type="dxa" w:w="1134"/>
+            <w:vAlign w:val="center"/>
+            <w:tcBorders>
+              <w:top w:val="single" w:sz="4" w:color="D9D9D9"/>
+              <w:bottom w:val="single" w:sz="4" w:color="D9D9D9"/>
+              <w:left w:val="single" w:sz="4" w:color="D9D9D9"/>
+              <w:right w:val="single" w:sz="4" w:color="D9D9D9"/>
+            </w:tcBorders>
+            <w:tcMar>
+              <w:top w:w="70" w:type="dxa"/>
+              <w:bottom w:w="70" w:type="dxa"/>
+              <w:left w:w="70" w:type="dxa"/>
+              <w:right w:w="70" w:type="dxa"/>
+            </w:tcMar>
+          </w:tcPr>
+          <w:p>
+            <w:pPr>
+              <w:keepNext w:val="0"/>
+              <w:spacing w:line="259" w:lineRule="auto" w:after="80" w:before="80"/>
+              <w:ind w:firstLine="0"/>
+              <w:jc w:val="center"/>
+            </w:pPr>
+            <w:r>
+              <w:rPr>
+                <w:rFonts w:ascii="Times New Roman" w:hAnsi="Times New Roman" w:eastAsia="宋体"/>
+                <w:b w:val="0"/>
+                <w:color w:val="000000"/>
+                <w:sz w:val="17"/>
+              </w:rPr>
+              <w:t>0.6953</w:t>
+            </w:r>
+          </w:p>
+        </w:tc>
+        <w:tc>
+          <w:tcPr>
+            <w:tcW w:type="dxa" w:w="1134"/>
+            <w:vAlign w:val="center"/>
+            <w:tcBorders>
+              <w:top w:val="single" w:sz="4" w:color="D9D9D9"/>
+              <w:bottom w:val="single" w:sz="4" w:color="D9D9D9"/>
+              <w:left w:val="single" w:sz="4" w:color="D9D9D9"/>
+              <w:right w:val="single" w:sz="4" w:color="D9D9D9"/>
+            </w:tcBorders>
+            <w:tcMar>
+              <w:top w:w="70" w:type="dxa"/>
+              <w:bottom w:w="70" w:type="dxa"/>
+              <w:left w:w="70" w:type="dxa"/>
+              <w:right w:w="70" w:type="dxa"/>
+            </w:tcMar>
+          </w:tcPr>
+          <w:p>
+            <w:pPr>
+              <w:keepNext w:val="0"/>
+              <w:spacing w:line="259" w:lineRule="auto" w:after="80" w:before="80"/>
+              <w:ind w:firstLine="0"/>
+              <w:jc w:val="center"/>
+            </w:pPr>
+            <w:r>
+              <w:rPr>
+                <w:rFonts w:ascii="Times New Roman" w:hAnsi="Times New Roman" w:eastAsia="宋体"/>
+                <w:b w:val="0"/>
+                <w:color w:val="000000"/>
+                <w:sz w:val="17"/>
+              </w:rPr>
+              <w:t>0.7465</w:t>
+            </w:r>
+          </w:p>
+        </w:tc>
+        <w:tc>
+          <w:tcPr>
+            <w:tcW w:type="dxa" w:w="1134"/>
+            <w:vAlign w:val="center"/>
+            <w:tcBorders>
+              <w:top w:val="single" w:sz="4" w:color="D9D9D9"/>
+              <w:bottom w:val="single" w:sz="4" w:color="D9D9D9"/>
+              <w:left w:val="single" w:sz="4" w:color="D9D9D9"/>
+              <w:right w:val="single" w:sz="4" w:color="D9D9D9"/>
+            </w:tcBorders>
+            <w:tcMar>
+              <w:top w:w="70" w:type="dxa"/>
+              <w:bottom w:w="70" w:type="dxa"/>
+              <w:left w:w="70" w:type="dxa"/>
+              <w:right w:w="70" w:type="dxa"/>
+            </w:tcMar>
+          </w:tcPr>
+          <w:p>
+            <w:pPr>
+              <w:keepNext w:val="0"/>
+              <w:spacing w:line="259" w:lineRule="auto" w:after="80" w:before="80"/>
+              <w:ind w:firstLine="0"/>
+              <w:jc w:val="center"/>
+            </w:pPr>
+            <w:r>
+              <w:rPr>
+                <w:rFonts w:ascii="Times New Roman" w:hAnsi="Times New Roman" w:eastAsia="宋体"/>
+                <w:b w:val="0"/>
+                <w:color w:val="000000"/>
+                <w:sz w:val="17"/>
+              </w:rPr>
+              <w:t>0.7744</w:t>
+            </w:r>
+          </w:p>
+        </w:tc>
+        <w:tc>
+          <w:tcPr>
+            <w:tcW w:type="dxa" w:w="1134"/>
+            <w:vAlign w:val="center"/>
+            <w:tcBorders>
+              <w:top w:val="single" w:sz="4" w:color="D9D9D9"/>
+              <w:bottom w:val="single" w:sz="4" w:color="D9D9D9"/>
+              <w:left w:val="single" w:sz="4" w:color="D9D9D9"/>
+              <w:right w:val="single" w:sz="4" w:color="D9D9D9"/>
+            </w:tcBorders>
+            <w:tcMar>
+              <w:top w:w="70" w:type="dxa"/>
+              <w:bottom w:w="70" w:type="dxa"/>
+              <w:left w:w="70" w:type="dxa"/>
+              <w:right w:w="70" w:type="dxa"/>
+            </w:tcMar>
+          </w:tcPr>
+          <w:p>
+            <w:pPr>
+              <w:keepNext w:val="0"/>
+              <w:spacing w:line="259" w:lineRule="auto" w:after="80" w:before="80"/>
+              <w:ind w:firstLine="0"/>
+              <w:jc w:val="center"/>
+            </w:pPr>
+            <w:r>
+              <w:rPr>
+                <w:rFonts w:ascii="Times New Roman" w:hAnsi="Times New Roman" w:eastAsia="宋体"/>
+                <w:b w:val="0"/>
+                <w:color w:val="000000"/>
+                <w:sz w:val="17"/>
+              </w:rPr>
+              <w:t>0.7453</w:t>
+            </w:r>
+          </w:p>
+        </w:tc>
+        <w:tc>
+          <w:tcPr>
+            <w:tcW w:type="dxa" w:w="2211"/>
+            <w:vAlign w:val="center"/>
+            <w:tcBorders>
+              <w:top w:val="single" w:sz="4" w:color="D9D9D9"/>
+              <w:bottom w:val="single" w:sz="4" w:color="D9D9D9"/>
+              <w:left w:val="single" w:sz="4" w:color="D9D9D9"/>
+              <w:right w:val="single" w:sz="4" w:color="D9D9D9"/>
+            </w:tcBorders>
+            <w:tcMar>
+              <w:top w:w="70" w:type="dxa"/>
+              <w:bottom w:w="70" w:type="dxa"/>
+              <w:left w:w="70" w:type="dxa"/>
+              <w:right w:w="70" w:type="dxa"/>
+            </w:tcMar>
+          </w:tcPr>
+          <w:p>
+            <w:pPr>
+              <w:keepNext w:val="0"/>
+              <w:spacing w:line="259" w:lineRule="auto" w:after="80" w:before="80"/>
+              <w:ind w:firstLine="0"/>
+              <w:jc w:val="center"/>
+            </w:pPr>
+            <w:r>
+              <w:rPr>
+                <w:rFonts w:ascii="Times New Roman" w:hAnsi="Times New Roman" w:eastAsia="宋体"/>
+                <w:b w:val="0"/>
+                <w:color w:val="000000"/>
+                <w:sz w:val="17"/>
+              </w:rPr>
+              <w:t>0.7238 ± 0.0467</w:t>
+            </w:r>
+          </w:p>
+        </w:tc>
+      </w:tr>
+      <w:tr>
+        <w:trPr>
+          <w:cantSplit/>
+        </w:trPr>
+        <w:tc>
+          <w:tcPr>
+            <w:tcW w:type="dxa" w:w="1587"/>
+            <w:vAlign w:val="center"/>
+            <w:tcBorders>
+              <w:top w:val="single" w:sz="4" w:color="D9D9D9"/>
+              <w:bottom w:val="single" w:sz="4" w:color="D9D9D9"/>
+              <w:left w:val="single" w:sz="4" w:color="D9D9D9"/>
+              <w:right w:val="single" w:sz="4" w:color="D9D9D9"/>
+            </w:tcBorders>
+            <w:tcMar>
+              <w:top w:w="70" w:type="dxa"/>
+              <w:bottom w:w="70" w:type="dxa"/>
+              <w:left w:w="70" w:type="dxa"/>
+              <w:right w:w="70" w:type="dxa"/>
+            </w:tcMar>
+          </w:tcPr>
+          <w:p>
+            <w:pPr>
+              <w:keepNext w:val="0"/>
+              <w:spacing w:line="259" w:lineRule="auto" w:after="80" w:before="80"/>
+              <w:ind w:firstLine="0"/>
+              <w:jc w:val="center"/>
+            </w:pPr>
+            <w:r>
+              <w:rPr>
+                <w:rFonts w:ascii="Times New Roman" w:hAnsi="Times New Roman" w:eastAsia="宋体"/>
+                <w:b w:val="0"/>
+                <w:color w:val="000000"/>
+                <w:sz w:val="17"/>
+              </w:rPr>
+              <w:t>BRCA</w:t>
+            </w:r>
+          </w:p>
+        </w:tc>
+        <w:tc>
+          <w:tcPr>
+            <w:tcW w:type="dxa" w:w="1134"/>
+            <w:vAlign w:val="center"/>
+            <w:tcBorders>
+              <w:top w:val="single" w:sz="4" w:color="D9D9D9"/>
+              <w:bottom w:val="single" w:sz="4" w:color="D9D9D9"/>
+              <w:left w:val="single" w:sz="4" w:color="D9D9D9"/>
+              <w:right w:val="single" w:sz="4" w:color="D9D9D9"/>
+            </w:tcBorders>
+            <w:tcMar>
+              <w:top w:w="70" w:type="dxa"/>
+              <w:bottom w:w="70" w:type="dxa"/>
+              <w:left w:w="70" w:type="dxa"/>
+              <w:right w:w="70" w:type="dxa"/>
+            </w:tcMar>
+          </w:tcPr>
+          <w:p>
+            <w:pPr>
+              <w:keepNext w:val="0"/>
+              <w:spacing w:line="259" w:lineRule="auto" w:after="80" w:before="80"/>
+              <w:ind w:firstLine="0"/>
+              <w:jc w:val="center"/>
+            </w:pPr>
+            <w:r>
+              <w:rPr>
+                <w:rFonts w:ascii="Times New Roman" w:hAnsi="Times New Roman" w:eastAsia="宋体"/>
+                <w:b w:val="0"/>
+                <w:color w:val="000000"/>
+                <w:sz w:val="17"/>
+              </w:rPr>
+              <w:t>0.7925</w:t>
+            </w:r>
+          </w:p>
+        </w:tc>
+        <w:tc>
+          <w:tcPr>
+            <w:tcW w:type="dxa" w:w="1134"/>
+            <w:vAlign w:val="center"/>
+            <w:tcBorders>
+              <w:top w:val="single" w:sz="4" w:color="D9D9D9"/>
+              <w:bottom w:val="single" w:sz="4" w:color="D9D9D9"/>
+              <w:left w:val="single" w:sz="4" w:color="D9D9D9"/>
+              <w:right w:val="single" w:sz="4" w:color="D9D9D9"/>
+            </w:tcBorders>
+            <w:tcMar>
+              <w:top w:w="70" w:type="dxa"/>
+              <w:bottom w:w="70" w:type="dxa"/>
+              <w:left w:w="70" w:type="dxa"/>
+              <w:right w:w="70" w:type="dxa"/>
+            </w:tcMar>
+          </w:tcPr>
+          <w:p>
+            <w:pPr>
+              <w:keepNext w:val="0"/>
+              <w:spacing w:line="259" w:lineRule="auto" w:after="80" w:before="80"/>
+              <w:ind w:firstLine="0"/>
+              <w:jc w:val="center"/>
+            </w:pPr>
+            <w:r>
+              <w:rPr>
+                <w:rFonts w:ascii="Times New Roman" w:hAnsi="Times New Roman" w:eastAsia="宋体"/>
+                <w:b w:val="0"/>
+                <w:color w:val="000000"/>
+                <w:sz w:val="17"/>
+              </w:rPr>
+              <w:t>0.6948</w:t>
+            </w:r>
+          </w:p>
+        </w:tc>
+        <w:tc>
+          <w:tcPr>
+            <w:tcW w:type="dxa" w:w="1134"/>
+            <w:vAlign w:val="center"/>
+            <w:tcBorders>
+              <w:top w:val="single" w:sz="4" w:color="D9D9D9"/>
+              <w:bottom w:val="single" w:sz="4" w:color="D9D9D9"/>
+              <w:left w:val="single" w:sz="4" w:color="D9D9D9"/>
+              <w:right w:val="single" w:sz="4" w:color="D9D9D9"/>
+            </w:tcBorders>
+            <w:tcMar>
+              <w:top w:w="70" w:type="dxa"/>
+              <w:bottom w:w="70" w:type="dxa"/>
+              <w:left w:w="70" w:type="dxa"/>
+              <w:right w:w="70" w:type="dxa"/>
+            </w:tcMar>
+          </w:tcPr>
+          <w:p>
+            <w:pPr>
+              <w:keepNext w:val="0"/>
+              <w:spacing w:line="259" w:lineRule="auto" w:after="80" w:before="80"/>
+              <w:ind w:firstLine="0"/>
+              <w:jc w:val="center"/>
+            </w:pPr>
+            <w:r>
+              <w:rPr>
+                <w:rFonts w:ascii="Times New Roman" w:hAnsi="Times New Roman" w:eastAsia="宋体"/>
+                <w:b w:val="0"/>
+                <w:color w:val="000000"/>
+                <w:sz w:val="17"/>
+              </w:rPr>
+              <w:t>0.5748</w:t>
+            </w:r>
+          </w:p>
+        </w:tc>
+        <w:tc>
+          <w:tcPr>
+            <w:tcW w:type="dxa" w:w="1134"/>
+            <w:vAlign w:val="center"/>
+            <w:tcBorders>
+              <w:top w:val="single" w:sz="4" w:color="D9D9D9"/>
+              <w:bottom w:val="single" w:sz="4" w:color="D9D9D9"/>
+              <w:left w:val="single" w:sz="4" w:color="D9D9D9"/>
+              <w:right w:val="single" w:sz="4" w:color="D9D9D9"/>
+            </w:tcBorders>
+            <w:tcMar>
+              <w:top w:w="70" w:type="dxa"/>
+              <w:bottom w:w="70" w:type="dxa"/>
+              <w:left w:w="70" w:type="dxa"/>
+              <w:right w:w="70" w:type="dxa"/>
+            </w:tcMar>
+          </w:tcPr>
+          <w:p>
+            <w:pPr>
+              <w:keepNext w:val="0"/>
+              <w:spacing w:line="259" w:lineRule="auto" w:after="80" w:before="80"/>
+              <w:ind w:firstLine="0"/>
+              <w:jc w:val="center"/>
+            </w:pPr>
+            <w:r>
+              <w:rPr>
+                <w:rFonts w:ascii="Times New Roman" w:hAnsi="Times New Roman" w:eastAsia="宋体"/>
+                <w:b w:val="0"/>
+                <w:color w:val="000000"/>
+                <w:sz w:val="17"/>
+              </w:rPr>
+              <w:t>0.6504</w:t>
+            </w:r>
+          </w:p>
+        </w:tc>
+        <w:tc>
+          <w:tcPr>
+            <w:tcW w:type="dxa" w:w="1134"/>
+            <w:vAlign w:val="center"/>
+            <w:tcBorders>
+              <w:top w:val="single" w:sz="4" w:color="D9D9D9"/>
+              <w:bottom w:val="single" w:sz="4" w:color="D9D9D9"/>
+              <w:left w:val="single" w:sz="4" w:color="D9D9D9"/>
+              <w:right w:val="single" w:sz="4" w:color="D9D9D9"/>
+            </w:tcBorders>
+            <w:tcMar>
+              <w:top w:w="70" w:type="dxa"/>
+              <w:bottom w:w="70" w:type="dxa"/>
+              <w:left w:w="70" w:type="dxa"/>
+              <w:right w:w="70" w:type="dxa"/>
+            </w:tcMar>
+          </w:tcPr>
+          <w:p>
+            <w:pPr>
+              <w:keepNext w:val="0"/>
+              <w:spacing w:line="259" w:lineRule="auto" w:after="80" w:before="80"/>
+              <w:ind w:firstLine="0"/>
+              <w:jc w:val="center"/>
+            </w:pPr>
+            <w:r>
+              <w:rPr>
+                <w:rFonts w:ascii="Times New Roman" w:hAnsi="Times New Roman" w:eastAsia="宋体"/>
+                <w:b w:val="0"/>
+                <w:color w:val="000000"/>
+                <w:sz w:val="17"/>
+              </w:rPr>
+              <w:t>0.6809</w:t>
+            </w:r>
+          </w:p>
+        </w:tc>
+        <w:tc>
+          <w:tcPr>
+            <w:tcW w:type="dxa" w:w="2211"/>
+            <w:vAlign w:val="center"/>
+            <w:tcBorders>
+              <w:top w:val="single" w:sz="4" w:color="D9D9D9"/>
+              <w:bottom w:val="single" w:sz="4" w:color="D9D9D9"/>
+              <w:left w:val="single" w:sz="4" w:color="D9D9D9"/>
+              <w:right w:val="single" w:sz="4" w:color="D9D9D9"/>
+            </w:tcBorders>
+            <w:tcMar>
+              <w:top w:w="70" w:type="dxa"/>
+              <w:bottom w:w="70" w:type="dxa"/>
+              <w:left w:w="70" w:type="dxa"/>
+              <w:right w:w="70" w:type="dxa"/>
+            </w:tcMar>
+          </w:tcPr>
+          <w:p>
+            <w:pPr>
+              <w:keepNext w:val="0"/>
+              <w:spacing w:line="259" w:lineRule="auto" w:after="80" w:before="80"/>
+              <w:ind w:firstLine="0"/>
+              <w:jc w:val="center"/>
+            </w:pPr>
+            <w:r>
+              <w:rPr>
+                <w:rFonts w:ascii="Times New Roman" w:hAnsi="Times New Roman" w:eastAsia="宋体"/>
+                <w:b w:val="0"/>
+                <w:color w:val="000000"/>
+                <w:sz w:val="17"/>
+              </w:rPr>
+              <w:t>0.6787 ± 0.0788</w:t>
+            </w:r>
+          </w:p>
+        </w:tc>
+      </w:tr>
+      <w:tr>
+        <w:trPr>
+          <w:cantSplit/>
+        </w:trPr>
+        <w:tc>
+          <w:tcPr>
+            <w:tcW w:type="dxa" w:w="1587"/>
+            <w:vAlign w:val="center"/>
+            <w:tcBorders>
+              <w:top w:val="single" w:sz="4" w:color="D9D9D9"/>
+              <w:bottom w:val="single" w:sz="4" w:color="D9D9D9"/>
+              <w:left w:val="single" w:sz="4" w:color="D9D9D9"/>
+              <w:right w:val="single" w:sz="4" w:color="D9D9D9"/>
+            </w:tcBorders>
+            <w:tcMar>
+              <w:top w:w="70" w:type="dxa"/>
+              <w:bottom w:w="70" w:type="dxa"/>
+              <w:left w:w="70" w:type="dxa"/>
+              <w:right w:w="70" w:type="dxa"/>
+            </w:tcMar>
+          </w:tcPr>
+          <w:p>
+            <w:pPr>
+              <w:keepNext w:val="0"/>
+              <w:spacing w:line="259" w:lineRule="auto" w:after="80" w:before="80"/>
+              <w:ind w:firstLine="0"/>
+              <w:jc w:val="center"/>
+            </w:pPr>
+            <w:r>
+              <w:rPr>
+                <w:rFonts w:ascii="Times New Roman" w:hAnsi="Times New Roman" w:eastAsia="宋体"/>
+                <w:b w:val="0"/>
+                <w:color w:val="000000"/>
+                <w:sz w:val="17"/>
+              </w:rPr>
+              <w:t>COADREAD</w:t>
+            </w:r>
+          </w:p>
+        </w:tc>
+        <w:tc>
+          <w:tcPr>
+            <w:tcW w:type="dxa" w:w="1134"/>
+            <w:vAlign w:val="center"/>
+            <w:tcBorders>
+              <w:top w:val="single" w:sz="4" w:color="D9D9D9"/>
+              <w:bottom w:val="single" w:sz="4" w:color="D9D9D9"/>
+              <w:left w:val="single" w:sz="4" w:color="D9D9D9"/>
+              <w:right w:val="single" w:sz="4" w:color="D9D9D9"/>
+            </w:tcBorders>
+            <w:tcMar>
+              <w:top w:w="70" w:type="dxa"/>
+              <w:bottom w:w="70" w:type="dxa"/>
+              <w:left w:w="70" w:type="dxa"/>
+              <w:right w:w="70" w:type="dxa"/>
+            </w:tcMar>
+          </w:tcPr>
+          <w:p>
+            <w:pPr>
+              <w:keepNext w:val="0"/>
+              <w:spacing w:line="259" w:lineRule="auto" w:after="80" w:before="80"/>
+              <w:ind w:firstLine="0"/>
+              <w:jc w:val="center"/>
+            </w:pPr>
+            <w:r>
+              <w:rPr>
+                <w:rFonts w:ascii="Times New Roman" w:hAnsi="Times New Roman" w:eastAsia="宋体"/>
+                <w:b w:val="0"/>
+                <w:color w:val="000000"/>
+                <w:sz w:val="17"/>
+              </w:rPr>
+              <w:t>0.7742</w:t>
+            </w:r>
+          </w:p>
+        </w:tc>
+        <w:tc>
+          <w:tcPr>
+            <w:tcW w:type="dxa" w:w="1134"/>
+            <w:vAlign w:val="center"/>
+            <w:tcBorders>
+              <w:top w:val="single" w:sz="4" w:color="D9D9D9"/>
+              <w:bottom w:val="single" w:sz="4" w:color="D9D9D9"/>
+              <w:left w:val="single" w:sz="4" w:color="D9D9D9"/>
+              <w:right w:val="single" w:sz="4" w:color="D9D9D9"/>
+            </w:tcBorders>
+            <w:tcMar>
+              <w:top w:w="70" w:type="dxa"/>
+              <w:bottom w:w="70" w:type="dxa"/>
+              <w:left w:w="70" w:type="dxa"/>
+              <w:right w:w="70" w:type="dxa"/>
+            </w:tcMar>
+          </w:tcPr>
+          <w:p>
+            <w:pPr>
+              <w:keepNext w:val="0"/>
+              <w:spacing w:line="259" w:lineRule="auto" w:after="80" w:before="80"/>
+              <w:ind w:firstLine="0"/>
+              <w:jc w:val="center"/>
+            </w:pPr>
+            <w:r>
+              <w:rPr>
+                <w:rFonts w:ascii="Times New Roman" w:hAnsi="Times New Roman" w:eastAsia="宋体"/>
+                <w:b w:val="0"/>
+                <w:color w:val="000000"/>
+                <w:sz w:val="17"/>
+              </w:rPr>
+              <w:t>0.7365</w:t>
+            </w:r>
+          </w:p>
+        </w:tc>
+        <w:tc>
+          <w:tcPr>
+            <w:tcW w:type="dxa" w:w="1134"/>
+            <w:vAlign w:val="center"/>
+            <w:tcBorders>
+              <w:top w:val="single" w:sz="4" w:color="D9D9D9"/>
+              <w:bottom w:val="single" w:sz="4" w:color="D9D9D9"/>
+              <w:left w:val="single" w:sz="4" w:color="D9D9D9"/>
+              <w:right w:val="single" w:sz="4" w:color="D9D9D9"/>
+            </w:tcBorders>
+            <w:tcMar>
+              <w:top w:w="70" w:type="dxa"/>
+              <w:bottom w:w="70" w:type="dxa"/>
+              <w:left w:w="70" w:type="dxa"/>
+              <w:right w:w="70" w:type="dxa"/>
+            </w:tcMar>
+          </w:tcPr>
+          <w:p>
+            <w:pPr>
+              <w:keepNext w:val="0"/>
+              <w:spacing w:line="259" w:lineRule="auto" w:after="80" w:before="80"/>
+              <w:ind w:firstLine="0"/>
+              <w:jc w:val="center"/>
+            </w:pPr>
+            <w:r>
+              <w:rPr>
+                <w:rFonts w:ascii="Times New Roman" w:hAnsi="Times New Roman" w:eastAsia="宋体"/>
+                <w:b w:val="0"/>
+                <w:color w:val="000000"/>
+                <w:sz w:val="17"/>
+              </w:rPr>
+              <w:t>0.7570</w:t>
+            </w:r>
+          </w:p>
+        </w:tc>
+        <w:tc>
+          <w:tcPr>
+            <w:tcW w:type="dxa" w:w="1134"/>
+            <w:vAlign w:val="center"/>
+            <w:tcBorders>
+              <w:top w:val="single" w:sz="4" w:color="D9D9D9"/>
+              <w:bottom w:val="single" w:sz="4" w:color="D9D9D9"/>
+              <w:left w:val="single" w:sz="4" w:color="D9D9D9"/>
+              <w:right w:val="single" w:sz="4" w:color="D9D9D9"/>
+            </w:tcBorders>
+            <w:tcMar>
+              <w:top w:w="70" w:type="dxa"/>
+              <w:bottom w:w="70" w:type="dxa"/>
+              <w:left w:w="70" w:type="dxa"/>
+              <w:right w:w="70" w:type="dxa"/>
+            </w:tcMar>
+          </w:tcPr>
+          <w:p>
+            <w:pPr>
+              <w:keepNext w:val="0"/>
+              <w:spacing w:line="259" w:lineRule="auto" w:after="80" w:before="80"/>
+              <w:ind w:firstLine="0"/>
+              <w:jc w:val="center"/>
+            </w:pPr>
+            <w:r>
+              <w:rPr>
+                <w:rFonts w:ascii="Times New Roman" w:hAnsi="Times New Roman" w:eastAsia="宋体"/>
+                <w:b w:val="0"/>
+                <w:color w:val="000000"/>
+                <w:sz w:val="17"/>
+              </w:rPr>
+              <w:t>0.7448</w:t>
+            </w:r>
+          </w:p>
+        </w:tc>
+        <w:tc>
+          <w:tcPr>
+            <w:tcW w:type="dxa" w:w="1134"/>
+            <w:vAlign w:val="center"/>
+            <w:tcBorders>
+              <w:top w:val="single" w:sz="4" w:color="D9D9D9"/>
+              <w:bottom w:val="single" w:sz="4" w:color="D9D9D9"/>
+              <w:left w:val="single" w:sz="4" w:color="D9D9D9"/>
+              <w:right w:val="single" w:sz="4" w:color="D9D9D9"/>
+            </w:tcBorders>
+            <w:tcMar>
+              <w:top w:w="70" w:type="dxa"/>
+              <w:bottom w:w="70" w:type="dxa"/>
+              <w:left w:w="70" w:type="dxa"/>
+              <w:right w:w="70" w:type="dxa"/>
+            </w:tcMar>
+          </w:tcPr>
+          <w:p>
+            <w:pPr>
+              <w:keepNext w:val="0"/>
+              <w:spacing w:line="259" w:lineRule="auto" w:after="80" w:before="80"/>
+              <w:ind w:firstLine="0"/>
+              <w:jc w:val="center"/>
+            </w:pPr>
+            <w:r>
+              <w:rPr>
+                <w:rFonts w:ascii="Times New Roman" w:hAnsi="Times New Roman" w:eastAsia="宋体"/>
+                <w:b w:val="0"/>
+                <w:color w:val="000000"/>
+                <w:sz w:val="17"/>
+              </w:rPr>
+              <w:t>0.6695</w:t>
+            </w:r>
+          </w:p>
+        </w:tc>
+        <w:tc>
+          <w:tcPr>
+            <w:tcW w:type="dxa" w:w="2211"/>
+            <w:vAlign w:val="center"/>
+            <w:tcBorders>
+              <w:top w:val="single" w:sz="4" w:color="D9D9D9"/>
+              <w:bottom w:val="single" w:sz="4" w:color="D9D9D9"/>
+              <w:left w:val="single" w:sz="4" w:color="D9D9D9"/>
+              <w:right w:val="single" w:sz="4" w:color="D9D9D9"/>
+            </w:tcBorders>
+            <w:tcMar>
+              <w:top w:w="70" w:type="dxa"/>
+              <w:bottom w:w="70" w:type="dxa"/>
+              <w:left w:w="70" w:type="dxa"/>
+              <w:right w:w="70" w:type="dxa"/>
+            </w:tcMar>
+          </w:tcPr>
+          <w:p>
+            <w:pPr>
+              <w:keepNext w:val="0"/>
+              <w:spacing w:line="259" w:lineRule="auto" w:after="80" w:before="80"/>
+              <w:ind w:firstLine="0"/>
+              <w:jc w:val="center"/>
+            </w:pPr>
+            <w:r>
+              <w:rPr>
+                <w:rFonts w:ascii="Times New Roman" w:hAnsi="Times New Roman" w:eastAsia="宋体"/>
+                <w:b w:val="0"/>
+                <w:color w:val="000000"/>
+                <w:sz w:val="17"/>
+              </w:rPr>
+              <w:t>0.7364 ± 0.0400</w:t>
+            </w:r>
+          </w:p>
+        </w:tc>
+      </w:tr>
+      <w:tr>
+        <w:trPr>
+          <w:cantSplit/>
+        </w:trPr>
+        <w:tc>
+          <w:tcPr>
+            <w:tcW w:type="dxa" w:w="1587"/>
+            <w:vAlign w:val="center"/>
+            <w:tcBorders>
+              <w:top w:val="single" w:sz="4" w:color="D9D9D9"/>
+              <w:bottom w:val="single" w:sz="4" w:color="D9D9D9"/>
+              <w:left w:val="single" w:sz="4" w:color="D9D9D9"/>
+              <w:right w:val="single" w:sz="4" w:color="D9D9D9"/>
+            </w:tcBorders>
+            <w:tcMar>
+              <w:top w:w="70" w:type="dxa"/>
+              <w:bottom w:w="70" w:type="dxa"/>
+              <w:left w:w="70" w:type="dxa"/>
+              <w:right w:w="70" w:type="dxa"/>
+            </w:tcMar>
+          </w:tcPr>
+          <w:p>
+            <w:pPr>
+              <w:keepNext w:val="0"/>
+              <w:spacing w:line="259" w:lineRule="auto" w:after="80" w:before="80"/>
+              <w:ind w:firstLine="0"/>
+              <w:jc w:val="center"/>
+            </w:pPr>
+            <w:r>
+              <w:rPr>
+                <w:rFonts w:ascii="Times New Roman" w:hAnsi="Times New Roman" w:eastAsia="宋体"/>
+                <w:b w:val="0"/>
+                <w:color w:val="000000"/>
+                <w:sz w:val="17"/>
+              </w:rPr>
+              <w:t>HNSC</w:t>
+            </w:r>
+          </w:p>
+        </w:tc>
+        <w:tc>
+          <w:tcPr>
+            <w:tcW w:type="dxa" w:w="1134"/>
+            <w:vAlign w:val="center"/>
+            <w:tcBorders>
+              <w:top w:val="single" w:sz="4" w:color="D9D9D9"/>
+              <w:bottom w:val="single" w:sz="4" w:color="D9D9D9"/>
+              <w:left w:val="single" w:sz="4" w:color="D9D9D9"/>
+              <w:right w:val="single" w:sz="4" w:color="D9D9D9"/>
+            </w:tcBorders>
+            <w:tcMar>
+              <w:top w:w="70" w:type="dxa"/>
+              <w:bottom w:w="70" w:type="dxa"/>
+              <w:left w:w="70" w:type="dxa"/>
+              <w:right w:w="70" w:type="dxa"/>
+            </w:tcMar>
+          </w:tcPr>
+          <w:p>
+            <w:pPr>
+              <w:keepNext w:val="0"/>
+              <w:spacing w:line="259" w:lineRule="auto" w:after="80" w:before="80"/>
+              <w:ind w:firstLine="0"/>
+              <w:jc w:val="center"/>
+            </w:pPr>
+            <w:r>
+              <w:rPr>
+                <w:rFonts w:ascii="Times New Roman" w:hAnsi="Times New Roman" w:eastAsia="宋体"/>
+                <w:b w:val="0"/>
+                <w:color w:val="000000"/>
+                <w:sz w:val="17"/>
+              </w:rPr>
+              <w:t>0.6963</w:t>
+            </w:r>
+          </w:p>
+        </w:tc>
+        <w:tc>
+          <w:tcPr>
+            <w:tcW w:type="dxa" w:w="1134"/>
+            <w:vAlign w:val="center"/>
+            <w:tcBorders>
+              <w:top w:val="single" w:sz="4" w:color="D9D9D9"/>
+              <w:bottom w:val="single" w:sz="4" w:color="D9D9D9"/>
+              <w:left w:val="single" w:sz="4" w:color="D9D9D9"/>
+              <w:right w:val="single" w:sz="4" w:color="D9D9D9"/>
+            </w:tcBorders>
+            <w:tcMar>
+              <w:top w:w="70" w:type="dxa"/>
+              <w:bottom w:w="70" w:type="dxa"/>
+              <w:left w:w="70" w:type="dxa"/>
+              <w:right w:w="70" w:type="dxa"/>
+            </w:tcMar>
+          </w:tcPr>
+          <w:p>
+            <w:pPr>
+              <w:keepNext w:val="0"/>
+              <w:spacing w:line="259" w:lineRule="auto" w:after="80" w:before="80"/>
+              <w:ind w:firstLine="0"/>
+              <w:jc w:val="center"/>
+            </w:pPr>
+            <w:r>
+              <w:rPr>
+                <w:rFonts w:ascii="Times New Roman" w:hAnsi="Times New Roman" w:eastAsia="宋体"/>
+                <w:b w:val="0"/>
+                <w:color w:val="000000"/>
+                <w:sz w:val="17"/>
+              </w:rPr>
+              <w:t>0.6118</w:t>
+            </w:r>
+          </w:p>
+        </w:tc>
+        <w:tc>
+          <w:tcPr>
+            <w:tcW w:type="dxa" w:w="1134"/>
+            <w:vAlign w:val="center"/>
+            <w:tcBorders>
+              <w:top w:val="single" w:sz="4" w:color="D9D9D9"/>
+              <w:bottom w:val="single" w:sz="4" w:color="D9D9D9"/>
+              <w:left w:val="single" w:sz="4" w:color="D9D9D9"/>
+              <w:right w:val="single" w:sz="4" w:color="D9D9D9"/>
+            </w:tcBorders>
+            <w:tcMar>
+              <w:top w:w="70" w:type="dxa"/>
+              <w:bottom w:w="70" w:type="dxa"/>
+              <w:left w:w="70" w:type="dxa"/>
+              <w:right w:w="70" w:type="dxa"/>
+            </w:tcMar>
+          </w:tcPr>
+          <w:p>
+            <w:pPr>
+              <w:keepNext w:val="0"/>
+              <w:spacing w:line="259" w:lineRule="auto" w:after="80" w:before="80"/>
+              <w:ind w:firstLine="0"/>
+              <w:jc w:val="center"/>
+            </w:pPr>
+            <w:r>
+              <w:rPr>
+                <w:rFonts w:ascii="Times New Roman" w:hAnsi="Times New Roman" w:eastAsia="宋体"/>
+                <w:b w:val="0"/>
+                <w:color w:val="000000"/>
+                <w:sz w:val="17"/>
+              </w:rPr>
+              <w:t>0.5990</w:t>
+            </w:r>
+          </w:p>
+        </w:tc>
+        <w:tc>
+          <w:tcPr>
+            <w:tcW w:type="dxa" w:w="1134"/>
+            <w:vAlign w:val="center"/>
+            <w:tcBorders>
+              <w:top w:val="single" w:sz="4" w:color="D9D9D9"/>
+              <w:bottom w:val="single" w:sz="4" w:color="D9D9D9"/>
+              <w:left w:val="single" w:sz="4" w:color="D9D9D9"/>
+              <w:right w:val="single" w:sz="4" w:color="D9D9D9"/>
+            </w:tcBorders>
+            <w:tcMar>
+              <w:top w:w="70" w:type="dxa"/>
+              <w:bottom w:w="70" w:type="dxa"/>
+              <w:left w:w="70" w:type="dxa"/>
+              <w:right w:w="70" w:type="dxa"/>
+            </w:tcMar>
+          </w:tcPr>
+          <w:p>
+            <w:pPr>
+              <w:keepNext w:val="0"/>
+              <w:spacing w:line="259" w:lineRule="auto" w:after="80" w:before="80"/>
+              <w:ind w:firstLine="0"/>
+              <w:jc w:val="center"/>
+            </w:pPr>
+            <w:r>
+              <w:rPr>
+                <w:rFonts w:ascii="Times New Roman" w:hAnsi="Times New Roman" w:eastAsia="宋体"/>
+                <w:b w:val="0"/>
+                <w:color w:val="000000"/>
+                <w:sz w:val="17"/>
+              </w:rPr>
+              <w:t>0.6450</w:t>
+            </w:r>
+          </w:p>
+        </w:tc>
+        <w:tc>
+          <w:tcPr>
+            <w:tcW w:type="dxa" w:w="1134"/>
+            <w:vAlign w:val="center"/>
+            <w:tcBorders>
+              <w:top w:val="single" w:sz="4" w:color="D9D9D9"/>
+              <w:bottom w:val="single" w:sz="4" w:color="D9D9D9"/>
+              <w:left w:val="single" w:sz="4" w:color="D9D9D9"/>
+              <w:right w:val="single" w:sz="4" w:color="D9D9D9"/>
+            </w:tcBorders>
+            <w:tcMar>
+              <w:top w:w="70" w:type="dxa"/>
+              <w:bottom w:w="70" w:type="dxa"/>
+              <w:left w:w="70" w:type="dxa"/>
+              <w:right w:w="70" w:type="dxa"/>
+            </w:tcMar>
+          </w:tcPr>
+          <w:p>
+            <w:pPr>
+              <w:keepNext w:val="0"/>
+              <w:spacing w:line="259" w:lineRule="auto" w:after="80" w:before="80"/>
+              <w:ind w:firstLine="0"/>
+              <w:jc w:val="center"/>
+            </w:pPr>
+            <w:r>
+              <w:rPr>
+                <w:rFonts w:ascii="Times New Roman" w:hAnsi="Times New Roman" w:eastAsia="宋体"/>
+                <w:b w:val="0"/>
+                <w:color w:val="000000"/>
+                <w:sz w:val="17"/>
+              </w:rPr>
+              <w:t>0.7389</w:t>
+            </w:r>
+          </w:p>
+        </w:tc>
+        <w:tc>
+          <w:tcPr>
+            <w:tcW w:type="dxa" w:w="2211"/>
+            <w:vAlign w:val="center"/>
+            <w:tcBorders>
+              <w:top w:val="single" w:sz="4" w:color="D9D9D9"/>
+              <w:bottom w:val="single" w:sz="4" w:color="D9D9D9"/>
+              <w:left w:val="single" w:sz="4" w:color="D9D9D9"/>
+              <w:right w:val="single" w:sz="4" w:color="D9D9D9"/>
+            </w:tcBorders>
+            <w:tcMar>
+              <w:top w:w="70" w:type="dxa"/>
+              <w:bottom w:w="70" w:type="dxa"/>
+              <w:left w:w="70" w:type="dxa"/>
+              <w:right w:w="70" w:type="dxa"/>
+            </w:tcMar>
+          </w:tcPr>
+          <w:p>
+            <w:pPr>
+              <w:keepNext w:val="0"/>
+              <w:spacing w:line="259" w:lineRule="auto" w:after="80" w:before="80"/>
+              <w:ind w:firstLine="0"/>
+              <w:jc w:val="center"/>
+            </w:pPr>
+            <w:r>
+              <w:rPr>
+                <w:rFonts w:ascii="Times New Roman" w:hAnsi="Times New Roman" w:eastAsia="宋体"/>
+                <w:b w:val="0"/>
+                <w:color w:val="000000"/>
+                <w:sz w:val="17"/>
+              </w:rPr>
+              <w:t>0.6582 ± 0.0587</w:t>
+            </w:r>
+          </w:p>
+        </w:tc>
+      </w:tr>
+      <w:tr>
+        <w:trPr>
+          <w:cantSplit/>
+        </w:trPr>
+        <w:tc>
+          <w:tcPr>
+            <w:tcW w:type="dxa" w:w="1587"/>
+            <w:vAlign w:val="center"/>
+            <w:tcBorders>
+              <w:top w:val="single" w:sz="4" w:color="D9D9D9"/>
+              <w:bottom w:val="single" w:sz="4" w:color="D9D9D9"/>
+              <w:left w:val="single" w:sz="4" w:color="D9D9D9"/>
+              <w:right w:val="single" w:sz="4" w:color="D9D9D9"/>
+            </w:tcBorders>
+            <w:tcMar>
+              <w:top w:w="70" w:type="dxa"/>
+              <w:bottom w:w="70" w:type="dxa"/>
+              <w:left w:w="70" w:type="dxa"/>
+              <w:right w:w="70" w:type="dxa"/>
+            </w:tcMar>
+          </w:tcPr>
+          <w:p>
+            <w:pPr>
+              <w:keepNext w:val="0"/>
+              <w:spacing w:line="259" w:lineRule="auto" w:after="80" w:before="80"/>
+              <w:ind w:firstLine="0"/>
+              <w:jc w:val="center"/>
+            </w:pPr>
+            <w:r>
+              <w:rPr>
+                <w:rFonts w:ascii="Times New Roman" w:hAnsi="Times New Roman" w:eastAsia="宋体"/>
+                <w:b w:val="0"/>
+                <w:color w:val="000000"/>
+                <w:sz w:val="17"/>
+              </w:rPr>
+              <w:t>KIRC</w:t>
+            </w:r>
+          </w:p>
+        </w:tc>
+        <w:tc>
+          <w:tcPr>
+            <w:tcW w:type="dxa" w:w="1134"/>
+            <w:vAlign w:val="center"/>
+            <w:tcBorders>
+              <w:top w:val="single" w:sz="4" w:color="D9D9D9"/>
+              <w:bottom w:val="single" w:sz="4" w:color="D9D9D9"/>
+              <w:left w:val="single" w:sz="4" w:color="D9D9D9"/>
+              <w:right w:val="single" w:sz="4" w:color="D9D9D9"/>
+            </w:tcBorders>
+            <w:tcMar>
+              <w:top w:w="70" w:type="dxa"/>
+              <w:bottom w:w="70" w:type="dxa"/>
+              <w:left w:w="70" w:type="dxa"/>
+              <w:right w:w="70" w:type="dxa"/>
+            </w:tcMar>
+          </w:tcPr>
+          <w:p>
+            <w:pPr>
+              <w:keepNext w:val="0"/>
+              <w:spacing w:line="259" w:lineRule="auto" w:after="80" w:before="80"/>
+              <w:ind w:firstLine="0"/>
+              <w:jc w:val="center"/>
+            </w:pPr>
+            <w:r>
+              <w:rPr>
+                <w:rFonts w:ascii="Times New Roman" w:hAnsi="Times New Roman" w:eastAsia="宋体"/>
+                <w:b w:val="0"/>
+                <w:color w:val="000000"/>
+                <w:sz w:val="17"/>
+              </w:rPr>
+              <w:t>0.8253</w:t>
+            </w:r>
+          </w:p>
+        </w:tc>
+        <w:tc>
+          <w:tcPr>
+            <w:tcW w:type="dxa" w:w="1134"/>
+            <w:vAlign w:val="center"/>
+            <w:tcBorders>
+              <w:top w:val="single" w:sz="4" w:color="D9D9D9"/>
+              <w:bottom w:val="single" w:sz="4" w:color="D9D9D9"/>
+              <w:left w:val="single" w:sz="4" w:color="D9D9D9"/>
+              <w:right w:val="single" w:sz="4" w:color="D9D9D9"/>
+            </w:tcBorders>
+            <w:tcMar>
+              <w:top w:w="70" w:type="dxa"/>
+              <w:bottom w:w="70" w:type="dxa"/>
+              <w:left w:w="70" w:type="dxa"/>
+              <w:right w:w="70" w:type="dxa"/>
+            </w:tcMar>
+          </w:tcPr>
+          <w:p>
+            <w:pPr>
+              <w:keepNext w:val="0"/>
+              <w:spacing w:line="259" w:lineRule="auto" w:after="80" w:before="80"/>
+              <w:ind w:firstLine="0"/>
+              <w:jc w:val="center"/>
+            </w:pPr>
+            <w:r>
+              <w:rPr>
+                <w:rFonts w:ascii="Times New Roman" w:hAnsi="Times New Roman" w:eastAsia="宋体"/>
+                <w:b w:val="0"/>
+                <w:color w:val="000000"/>
+                <w:sz w:val="17"/>
+              </w:rPr>
+              <w:t>0.8485</w:t>
+            </w:r>
+          </w:p>
+        </w:tc>
+        <w:tc>
+          <w:tcPr>
+            <w:tcW w:type="dxa" w:w="1134"/>
+            <w:vAlign w:val="center"/>
+            <w:tcBorders>
+              <w:top w:val="single" w:sz="4" w:color="D9D9D9"/>
+              <w:bottom w:val="single" w:sz="4" w:color="D9D9D9"/>
+              <w:left w:val="single" w:sz="4" w:color="D9D9D9"/>
+              <w:right w:val="single" w:sz="4" w:color="D9D9D9"/>
+            </w:tcBorders>
+            <w:tcMar>
+              <w:top w:w="70" w:type="dxa"/>
+              <w:bottom w:w="70" w:type="dxa"/>
+              <w:left w:w="70" w:type="dxa"/>
+              <w:right w:w="70" w:type="dxa"/>
+            </w:tcMar>
+          </w:tcPr>
+          <w:p>
+            <w:pPr>
+              <w:keepNext w:val="0"/>
+              <w:spacing w:line="259" w:lineRule="auto" w:after="80" w:before="80"/>
+              <w:ind w:firstLine="0"/>
+              <w:jc w:val="center"/>
+            </w:pPr>
+            <w:r>
+              <w:rPr>
+                <w:rFonts w:ascii="Times New Roman" w:hAnsi="Times New Roman" w:eastAsia="宋体"/>
+                <w:b w:val="0"/>
+                <w:color w:val="000000"/>
+                <w:sz w:val="17"/>
+              </w:rPr>
+              <w:t>0.8202</w:t>
+            </w:r>
+          </w:p>
+        </w:tc>
+        <w:tc>
+          <w:tcPr>
+            <w:tcW w:type="dxa" w:w="1134"/>
+            <w:vAlign w:val="center"/>
+            <w:tcBorders>
+              <w:top w:val="single" w:sz="4" w:color="D9D9D9"/>
+              <w:bottom w:val="single" w:sz="4" w:color="D9D9D9"/>
+              <w:left w:val="single" w:sz="4" w:color="D9D9D9"/>
+              <w:right w:val="single" w:sz="4" w:color="D9D9D9"/>
+            </w:tcBorders>
+            <w:tcMar>
+              <w:top w:w="70" w:type="dxa"/>
+              <w:bottom w:w="70" w:type="dxa"/>
+              <w:left w:w="70" w:type="dxa"/>
+              <w:right w:w="70" w:type="dxa"/>
+            </w:tcMar>
+          </w:tcPr>
+          <w:p>
+            <w:pPr>
+              <w:keepNext w:val="0"/>
+              <w:spacing w:line="259" w:lineRule="auto" w:after="80" w:before="80"/>
+              <w:ind w:firstLine="0"/>
+              <w:jc w:val="center"/>
+            </w:pPr>
+            <w:r>
+              <w:rPr>
+                <w:rFonts w:ascii="Times New Roman" w:hAnsi="Times New Roman" w:eastAsia="宋体"/>
+                <w:b w:val="0"/>
+                <w:color w:val="000000"/>
+                <w:sz w:val="17"/>
+              </w:rPr>
+              <w:t>0.8094</w:t>
+            </w:r>
+          </w:p>
+        </w:tc>
+        <w:tc>
+          <w:tcPr>
+            <w:tcW w:type="dxa" w:w="1134"/>
+            <w:vAlign w:val="center"/>
+            <w:tcBorders>
+              <w:top w:val="single" w:sz="4" w:color="D9D9D9"/>
+              <w:bottom w:val="single" w:sz="4" w:color="D9D9D9"/>
+              <w:left w:val="single" w:sz="4" w:color="D9D9D9"/>
+              <w:right w:val="single" w:sz="4" w:color="D9D9D9"/>
+            </w:tcBorders>
+            <w:tcMar>
+              <w:top w:w="70" w:type="dxa"/>
+              <w:bottom w:w="70" w:type="dxa"/>
+              <w:left w:w="70" w:type="dxa"/>
+              <w:right w:w="70" w:type="dxa"/>
+            </w:tcMar>
+          </w:tcPr>
+          <w:p>
+            <w:pPr>
+              <w:keepNext w:val="0"/>
+              <w:spacing w:line="259" w:lineRule="auto" w:after="80" w:before="80"/>
+              <w:ind w:firstLine="0"/>
+              <w:jc w:val="center"/>
+            </w:pPr>
+            <w:r>
+              <w:rPr>
+                <w:rFonts w:ascii="Times New Roman" w:hAnsi="Times New Roman" w:eastAsia="宋体"/>
+                <w:b w:val="0"/>
+                <w:color w:val="000000"/>
+                <w:sz w:val="17"/>
+              </w:rPr>
+              <w:t>0.8084</w:t>
+            </w:r>
+          </w:p>
+        </w:tc>
+        <w:tc>
+          <w:tcPr>
+            <w:tcW w:type="dxa" w:w="2211"/>
+            <w:vAlign w:val="center"/>
+            <w:tcBorders>
+              <w:top w:val="single" w:sz="4" w:color="D9D9D9"/>
+              <w:bottom w:val="single" w:sz="4" w:color="D9D9D9"/>
+              <w:left w:val="single" w:sz="4" w:color="D9D9D9"/>
+              <w:right w:val="single" w:sz="4" w:color="D9D9D9"/>
+            </w:tcBorders>
+            <w:tcMar>
+              <w:top w:w="70" w:type="dxa"/>
+              <w:bottom w:w="70" w:type="dxa"/>
+              <w:left w:w="70" w:type="dxa"/>
+              <w:right w:w="70" w:type="dxa"/>
+            </w:tcMar>
+          </w:tcPr>
+          <w:p>
+            <w:pPr>
+              <w:keepNext w:val="0"/>
+              <w:spacing w:line="259" w:lineRule="auto" w:after="80" w:before="80"/>
+              <w:ind w:firstLine="0"/>
+              <w:jc w:val="center"/>
+            </w:pPr>
+            <w:r>
+              <w:rPr>
+                <w:rFonts w:ascii="Times New Roman" w:hAnsi="Times New Roman" w:eastAsia="宋体"/>
+                <w:b w:val="0"/>
+                <w:color w:val="000000"/>
+                <w:sz w:val="17"/>
+              </w:rPr>
+              <w:t>0.8224 ± 0.0163</w:t>
+            </w:r>
+          </w:p>
+        </w:tc>
+      </w:tr>
+      <w:tr>
+        <w:trPr>
+          <w:cantSplit/>
+        </w:trPr>
+        <w:tc>
+          <w:tcPr>
+            <w:tcW w:type="dxa" w:w="1587"/>
+            <w:vAlign w:val="center"/>
+            <w:tcBorders>
+              <w:top w:val="single" w:sz="4" w:color="D9D9D9"/>
+              <w:bottom w:val="single" w:sz="4" w:color="D9D9D9"/>
+              <w:left w:val="single" w:sz="4" w:color="D9D9D9"/>
+              <w:right w:val="single" w:sz="4" w:color="D9D9D9"/>
+            </w:tcBorders>
+            <w:tcMar>
+              <w:top w:w="70" w:type="dxa"/>
+              <w:bottom w:w="70" w:type="dxa"/>
+              <w:left w:w="70" w:type="dxa"/>
+              <w:right w:w="70" w:type="dxa"/>
+            </w:tcMar>
+          </w:tcPr>
+          <w:p>
+            <w:pPr>
+              <w:keepNext w:val="0"/>
+              <w:spacing w:line="259" w:lineRule="auto" w:after="80" w:before="80"/>
+              <w:ind w:firstLine="0"/>
+              <w:jc w:val="center"/>
+            </w:pPr>
+            <w:r>
+              <w:rPr>
+                <w:rFonts w:ascii="Times New Roman" w:hAnsi="Times New Roman" w:eastAsia="宋体"/>
+                <w:b w:val="0"/>
+                <w:color w:val="000000"/>
+                <w:sz w:val="17"/>
+              </w:rPr>
+              <w:t>LUAD</w:t>
+            </w:r>
+          </w:p>
+        </w:tc>
+        <w:tc>
+          <w:tcPr>
+            <w:tcW w:type="dxa" w:w="1134"/>
+            <w:vAlign w:val="center"/>
+            <w:tcBorders>
+              <w:top w:val="single" w:sz="4" w:color="D9D9D9"/>
+              <w:bottom w:val="single" w:sz="4" w:color="D9D9D9"/>
+              <w:left w:val="single" w:sz="4" w:color="D9D9D9"/>
+              <w:right w:val="single" w:sz="4" w:color="D9D9D9"/>
+            </w:tcBorders>
+            <w:tcMar>
+              <w:top w:w="70" w:type="dxa"/>
+              <w:bottom w:w="70" w:type="dxa"/>
+              <w:left w:w="70" w:type="dxa"/>
+              <w:right w:w="70" w:type="dxa"/>
+            </w:tcMar>
+          </w:tcPr>
+          <w:p>
+            <w:pPr>
+              <w:keepNext w:val="0"/>
+              <w:spacing w:line="259" w:lineRule="auto" w:after="80" w:before="80"/>
+              <w:ind w:firstLine="0"/>
+              <w:jc w:val="center"/>
+            </w:pPr>
+            <w:r>
+              <w:rPr>
+                <w:rFonts w:ascii="Times New Roman" w:hAnsi="Times New Roman" w:eastAsia="宋体"/>
+                <w:b w:val="0"/>
+                <w:color w:val="000000"/>
+                <w:sz w:val="17"/>
+              </w:rPr>
+              <w:t>0.7015</w:t>
+            </w:r>
+          </w:p>
+        </w:tc>
+        <w:tc>
+          <w:tcPr>
+            <w:tcW w:type="dxa" w:w="1134"/>
+            <w:vAlign w:val="center"/>
+            <w:tcBorders>
+              <w:top w:val="single" w:sz="4" w:color="D9D9D9"/>
+              <w:bottom w:val="single" w:sz="4" w:color="D9D9D9"/>
+              <w:left w:val="single" w:sz="4" w:color="D9D9D9"/>
+              <w:right w:val="single" w:sz="4" w:color="D9D9D9"/>
+            </w:tcBorders>
+            <w:tcMar>
+              <w:top w:w="70" w:type="dxa"/>
+              <w:bottom w:w="70" w:type="dxa"/>
+              <w:left w:w="70" w:type="dxa"/>
+              <w:right w:w="70" w:type="dxa"/>
+            </w:tcMar>
+          </w:tcPr>
+          <w:p>
+            <w:pPr>
+              <w:keepNext w:val="0"/>
+              <w:spacing w:line="259" w:lineRule="auto" w:after="80" w:before="80"/>
+              <w:ind w:firstLine="0"/>
+              <w:jc w:val="center"/>
+            </w:pPr>
+            <w:r>
+              <w:rPr>
+                <w:rFonts w:ascii="Times New Roman" w:hAnsi="Times New Roman" w:eastAsia="宋体"/>
+                <w:b w:val="0"/>
+                <w:color w:val="000000"/>
+                <w:sz w:val="17"/>
+              </w:rPr>
+              <w:t>0.7138</w:t>
+            </w:r>
+          </w:p>
+        </w:tc>
+        <w:tc>
+          <w:tcPr>
+            <w:tcW w:type="dxa" w:w="1134"/>
+            <w:vAlign w:val="center"/>
+            <w:tcBorders>
+              <w:top w:val="single" w:sz="4" w:color="D9D9D9"/>
+              <w:bottom w:val="single" w:sz="4" w:color="D9D9D9"/>
+              <w:left w:val="single" w:sz="4" w:color="D9D9D9"/>
+              <w:right w:val="single" w:sz="4" w:color="D9D9D9"/>
+            </w:tcBorders>
+            <w:tcMar>
+              <w:top w:w="70" w:type="dxa"/>
+              <w:bottom w:w="70" w:type="dxa"/>
+              <w:left w:w="70" w:type="dxa"/>
+              <w:right w:w="70" w:type="dxa"/>
+            </w:tcMar>
+          </w:tcPr>
+          <w:p>
+            <w:pPr>
+              <w:keepNext w:val="0"/>
+              <w:spacing w:line="259" w:lineRule="auto" w:after="80" w:before="80"/>
+              <w:ind w:firstLine="0"/>
+              <w:jc w:val="center"/>
+            </w:pPr>
+            <w:r>
+              <w:rPr>
+                <w:rFonts w:ascii="Times New Roman" w:hAnsi="Times New Roman" w:eastAsia="宋体"/>
+                <w:b w:val="0"/>
+                <w:color w:val="000000"/>
+                <w:sz w:val="17"/>
+              </w:rPr>
+              <w:t>0.7109</w:t>
+            </w:r>
+          </w:p>
+        </w:tc>
+        <w:tc>
+          <w:tcPr>
+            <w:tcW w:type="dxa" w:w="1134"/>
+            <w:vAlign w:val="center"/>
+            <w:tcBorders>
+              <w:top w:val="single" w:sz="4" w:color="D9D9D9"/>
+              <w:bottom w:val="single" w:sz="4" w:color="D9D9D9"/>
+              <w:left w:val="single" w:sz="4" w:color="D9D9D9"/>
+              <w:right w:val="single" w:sz="4" w:color="D9D9D9"/>
+            </w:tcBorders>
+            <w:tcMar>
+              <w:top w:w="70" w:type="dxa"/>
+              <w:bottom w:w="70" w:type="dxa"/>
+              <w:left w:w="70" w:type="dxa"/>
+              <w:right w:w="70" w:type="dxa"/>
+            </w:tcMar>
+          </w:tcPr>
+          <w:p>
+            <w:pPr>
+              <w:keepNext w:val="0"/>
+              <w:spacing w:line="259" w:lineRule="auto" w:after="80" w:before="80"/>
+              <w:ind w:firstLine="0"/>
+              <w:jc w:val="center"/>
+            </w:pPr>
+            <w:r>
+              <w:rPr>
+                <w:rFonts w:ascii="Times New Roman" w:hAnsi="Times New Roman" w:eastAsia="宋体"/>
+                <w:b w:val="0"/>
+                <w:color w:val="000000"/>
+                <w:sz w:val="17"/>
+              </w:rPr>
+              <w:t>0.6352</w:t>
+            </w:r>
+          </w:p>
+        </w:tc>
+        <w:tc>
+          <w:tcPr>
+            <w:tcW w:type="dxa" w:w="1134"/>
+            <w:vAlign w:val="center"/>
+            <w:tcBorders>
+              <w:top w:val="single" w:sz="4" w:color="D9D9D9"/>
+              <w:bottom w:val="single" w:sz="4" w:color="D9D9D9"/>
+              <w:left w:val="single" w:sz="4" w:color="D9D9D9"/>
+              <w:right w:val="single" w:sz="4" w:color="D9D9D9"/>
+            </w:tcBorders>
+            <w:tcMar>
+              <w:top w:w="70" w:type="dxa"/>
+              <w:bottom w:w="70" w:type="dxa"/>
+              <w:left w:w="70" w:type="dxa"/>
+              <w:right w:w="70" w:type="dxa"/>
+            </w:tcMar>
+          </w:tcPr>
+          <w:p>
+            <w:pPr>
+              <w:keepNext w:val="0"/>
+              <w:spacing w:line="259" w:lineRule="auto" w:after="80" w:before="80"/>
+              <w:ind w:firstLine="0"/>
+              <w:jc w:val="center"/>
+            </w:pPr>
+            <w:r>
+              <w:rPr>
+                <w:rFonts w:ascii="Times New Roman" w:hAnsi="Times New Roman" w:eastAsia="宋体"/>
+                <w:b w:val="0"/>
+                <w:color w:val="000000"/>
+                <w:sz w:val="17"/>
+              </w:rPr>
+              <w:t>0.6677</w:t>
+            </w:r>
+          </w:p>
+        </w:tc>
+        <w:tc>
+          <w:tcPr>
+            <w:tcW w:type="dxa" w:w="2211"/>
+            <w:vAlign w:val="center"/>
+            <w:tcBorders>
+              <w:top w:val="single" w:sz="4" w:color="D9D9D9"/>
+              <w:bottom w:val="single" w:sz="4" w:color="D9D9D9"/>
+              <w:left w:val="single" w:sz="4" w:color="D9D9D9"/>
+              <w:right w:val="single" w:sz="4" w:color="D9D9D9"/>
+            </w:tcBorders>
+            <w:tcMar>
+              <w:top w:w="70" w:type="dxa"/>
+              <w:bottom w:w="70" w:type="dxa"/>
+              <w:left w:w="70" w:type="dxa"/>
+              <w:right w:w="70" w:type="dxa"/>
+            </w:tcMar>
+          </w:tcPr>
+          <w:p>
+            <w:pPr>
+              <w:keepNext w:val="0"/>
+              <w:spacing w:line="259" w:lineRule="auto" w:after="80" w:before="80"/>
+              <w:ind w:firstLine="0"/>
+              <w:jc w:val="center"/>
+            </w:pPr>
+            <w:r>
+              <w:rPr>
+                <w:rFonts w:ascii="Times New Roman" w:hAnsi="Times New Roman" w:eastAsia="宋体"/>
+                <w:b w:val="0"/>
+                <w:color w:val="000000"/>
+                <w:sz w:val="17"/>
+              </w:rPr>
+              <w:t>0.6858 ± 0.0337</w:t>
+            </w:r>
+          </w:p>
+        </w:tc>
+      </w:tr>
+      <w:tr>
+        <w:trPr>
+          <w:cantSplit/>
+        </w:trPr>
+        <w:tc>
+          <w:tcPr>
+            <w:tcW w:type="dxa" w:w="1587"/>
+            <w:vAlign w:val="center"/>
+            <w:tcBorders>
+              <w:top w:val="single" w:sz="4" w:color="D9D9D9"/>
+              <w:bottom w:val="single" w:sz="4" w:color="D9D9D9"/>
+              <w:left w:val="single" w:sz="4" w:color="D9D9D9"/>
+              <w:right w:val="single" w:sz="4" w:color="D9D9D9"/>
+            </w:tcBorders>
+            <w:tcMar>
+              <w:top w:w="70" w:type="dxa"/>
+              <w:bottom w:w="70" w:type="dxa"/>
+              <w:left w:w="70" w:type="dxa"/>
+              <w:right w:w="70" w:type="dxa"/>
+            </w:tcMar>
+          </w:tcPr>
+          <w:p>
+            <w:pPr>
+              <w:keepNext w:val="0"/>
+              <w:spacing w:line="259" w:lineRule="auto" w:after="80" w:before="80"/>
+              <w:ind w:firstLine="0"/>
+              <w:jc w:val="center"/>
+            </w:pPr>
+            <w:r>
+              <w:rPr>
+                <w:rFonts w:ascii="Times New Roman" w:hAnsi="Times New Roman" w:eastAsia="宋体"/>
+                <w:b w:val="0"/>
+                <w:color w:val="000000"/>
+                <w:sz w:val="17"/>
+              </w:rPr>
+              <w:t>LUSC</w:t>
+            </w:r>
+          </w:p>
+        </w:tc>
+        <w:tc>
+          <w:tcPr>
+            <w:tcW w:type="dxa" w:w="1134"/>
+            <w:vAlign w:val="center"/>
+            <w:tcBorders>
+              <w:top w:val="single" w:sz="4" w:color="D9D9D9"/>
+              <w:bottom w:val="single" w:sz="4" w:color="D9D9D9"/>
+              <w:left w:val="single" w:sz="4" w:color="D9D9D9"/>
+              <w:right w:val="single" w:sz="4" w:color="D9D9D9"/>
+            </w:tcBorders>
+            <w:tcMar>
+              <w:top w:w="70" w:type="dxa"/>
+              <w:bottom w:w="70" w:type="dxa"/>
+              <w:left w:w="70" w:type="dxa"/>
+              <w:right w:w="70" w:type="dxa"/>
+            </w:tcMar>
+          </w:tcPr>
+          <w:p>
+            <w:pPr>
+              <w:keepNext w:val="0"/>
+              <w:spacing w:line="259" w:lineRule="auto" w:after="80" w:before="80"/>
+              <w:ind w:firstLine="0"/>
+              <w:jc w:val="center"/>
+            </w:pPr>
+            <w:r>
+              <w:rPr>
+                <w:rFonts w:ascii="Times New Roman" w:hAnsi="Times New Roman" w:eastAsia="宋体"/>
+                <w:b w:val="0"/>
+                <w:color w:val="000000"/>
+                <w:sz w:val="17"/>
+              </w:rPr>
+              <w:t>0.6709</w:t>
+            </w:r>
+          </w:p>
+        </w:tc>
+        <w:tc>
+          <w:tcPr>
+            <w:tcW w:type="dxa" w:w="1134"/>
+            <w:vAlign w:val="center"/>
+            <w:tcBorders>
+              <w:top w:val="single" w:sz="4" w:color="D9D9D9"/>
+              <w:bottom w:val="single" w:sz="4" w:color="D9D9D9"/>
+              <w:left w:val="single" w:sz="4" w:color="D9D9D9"/>
+              <w:right w:val="single" w:sz="4" w:color="D9D9D9"/>
+            </w:tcBorders>
+            <w:tcMar>
+              <w:top w:w="70" w:type="dxa"/>
+              <w:bottom w:w="70" w:type="dxa"/>
+              <w:left w:w="70" w:type="dxa"/>
+              <w:right w:w="70" w:type="dxa"/>
+            </w:tcMar>
+          </w:tcPr>
+          <w:p>
+            <w:pPr>
+              <w:keepNext w:val="0"/>
+              <w:spacing w:line="259" w:lineRule="auto" w:after="80" w:before="80"/>
+              <w:ind w:firstLine="0"/>
+              <w:jc w:val="center"/>
+            </w:pPr>
+            <w:r>
+              <w:rPr>
+                <w:rFonts w:ascii="Times New Roman" w:hAnsi="Times New Roman" w:eastAsia="宋体"/>
+                <w:b w:val="0"/>
+                <w:color w:val="000000"/>
+                <w:sz w:val="17"/>
+              </w:rPr>
+              <w:t>0.6377</w:t>
+            </w:r>
+          </w:p>
+        </w:tc>
+        <w:tc>
+          <w:tcPr>
+            <w:tcW w:type="dxa" w:w="1134"/>
+            <w:vAlign w:val="center"/>
+            <w:tcBorders>
+              <w:top w:val="single" w:sz="4" w:color="D9D9D9"/>
+              <w:bottom w:val="single" w:sz="4" w:color="D9D9D9"/>
+              <w:left w:val="single" w:sz="4" w:color="D9D9D9"/>
+              <w:right w:val="single" w:sz="4" w:color="D9D9D9"/>
+            </w:tcBorders>
+            <w:tcMar>
+              <w:top w:w="70" w:type="dxa"/>
+              <w:bottom w:w="70" w:type="dxa"/>
+              <w:left w:w="70" w:type="dxa"/>
+              <w:right w:w="70" w:type="dxa"/>
+            </w:tcMar>
+          </w:tcPr>
+          <w:p>
+            <w:pPr>
+              <w:keepNext w:val="0"/>
+              <w:spacing w:line="259" w:lineRule="auto" w:after="80" w:before="80"/>
+              <w:ind w:firstLine="0"/>
+              <w:jc w:val="center"/>
+            </w:pPr>
+            <w:r>
+              <w:rPr>
+                <w:rFonts w:ascii="Times New Roman" w:hAnsi="Times New Roman" w:eastAsia="宋体"/>
+                <w:b w:val="0"/>
+                <w:color w:val="000000"/>
+                <w:sz w:val="17"/>
+              </w:rPr>
+              <w:t>0.5983</w:t>
+            </w:r>
+          </w:p>
+        </w:tc>
+        <w:tc>
+          <w:tcPr>
+            <w:tcW w:type="dxa" w:w="1134"/>
+            <w:vAlign w:val="center"/>
+            <w:tcBorders>
+              <w:top w:val="single" w:sz="4" w:color="D9D9D9"/>
+              <w:bottom w:val="single" w:sz="4" w:color="D9D9D9"/>
+              <w:left w:val="single" w:sz="4" w:color="D9D9D9"/>
+              <w:right w:val="single" w:sz="4" w:color="D9D9D9"/>
+            </w:tcBorders>
+            <w:tcMar>
+              <w:top w:w="70" w:type="dxa"/>
+              <w:bottom w:w="70" w:type="dxa"/>
+              <w:left w:w="70" w:type="dxa"/>
+              <w:right w:w="70" w:type="dxa"/>
+            </w:tcMar>
+          </w:tcPr>
+          <w:p>
+            <w:pPr>
+              <w:keepNext w:val="0"/>
+              <w:spacing w:line="259" w:lineRule="auto" w:after="80" w:before="80"/>
+              <w:ind w:firstLine="0"/>
+              <w:jc w:val="center"/>
+            </w:pPr>
+            <w:r>
+              <w:rPr>
+                <w:rFonts w:ascii="Times New Roman" w:hAnsi="Times New Roman" w:eastAsia="宋体"/>
+                <w:b w:val="0"/>
+                <w:color w:val="000000"/>
+                <w:sz w:val="17"/>
+              </w:rPr>
+              <w:t>0.6969</w:t>
+            </w:r>
+          </w:p>
+        </w:tc>
+        <w:tc>
+          <w:tcPr>
+            <w:tcW w:type="dxa" w:w="1134"/>
+            <w:vAlign w:val="center"/>
+            <w:tcBorders>
+              <w:top w:val="single" w:sz="4" w:color="D9D9D9"/>
+              <w:bottom w:val="single" w:sz="4" w:color="D9D9D9"/>
+              <w:left w:val="single" w:sz="4" w:color="D9D9D9"/>
+              <w:right w:val="single" w:sz="4" w:color="D9D9D9"/>
+            </w:tcBorders>
+            <w:tcMar>
+              <w:top w:w="70" w:type="dxa"/>
+              <w:bottom w:w="70" w:type="dxa"/>
+              <w:left w:w="70" w:type="dxa"/>
+              <w:right w:w="70" w:type="dxa"/>
+            </w:tcMar>
+          </w:tcPr>
+          <w:p>
+            <w:pPr>
+              <w:keepNext w:val="0"/>
+              <w:spacing w:line="259" w:lineRule="auto" w:after="80" w:before="80"/>
+              <w:ind w:firstLine="0"/>
+              <w:jc w:val="center"/>
+            </w:pPr>
+            <w:r>
+              <w:rPr>
+                <w:rFonts w:ascii="Times New Roman" w:hAnsi="Times New Roman" w:eastAsia="宋体"/>
+                <w:b w:val="0"/>
+                <w:color w:val="000000"/>
+                <w:sz w:val="17"/>
+              </w:rPr>
+              <w:t>0.5463</w:t>
+            </w:r>
+          </w:p>
+        </w:tc>
+        <w:tc>
+          <w:tcPr>
+            <w:tcW w:type="dxa" w:w="2211"/>
+            <w:vAlign w:val="center"/>
+            <w:tcBorders>
+              <w:top w:val="single" w:sz="4" w:color="D9D9D9"/>
+              <w:bottom w:val="single" w:sz="4" w:color="D9D9D9"/>
+              <w:left w:val="single" w:sz="4" w:color="D9D9D9"/>
+              <w:right w:val="single" w:sz="4" w:color="D9D9D9"/>
+            </w:tcBorders>
+            <w:tcMar>
+              <w:top w:w="70" w:type="dxa"/>
+              <w:bottom w:w="70" w:type="dxa"/>
+              <w:left w:w="70" w:type="dxa"/>
+              <w:right w:w="70" w:type="dxa"/>
+            </w:tcMar>
+          </w:tcPr>
+          <w:p>
+            <w:pPr>
+              <w:keepNext w:val="0"/>
+              <w:spacing w:line="259" w:lineRule="auto" w:after="80" w:before="80"/>
+              <w:ind w:firstLine="0"/>
+              <w:jc w:val="center"/>
+            </w:pPr>
+            <w:r>
+              <w:rPr>
+                <w:rFonts w:ascii="Times New Roman" w:hAnsi="Times New Roman" w:eastAsia="宋体"/>
+                <w:b w:val="0"/>
+                <w:color w:val="000000"/>
+                <w:sz w:val="17"/>
+              </w:rPr>
+              <w:t>0.6300 ± 0.0596</w:t>
+            </w:r>
+          </w:p>
+        </w:tc>
+      </w:tr>
+      <w:tr>
+        <w:trPr>
+          <w:cantSplit/>
+        </w:trPr>
+        <w:tc>
+          <w:tcPr>
+            <w:tcW w:type="dxa" w:w="1587"/>
+            <w:vAlign w:val="center"/>
+            <w:tcBorders>
+              <w:top w:val="single" w:sz="4" w:color="D9D9D9"/>
+              <w:bottom w:val="single" w:sz="4" w:color="D9D9D9"/>
+              <w:left w:val="single" w:sz="4" w:color="D9D9D9"/>
+              <w:right w:val="single" w:sz="4" w:color="D9D9D9"/>
+            </w:tcBorders>
+            <w:tcMar>
+              <w:top w:w="70" w:type="dxa"/>
+              <w:bottom w:w="70" w:type="dxa"/>
+              <w:left w:w="70" w:type="dxa"/>
+              <w:right w:w="70" w:type="dxa"/>
+            </w:tcMar>
+          </w:tcPr>
+          <w:p>
+            <w:pPr>
+              <w:keepNext w:val="0"/>
+              <w:spacing w:line="259" w:lineRule="auto" w:after="80" w:before="80"/>
+              <w:ind w:firstLine="0"/>
+              <w:jc w:val="center"/>
+            </w:pPr>
+            <w:r>
+              <w:rPr>
+                <w:rFonts w:ascii="Times New Roman" w:hAnsi="Times New Roman" w:eastAsia="宋体"/>
+                <w:b w:val="0"/>
+                <w:color w:val="000000"/>
+                <w:sz w:val="17"/>
+              </w:rPr>
+              <w:t>SKCM</w:t>
+            </w:r>
+          </w:p>
+        </w:tc>
+        <w:tc>
+          <w:tcPr>
+            <w:tcW w:type="dxa" w:w="1134"/>
+            <w:vAlign w:val="center"/>
+            <w:tcBorders>
+              <w:top w:val="single" w:sz="4" w:color="D9D9D9"/>
+              <w:bottom w:val="single" w:sz="4" w:color="D9D9D9"/>
+              <w:left w:val="single" w:sz="4" w:color="D9D9D9"/>
+              <w:right w:val="single" w:sz="4" w:color="D9D9D9"/>
+            </w:tcBorders>
+            <w:tcMar>
+              <w:top w:w="70" w:type="dxa"/>
+              <w:bottom w:w="70" w:type="dxa"/>
+              <w:left w:w="70" w:type="dxa"/>
+              <w:right w:w="70" w:type="dxa"/>
+            </w:tcMar>
+          </w:tcPr>
+          <w:p>
+            <w:pPr>
+              <w:keepNext w:val="0"/>
+              <w:spacing w:line="259" w:lineRule="auto" w:after="80" w:before="80"/>
+              <w:ind w:firstLine="0"/>
+              <w:jc w:val="center"/>
+            </w:pPr>
+            <w:r>
+              <w:rPr>
+                <w:rFonts w:ascii="Times New Roman" w:hAnsi="Times New Roman" w:eastAsia="宋体"/>
+                <w:b w:val="0"/>
+                <w:color w:val="000000"/>
+                <w:sz w:val="17"/>
+              </w:rPr>
+              <w:t>0.6442</w:t>
+            </w:r>
+          </w:p>
+        </w:tc>
+        <w:tc>
+          <w:tcPr>
+            <w:tcW w:type="dxa" w:w="1134"/>
+            <w:vAlign w:val="center"/>
+            <w:tcBorders>
+              <w:top w:val="single" w:sz="4" w:color="D9D9D9"/>
+              <w:bottom w:val="single" w:sz="4" w:color="D9D9D9"/>
+              <w:left w:val="single" w:sz="4" w:color="D9D9D9"/>
+              <w:right w:val="single" w:sz="4" w:color="D9D9D9"/>
+            </w:tcBorders>
+            <w:tcMar>
+              <w:top w:w="70" w:type="dxa"/>
+              <w:bottom w:w="70" w:type="dxa"/>
+              <w:left w:w="70" w:type="dxa"/>
+              <w:right w:w="70" w:type="dxa"/>
+            </w:tcMar>
+          </w:tcPr>
+          <w:p>
+            <w:pPr>
+              <w:keepNext w:val="0"/>
+              <w:spacing w:line="259" w:lineRule="auto" w:after="80" w:before="80"/>
+              <w:ind w:firstLine="0"/>
+              <w:jc w:val="center"/>
+            </w:pPr>
+            <w:r>
+              <w:rPr>
+                <w:rFonts w:ascii="Times New Roman" w:hAnsi="Times New Roman" w:eastAsia="宋体"/>
+                <w:b w:val="0"/>
+                <w:color w:val="000000"/>
+                <w:sz w:val="17"/>
+              </w:rPr>
+              <w:t>0.6199</w:t>
+            </w:r>
+          </w:p>
+        </w:tc>
+        <w:tc>
+          <w:tcPr>
+            <w:tcW w:type="dxa" w:w="1134"/>
+            <w:vAlign w:val="center"/>
+            <w:tcBorders>
+              <w:top w:val="single" w:sz="4" w:color="D9D9D9"/>
+              <w:bottom w:val="single" w:sz="4" w:color="D9D9D9"/>
+              <w:left w:val="single" w:sz="4" w:color="D9D9D9"/>
+              <w:right w:val="single" w:sz="4" w:color="D9D9D9"/>
+            </w:tcBorders>
+            <w:tcMar>
+              <w:top w:w="70" w:type="dxa"/>
+              <w:bottom w:w="70" w:type="dxa"/>
+              <w:left w:w="70" w:type="dxa"/>
+              <w:right w:w="70" w:type="dxa"/>
+            </w:tcMar>
+          </w:tcPr>
+          <w:p>
+            <w:pPr>
+              <w:keepNext w:val="0"/>
+              <w:spacing w:line="259" w:lineRule="auto" w:after="80" w:before="80"/>
+              <w:ind w:firstLine="0"/>
+              <w:jc w:val="center"/>
+            </w:pPr>
+            <w:r>
+              <w:rPr>
+                <w:rFonts w:ascii="Times New Roman" w:hAnsi="Times New Roman" w:eastAsia="宋体"/>
+                <w:b w:val="0"/>
+                <w:color w:val="000000"/>
+                <w:sz w:val="17"/>
+              </w:rPr>
+              <w:t>0.6706</w:t>
+            </w:r>
+          </w:p>
+        </w:tc>
+        <w:tc>
+          <w:tcPr>
+            <w:tcW w:type="dxa" w:w="1134"/>
+            <w:vAlign w:val="center"/>
+            <w:tcBorders>
+              <w:top w:val="single" w:sz="4" w:color="D9D9D9"/>
+              <w:bottom w:val="single" w:sz="4" w:color="D9D9D9"/>
+              <w:left w:val="single" w:sz="4" w:color="D9D9D9"/>
+              <w:right w:val="single" w:sz="4" w:color="D9D9D9"/>
+            </w:tcBorders>
+            <w:tcMar>
+              <w:top w:w="70" w:type="dxa"/>
+              <w:bottom w:w="70" w:type="dxa"/>
+              <w:left w:w="70" w:type="dxa"/>
+              <w:right w:w="70" w:type="dxa"/>
+            </w:tcMar>
+          </w:tcPr>
+          <w:p>
+            <w:pPr>
+              <w:keepNext w:val="0"/>
+              <w:spacing w:line="259" w:lineRule="auto" w:after="80" w:before="80"/>
+              <w:ind w:firstLine="0"/>
+              <w:jc w:val="center"/>
+            </w:pPr>
+            <w:r>
+              <w:rPr>
+                <w:rFonts w:ascii="Times New Roman" w:hAnsi="Times New Roman" w:eastAsia="宋体"/>
+                <w:b w:val="0"/>
+                <w:color w:val="000000"/>
+                <w:sz w:val="17"/>
+              </w:rPr>
+              <w:t>0.6434</w:t>
+            </w:r>
+          </w:p>
+        </w:tc>
+        <w:tc>
+          <w:tcPr>
+            <w:tcW w:type="dxa" w:w="1134"/>
+            <w:vAlign w:val="center"/>
+            <w:tcBorders>
+              <w:top w:val="single" w:sz="4" w:color="D9D9D9"/>
+              <w:bottom w:val="single" w:sz="4" w:color="D9D9D9"/>
+              <w:left w:val="single" w:sz="4" w:color="D9D9D9"/>
+              <w:right w:val="single" w:sz="4" w:color="D9D9D9"/>
+            </w:tcBorders>
+            <w:tcMar>
+              <w:top w:w="70" w:type="dxa"/>
+              <w:bottom w:w="70" w:type="dxa"/>
+              <w:left w:w="70" w:type="dxa"/>
+              <w:right w:w="70" w:type="dxa"/>
+            </w:tcMar>
+          </w:tcPr>
+          <w:p>
+            <w:pPr>
+              <w:keepNext w:val="0"/>
+              <w:spacing w:line="259" w:lineRule="auto" w:after="80" w:before="80"/>
+              <w:ind w:firstLine="0"/>
+              <w:jc w:val="center"/>
+            </w:pPr>
+            <w:r>
+              <w:rPr>
+                <w:rFonts w:ascii="Times New Roman" w:hAnsi="Times New Roman" w:eastAsia="宋体"/>
+                <w:b w:val="0"/>
+                <w:color w:val="000000"/>
+                <w:sz w:val="17"/>
+              </w:rPr>
+              <w:t>0.7488</w:t>
+            </w:r>
+          </w:p>
+        </w:tc>
+        <w:tc>
+          <w:tcPr>
+            <w:tcW w:type="dxa" w:w="2211"/>
+            <w:vAlign w:val="center"/>
+            <w:tcBorders>
+              <w:top w:val="single" w:sz="4" w:color="D9D9D9"/>
+              <w:bottom w:val="single" w:sz="4" w:color="D9D9D9"/>
+              <w:left w:val="single" w:sz="4" w:color="D9D9D9"/>
+              <w:right w:val="single" w:sz="4" w:color="D9D9D9"/>
+            </w:tcBorders>
+            <w:tcMar>
+              <w:top w:w="70" w:type="dxa"/>
+              <w:bottom w:w="70" w:type="dxa"/>
+              <w:left w:w="70" w:type="dxa"/>
+              <w:right w:w="70" w:type="dxa"/>
+            </w:tcMar>
+          </w:tcPr>
+          <w:p>
+            <w:pPr>
+              <w:keepNext w:val="0"/>
+              <w:spacing w:line="259" w:lineRule="auto" w:after="80" w:before="80"/>
+              <w:ind w:firstLine="0"/>
+              <w:jc w:val="center"/>
+            </w:pPr>
+            <w:r>
+              <w:rPr>
+                <w:rFonts w:ascii="Times New Roman" w:hAnsi="Times New Roman" w:eastAsia="宋体"/>
+                <w:b w:val="0"/>
+                <w:color w:val="000000"/>
+                <w:sz w:val="17"/>
+              </w:rPr>
+              <w:t>0.6654 ± 0.0500</w:t>
+            </w:r>
+          </w:p>
+        </w:tc>
+      </w:tr>
+      <w:tr>
+        <w:trPr>
+          <w:cantSplit/>
+        </w:trPr>
+        <w:tc>
+          <w:tcPr>
+            <w:tcW w:type="dxa" w:w="1587"/>
+            <w:vAlign w:val="center"/>
+            <w:tcBorders>
+              <w:top w:val="single" w:sz="4" w:color="D9D9D9"/>
+              <w:bottom w:val="single" w:sz="4" w:color="D9D9D9"/>
+              <w:left w:val="single" w:sz="4" w:color="D9D9D9"/>
+              <w:right w:val="single" w:sz="4" w:color="D9D9D9"/>
+            </w:tcBorders>
+            <w:tcMar>
+              <w:top w:w="70" w:type="dxa"/>
+              <w:bottom w:w="70" w:type="dxa"/>
+              <w:left w:w="70" w:type="dxa"/>
+              <w:right w:w="70" w:type="dxa"/>
+            </w:tcMar>
+          </w:tcPr>
+          <w:p>
+            <w:pPr>
+              <w:keepNext w:val="0"/>
+              <w:spacing w:line="259" w:lineRule="auto" w:after="80" w:before="80"/>
+              <w:ind w:firstLine="0"/>
+              <w:jc w:val="center"/>
+            </w:pPr>
+            <w:r>
+              <w:rPr>
+                <w:rFonts w:ascii="Times New Roman" w:hAnsi="Times New Roman" w:eastAsia="宋体"/>
+                <w:b w:val="0"/>
+                <w:color w:val="000000"/>
+                <w:sz w:val="17"/>
+              </w:rPr>
+              <w:t>STAD</w:t>
+            </w:r>
+          </w:p>
+        </w:tc>
+        <w:tc>
+          <w:tcPr>
+            <w:tcW w:type="dxa" w:w="1134"/>
+            <w:vAlign w:val="center"/>
+            <w:tcBorders>
+              <w:top w:val="single" w:sz="4" w:color="D9D9D9"/>
+              <w:bottom w:val="single" w:sz="4" w:color="D9D9D9"/>
+              <w:left w:val="single" w:sz="4" w:color="D9D9D9"/>
+              <w:right w:val="single" w:sz="4" w:color="D9D9D9"/>
+            </w:tcBorders>
+            <w:tcMar>
+              <w:top w:w="70" w:type="dxa"/>
+              <w:bottom w:w="70" w:type="dxa"/>
+              <w:left w:w="70" w:type="dxa"/>
+              <w:right w:w="70" w:type="dxa"/>
+            </w:tcMar>
+          </w:tcPr>
+          <w:p>
+            <w:pPr>
+              <w:keepNext w:val="0"/>
+              <w:spacing w:line="259" w:lineRule="auto" w:after="80" w:before="80"/>
+              <w:ind w:firstLine="0"/>
+              <w:jc w:val="center"/>
+            </w:pPr>
+            <w:r>
+              <w:rPr>
+                <w:rFonts w:ascii="Times New Roman" w:hAnsi="Times New Roman" w:eastAsia="宋体"/>
+                <w:b w:val="0"/>
+                <w:color w:val="000000"/>
+                <w:sz w:val="17"/>
+              </w:rPr>
+              <w:t>0.6835</w:t>
+            </w:r>
+          </w:p>
+        </w:tc>
+        <w:tc>
+          <w:tcPr>
+            <w:tcW w:type="dxa" w:w="1134"/>
+            <w:vAlign w:val="center"/>
+            <w:tcBorders>
+              <w:top w:val="single" w:sz="4" w:color="D9D9D9"/>
+              <w:bottom w:val="single" w:sz="4" w:color="D9D9D9"/>
+              <w:left w:val="single" w:sz="4" w:color="D9D9D9"/>
+              <w:right w:val="single" w:sz="4" w:color="D9D9D9"/>
+            </w:tcBorders>
+            <w:tcMar>
+              <w:top w:w="70" w:type="dxa"/>
+              <w:bottom w:w="70" w:type="dxa"/>
+              <w:left w:w="70" w:type="dxa"/>
+              <w:right w:w="70" w:type="dxa"/>
+            </w:tcMar>
+          </w:tcPr>
+          <w:p>
+            <w:pPr>
+              <w:keepNext w:val="0"/>
+              <w:spacing w:line="259" w:lineRule="auto" w:after="80" w:before="80"/>
+              <w:ind w:firstLine="0"/>
+              <w:jc w:val="center"/>
+            </w:pPr>
+            <w:r>
+              <w:rPr>
+                <w:rFonts w:ascii="Times New Roman" w:hAnsi="Times New Roman" w:eastAsia="宋体"/>
+                <w:b w:val="0"/>
+                <w:color w:val="000000"/>
+                <w:sz w:val="17"/>
+              </w:rPr>
+              <w:t>0.6471</w:t>
+            </w:r>
+          </w:p>
+        </w:tc>
+        <w:tc>
+          <w:tcPr>
+            <w:tcW w:type="dxa" w:w="1134"/>
+            <w:vAlign w:val="center"/>
+            <w:tcBorders>
+              <w:top w:val="single" w:sz="4" w:color="D9D9D9"/>
+              <w:bottom w:val="single" w:sz="4" w:color="D9D9D9"/>
+              <w:left w:val="single" w:sz="4" w:color="D9D9D9"/>
+              <w:right w:val="single" w:sz="4" w:color="D9D9D9"/>
+            </w:tcBorders>
+            <w:tcMar>
+              <w:top w:w="70" w:type="dxa"/>
+              <w:bottom w:w="70" w:type="dxa"/>
+              <w:left w:w="70" w:type="dxa"/>
+              <w:right w:w="70" w:type="dxa"/>
+            </w:tcMar>
+          </w:tcPr>
+          <w:p>
+            <w:pPr>
+              <w:keepNext w:val="0"/>
+              <w:spacing w:line="259" w:lineRule="auto" w:after="80" w:before="80"/>
+              <w:ind w:firstLine="0"/>
+              <w:jc w:val="center"/>
+            </w:pPr>
+            <w:r>
+              <w:rPr>
+                <w:rFonts w:ascii="Times New Roman" w:hAnsi="Times New Roman" w:eastAsia="宋体"/>
+                <w:b w:val="0"/>
+                <w:color w:val="000000"/>
+                <w:sz w:val="17"/>
+              </w:rPr>
+              <w:t>0.5645</w:t>
+            </w:r>
+          </w:p>
+        </w:tc>
+        <w:tc>
+          <w:tcPr>
+            <w:tcW w:type="dxa" w:w="1134"/>
+            <w:vAlign w:val="center"/>
+            <w:tcBorders>
+              <w:top w:val="single" w:sz="4" w:color="D9D9D9"/>
+              <w:bottom w:val="single" w:sz="4" w:color="D9D9D9"/>
+              <w:left w:val="single" w:sz="4" w:color="D9D9D9"/>
+              <w:right w:val="single" w:sz="4" w:color="D9D9D9"/>
+            </w:tcBorders>
+            <w:tcMar>
+              <w:top w:w="70" w:type="dxa"/>
+              <w:bottom w:w="70" w:type="dxa"/>
+              <w:left w:w="70" w:type="dxa"/>
+              <w:right w:w="70" w:type="dxa"/>
+            </w:tcMar>
+          </w:tcPr>
+          <w:p>
+            <w:pPr>
+              <w:keepNext w:val="0"/>
+              <w:spacing w:line="259" w:lineRule="auto" w:after="80" w:before="80"/>
+              <w:ind w:firstLine="0"/>
+              <w:jc w:val="center"/>
+            </w:pPr>
+            <w:r>
+              <w:rPr>
+                <w:rFonts w:ascii="Times New Roman" w:hAnsi="Times New Roman" w:eastAsia="宋体"/>
+                <w:b w:val="0"/>
+                <w:color w:val="000000"/>
+                <w:sz w:val="17"/>
+              </w:rPr>
+              <w:t>0.6691</w:t>
+            </w:r>
+          </w:p>
+        </w:tc>
+        <w:tc>
+          <w:tcPr>
+            <w:tcW w:type="dxa" w:w="1134"/>
+            <w:vAlign w:val="center"/>
+            <w:tcBorders>
+              <w:top w:val="single" w:sz="4" w:color="D9D9D9"/>
+              <w:bottom w:val="single" w:sz="4" w:color="D9D9D9"/>
+              <w:left w:val="single" w:sz="4" w:color="D9D9D9"/>
+              <w:right w:val="single" w:sz="4" w:color="D9D9D9"/>
+            </w:tcBorders>
+            <w:tcMar>
+              <w:top w:w="70" w:type="dxa"/>
+              <w:bottom w:w="70" w:type="dxa"/>
+              <w:left w:w="70" w:type="dxa"/>
+              <w:right w:w="70" w:type="dxa"/>
+            </w:tcMar>
+          </w:tcPr>
+          <w:p>
+            <w:pPr>
+              <w:keepNext w:val="0"/>
+              <w:spacing w:line="259" w:lineRule="auto" w:after="80" w:before="80"/>
+              <w:ind w:firstLine="0"/>
+              <w:jc w:val="center"/>
+            </w:pPr>
+            <w:r>
+              <w:rPr>
+                <w:rFonts w:ascii="Times New Roman" w:hAnsi="Times New Roman" w:eastAsia="宋体"/>
+                <w:b w:val="0"/>
+                <w:color w:val="000000"/>
+                <w:sz w:val="17"/>
+              </w:rPr>
+              <w:t>0.6161</w:t>
+            </w:r>
+          </w:p>
+        </w:tc>
+        <w:tc>
+          <w:tcPr>
+            <w:tcW w:type="dxa" w:w="2211"/>
+            <w:vAlign w:val="center"/>
+            <w:tcBorders>
+              <w:top w:val="single" w:sz="4" w:color="D9D9D9"/>
+              <w:bottom w:val="single" w:sz="4" w:color="D9D9D9"/>
+              <w:left w:val="single" w:sz="4" w:color="D9D9D9"/>
+              <w:right w:val="single" w:sz="4" w:color="D9D9D9"/>
+            </w:tcBorders>
+            <w:tcMar>
+              <w:top w:w="70" w:type="dxa"/>
+              <w:bottom w:w="70" w:type="dxa"/>
+              <w:left w:w="70" w:type="dxa"/>
+              <w:right w:w="70" w:type="dxa"/>
+            </w:tcMar>
+          </w:tcPr>
+          <w:p>
+            <w:pPr>
+              <w:keepNext w:val="0"/>
+              <w:spacing w:line="259" w:lineRule="auto" w:after="80" w:before="80"/>
+              <w:ind w:firstLine="0"/>
+              <w:jc w:val="center"/>
+            </w:pPr>
+            <w:r>
+              <w:rPr>
+                <w:rFonts w:ascii="Times New Roman" w:hAnsi="Times New Roman" w:eastAsia="宋体"/>
+                <w:b w:val="0"/>
+                <w:color w:val="000000"/>
+                <w:sz w:val="17"/>
+              </w:rPr>
+              <w:t>0.6361 ± 0.0474</w:t>
+            </w:r>
+          </w:p>
+        </w:tc>
+      </w:tr>
+      <w:tr>
+        <w:trPr>
+          <w:cantSplit/>
+        </w:trPr>
+        <w:tc>
+          <w:tcPr>
+            <w:tcW w:type="dxa" w:w="1587"/>
+            <w:vAlign w:val="center"/>
+            <w:tcBorders>
+              <w:top w:val="single" w:sz="4" w:color="D9D9D9"/>
+              <w:bottom w:val="single" w:sz="4" w:color="D9D9D9"/>
+              <w:left w:val="single" w:sz="4" w:color="D9D9D9"/>
+              <w:right w:val="single" w:sz="4" w:color="D9D9D9"/>
+            </w:tcBorders>
+            <w:tcMar>
+              <w:top w:w="70" w:type="dxa"/>
+              <w:bottom w:w="70" w:type="dxa"/>
+              <w:left w:w="70" w:type="dxa"/>
+              <w:right w:w="70" w:type="dxa"/>
+            </w:tcMar>
+          </w:tcPr>
+          <w:p>
+            <w:pPr>
+              <w:keepNext/>
+              <w:spacing w:line="259" w:lineRule="auto" w:after="80" w:before="80"/>
+              <w:ind w:firstLine="0"/>
+              <w:jc w:val="center"/>
+            </w:pPr>
+            <w:r>
+              <w:rPr>
+                <w:rFonts w:ascii="Times New Roman" w:hAnsi="Times New Roman" w:eastAsia="宋体"/>
+                <w:b w:val="0"/>
+                <w:color w:val="000000"/>
+                <w:sz w:val="17"/>
+              </w:rPr>
+              <w:t>UCEC</w:t>
+            </w:r>
+          </w:p>
+        </w:tc>
+        <w:tc>
+          <w:tcPr>
+            <w:tcW w:type="dxa" w:w="1134"/>
+            <w:vAlign w:val="center"/>
+            <w:tcBorders>
+              <w:top w:val="single" w:sz="4" w:color="D9D9D9"/>
+              <w:bottom w:val="single" w:sz="4" w:color="D9D9D9"/>
+              <w:left w:val="single" w:sz="4" w:color="D9D9D9"/>
+              <w:right w:val="single" w:sz="4" w:color="D9D9D9"/>
+            </w:tcBorders>
+            <w:tcMar>
+              <w:top w:w="70" w:type="dxa"/>
+              <w:bottom w:w="70" w:type="dxa"/>
+              <w:left w:w="70" w:type="dxa"/>
+              <w:right w:w="70" w:type="dxa"/>
+            </w:tcMar>
+          </w:tcPr>
+          <w:p>
+            <w:pPr>
+              <w:keepNext/>
+              <w:spacing w:line="259" w:lineRule="auto" w:after="80" w:before="80"/>
+              <w:ind w:firstLine="0"/>
+              <w:jc w:val="center"/>
+            </w:pPr>
+            <w:r>
+              <w:rPr>
+                <w:rFonts w:ascii="Times New Roman" w:hAnsi="Times New Roman" w:eastAsia="宋体"/>
+                <w:b w:val="0"/>
+                <w:color w:val="000000"/>
+                <w:sz w:val="17"/>
+              </w:rPr>
+              <w:t>0.8060</w:t>
+            </w:r>
+          </w:p>
+        </w:tc>
+        <w:tc>
+          <w:tcPr>
+            <w:tcW w:type="dxa" w:w="1134"/>
+            <w:vAlign w:val="center"/>
+            <w:tcBorders>
+              <w:top w:val="single" w:sz="4" w:color="D9D9D9"/>
+              <w:bottom w:val="single" w:sz="4" w:color="D9D9D9"/>
+              <w:left w:val="single" w:sz="4" w:color="D9D9D9"/>
+              <w:right w:val="single" w:sz="4" w:color="D9D9D9"/>
+            </w:tcBorders>
+            <w:tcMar>
+              <w:top w:w="70" w:type="dxa"/>
+              <w:bottom w:w="70" w:type="dxa"/>
+              <w:left w:w="70" w:type="dxa"/>
+              <w:right w:w="70" w:type="dxa"/>
+            </w:tcMar>
+          </w:tcPr>
+          <w:p>
+            <w:pPr>
+              <w:keepNext/>
+              <w:spacing w:line="259" w:lineRule="auto" w:after="80" w:before="80"/>
+              <w:ind w:firstLine="0"/>
+              <w:jc w:val="center"/>
+            </w:pPr>
+            <w:r>
+              <w:rPr>
+                <w:rFonts w:ascii="Times New Roman" w:hAnsi="Times New Roman" w:eastAsia="宋体"/>
+                <w:b w:val="0"/>
+                <w:color w:val="000000"/>
+                <w:sz w:val="17"/>
+              </w:rPr>
+              <w:t>0.8532</w:t>
+            </w:r>
+          </w:p>
+        </w:tc>
+        <w:tc>
+          <w:tcPr>
+            <w:tcW w:type="dxa" w:w="1134"/>
+            <w:vAlign w:val="center"/>
+            <w:tcBorders>
+              <w:top w:val="single" w:sz="4" w:color="D9D9D9"/>
+              <w:bottom w:val="single" w:sz="4" w:color="D9D9D9"/>
+              <w:left w:val="single" w:sz="4" w:color="D9D9D9"/>
+              <w:right w:val="single" w:sz="4" w:color="D9D9D9"/>
+            </w:tcBorders>
+            <w:tcMar>
+              <w:top w:w="70" w:type="dxa"/>
+              <w:bottom w:w="70" w:type="dxa"/>
+              <w:left w:w="70" w:type="dxa"/>
+              <w:right w:w="70" w:type="dxa"/>
+            </w:tcMar>
+          </w:tcPr>
+          <w:p>
+            <w:pPr>
+              <w:keepNext/>
+              <w:spacing w:line="259" w:lineRule="auto" w:after="80" w:before="80"/>
+              <w:ind w:firstLine="0"/>
+              <w:jc w:val="center"/>
+            </w:pPr>
+            <w:r>
+              <w:rPr>
+                <w:rFonts w:ascii="Times New Roman" w:hAnsi="Times New Roman" w:eastAsia="宋体"/>
+                <w:b w:val="0"/>
+                <w:color w:val="000000"/>
+                <w:sz w:val="17"/>
+              </w:rPr>
+              <w:t>0.7654</w:t>
+            </w:r>
+          </w:p>
+        </w:tc>
+        <w:tc>
+          <w:tcPr>
+            <w:tcW w:type="dxa" w:w="1134"/>
+            <w:vAlign w:val="center"/>
+            <w:tcBorders>
+              <w:top w:val="single" w:sz="4" w:color="D9D9D9"/>
+              <w:bottom w:val="single" w:sz="4" w:color="D9D9D9"/>
+              <w:left w:val="single" w:sz="4" w:color="D9D9D9"/>
+              <w:right w:val="single" w:sz="4" w:color="D9D9D9"/>
+            </w:tcBorders>
+            <w:tcMar>
+              <w:top w:w="70" w:type="dxa"/>
+              <w:bottom w:w="70" w:type="dxa"/>
+              <w:left w:w="70" w:type="dxa"/>
+              <w:right w:w="70" w:type="dxa"/>
+            </w:tcMar>
+          </w:tcPr>
+          <w:p>
+            <w:pPr>
+              <w:keepNext/>
+              <w:spacing w:line="259" w:lineRule="auto" w:after="80" w:before="80"/>
+              <w:ind w:firstLine="0"/>
+              <w:jc w:val="center"/>
+            </w:pPr>
+            <w:r>
+              <w:rPr>
+                <w:rFonts w:ascii="Times New Roman" w:hAnsi="Times New Roman" w:eastAsia="宋体"/>
+                <w:b w:val="0"/>
+                <w:color w:val="000000"/>
+                <w:sz w:val="17"/>
+              </w:rPr>
+              <w:t>0.7511</w:t>
+            </w:r>
+          </w:p>
+        </w:tc>
+        <w:tc>
+          <w:tcPr>
+            <w:tcW w:type="dxa" w:w="1134"/>
+            <w:vAlign w:val="center"/>
+            <w:tcBorders>
+              <w:top w:val="single" w:sz="4" w:color="D9D9D9"/>
+              <w:bottom w:val="single" w:sz="4" w:color="D9D9D9"/>
+              <w:left w:val="single" w:sz="4" w:color="D9D9D9"/>
+              <w:right w:val="single" w:sz="4" w:color="D9D9D9"/>
+            </w:tcBorders>
+            <w:tcMar>
+              <w:top w:w="70" w:type="dxa"/>
+              <w:bottom w:w="70" w:type="dxa"/>
+              <w:left w:w="70" w:type="dxa"/>
+              <w:right w:w="70" w:type="dxa"/>
+            </w:tcMar>
+          </w:tcPr>
+          <w:p>
+            <w:pPr>
+              <w:keepNext/>
+              <w:spacing w:line="259" w:lineRule="auto" w:after="80" w:before="80"/>
+              <w:ind w:firstLine="0"/>
+              <w:jc w:val="center"/>
+            </w:pPr>
+            <w:r>
+              <w:rPr>
+                <w:rFonts w:ascii="Times New Roman" w:hAnsi="Times New Roman" w:eastAsia="宋体"/>
+                <w:b w:val="0"/>
+                <w:color w:val="000000"/>
+                <w:sz w:val="17"/>
+              </w:rPr>
+              <w:t>0.7884</w:t>
+            </w:r>
+          </w:p>
+        </w:tc>
+        <w:tc>
+          <w:tcPr>
+            <w:tcW w:type="dxa" w:w="2211"/>
+            <w:vAlign w:val="center"/>
+            <w:tcBorders>
+              <w:top w:val="single" w:sz="4" w:color="D9D9D9"/>
+              <w:bottom w:val="single" w:sz="4" w:color="D9D9D9"/>
+              <w:left w:val="single" w:sz="4" w:color="D9D9D9"/>
+              <w:right w:val="single" w:sz="4" w:color="D9D9D9"/>
+            </w:tcBorders>
+            <w:tcMar>
+              <w:top w:w="70" w:type="dxa"/>
+              <w:bottom w:w="70" w:type="dxa"/>
+              <w:left w:w="70" w:type="dxa"/>
+              <w:right w:w="70" w:type="dxa"/>
+            </w:tcMar>
+          </w:tcPr>
+          <w:p>
+            <w:pPr>
+              <w:keepNext/>
+              <w:spacing w:line="259" w:lineRule="auto" w:after="80" w:before="80"/>
+              <w:ind w:firstLine="0"/>
+              <w:jc w:val="center"/>
+            </w:pPr>
+            <w:r>
+              <w:rPr>
+                <w:rFonts w:ascii="Times New Roman" w:hAnsi="Times New Roman" w:eastAsia="宋体"/>
+                <w:b w:val="0"/>
+                <w:color w:val="000000"/>
+                <w:sz w:val="17"/>
+              </w:rPr>
+              <w:t>0.7928 ± 0.0398</w:t>
+            </w:r>
+          </w:p>
+        </w:tc>
+      </w:tr>
+    </w:tbl>
+    <w:p>
+      <w:pPr>
+        <w:keepLines/>
+        <w:spacing w:line="264" w:lineRule="auto"/>
+        <w:ind w:firstLine="0"/>
+      </w:pPr>
+      <w:r>
+        <w:rPr>
+          <w:rFonts w:ascii="Times New Roman" w:hAnsi="Times New Roman" w:eastAsia="宋体"/>
+          <w:b w:val="0"/>
+          <w:color w:val="000000"/>
+          <w:sz w:val="18"/>
+        </w:rPr>
+        <w:t>表 1 十个 TCGA 队列的 Full 五折最佳验证 C-index。所有均值和样本标准差均按本表折值重算，与旧汇总的部分统计量存在末位或口径差异；例如 KIRC 标准差由 0.0146 统一为 0.0163。该表描述完整模型跨队列的表现，没有外部方法同条件分数时不据此作方法排名。</w:t>
       </w:r>
     </w:p>
     <w:p>
@@ -5888,7 +8693,680 @@
           <w:color w:val="000000"/>
           <w:sz w:val="21"/>
         </w:rPr>
-        <w:t>共同配置使用 AdamW，学习率和权重衰减均为 0.0005，batch size 为 8，余弦调度，梯度裁剪为 1.0。隐维为 256，两种模态各 8 个槽，槽聚合迭代 3 次，运输采用 4 个潜在阶段和 3 个几何分支。自重建与跨模态重建使用共享的通路查询解码器。不同实验批次的共同条件及有效系数以历史配置和 overrides 为准，不用当前默认值替代。</w:t>
+        <w:t>十队列等权平均 C-index 为 0.7030。KIRC 达到 0.8224，UCEC 为 0.7928，COADREAD 为 0.7364，BLCA 为 0.7238；LUSC 为 0.6300，是当前十队列中最低的均值。不同队列的事件率、随访、样本量和输入信息不同，癌种间分数差不直接归因于某个模块，也不等同于跨癌种迁移能力。</w:t>
+      </w:r>
+    </w:p>
+    <w:p>
+      <w:pPr>
+        <w:pStyle w:val="Heading2"/>
+        <w:ind w:firstLine="0"/>
+      </w:pPr>
+      <w:r>
+        <w:rPr>
+          <w:rFonts w:ascii="Times New Roman" w:hAnsi="Times New Roman" w:eastAsia="黑体"/>
+          <w:b/>
+          <w:color w:val="000000"/>
+          <w:sz w:val="23"/>
+        </w:rPr>
+        <w:t>4.3 外部基线比较</w:t>
+      </w:r>
+    </w:p>
+    <w:p>
+      <w:pPr>
+        <w:jc w:val="both"/>
+      </w:pPr>
+      <w:r>
+        <w:rPr>
+          <w:rFonts w:ascii="Times New Roman" w:hAnsi="Times New Roman" w:eastAsia="宋体"/>
+          <w:b w:val="0"/>
+          <w:color w:val="000000"/>
+          <w:sz w:val="21"/>
+        </w:rPr>
+        <w:t>外部比较以 SlotSPE 为首要参照，其槽表示与跨模态重建使它能够检验 DCT 相对已有结构化预后建模的增益 [3]。native 配方用于保留原方法训练设定，matched 配方用于尽可能匹配编码器、患者划分、采样、训练预算和 checkpoint 选择。两种结果分别报告。</w:t>
+      </w:r>
+    </w:p>
+    <w:tbl>
+      <w:tblPr>
+        <w:tblW w:type="auto" w:w="0"/>
+        <w:jc w:val="center"/>
+        <w:tblLayout w:type="fixed"/>
+        <w:tblLook w:firstColumn="1" w:firstRow="1" w:lastColumn="0" w:lastRow="0" w:noHBand="0" w:noVBand="1" w:val="04A0"/>
+      </w:tblPr>
+      <w:tblGrid>
+        <w:gridCol w:w="1928"/>
+        <w:gridCol w:w="1871"/>
+        <w:gridCol w:w="2835"/>
+        <w:gridCol w:w="2835"/>
+      </w:tblGrid>
+      <w:tr>
+        <w:trPr>
+          <w:cantSplit/>
+          <w:tblHeader/>
+        </w:trPr>
+        <w:tc>
+          <w:tcPr>
+            <w:tcW w:type="dxa" w:w="1928"/>
+            <w:vAlign w:val="center"/>
+            <w:shd w:fill="EDEFF2"/>
+            <w:tcBorders>
+              <w:top w:val="single" w:sz="4" w:color="D9D9D9"/>
+              <w:bottom w:val="single" w:sz="4" w:color="D9D9D9"/>
+              <w:left w:val="single" w:sz="4" w:color="D9D9D9"/>
+              <w:right w:val="single" w:sz="4" w:color="D9D9D9"/>
+            </w:tcBorders>
+            <w:tcMar>
+              <w:top w:w="70" w:type="dxa"/>
+              <w:bottom w:w="70" w:type="dxa"/>
+              <w:left w:w="70" w:type="dxa"/>
+              <w:right w:w="70" w:type="dxa"/>
+            </w:tcMar>
+          </w:tcPr>
+          <w:p>
+            <w:pPr>
+              <w:keepNext/>
+              <w:spacing w:line="259" w:lineRule="auto" w:after="80" w:before="80"/>
+              <w:ind w:firstLine="0"/>
+              <w:jc w:val="center"/>
+            </w:pPr>
+            <w:r>
+              <w:rPr>
+                <w:rFonts w:ascii="Times New Roman" w:hAnsi="Times New Roman" w:eastAsia="宋体"/>
+                <w:b/>
+                <w:color w:val="000000"/>
+                <w:sz w:val="19"/>
+              </w:rPr>
+              <w:t>方法</w:t>
+            </w:r>
+          </w:p>
+        </w:tc>
+        <w:tc>
+          <w:tcPr>
+            <w:tcW w:type="dxa" w:w="1871"/>
+            <w:vAlign w:val="center"/>
+            <w:shd w:fill="EDEFF2"/>
+            <w:tcBorders>
+              <w:top w:val="single" w:sz="4" w:color="D9D9D9"/>
+              <w:bottom w:val="single" w:sz="4" w:color="D9D9D9"/>
+              <w:left w:val="single" w:sz="4" w:color="D9D9D9"/>
+              <w:right w:val="single" w:sz="4" w:color="D9D9D9"/>
+            </w:tcBorders>
+            <w:tcMar>
+              <w:top w:w="70" w:type="dxa"/>
+              <w:bottom w:w="70" w:type="dxa"/>
+              <w:left w:w="70" w:type="dxa"/>
+              <w:right w:w="70" w:type="dxa"/>
+            </w:tcMar>
+          </w:tcPr>
+          <w:p>
+            <w:pPr>
+              <w:keepNext/>
+              <w:spacing w:line="259" w:lineRule="auto" w:after="80" w:before="80"/>
+              <w:ind w:firstLine="0"/>
+              <w:jc w:val="center"/>
+            </w:pPr>
+            <w:r>
+              <w:rPr>
+                <w:rFonts w:ascii="Times New Roman" w:hAnsi="Times New Roman" w:eastAsia="宋体"/>
+                <w:b/>
+                <w:color w:val="000000"/>
+                <w:sz w:val="19"/>
+              </w:rPr>
+              <w:t>配方</w:t>
+            </w:r>
+          </w:p>
+        </w:tc>
+        <w:tc>
+          <w:tcPr>
+            <w:tcW w:type="dxa" w:w="2835"/>
+            <w:vAlign w:val="center"/>
+            <w:shd w:fill="EDEFF2"/>
+            <w:tcBorders>
+              <w:top w:val="single" w:sz="4" w:color="D9D9D9"/>
+              <w:bottom w:val="single" w:sz="4" w:color="D9D9D9"/>
+              <w:left w:val="single" w:sz="4" w:color="D9D9D9"/>
+              <w:right w:val="single" w:sz="4" w:color="D9D9D9"/>
+            </w:tcBorders>
+            <w:tcMar>
+              <w:top w:w="70" w:type="dxa"/>
+              <w:bottom w:w="70" w:type="dxa"/>
+              <w:left w:w="70" w:type="dxa"/>
+              <w:right w:w="70" w:type="dxa"/>
+            </w:tcMar>
+          </w:tcPr>
+          <w:p>
+            <w:pPr>
+              <w:keepNext/>
+              <w:spacing w:line="259" w:lineRule="auto" w:after="80" w:before="80"/>
+              <w:ind w:firstLine="0"/>
+              <w:jc w:val="center"/>
+            </w:pPr>
+            <w:r>
+              <w:rPr>
+                <w:rFonts w:ascii="Times New Roman" w:hAnsi="Times New Roman" w:eastAsia="宋体"/>
+                <w:b/>
+                <w:color w:val="000000"/>
+                <w:sz w:val="19"/>
+              </w:rPr>
+              <w:t>BLCA C-index</w:t>
+            </w:r>
+          </w:p>
+        </w:tc>
+        <w:tc>
+          <w:tcPr>
+            <w:tcW w:type="dxa" w:w="2835"/>
+            <w:vAlign w:val="center"/>
+            <w:shd w:fill="EDEFF2"/>
+            <w:tcBorders>
+              <w:top w:val="single" w:sz="4" w:color="D9D9D9"/>
+              <w:bottom w:val="single" w:sz="4" w:color="D9D9D9"/>
+              <w:left w:val="single" w:sz="4" w:color="D9D9D9"/>
+              <w:right w:val="single" w:sz="4" w:color="D9D9D9"/>
+            </w:tcBorders>
+            <w:tcMar>
+              <w:top w:w="70" w:type="dxa"/>
+              <w:bottom w:w="70" w:type="dxa"/>
+              <w:left w:w="70" w:type="dxa"/>
+              <w:right w:w="70" w:type="dxa"/>
+            </w:tcMar>
+          </w:tcPr>
+          <w:p>
+            <w:pPr>
+              <w:keepNext/>
+              <w:spacing w:line="259" w:lineRule="auto" w:after="80" w:before="80"/>
+              <w:ind w:firstLine="0"/>
+              <w:jc w:val="center"/>
+            </w:pPr>
+            <w:r>
+              <w:rPr>
+                <w:rFonts w:ascii="Times New Roman" w:hAnsi="Times New Roman" w:eastAsia="宋体"/>
+                <w:b/>
+                <w:color w:val="000000"/>
+                <w:sz w:val="19"/>
+              </w:rPr>
+              <w:t>KIRC C-index</w:t>
+            </w:r>
+          </w:p>
+        </w:tc>
+      </w:tr>
+      <w:tr>
+        <w:trPr>
+          <w:cantSplit/>
+        </w:trPr>
+        <w:tc>
+          <w:tcPr>
+            <w:tcW w:type="dxa" w:w="1928"/>
+            <w:vAlign w:val="center"/>
+            <w:tcBorders>
+              <w:top w:val="single" w:sz="4" w:color="D9D9D9"/>
+              <w:bottom w:val="single" w:sz="4" w:color="D9D9D9"/>
+              <w:left w:val="single" w:sz="4" w:color="D9D9D9"/>
+              <w:right w:val="single" w:sz="4" w:color="D9D9D9"/>
+            </w:tcBorders>
+            <w:tcMar>
+              <w:top w:w="70" w:type="dxa"/>
+              <w:bottom w:w="70" w:type="dxa"/>
+              <w:left w:w="70" w:type="dxa"/>
+              <w:right w:w="70" w:type="dxa"/>
+            </w:tcMar>
+          </w:tcPr>
+          <w:p>
+            <w:pPr>
+              <w:keepNext/>
+              <w:spacing w:line="259" w:lineRule="auto" w:after="80" w:before="80"/>
+              <w:ind w:firstLine="0"/>
+              <w:jc w:val="center"/>
+            </w:pPr>
+            <w:r>
+              <w:rPr>
+                <w:rFonts w:ascii="Times New Roman" w:hAnsi="Times New Roman" w:eastAsia="宋体"/>
+                <w:b w:val="0"/>
+                <w:color w:val="000000"/>
+                <w:sz w:val="19"/>
+              </w:rPr>
+              <w:t>DCT Full</w:t>
+            </w:r>
+          </w:p>
+        </w:tc>
+        <w:tc>
+          <w:tcPr>
+            <w:tcW w:type="dxa" w:w="1871"/>
+            <w:vAlign w:val="center"/>
+            <w:tcBorders>
+              <w:top w:val="single" w:sz="4" w:color="D9D9D9"/>
+              <w:bottom w:val="single" w:sz="4" w:color="D9D9D9"/>
+              <w:left w:val="single" w:sz="4" w:color="D9D9D9"/>
+              <w:right w:val="single" w:sz="4" w:color="D9D9D9"/>
+            </w:tcBorders>
+            <w:tcMar>
+              <w:top w:w="70" w:type="dxa"/>
+              <w:bottom w:w="70" w:type="dxa"/>
+              <w:left w:w="70" w:type="dxa"/>
+              <w:right w:w="70" w:type="dxa"/>
+            </w:tcMar>
+          </w:tcPr>
+          <w:p>
+            <w:pPr>
+              <w:keepNext/>
+              <w:spacing w:line="259" w:lineRule="auto" w:after="80" w:before="80"/>
+              <w:ind w:firstLine="0"/>
+              <w:jc w:val="center"/>
+            </w:pPr>
+            <w:r>
+              <w:rPr>
+                <w:rFonts w:ascii="Times New Roman" w:hAnsi="Times New Roman" w:eastAsia="宋体"/>
+                <w:b w:val="0"/>
+                <w:color w:val="000000"/>
+                <w:sz w:val="19"/>
+              </w:rPr>
+              <w:t>本文完整配置</w:t>
+            </w:r>
+          </w:p>
+        </w:tc>
+        <w:tc>
+          <w:tcPr>
+            <w:tcW w:type="dxa" w:w="2835"/>
+            <w:vAlign w:val="center"/>
+            <w:tcBorders>
+              <w:top w:val="single" w:sz="4" w:color="D9D9D9"/>
+              <w:bottom w:val="single" w:sz="4" w:color="D9D9D9"/>
+              <w:left w:val="single" w:sz="4" w:color="D9D9D9"/>
+              <w:right w:val="single" w:sz="4" w:color="D9D9D9"/>
+            </w:tcBorders>
+            <w:tcMar>
+              <w:top w:w="70" w:type="dxa"/>
+              <w:bottom w:w="70" w:type="dxa"/>
+              <w:left w:w="70" w:type="dxa"/>
+              <w:right w:w="70" w:type="dxa"/>
+            </w:tcMar>
+          </w:tcPr>
+          <w:p>
+            <w:pPr>
+              <w:keepNext/>
+              <w:spacing w:line="259" w:lineRule="auto" w:after="80" w:before="80"/>
+              <w:ind w:firstLine="0"/>
+              <w:jc w:val="center"/>
+            </w:pPr>
+            <w:r>
+              <w:rPr>
+                <w:rFonts w:ascii="Times New Roman" w:hAnsi="Times New Roman" w:eastAsia="宋体"/>
+                <w:b w:val="0"/>
+                <w:color w:val="000000"/>
+                <w:sz w:val="19"/>
+              </w:rPr>
+              <w:t>0.7238 ± 0.0467</w:t>
+            </w:r>
+          </w:p>
+        </w:tc>
+        <w:tc>
+          <w:tcPr>
+            <w:tcW w:type="dxa" w:w="2835"/>
+            <w:vAlign w:val="center"/>
+            <w:tcBorders>
+              <w:top w:val="single" w:sz="4" w:color="D9D9D9"/>
+              <w:bottom w:val="single" w:sz="4" w:color="D9D9D9"/>
+              <w:left w:val="single" w:sz="4" w:color="D9D9D9"/>
+              <w:right w:val="single" w:sz="4" w:color="D9D9D9"/>
+            </w:tcBorders>
+            <w:tcMar>
+              <w:top w:w="70" w:type="dxa"/>
+              <w:bottom w:w="70" w:type="dxa"/>
+              <w:left w:w="70" w:type="dxa"/>
+              <w:right w:w="70" w:type="dxa"/>
+            </w:tcMar>
+          </w:tcPr>
+          <w:p>
+            <w:pPr>
+              <w:keepNext/>
+              <w:spacing w:line="259" w:lineRule="auto" w:after="80" w:before="80"/>
+              <w:ind w:firstLine="0"/>
+              <w:jc w:val="center"/>
+            </w:pPr>
+            <w:r>
+              <w:rPr>
+                <w:rFonts w:ascii="Times New Roman" w:hAnsi="Times New Roman" w:eastAsia="宋体"/>
+                <w:b w:val="0"/>
+                <w:color w:val="000000"/>
+                <w:sz w:val="19"/>
+              </w:rPr>
+              <w:t>0.8224 ± 0.0163</w:t>
+            </w:r>
+          </w:p>
+        </w:tc>
+      </w:tr>
+      <w:tr>
+        <w:trPr>
+          <w:cantSplit/>
+        </w:trPr>
+        <w:tc>
+          <w:tcPr>
+            <w:tcW w:type="dxa" w:w="1928"/>
+            <w:vAlign w:val="center"/>
+            <w:tcBorders>
+              <w:top w:val="single" w:sz="4" w:color="D9D9D9"/>
+              <w:bottom w:val="single" w:sz="4" w:color="D9D9D9"/>
+              <w:left w:val="single" w:sz="4" w:color="D9D9D9"/>
+              <w:right w:val="single" w:sz="4" w:color="D9D9D9"/>
+            </w:tcBorders>
+            <w:tcMar>
+              <w:top w:w="70" w:type="dxa"/>
+              <w:bottom w:w="70" w:type="dxa"/>
+              <w:left w:w="70" w:type="dxa"/>
+              <w:right w:w="70" w:type="dxa"/>
+            </w:tcMar>
+          </w:tcPr>
+          <w:p>
+            <w:pPr>
+              <w:keepNext/>
+              <w:spacing w:line="259" w:lineRule="auto" w:after="80" w:before="80"/>
+              <w:ind w:firstLine="0"/>
+              <w:jc w:val="center"/>
+            </w:pPr>
+            <w:r>
+              <w:rPr>
+                <w:rFonts w:ascii="Times New Roman" w:hAnsi="Times New Roman" w:eastAsia="宋体"/>
+                <w:b w:val="0"/>
+                <w:color w:val="000000"/>
+                <w:sz w:val="19"/>
+              </w:rPr>
+              <w:t>SlotSPE</w:t>
+            </w:r>
+          </w:p>
+        </w:tc>
+        <w:tc>
+          <w:tcPr>
+            <w:tcW w:type="dxa" w:w="1871"/>
+            <w:vAlign w:val="center"/>
+            <w:tcBorders>
+              <w:top w:val="single" w:sz="4" w:color="D9D9D9"/>
+              <w:bottom w:val="single" w:sz="4" w:color="D9D9D9"/>
+              <w:left w:val="single" w:sz="4" w:color="D9D9D9"/>
+              <w:right w:val="single" w:sz="4" w:color="D9D9D9"/>
+            </w:tcBorders>
+            <w:tcMar>
+              <w:top w:w="70" w:type="dxa"/>
+              <w:bottom w:w="70" w:type="dxa"/>
+              <w:left w:w="70" w:type="dxa"/>
+              <w:right w:w="70" w:type="dxa"/>
+            </w:tcMar>
+          </w:tcPr>
+          <w:p>
+            <w:pPr>
+              <w:keepNext/>
+              <w:spacing w:line="259" w:lineRule="auto" w:after="80" w:before="80"/>
+              <w:ind w:firstLine="0"/>
+              <w:jc w:val="center"/>
+            </w:pPr>
+            <w:r>
+              <w:rPr>
+                <w:rFonts w:ascii="Times New Roman" w:hAnsi="Times New Roman" w:eastAsia="宋体"/>
+                <w:b w:val="0"/>
+                <w:color w:val="000000"/>
+                <w:sz w:val="19"/>
+              </w:rPr>
+              <w:t>matched</w:t>
+            </w:r>
+          </w:p>
+        </w:tc>
+        <w:tc>
+          <w:tcPr>
+            <w:tcW w:type="dxa" w:w="2835"/>
+            <w:vAlign w:val="center"/>
+            <w:tcBorders>
+              <w:top w:val="single" w:sz="4" w:color="D9D9D9"/>
+              <w:bottom w:val="single" w:sz="4" w:color="D9D9D9"/>
+              <w:left w:val="single" w:sz="4" w:color="D9D9D9"/>
+              <w:right w:val="single" w:sz="4" w:color="D9D9D9"/>
+            </w:tcBorders>
+            <w:tcMar>
+              <w:top w:w="70" w:type="dxa"/>
+              <w:bottom w:w="70" w:type="dxa"/>
+              <w:left w:w="70" w:type="dxa"/>
+              <w:right w:w="70" w:type="dxa"/>
+            </w:tcMar>
+          </w:tcPr>
+          <w:p>
+            <w:pPr>
+              <w:keepNext/>
+              <w:spacing w:line="259" w:lineRule="auto" w:after="80" w:before="80"/>
+              <w:ind w:firstLine="0"/>
+              <w:jc w:val="center"/>
+            </w:pPr>
+            <w:r>
+              <w:rPr>
+                <w:rFonts w:ascii="Times New Roman" w:hAnsi="Times New Roman" w:eastAsia="宋体"/>
+                <w:b w:val="0"/>
+                <w:color w:val="000000"/>
+                <w:sz w:val="19"/>
+              </w:rPr>
+              <w:t>待补齐逐折记录</w:t>
+            </w:r>
+          </w:p>
+        </w:tc>
+        <w:tc>
+          <w:tcPr>
+            <w:tcW w:type="dxa" w:w="2835"/>
+            <w:vAlign w:val="center"/>
+            <w:tcBorders>
+              <w:top w:val="single" w:sz="4" w:color="D9D9D9"/>
+              <w:bottom w:val="single" w:sz="4" w:color="D9D9D9"/>
+              <w:left w:val="single" w:sz="4" w:color="D9D9D9"/>
+              <w:right w:val="single" w:sz="4" w:color="D9D9D9"/>
+            </w:tcBorders>
+            <w:tcMar>
+              <w:top w:w="70" w:type="dxa"/>
+              <w:bottom w:w="70" w:type="dxa"/>
+              <w:left w:w="70" w:type="dxa"/>
+              <w:right w:w="70" w:type="dxa"/>
+            </w:tcMar>
+          </w:tcPr>
+          <w:p>
+            <w:pPr>
+              <w:keepNext/>
+              <w:spacing w:line="259" w:lineRule="auto" w:after="80" w:before="80"/>
+              <w:ind w:firstLine="0"/>
+              <w:jc w:val="center"/>
+            </w:pPr>
+            <w:r>
+              <w:rPr>
+                <w:rFonts w:ascii="Times New Roman" w:hAnsi="Times New Roman" w:eastAsia="宋体"/>
+                <w:b w:val="0"/>
+                <w:color w:val="000000"/>
+                <w:sz w:val="19"/>
+              </w:rPr>
+              <w:t>待补齐逐折记录</w:t>
+            </w:r>
+          </w:p>
+        </w:tc>
+      </w:tr>
+      <w:tr>
+        <w:trPr>
+          <w:cantSplit/>
+        </w:trPr>
+        <w:tc>
+          <w:tcPr>
+            <w:tcW w:type="dxa" w:w="1928"/>
+            <w:vAlign w:val="center"/>
+            <w:tcBorders>
+              <w:top w:val="single" w:sz="4" w:color="D9D9D9"/>
+              <w:bottom w:val="single" w:sz="4" w:color="D9D9D9"/>
+              <w:left w:val="single" w:sz="4" w:color="D9D9D9"/>
+              <w:right w:val="single" w:sz="4" w:color="D9D9D9"/>
+            </w:tcBorders>
+            <w:tcMar>
+              <w:top w:w="70" w:type="dxa"/>
+              <w:bottom w:w="70" w:type="dxa"/>
+              <w:left w:w="70" w:type="dxa"/>
+              <w:right w:w="70" w:type="dxa"/>
+            </w:tcMar>
+          </w:tcPr>
+          <w:p>
+            <w:pPr>
+              <w:keepNext/>
+              <w:spacing w:line="259" w:lineRule="auto" w:after="80" w:before="80"/>
+              <w:ind w:firstLine="0"/>
+              <w:jc w:val="center"/>
+            </w:pPr>
+            <w:r>
+              <w:rPr>
+                <w:rFonts w:ascii="Times New Roman" w:hAnsi="Times New Roman" w:eastAsia="宋体"/>
+                <w:b w:val="0"/>
+                <w:color w:val="000000"/>
+                <w:sz w:val="19"/>
+              </w:rPr>
+              <w:t>SlotSPE</w:t>
+            </w:r>
+          </w:p>
+        </w:tc>
+        <w:tc>
+          <w:tcPr>
+            <w:tcW w:type="dxa" w:w="1871"/>
+            <w:vAlign w:val="center"/>
+            <w:tcBorders>
+              <w:top w:val="single" w:sz="4" w:color="D9D9D9"/>
+              <w:bottom w:val="single" w:sz="4" w:color="D9D9D9"/>
+              <w:left w:val="single" w:sz="4" w:color="D9D9D9"/>
+              <w:right w:val="single" w:sz="4" w:color="D9D9D9"/>
+            </w:tcBorders>
+            <w:tcMar>
+              <w:top w:w="70" w:type="dxa"/>
+              <w:bottom w:w="70" w:type="dxa"/>
+              <w:left w:w="70" w:type="dxa"/>
+              <w:right w:w="70" w:type="dxa"/>
+            </w:tcMar>
+          </w:tcPr>
+          <w:p>
+            <w:pPr>
+              <w:keepNext/>
+              <w:spacing w:line="259" w:lineRule="auto" w:after="80" w:before="80"/>
+              <w:ind w:firstLine="0"/>
+              <w:jc w:val="center"/>
+            </w:pPr>
+            <w:r>
+              <w:rPr>
+                <w:rFonts w:ascii="Times New Roman" w:hAnsi="Times New Roman" w:eastAsia="宋体"/>
+                <w:b w:val="0"/>
+                <w:color w:val="000000"/>
+                <w:sz w:val="19"/>
+              </w:rPr>
+              <w:t>native</w:t>
+            </w:r>
+          </w:p>
+        </w:tc>
+        <w:tc>
+          <w:tcPr>
+            <w:tcW w:type="dxa" w:w="2835"/>
+            <w:vAlign w:val="center"/>
+            <w:tcBorders>
+              <w:top w:val="single" w:sz="4" w:color="D9D9D9"/>
+              <w:bottom w:val="single" w:sz="4" w:color="D9D9D9"/>
+              <w:left w:val="single" w:sz="4" w:color="D9D9D9"/>
+              <w:right w:val="single" w:sz="4" w:color="D9D9D9"/>
+            </w:tcBorders>
+            <w:tcMar>
+              <w:top w:w="70" w:type="dxa"/>
+              <w:bottom w:w="70" w:type="dxa"/>
+              <w:left w:w="70" w:type="dxa"/>
+              <w:right w:w="70" w:type="dxa"/>
+            </w:tcMar>
+          </w:tcPr>
+          <w:p>
+            <w:pPr>
+              <w:keepNext/>
+              <w:spacing w:line="259" w:lineRule="auto" w:after="80" w:before="80"/>
+              <w:ind w:firstLine="0"/>
+              <w:jc w:val="center"/>
+            </w:pPr>
+            <w:r>
+              <w:rPr>
+                <w:rFonts w:ascii="Times New Roman" w:hAnsi="Times New Roman" w:eastAsia="宋体"/>
+                <w:b w:val="0"/>
+                <w:color w:val="000000"/>
+                <w:sz w:val="19"/>
+              </w:rPr>
+              <w:t>待补齐逐折记录</w:t>
+            </w:r>
+          </w:p>
+        </w:tc>
+        <w:tc>
+          <w:tcPr>
+            <w:tcW w:type="dxa" w:w="2835"/>
+            <w:vAlign w:val="center"/>
+            <w:tcBorders>
+              <w:top w:val="single" w:sz="4" w:color="D9D9D9"/>
+              <w:bottom w:val="single" w:sz="4" w:color="D9D9D9"/>
+              <w:left w:val="single" w:sz="4" w:color="D9D9D9"/>
+              <w:right w:val="single" w:sz="4" w:color="D9D9D9"/>
+            </w:tcBorders>
+            <w:tcMar>
+              <w:top w:w="70" w:type="dxa"/>
+              <w:bottom w:w="70" w:type="dxa"/>
+              <w:left w:w="70" w:type="dxa"/>
+              <w:right w:w="70" w:type="dxa"/>
+            </w:tcMar>
+          </w:tcPr>
+          <w:p>
+            <w:pPr>
+              <w:keepNext/>
+              <w:spacing w:line="259" w:lineRule="auto" w:after="80" w:before="80"/>
+              <w:ind w:firstLine="0"/>
+              <w:jc w:val="center"/>
+            </w:pPr>
+            <w:r>
+              <w:rPr>
+                <w:rFonts w:ascii="Times New Roman" w:hAnsi="Times New Roman" w:eastAsia="宋体"/>
+                <w:b w:val="0"/>
+                <w:color w:val="000000"/>
+                <w:sz w:val="19"/>
+              </w:rPr>
+              <w:t>待补齐逐折记录</w:t>
+            </w:r>
+          </w:p>
+        </w:tc>
+      </w:tr>
+    </w:tbl>
+    <w:p>
+      <w:pPr>
+        <w:keepLines/>
+        <w:spacing w:line="264" w:lineRule="auto"/>
+        <w:ind w:firstLine="0"/>
+      </w:pPr>
+      <w:r>
+        <w:rPr>
+          <w:rFonts w:ascii="Times New Roman" w:hAnsi="Times New Roman" w:eastAsia="宋体"/>
+          <w:b w:val="0"/>
+          <w:color w:val="000000"/>
+          <w:sz w:val="18"/>
+        </w:rPr>
+        <w:t>表 2 外部基线比较位置。SlotSPE 数值仅在其完整五折最佳预测、训练配方与评分口径核验后填入；当前不以约数或已发表的不同编码器分数代替本地实验。</w:t>
+      </w:r>
+    </w:p>
+    <w:p>
+      <w:pPr>
+        <w:jc w:val="both"/>
+      </w:pPr>
+      <w:r>
+        <w:rPr>
+          <w:rFonts w:ascii="Times New Roman" w:hAnsi="Times New Roman" w:eastAsia="宋体"/>
+          <w:b w:val="0"/>
+          <w:color w:val="000000"/>
+          <w:sz w:val="21"/>
+        </w:rPr>
+        <w:t>目前材料表明 Stage B 的 native/matched 结果已运行，作者提供的溯源说明也已确认外部比较表；本地正文材料尚缺四组完整逐折值及实际配置对应。本文先保留表位，不据未填入的表格主张超过 SlotSPE。其他已发表方法的分数只有在输入与评价条件一致时才加入同一主表。</w:t>
+      </w:r>
+    </w:p>
+    <w:p>
+      <w:pPr>
+        <w:pStyle w:val="Heading2"/>
+        <w:ind w:firstLine="0"/>
+      </w:pPr>
+      <w:r>
+        <w:rPr>
+          <w:rFonts w:ascii="Times New Roman" w:hAnsi="Times New Roman" w:eastAsia="黑体"/>
+          <w:b/>
+          <w:color w:val="000000"/>
+          <w:sz w:val="23"/>
+        </w:rPr>
+        <w:t>4.4 消融实验</w:t>
       </w:r>
     </w:p>
     <w:p>
@@ -7661,2842 +11139,7 @@
           <w:color w:val="000000"/>
           <w:sz w:val="18"/>
         </w:rPr>
-        <w:t>表 1 七组训练目标。各组均保留患者级生存 NLL。Self 和 Cross 系数为重建 ramp 完成后的实际系数；历史单支实现将总权重与保留支路比例相乘后，再乘该支路比例，得到 0.025。单支与 Full 的权重差因此是比较的一部分，不能将其差值完全归因于支路有无。</w:t>
-      </w:r>
-    </w:p>
-    <w:p>
-      <w:pPr>
-        <w:pStyle w:val="Heading2"/>
-        <w:ind w:firstLine="0"/>
-      </w:pPr>
-      <w:r>
-        <w:rPr>
-          <w:rFonts w:ascii="Times New Roman" w:hAnsi="Times New Roman" w:eastAsia="黑体"/>
-          <w:b/>
-          <w:color w:val="000000"/>
-          <w:sz w:val="23"/>
-        </w:rPr>
-        <w:t>4.3 十队列完整模型结果</w:t>
-      </w:r>
-    </w:p>
-    <w:tbl>
-      <w:tblPr>
-        <w:tblW w:type="auto" w:w="0"/>
-        <w:jc w:val="center"/>
-        <w:tblLayout w:type="fixed"/>
-        <w:tblLook w:firstColumn="1" w:firstRow="1" w:lastColumn="0" w:lastRow="0" w:noHBand="0" w:noVBand="1" w:val="04A0"/>
-      </w:tblPr>
-      <w:tblGrid>
-        <w:gridCol w:w="1587"/>
-        <w:gridCol w:w="1134"/>
-        <w:gridCol w:w="1134"/>
-        <w:gridCol w:w="1134"/>
-        <w:gridCol w:w="1134"/>
-        <w:gridCol w:w="1134"/>
-        <w:gridCol w:w="2211"/>
-      </w:tblGrid>
-      <w:tr>
-        <w:trPr>
-          <w:cantSplit/>
-          <w:tblHeader/>
-        </w:trPr>
-        <w:tc>
-          <w:tcPr>
-            <w:tcW w:type="dxa" w:w="1587"/>
-            <w:vAlign w:val="center"/>
-            <w:shd w:fill="EDEFF2"/>
-            <w:tcBorders>
-              <w:top w:val="single" w:sz="4" w:color="D9D9D9"/>
-              <w:bottom w:val="single" w:sz="4" w:color="D9D9D9"/>
-              <w:left w:val="single" w:sz="4" w:color="D9D9D9"/>
-              <w:right w:val="single" w:sz="4" w:color="D9D9D9"/>
-            </w:tcBorders>
-            <w:tcMar>
-              <w:top w:w="70" w:type="dxa"/>
-              <w:bottom w:w="70" w:type="dxa"/>
-              <w:left w:w="70" w:type="dxa"/>
-              <w:right w:w="70" w:type="dxa"/>
-            </w:tcMar>
-          </w:tcPr>
-          <w:p>
-            <w:pPr>
-              <w:keepNext/>
-              <w:spacing w:line="259" w:lineRule="auto" w:after="80" w:before="80"/>
-              <w:ind w:firstLine="0"/>
-              <w:jc w:val="center"/>
-            </w:pPr>
-            <w:r>
-              <w:rPr>
-                <w:rFonts w:ascii="Times New Roman" w:hAnsi="Times New Roman" w:eastAsia="宋体"/>
-                <w:b/>
-                <w:color w:val="000000"/>
-                <w:sz w:val="17"/>
-              </w:rPr>
-              <w:t>队列</w:t>
-            </w:r>
-          </w:p>
-        </w:tc>
-        <w:tc>
-          <w:tcPr>
-            <w:tcW w:type="dxa" w:w="1134"/>
-            <w:vAlign w:val="center"/>
-            <w:shd w:fill="EDEFF2"/>
-            <w:tcBorders>
-              <w:top w:val="single" w:sz="4" w:color="D9D9D9"/>
-              <w:bottom w:val="single" w:sz="4" w:color="D9D9D9"/>
-              <w:left w:val="single" w:sz="4" w:color="D9D9D9"/>
-              <w:right w:val="single" w:sz="4" w:color="D9D9D9"/>
-            </w:tcBorders>
-            <w:tcMar>
-              <w:top w:w="70" w:type="dxa"/>
-              <w:bottom w:w="70" w:type="dxa"/>
-              <w:left w:w="70" w:type="dxa"/>
-              <w:right w:w="70" w:type="dxa"/>
-            </w:tcMar>
-          </w:tcPr>
-          <w:p>
-            <w:pPr>
-              <w:keepNext/>
-              <w:spacing w:line="259" w:lineRule="auto" w:after="80" w:before="80"/>
-              <w:ind w:firstLine="0"/>
-              <w:jc w:val="center"/>
-            </w:pPr>
-            <w:r>
-              <w:rPr>
-                <w:rFonts w:ascii="Times New Roman" w:hAnsi="Times New Roman" w:eastAsia="宋体"/>
-                <w:b/>
-                <w:color w:val="000000"/>
-                <w:sz w:val="17"/>
-              </w:rPr>
-              <w:t>Fold 0</w:t>
-            </w:r>
-          </w:p>
-        </w:tc>
-        <w:tc>
-          <w:tcPr>
-            <w:tcW w:type="dxa" w:w="1134"/>
-            <w:vAlign w:val="center"/>
-            <w:shd w:fill="EDEFF2"/>
-            <w:tcBorders>
-              <w:top w:val="single" w:sz="4" w:color="D9D9D9"/>
-              <w:bottom w:val="single" w:sz="4" w:color="D9D9D9"/>
-              <w:left w:val="single" w:sz="4" w:color="D9D9D9"/>
-              <w:right w:val="single" w:sz="4" w:color="D9D9D9"/>
-            </w:tcBorders>
-            <w:tcMar>
-              <w:top w:w="70" w:type="dxa"/>
-              <w:bottom w:w="70" w:type="dxa"/>
-              <w:left w:w="70" w:type="dxa"/>
-              <w:right w:w="70" w:type="dxa"/>
-            </w:tcMar>
-          </w:tcPr>
-          <w:p>
-            <w:pPr>
-              <w:keepNext/>
-              <w:spacing w:line="259" w:lineRule="auto" w:after="80" w:before="80"/>
-              <w:ind w:firstLine="0"/>
-              <w:jc w:val="center"/>
-            </w:pPr>
-            <w:r>
-              <w:rPr>
-                <w:rFonts w:ascii="Times New Roman" w:hAnsi="Times New Roman" w:eastAsia="宋体"/>
-                <w:b/>
-                <w:color w:val="000000"/>
-                <w:sz w:val="17"/>
-              </w:rPr>
-              <w:t>Fold 1</w:t>
-            </w:r>
-          </w:p>
-        </w:tc>
-        <w:tc>
-          <w:tcPr>
-            <w:tcW w:type="dxa" w:w="1134"/>
-            <w:vAlign w:val="center"/>
-            <w:shd w:fill="EDEFF2"/>
-            <w:tcBorders>
-              <w:top w:val="single" w:sz="4" w:color="D9D9D9"/>
-              <w:bottom w:val="single" w:sz="4" w:color="D9D9D9"/>
-              <w:left w:val="single" w:sz="4" w:color="D9D9D9"/>
-              <w:right w:val="single" w:sz="4" w:color="D9D9D9"/>
-            </w:tcBorders>
-            <w:tcMar>
-              <w:top w:w="70" w:type="dxa"/>
-              <w:bottom w:w="70" w:type="dxa"/>
-              <w:left w:w="70" w:type="dxa"/>
-              <w:right w:w="70" w:type="dxa"/>
-            </w:tcMar>
-          </w:tcPr>
-          <w:p>
-            <w:pPr>
-              <w:keepNext/>
-              <w:spacing w:line="259" w:lineRule="auto" w:after="80" w:before="80"/>
-              <w:ind w:firstLine="0"/>
-              <w:jc w:val="center"/>
-            </w:pPr>
-            <w:r>
-              <w:rPr>
-                <w:rFonts w:ascii="Times New Roman" w:hAnsi="Times New Roman" w:eastAsia="宋体"/>
-                <w:b/>
-                <w:color w:val="000000"/>
-                <w:sz w:val="17"/>
-              </w:rPr>
-              <w:t>Fold 2</w:t>
-            </w:r>
-          </w:p>
-        </w:tc>
-        <w:tc>
-          <w:tcPr>
-            <w:tcW w:type="dxa" w:w="1134"/>
-            <w:vAlign w:val="center"/>
-            <w:shd w:fill="EDEFF2"/>
-            <w:tcBorders>
-              <w:top w:val="single" w:sz="4" w:color="D9D9D9"/>
-              <w:bottom w:val="single" w:sz="4" w:color="D9D9D9"/>
-              <w:left w:val="single" w:sz="4" w:color="D9D9D9"/>
-              <w:right w:val="single" w:sz="4" w:color="D9D9D9"/>
-            </w:tcBorders>
-            <w:tcMar>
-              <w:top w:w="70" w:type="dxa"/>
-              <w:bottom w:w="70" w:type="dxa"/>
-              <w:left w:w="70" w:type="dxa"/>
-              <w:right w:w="70" w:type="dxa"/>
-            </w:tcMar>
-          </w:tcPr>
-          <w:p>
-            <w:pPr>
-              <w:keepNext/>
-              <w:spacing w:line="259" w:lineRule="auto" w:after="80" w:before="80"/>
-              <w:ind w:firstLine="0"/>
-              <w:jc w:val="center"/>
-            </w:pPr>
-            <w:r>
-              <w:rPr>
-                <w:rFonts w:ascii="Times New Roman" w:hAnsi="Times New Roman" w:eastAsia="宋体"/>
-                <w:b/>
-                <w:color w:val="000000"/>
-                <w:sz w:val="17"/>
-              </w:rPr>
-              <w:t>Fold 3</w:t>
-            </w:r>
-          </w:p>
-        </w:tc>
-        <w:tc>
-          <w:tcPr>
-            <w:tcW w:type="dxa" w:w="1134"/>
-            <w:vAlign w:val="center"/>
-            <w:shd w:fill="EDEFF2"/>
-            <w:tcBorders>
-              <w:top w:val="single" w:sz="4" w:color="D9D9D9"/>
-              <w:bottom w:val="single" w:sz="4" w:color="D9D9D9"/>
-              <w:left w:val="single" w:sz="4" w:color="D9D9D9"/>
-              <w:right w:val="single" w:sz="4" w:color="D9D9D9"/>
-            </w:tcBorders>
-            <w:tcMar>
-              <w:top w:w="70" w:type="dxa"/>
-              <w:bottom w:w="70" w:type="dxa"/>
-              <w:left w:w="70" w:type="dxa"/>
-              <w:right w:w="70" w:type="dxa"/>
-            </w:tcMar>
-          </w:tcPr>
-          <w:p>
-            <w:pPr>
-              <w:keepNext/>
-              <w:spacing w:line="259" w:lineRule="auto" w:after="80" w:before="80"/>
-              <w:ind w:firstLine="0"/>
-              <w:jc w:val="center"/>
-            </w:pPr>
-            <w:r>
-              <w:rPr>
-                <w:rFonts w:ascii="Times New Roman" w:hAnsi="Times New Roman" w:eastAsia="宋体"/>
-                <w:b/>
-                <w:color w:val="000000"/>
-                <w:sz w:val="17"/>
-              </w:rPr>
-              <w:t>Fold 4</w:t>
-            </w:r>
-          </w:p>
-        </w:tc>
-        <w:tc>
-          <w:tcPr>
-            <w:tcW w:type="dxa" w:w="2211"/>
-            <w:vAlign w:val="center"/>
-            <w:shd w:fill="EDEFF2"/>
-            <w:tcBorders>
-              <w:top w:val="single" w:sz="4" w:color="D9D9D9"/>
-              <w:bottom w:val="single" w:sz="4" w:color="D9D9D9"/>
-              <w:left w:val="single" w:sz="4" w:color="D9D9D9"/>
-              <w:right w:val="single" w:sz="4" w:color="D9D9D9"/>
-            </w:tcBorders>
-            <w:tcMar>
-              <w:top w:w="70" w:type="dxa"/>
-              <w:bottom w:w="70" w:type="dxa"/>
-              <w:left w:w="70" w:type="dxa"/>
-              <w:right w:w="70" w:type="dxa"/>
-            </w:tcMar>
-          </w:tcPr>
-          <w:p>
-            <w:pPr>
-              <w:keepNext/>
-              <w:spacing w:line="259" w:lineRule="auto" w:after="80" w:before="80"/>
-              <w:ind w:firstLine="0"/>
-              <w:jc w:val="center"/>
-            </w:pPr>
-            <w:r>
-              <w:rPr>
-                <w:rFonts w:ascii="Times New Roman" w:hAnsi="Times New Roman" w:eastAsia="宋体"/>
-                <w:b/>
-                <w:color w:val="000000"/>
-                <w:sz w:val="17"/>
-              </w:rPr>
-              <w:t>均值 ± 标准差</w:t>
-            </w:r>
-          </w:p>
-        </w:tc>
-      </w:tr>
-      <w:tr>
-        <w:trPr>
-          <w:cantSplit/>
-        </w:trPr>
-        <w:tc>
-          <w:tcPr>
-            <w:tcW w:type="dxa" w:w="1587"/>
-            <w:vAlign w:val="center"/>
-            <w:tcBorders>
-              <w:top w:val="single" w:sz="4" w:color="D9D9D9"/>
-              <w:bottom w:val="single" w:sz="4" w:color="D9D9D9"/>
-              <w:left w:val="single" w:sz="4" w:color="D9D9D9"/>
-              <w:right w:val="single" w:sz="4" w:color="D9D9D9"/>
-            </w:tcBorders>
-            <w:tcMar>
-              <w:top w:w="70" w:type="dxa"/>
-              <w:bottom w:w="70" w:type="dxa"/>
-              <w:left w:w="70" w:type="dxa"/>
-              <w:right w:w="70" w:type="dxa"/>
-            </w:tcMar>
-          </w:tcPr>
-          <w:p>
-            <w:pPr>
-              <w:keepNext w:val="0"/>
-              <w:spacing w:line="259" w:lineRule="auto" w:after="80" w:before="80"/>
-              <w:ind w:firstLine="0"/>
-              <w:jc w:val="center"/>
-            </w:pPr>
-            <w:r>
-              <w:rPr>
-                <w:rFonts w:ascii="Times New Roman" w:hAnsi="Times New Roman" w:eastAsia="宋体"/>
-                <w:b w:val="0"/>
-                <w:color w:val="000000"/>
-                <w:sz w:val="17"/>
-              </w:rPr>
-              <w:t>BLCA</w:t>
-            </w:r>
-          </w:p>
-        </w:tc>
-        <w:tc>
-          <w:tcPr>
-            <w:tcW w:type="dxa" w:w="1134"/>
-            <w:vAlign w:val="center"/>
-            <w:tcBorders>
-              <w:top w:val="single" w:sz="4" w:color="D9D9D9"/>
-              <w:bottom w:val="single" w:sz="4" w:color="D9D9D9"/>
-              <w:left w:val="single" w:sz="4" w:color="D9D9D9"/>
-              <w:right w:val="single" w:sz="4" w:color="D9D9D9"/>
-            </w:tcBorders>
-            <w:tcMar>
-              <w:top w:w="70" w:type="dxa"/>
-              <w:bottom w:w="70" w:type="dxa"/>
-              <w:left w:w="70" w:type="dxa"/>
-              <w:right w:w="70" w:type="dxa"/>
-            </w:tcMar>
-          </w:tcPr>
-          <w:p>
-            <w:pPr>
-              <w:keepNext w:val="0"/>
-              <w:spacing w:line="259" w:lineRule="auto" w:after="80" w:before="80"/>
-              <w:ind w:firstLine="0"/>
-              <w:jc w:val="center"/>
-            </w:pPr>
-            <w:r>
-              <w:rPr>
-                <w:rFonts w:ascii="Times New Roman" w:hAnsi="Times New Roman" w:eastAsia="宋体"/>
-                <w:b w:val="0"/>
-                <w:color w:val="000000"/>
-                <w:sz w:val="17"/>
-              </w:rPr>
-              <w:t>0.6576</w:t>
-            </w:r>
-          </w:p>
-        </w:tc>
-        <w:tc>
-          <w:tcPr>
-            <w:tcW w:type="dxa" w:w="1134"/>
-            <w:vAlign w:val="center"/>
-            <w:tcBorders>
-              <w:top w:val="single" w:sz="4" w:color="D9D9D9"/>
-              <w:bottom w:val="single" w:sz="4" w:color="D9D9D9"/>
-              <w:left w:val="single" w:sz="4" w:color="D9D9D9"/>
-              <w:right w:val="single" w:sz="4" w:color="D9D9D9"/>
-            </w:tcBorders>
-            <w:tcMar>
-              <w:top w:w="70" w:type="dxa"/>
-              <w:bottom w:w="70" w:type="dxa"/>
-              <w:left w:w="70" w:type="dxa"/>
-              <w:right w:w="70" w:type="dxa"/>
-            </w:tcMar>
-          </w:tcPr>
-          <w:p>
-            <w:pPr>
-              <w:keepNext w:val="0"/>
-              <w:spacing w:line="259" w:lineRule="auto" w:after="80" w:before="80"/>
-              <w:ind w:firstLine="0"/>
-              <w:jc w:val="center"/>
-            </w:pPr>
-            <w:r>
-              <w:rPr>
-                <w:rFonts w:ascii="Times New Roman" w:hAnsi="Times New Roman" w:eastAsia="宋体"/>
-                <w:b w:val="0"/>
-                <w:color w:val="000000"/>
-                <w:sz w:val="17"/>
-              </w:rPr>
-              <w:t>0.6953</w:t>
-            </w:r>
-          </w:p>
-        </w:tc>
-        <w:tc>
-          <w:tcPr>
-            <w:tcW w:type="dxa" w:w="1134"/>
-            <w:vAlign w:val="center"/>
-            <w:tcBorders>
-              <w:top w:val="single" w:sz="4" w:color="D9D9D9"/>
-              <w:bottom w:val="single" w:sz="4" w:color="D9D9D9"/>
-              <w:left w:val="single" w:sz="4" w:color="D9D9D9"/>
-              <w:right w:val="single" w:sz="4" w:color="D9D9D9"/>
-            </w:tcBorders>
-            <w:tcMar>
-              <w:top w:w="70" w:type="dxa"/>
-              <w:bottom w:w="70" w:type="dxa"/>
-              <w:left w:w="70" w:type="dxa"/>
-              <w:right w:w="70" w:type="dxa"/>
-            </w:tcMar>
-          </w:tcPr>
-          <w:p>
-            <w:pPr>
-              <w:keepNext w:val="0"/>
-              <w:spacing w:line="259" w:lineRule="auto" w:after="80" w:before="80"/>
-              <w:ind w:firstLine="0"/>
-              <w:jc w:val="center"/>
-            </w:pPr>
-            <w:r>
-              <w:rPr>
-                <w:rFonts w:ascii="Times New Roman" w:hAnsi="Times New Roman" w:eastAsia="宋体"/>
-                <w:b w:val="0"/>
-                <w:color w:val="000000"/>
-                <w:sz w:val="17"/>
-              </w:rPr>
-              <w:t>0.7465</w:t>
-            </w:r>
-          </w:p>
-        </w:tc>
-        <w:tc>
-          <w:tcPr>
-            <w:tcW w:type="dxa" w:w="1134"/>
-            <w:vAlign w:val="center"/>
-            <w:tcBorders>
-              <w:top w:val="single" w:sz="4" w:color="D9D9D9"/>
-              <w:bottom w:val="single" w:sz="4" w:color="D9D9D9"/>
-              <w:left w:val="single" w:sz="4" w:color="D9D9D9"/>
-              <w:right w:val="single" w:sz="4" w:color="D9D9D9"/>
-            </w:tcBorders>
-            <w:tcMar>
-              <w:top w:w="70" w:type="dxa"/>
-              <w:bottom w:w="70" w:type="dxa"/>
-              <w:left w:w="70" w:type="dxa"/>
-              <w:right w:w="70" w:type="dxa"/>
-            </w:tcMar>
-          </w:tcPr>
-          <w:p>
-            <w:pPr>
-              <w:keepNext w:val="0"/>
-              <w:spacing w:line="259" w:lineRule="auto" w:after="80" w:before="80"/>
-              <w:ind w:firstLine="0"/>
-              <w:jc w:val="center"/>
-            </w:pPr>
-            <w:r>
-              <w:rPr>
-                <w:rFonts w:ascii="Times New Roman" w:hAnsi="Times New Roman" w:eastAsia="宋体"/>
-                <w:b w:val="0"/>
-                <w:color w:val="000000"/>
-                <w:sz w:val="17"/>
-              </w:rPr>
-              <w:t>0.7744</w:t>
-            </w:r>
-          </w:p>
-        </w:tc>
-        <w:tc>
-          <w:tcPr>
-            <w:tcW w:type="dxa" w:w="1134"/>
-            <w:vAlign w:val="center"/>
-            <w:tcBorders>
-              <w:top w:val="single" w:sz="4" w:color="D9D9D9"/>
-              <w:bottom w:val="single" w:sz="4" w:color="D9D9D9"/>
-              <w:left w:val="single" w:sz="4" w:color="D9D9D9"/>
-              <w:right w:val="single" w:sz="4" w:color="D9D9D9"/>
-            </w:tcBorders>
-            <w:tcMar>
-              <w:top w:w="70" w:type="dxa"/>
-              <w:bottom w:w="70" w:type="dxa"/>
-              <w:left w:w="70" w:type="dxa"/>
-              <w:right w:w="70" w:type="dxa"/>
-            </w:tcMar>
-          </w:tcPr>
-          <w:p>
-            <w:pPr>
-              <w:keepNext w:val="0"/>
-              <w:spacing w:line="259" w:lineRule="auto" w:after="80" w:before="80"/>
-              <w:ind w:firstLine="0"/>
-              <w:jc w:val="center"/>
-            </w:pPr>
-            <w:r>
-              <w:rPr>
-                <w:rFonts w:ascii="Times New Roman" w:hAnsi="Times New Roman" w:eastAsia="宋体"/>
-                <w:b w:val="0"/>
-                <w:color w:val="000000"/>
-                <w:sz w:val="17"/>
-              </w:rPr>
-              <w:t>0.7453</w:t>
-            </w:r>
-          </w:p>
-        </w:tc>
-        <w:tc>
-          <w:tcPr>
-            <w:tcW w:type="dxa" w:w="2211"/>
-            <w:vAlign w:val="center"/>
-            <w:tcBorders>
-              <w:top w:val="single" w:sz="4" w:color="D9D9D9"/>
-              <w:bottom w:val="single" w:sz="4" w:color="D9D9D9"/>
-              <w:left w:val="single" w:sz="4" w:color="D9D9D9"/>
-              <w:right w:val="single" w:sz="4" w:color="D9D9D9"/>
-            </w:tcBorders>
-            <w:tcMar>
-              <w:top w:w="70" w:type="dxa"/>
-              <w:bottom w:w="70" w:type="dxa"/>
-              <w:left w:w="70" w:type="dxa"/>
-              <w:right w:w="70" w:type="dxa"/>
-            </w:tcMar>
-          </w:tcPr>
-          <w:p>
-            <w:pPr>
-              <w:keepNext w:val="0"/>
-              <w:spacing w:line="259" w:lineRule="auto" w:after="80" w:before="80"/>
-              <w:ind w:firstLine="0"/>
-              <w:jc w:val="center"/>
-            </w:pPr>
-            <w:r>
-              <w:rPr>
-                <w:rFonts w:ascii="Times New Roman" w:hAnsi="Times New Roman" w:eastAsia="宋体"/>
-                <w:b w:val="0"/>
-                <w:color w:val="000000"/>
-                <w:sz w:val="17"/>
-              </w:rPr>
-              <w:t>0.7238 ± 0.0467</w:t>
-            </w:r>
-          </w:p>
-        </w:tc>
-      </w:tr>
-      <w:tr>
-        <w:trPr>
-          <w:cantSplit/>
-        </w:trPr>
-        <w:tc>
-          <w:tcPr>
-            <w:tcW w:type="dxa" w:w="1587"/>
-            <w:vAlign w:val="center"/>
-            <w:tcBorders>
-              <w:top w:val="single" w:sz="4" w:color="D9D9D9"/>
-              <w:bottom w:val="single" w:sz="4" w:color="D9D9D9"/>
-              <w:left w:val="single" w:sz="4" w:color="D9D9D9"/>
-              <w:right w:val="single" w:sz="4" w:color="D9D9D9"/>
-            </w:tcBorders>
-            <w:tcMar>
-              <w:top w:w="70" w:type="dxa"/>
-              <w:bottom w:w="70" w:type="dxa"/>
-              <w:left w:w="70" w:type="dxa"/>
-              <w:right w:w="70" w:type="dxa"/>
-            </w:tcMar>
-          </w:tcPr>
-          <w:p>
-            <w:pPr>
-              <w:keepNext w:val="0"/>
-              <w:spacing w:line="259" w:lineRule="auto" w:after="80" w:before="80"/>
-              <w:ind w:firstLine="0"/>
-              <w:jc w:val="center"/>
-            </w:pPr>
-            <w:r>
-              <w:rPr>
-                <w:rFonts w:ascii="Times New Roman" w:hAnsi="Times New Roman" w:eastAsia="宋体"/>
-                <w:b w:val="0"/>
-                <w:color w:val="000000"/>
-                <w:sz w:val="17"/>
-              </w:rPr>
-              <w:t>BRCA</w:t>
-            </w:r>
-          </w:p>
-        </w:tc>
-        <w:tc>
-          <w:tcPr>
-            <w:tcW w:type="dxa" w:w="1134"/>
-            <w:vAlign w:val="center"/>
-            <w:tcBorders>
-              <w:top w:val="single" w:sz="4" w:color="D9D9D9"/>
-              <w:bottom w:val="single" w:sz="4" w:color="D9D9D9"/>
-              <w:left w:val="single" w:sz="4" w:color="D9D9D9"/>
-              <w:right w:val="single" w:sz="4" w:color="D9D9D9"/>
-            </w:tcBorders>
-            <w:tcMar>
-              <w:top w:w="70" w:type="dxa"/>
-              <w:bottom w:w="70" w:type="dxa"/>
-              <w:left w:w="70" w:type="dxa"/>
-              <w:right w:w="70" w:type="dxa"/>
-            </w:tcMar>
-          </w:tcPr>
-          <w:p>
-            <w:pPr>
-              <w:keepNext w:val="0"/>
-              <w:spacing w:line="259" w:lineRule="auto" w:after="80" w:before="80"/>
-              <w:ind w:firstLine="0"/>
-              <w:jc w:val="center"/>
-            </w:pPr>
-            <w:r>
-              <w:rPr>
-                <w:rFonts w:ascii="Times New Roman" w:hAnsi="Times New Roman" w:eastAsia="宋体"/>
-                <w:b w:val="0"/>
-                <w:color w:val="000000"/>
-                <w:sz w:val="17"/>
-              </w:rPr>
-              <w:t>0.7925</w:t>
-            </w:r>
-          </w:p>
-        </w:tc>
-        <w:tc>
-          <w:tcPr>
-            <w:tcW w:type="dxa" w:w="1134"/>
-            <w:vAlign w:val="center"/>
-            <w:tcBorders>
-              <w:top w:val="single" w:sz="4" w:color="D9D9D9"/>
-              <w:bottom w:val="single" w:sz="4" w:color="D9D9D9"/>
-              <w:left w:val="single" w:sz="4" w:color="D9D9D9"/>
-              <w:right w:val="single" w:sz="4" w:color="D9D9D9"/>
-            </w:tcBorders>
-            <w:tcMar>
-              <w:top w:w="70" w:type="dxa"/>
-              <w:bottom w:w="70" w:type="dxa"/>
-              <w:left w:w="70" w:type="dxa"/>
-              <w:right w:w="70" w:type="dxa"/>
-            </w:tcMar>
-          </w:tcPr>
-          <w:p>
-            <w:pPr>
-              <w:keepNext w:val="0"/>
-              <w:spacing w:line="259" w:lineRule="auto" w:after="80" w:before="80"/>
-              <w:ind w:firstLine="0"/>
-              <w:jc w:val="center"/>
-            </w:pPr>
-            <w:r>
-              <w:rPr>
-                <w:rFonts w:ascii="Times New Roman" w:hAnsi="Times New Roman" w:eastAsia="宋体"/>
-                <w:b w:val="0"/>
-                <w:color w:val="000000"/>
-                <w:sz w:val="17"/>
-              </w:rPr>
-              <w:t>0.6948</w:t>
-            </w:r>
-          </w:p>
-        </w:tc>
-        <w:tc>
-          <w:tcPr>
-            <w:tcW w:type="dxa" w:w="1134"/>
-            <w:vAlign w:val="center"/>
-            <w:tcBorders>
-              <w:top w:val="single" w:sz="4" w:color="D9D9D9"/>
-              <w:bottom w:val="single" w:sz="4" w:color="D9D9D9"/>
-              <w:left w:val="single" w:sz="4" w:color="D9D9D9"/>
-              <w:right w:val="single" w:sz="4" w:color="D9D9D9"/>
-            </w:tcBorders>
-            <w:tcMar>
-              <w:top w:w="70" w:type="dxa"/>
-              <w:bottom w:w="70" w:type="dxa"/>
-              <w:left w:w="70" w:type="dxa"/>
-              <w:right w:w="70" w:type="dxa"/>
-            </w:tcMar>
-          </w:tcPr>
-          <w:p>
-            <w:pPr>
-              <w:keepNext w:val="0"/>
-              <w:spacing w:line="259" w:lineRule="auto" w:after="80" w:before="80"/>
-              <w:ind w:firstLine="0"/>
-              <w:jc w:val="center"/>
-            </w:pPr>
-            <w:r>
-              <w:rPr>
-                <w:rFonts w:ascii="Times New Roman" w:hAnsi="Times New Roman" w:eastAsia="宋体"/>
-                <w:b w:val="0"/>
-                <w:color w:val="000000"/>
-                <w:sz w:val="17"/>
-              </w:rPr>
-              <w:t>0.5748</w:t>
-            </w:r>
-          </w:p>
-        </w:tc>
-        <w:tc>
-          <w:tcPr>
-            <w:tcW w:type="dxa" w:w="1134"/>
-            <w:vAlign w:val="center"/>
-            <w:tcBorders>
-              <w:top w:val="single" w:sz="4" w:color="D9D9D9"/>
-              <w:bottom w:val="single" w:sz="4" w:color="D9D9D9"/>
-              <w:left w:val="single" w:sz="4" w:color="D9D9D9"/>
-              <w:right w:val="single" w:sz="4" w:color="D9D9D9"/>
-            </w:tcBorders>
-            <w:tcMar>
-              <w:top w:w="70" w:type="dxa"/>
-              <w:bottom w:w="70" w:type="dxa"/>
-              <w:left w:w="70" w:type="dxa"/>
-              <w:right w:w="70" w:type="dxa"/>
-            </w:tcMar>
-          </w:tcPr>
-          <w:p>
-            <w:pPr>
-              <w:keepNext w:val="0"/>
-              <w:spacing w:line="259" w:lineRule="auto" w:after="80" w:before="80"/>
-              <w:ind w:firstLine="0"/>
-              <w:jc w:val="center"/>
-            </w:pPr>
-            <w:r>
-              <w:rPr>
-                <w:rFonts w:ascii="Times New Roman" w:hAnsi="Times New Roman" w:eastAsia="宋体"/>
-                <w:b w:val="0"/>
-                <w:color w:val="000000"/>
-                <w:sz w:val="17"/>
-              </w:rPr>
-              <w:t>0.6504</w:t>
-            </w:r>
-          </w:p>
-        </w:tc>
-        <w:tc>
-          <w:tcPr>
-            <w:tcW w:type="dxa" w:w="1134"/>
-            <w:vAlign w:val="center"/>
-            <w:tcBorders>
-              <w:top w:val="single" w:sz="4" w:color="D9D9D9"/>
-              <w:bottom w:val="single" w:sz="4" w:color="D9D9D9"/>
-              <w:left w:val="single" w:sz="4" w:color="D9D9D9"/>
-              <w:right w:val="single" w:sz="4" w:color="D9D9D9"/>
-            </w:tcBorders>
-            <w:tcMar>
-              <w:top w:w="70" w:type="dxa"/>
-              <w:bottom w:w="70" w:type="dxa"/>
-              <w:left w:w="70" w:type="dxa"/>
-              <w:right w:w="70" w:type="dxa"/>
-            </w:tcMar>
-          </w:tcPr>
-          <w:p>
-            <w:pPr>
-              <w:keepNext w:val="0"/>
-              <w:spacing w:line="259" w:lineRule="auto" w:after="80" w:before="80"/>
-              <w:ind w:firstLine="0"/>
-              <w:jc w:val="center"/>
-            </w:pPr>
-            <w:r>
-              <w:rPr>
-                <w:rFonts w:ascii="Times New Roman" w:hAnsi="Times New Roman" w:eastAsia="宋体"/>
-                <w:b w:val="0"/>
-                <w:color w:val="000000"/>
-                <w:sz w:val="17"/>
-              </w:rPr>
-              <w:t>0.6809</w:t>
-            </w:r>
-          </w:p>
-        </w:tc>
-        <w:tc>
-          <w:tcPr>
-            <w:tcW w:type="dxa" w:w="2211"/>
-            <w:vAlign w:val="center"/>
-            <w:tcBorders>
-              <w:top w:val="single" w:sz="4" w:color="D9D9D9"/>
-              <w:bottom w:val="single" w:sz="4" w:color="D9D9D9"/>
-              <w:left w:val="single" w:sz="4" w:color="D9D9D9"/>
-              <w:right w:val="single" w:sz="4" w:color="D9D9D9"/>
-            </w:tcBorders>
-            <w:tcMar>
-              <w:top w:w="70" w:type="dxa"/>
-              <w:bottom w:w="70" w:type="dxa"/>
-              <w:left w:w="70" w:type="dxa"/>
-              <w:right w:w="70" w:type="dxa"/>
-            </w:tcMar>
-          </w:tcPr>
-          <w:p>
-            <w:pPr>
-              <w:keepNext w:val="0"/>
-              <w:spacing w:line="259" w:lineRule="auto" w:after="80" w:before="80"/>
-              <w:ind w:firstLine="0"/>
-              <w:jc w:val="center"/>
-            </w:pPr>
-            <w:r>
-              <w:rPr>
-                <w:rFonts w:ascii="Times New Roman" w:hAnsi="Times New Roman" w:eastAsia="宋体"/>
-                <w:b w:val="0"/>
-                <w:color w:val="000000"/>
-                <w:sz w:val="17"/>
-              </w:rPr>
-              <w:t>0.6787 ± 0.0788</w:t>
-            </w:r>
-          </w:p>
-        </w:tc>
-      </w:tr>
-      <w:tr>
-        <w:trPr>
-          <w:cantSplit/>
-        </w:trPr>
-        <w:tc>
-          <w:tcPr>
-            <w:tcW w:type="dxa" w:w="1587"/>
-            <w:vAlign w:val="center"/>
-            <w:tcBorders>
-              <w:top w:val="single" w:sz="4" w:color="D9D9D9"/>
-              <w:bottom w:val="single" w:sz="4" w:color="D9D9D9"/>
-              <w:left w:val="single" w:sz="4" w:color="D9D9D9"/>
-              <w:right w:val="single" w:sz="4" w:color="D9D9D9"/>
-            </w:tcBorders>
-            <w:tcMar>
-              <w:top w:w="70" w:type="dxa"/>
-              <w:bottom w:w="70" w:type="dxa"/>
-              <w:left w:w="70" w:type="dxa"/>
-              <w:right w:w="70" w:type="dxa"/>
-            </w:tcMar>
-          </w:tcPr>
-          <w:p>
-            <w:pPr>
-              <w:keepNext w:val="0"/>
-              <w:spacing w:line="259" w:lineRule="auto" w:after="80" w:before="80"/>
-              <w:ind w:firstLine="0"/>
-              <w:jc w:val="center"/>
-            </w:pPr>
-            <w:r>
-              <w:rPr>
-                <w:rFonts w:ascii="Times New Roman" w:hAnsi="Times New Roman" w:eastAsia="宋体"/>
-                <w:b w:val="0"/>
-                <w:color w:val="000000"/>
-                <w:sz w:val="17"/>
-              </w:rPr>
-              <w:t>COADREAD</w:t>
-            </w:r>
-          </w:p>
-        </w:tc>
-        <w:tc>
-          <w:tcPr>
-            <w:tcW w:type="dxa" w:w="1134"/>
-            <w:vAlign w:val="center"/>
-            <w:tcBorders>
-              <w:top w:val="single" w:sz="4" w:color="D9D9D9"/>
-              <w:bottom w:val="single" w:sz="4" w:color="D9D9D9"/>
-              <w:left w:val="single" w:sz="4" w:color="D9D9D9"/>
-              <w:right w:val="single" w:sz="4" w:color="D9D9D9"/>
-            </w:tcBorders>
-            <w:tcMar>
-              <w:top w:w="70" w:type="dxa"/>
-              <w:bottom w:w="70" w:type="dxa"/>
-              <w:left w:w="70" w:type="dxa"/>
-              <w:right w:w="70" w:type="dxa"/>
-            </w:tcMar>
-          </w:tcPr>
-          <w:p>
-            <w:pPr>
-              <w:keepNext w:val="0"/>
-              <w:spacing w:line="259" w:lineRule="auto" w:after="80" w:before="80"/>
-              <w:ind w:firstLine="0"/>
-              <w:jc w:val="center"/>
-            </w:pPr>
-            <w:r>
-              <w:rPr>
-                <w:rFonts w:ascii="Times New Roman" w:hAnsi="Times New Roman" w:eastAsia="宋体"/>
-                <w:b w:val="0"/>
-                <w:color w:val="000000"/>
-                <w:sz w:val="17"/>
-              </w:rPr>
-              <w:t>0.7742</w:t>
-            </w:r>
-          </w:p>
-        </w:tc>
-        <w:tc>
-          <w:tcPr>
-            <w:tcW w:type="dxa" w:w="1134"/>
-            <w:vAlign w:val="center"/>
-            <w:tcBorders>
-              <w:top w:val="single" w:sz="4" w:color="D9D9D9"/>
-              <w:bottom w:val="single" w:sz="4" w:color="D9D9D9"/>
-              <w:left w:val="single" w:sz="4" w:color="D9D9D9"/>
-              <w:right w:val="single" w:sz="4" w:color="D9D9D9"/>
-            </w:tcBorders>
-            <w:tcMar>
-              <w:top w:w="70" w:type="dxa"/>
-              <w:bottom w:w="70" w:type="dxa"/>
-              <w:left w:w="70" w:type="dxa"/>
-              <w:right w:w="70" w:type="dxa"/>
-            </w:tcMar>
-          </w:tcPr>
-          <w:p>
-            <w:pPr>
-              <w:keepNext w:val="0"/>
-              <w:spacing w:line="259" w:lineRule="auto" w:after="80" w:before="80"/>
-              <w:ind w:firstLine="0"/>
-              <w:jc w:val="center"/>
-            </w:pPr>
-            <w:r>
-              <w:rPr>
-                <w:rFonts w:ascii="Times New Roman" w:hAnsi="Times New Roman" w:eastAsia="宋体"/>
-                <w:b w:val="0"/>
-                <w:color w:val="000000"/>
-                <w:sz w:val="17"/>
-              </w:rPr>
-              <w:t>0.7365</w:t>
-            </w:r>
-          </w:p>
-        </w:tc>
-        <w:tc>
-          <w:tcPr>
-            <w:tcW w:type="dxa" w:w="1134"/>
-            <w:vAlign w:val="center"/>
-            <w:tcBorders>
-              <w:top w:val="single" w:sz="4" w:color="D9D9D9"/>
-              <w:bottom w:val="single" w:sz="4" w:color="D9D9D9"/>
-              <w:left w:val="single" w:sz="4" w:color="D9D9D9"/>
-              <w:right w:val="single" w:sz="4" w:color="D9D9D9"/>
-            </w:tcBorders>
-            <w:tcMar>
-              <w:top w:w="70" w:type="dxa"/>
-              <w:bottom w:w="70" w:type="dxa"/>
-              <w:left w:w="70" w:type="dxa"/>
-              <w:right w:w="70" w:type="dxa"/>
-            </w:tcMar>
-          </w:tcPr>
-          <w:p>
-            <w:pPr>
-              <w:keepNext w:val="0"/>
-              <w:spacing w:line="259" w:lineRule="auto" w:after="80" w:before="80"/>
-              <w:ind w:firstLine="0"/>
-              <w:jc w:val="center"/>
-            </w:pPr>
-            <w:r>
-              <w:rPr>
-                <w:rFonts w:ascii="Times New Roman" w:hAnsi="Times New Roman" w:eastAsia="宋体"/>
-                <w:b w:val="0"/>
-                <w:color w:val="000000"/>
-                <w:sz w:val="17"/>
-              </w:rPr>
-              <w:t>0.7570</w:t>
-            </w:r>
-          </w:p>
-        </w:tc>
-        <w:tc>
-          <w:tcPr>
-            <w:tcW w:type="dxa" w:w="1134"/>
-            <w:vAlign w:val="center"/>
-            <w:tcBorders>
-              <w:top w:val="single" w:sz="4" w:color="D9D9D9"/>
-              <w:bottom w:val="single" w:sz="4" w:color="D9D9D9"/>
-              <w:left w:val="single" w:sz="4" w:color="D9D9D9"/>
-              <w:right w:val="single" w:sz="4" w:color="D9D9D9"/>
-            </w:tcBorders>
-            <w:tcMar>
-              <w:top w:w="70" w:type="dxa"/>
-              <w:bottom w:w="70" w:type="dxa"/>
-              <w:left w:w="70" w:type="dxa"/>
-              <w:right w:w="70" w:type="dxa"/>
-            </w:tcMar>
-          </w:tcPr>
-          <w:p>
-            <w:pPr>
-              <w:keepNext w:val="0"/>
-              <w:spacing w:line="259" w:lineRule="auto" w:after="80" w:before="80"/>
-              <w:ind w:firstLine="0"/>
-              <w:jc w:val="center"/>
-            </w:pPr>
-            <w:r>
-              <w:rPr>
-                <w:rFonts w:ascii="Times New Roman" w:hAnsi="Times New Roman" w:eastAsia="宋体"/>
-                <w:b w:val="0"/>
-                <w:color w:val="000000"/>
-                <w:sz w:val="17"/>
-              </w:rPr>
-              <w:t>0.7448</w:t>
-            </w:r>
-          </w:p>
-        </w:tc>
-        <w:tc>
-          <w:tcPr>
-            <w:tcW w:type="dxa" w:w="1134"/>
-            <w:vAlign w:val="center"/>
-            <w:tcBorders>
-              <w:top w:val="single" w:sz="4" w:color="D9D9D9"/>
-              <w:bottom w:val="single" w:sz="4" w:color="D9D9D9"/>
-              <w:left w:val="single" w:sz="4" w:color="D9D9D9"/>
-              <w:right w:val="single" w:sz="4" w:color="D9D9D9"/>
-            </w:tcBorders>
-            <w:tcMar>
-              <w:top w:w="70" w:type="dxa"/>
-              <w:bottom w:w="70" w:type="dxa"/>
-              <w:left w:w="70" w:type="dxa"/>
-              <w:right w:w="70" w:type="dxa"/>
-            </w:tcMar>
-          </w:tcPr>
-          <w:p>
-            <w:pPr>
-              <w:keepNext w:val="0"/>
-              <w:spacing w:line="259" w:lineRule="auto" w:after="80" w:before="80"/>
-              <w:ind w:firstLine="0"/>
-              <w:jc w:val="center"/>
-            </w:pPr>
-            <w:r>
-              <w:rPr>
-                <w:rFonts w:ascii="Times New Roman" w:hAnsi="Times New Roman" w:eastAsia="宋体"/>
-                <w:b w:val="0"/>
-                <w:color w:val="000000"/>
-                <w:sz w:val="17"/>
-              </w:rPr>
-              <w:t>0.6695</w:t>
-            </w:r>
-          </w:p>
-        </w:tc>
-        <w:tc>
-          <w:tcPr>
-            <w:tcW w:type="dxa" w:w="2211"/>
-            <w:vAlign w:val="center"/>
-            <w:tcBorders>
-              <w:top w:val="single" w:sz="4" w:color="D9D9D9"/>
-              <w:bottom w:val="single" w:sz="4" w:color="D9D9D9"/>
-              <w:left w:val="single" w:sz="4" w:color="D9D9D9"/>
-              <w:right w:val="single" w:sz="4" w:color="D9D9D9"/>
-            </w:tcBorders>
-            <w:tcMar>
-              <w:top w:w="70" w:type="dxa"/>
-              <w:bottom w:w="70" w:type="dxa"/>
-              <w:left w:w="70" w:type="dxa"/>
-              <w:right w:w="70" w:type="dxa"/>
-            </w:tcMar>
-          </w:tcPr>
-          <w:p>
-            <w:pPr>
-              <w:keepNext w:val="0"/>
-              <w:spacing w:line="259" w:lineRule="auto" w:after="80" w:before="80"/>
-              <w:ind w:firstLine="0"/>
-              <w:jc w:val="center"/>
-            </w:pPr>
-            <w:r>
-              <w:rPr>
-                <w:rFonts w:ascii="Times New Roman" w:hAnsi="Times New Roman" w:eastAsia="宋体"/>
-                <w:b w:val="0"/>
-                <w:color w:val="000000"/>
-                <w:sz w:val="17"/>
-              </w:rPr>
-              <w:t>0.7364 ± 0.0400</w:t>
-            </w:r>
-          </w:p>
-        </w:tc>
-      </w:tr>
-      <w:tr>
-        <w:trPr>
-          <w:cantSplit/>
-        </w:trPr>
-        <w:tc>
-          <w:tcPr>
-            <w:tcW w:type="dxa" w:w="1587"/>
-            <w:vAlign w:val="center"/>
-            <w:tcBorders>
-              <w:top w:val="single" w:sz="4" w:color="D9D9D9"/>
-              <w:bottom w:val="single" w:sz="4" w:color="D9D9D9"/>
-              <w:left w:val="single" w:sz="4" w:color="D9D9D9"/>
-              <w:right w:val="single" w:sz="4" w:color="D9D9D9"/>
-            </w:tcBorders>
-            <w:tcMar>
-              <w:top w:w="70" w:type="dxa"/>
-              <w:bottom w:w="70" w:type="dxa"/>
-              <w:left w:w="70" w:type="dxa"/>
-              <w:right w:w="70" w:type="dxa"/>
-            </w:tcMar>
-          </w:tcPr>
-          <w:p>
-            <w:pPr>
-              <w:keepNext w:val="0"/>
-              <w:spacing w:line="259" w:lineRule="auto" w:after="80" w:before="80"/>
-              <w:ind w:firstLine="0"/>
-              <w:jc w:val="center"/>
-            </w:pPr>
-            <w:r>
-              <w:rPr>
-                <w:rFonts w:ascii="Times New Roman" w:hAnsi="Times New Roman" w:eastAsia="宋体"/>
-                <w:b w:val="0"/>
-                <w:color w:val="000000"/>
-                <w:sz w:val="17"/>
-              </w:rPr>
-              <w:t>HNSC</w:t>
-            </w:r>
-          </w:p>
-        </w:tc>
-        <w:tc>
-          <w:tcPr>
-            <w:tcW w:type="dxa" w:w="1134"/>
-            <w:vAlign w:val="center"/>
-            <w:tcBorders>
-              <w:top w:val="single" w:sz="4" w:color="D9D9D9"/>
-              <w:bottom w:val="single" w:sz="4" w:color="D9D9D9"/>
-              <w:left w:val="single" w:sz="4" w:color="D9D9D9"/>
-              <w:right w:val="single" w:sz="4" w:color="D9D9D9"/>
-            </w:tcBorders>
-            <w:tcMar>
-              <w:top w:w="70" w:type="dxa"/>
-              <w:bottom w:w="70" w:type="dxa"/>
-              <w:left w:w="70" w:type="dxa"/>
-              <w:right w:w="70" w:type="dxa"/>
-            </w:tcMar>
-          </w:tcPr>
-          <w:p>
-            <w:pPr>
-              <w:keepNext w:val="0"/>
-              <w:spacing w:line="259" w:lineRule="auto" w:after="80" w:before="80"/>
-              <w:ind w:firstLine="0"/>
-              <w:jc w:val="center"/>
-            </w:pPr>
-            <w:r>
-              <w:rPr>
-                <w:rFonts w:ascii="Times New Roman" w:hAnsi="Times New Roman" w:eastAsia="宋体"/>
-                <w:b w:val="0"/>
-                <w:color w:val="000000"/>
-                <w:sz w:val="17"/>
-              </w:rPr>
-              <w:t>0.6963</w:t>
-            </w:r>
-          </w:p>
-        </w:tc>
-        <w:tc>
-          <w:tcPr>
-            <w:tcW w:type="dxa" w:w="1134"/>
-            <w:vAlign w:val="center"/>
-            <w:tcBorders>
-              <w:top w:val="single" w:sz="4" w:color="D9D9D9"/>
-              <w:bottom w:val="single" w:sz="4" w:color="D9D9D9"/>
-              <w:left w:val="single" w:sz="4" w:color="D9D9D9"/>
-              <w:right w:val="single" w:sz="4" w:color="D9D9D9"/>
-            </w:tcBorders>
-            <w:tcMar>
-              <w:top w:w="70" w:type="dxa"/>
-              <w:bottom w:w="70" w:type="dxa"/>
-              <w:left w:w="70" w:type="dxa"/>
-              <w:right w:w="70" w:type="dxa"/>
-            </w:tcMar>
-          </w:tcPr>
-          <w:p>
-            <w:pPr>
-              <w:keepNext w:val="0"/>
-              <w:spacing w:line="259" w:lineRule="auto" w:after="80" w:before="80"/>
-              <w:ind w:firstLine="0"/>
-              <w:jc w:val="center"/>
-            </w:pPr>
-            <w:r>
-              <w:rPr>
-                <w:rFonts w:ascii="Times New Roman" w:hAnsi="Times New Roman" w:eastAsia="宋体"/>
-                <w:b w:val="0"/>
-                <w:color w:val="000000"/>
-                <w:sz w:val="17"/>
-              </w:rPr>
-              <w:t>0.6118</w:t>
-            </w:r>
-          </w:p>
-        </w:tc>
-        <w:tc>
-          <w:tcPr>
-            <w:tcW w:type="dxa" w:w="1134"/>
-            <w:vAlign w:val="center"/>
-            <w:tcBorders>
-              <w:top w:val="single" w:sz="4" w:color="D9D9D9"/>
-              <w:bottom w:val="single" w:sz="4" w:color="D9D9D9"/>
-              <w:left w:val="single" w:sz="4" w:color="D9D9D9"/>
-              <w:right w:val="single" w:sz="4" w:color="D9D9D9"/>
-            </w:tcBorders>
-            <w:tcMar>
-              <w:top w:w="70" w:type="dxa"/>
-              <w:bottom w:w="70" w:type="dxa"/>
-              <w:left w:w="70" w:type="dxa"/>
-              <w:right w:w="70" w:type="dxa"/>
-            </w:tcMar>
-          </w:tcPr>
-          <w:p>
-            <w:pPr>
-              <w:keepNext w:val="0"/>
-              <w:spacing w:line="259" w:lineRule="auto" w:after="80" w:before="80"/>
-              <w:ind w:firstLine="0"/>
-              <w:jc w:val="center"/>
-            </w:pPr>
-            <w:r>
-              <w:rPr>
-                <w:rFonts w:ascii="Times New Roman" w:hAnsi="Times New Roman" w:eastAsia="宋体"/>
-                <w:b w:val="0"/>
-                <w:color w:val="000000"/>
-                <w:sz w:val="17"/>
-              </w:rPr>
-              <w:t>0.5990</w:t>
-            </w:r>
-          </w:p>
-        </w:tc>
-        <w:tc>
-          <w:tcPr>
-            <w:tcW w:type="dxa" w:w="1134"/>
-            <w:vAlign w:val="center"/>
-            <w:tcBorders>
-              <w:top w:val="single" w:sz="4" w:color="D9D9D9"/>
-              <w:bottom w:val="single" w:sz="4" w:color="D9D9D9"/>
-              <w:left w:val="single" w:sz="4" w:color="D9D9D9"/>
-              <w:right w:val="single" w:sz="4" w:color="D9D9D9"/>
-            </w:tcBorders>
-            <w:tcMar>
-              <w:top w:w="70" w:type="dxa"/>
-              <w:bottom w:w="70" w:type="dxa"/>
-              <w:left w:w="70" w:type="dxa"/>
-              <w:right w:w="70" w:type="dxa"/>
-            </w:tcMar>
-          </w:tcPr>
-          <w:p>
-            <w:pPr>
-              <w:keepNext w:val="0"/>
-              <w:spacing w:line="259" w:lineRule="auto" w:after="80" w:before="80"/>
-              <w:ind w:firstLine="0"/>
-              <w:jc w:val="center"/>
-            </w:pPr>
-            <w:r>
-              <w:rPr>
-                <w:rFonts w:ascii="Times New Roman" w:hAnsi="Times New Roman" w:eastAsia="宋体"/>
-                <w:b w:val="0"/>
-                <w:color w:val="000000"/>
-                <w:sz w:val="17"/>
-              </w:rPr>
-              <w:t>0.6450</w:t>
-            </w:r>
-          </w:p>
-        </w:tc>
-        <w:tc>
-          <w:tcPr>
-            <w:tcW w:type="dxa" w:w="1134"/>
-            <w:vAlign w:val="center"/>
-            <w:tcBorders>
-              <w:top w:val="single" w:sz="4" w:color="D9D9D9"/>
-              <w:bottom w:val="single" w:sz="4" w:color="D9D9D9"/>
-              <w:left w:val="single" w:sz="4" w:color="D9D9D9"/>
-              <w:right w:val="single" w:sz="4" w:color="D9D9D9"/>
-            </w:tcBorders>
-            <w:tcMar>
-              <w:top w:w="70" w:type="dxa"/>
-              <w:bottom w:w="70" w:type="dxa"/>
-              <w:left w:w="70" w:type="dxa"/>
-              <w:right w:w="70" w:type="dxa"/>
-            </w:tcMar>
-          </w:tcPr>
-          <w:p>
-            <w:pPr>
-              <w:keepNext w:val="0"/>
-              <w:spacing w:line="259" w:lineRule="auto" w:after="80" w:before="80"/>
-              <w:ind w:firstLine="0"/>
-              <w:jc w:val="center"/>
-            </w:pPr>
-            <w:r>
-              <w:rPr>
-                <w:rFonts w:ascii="Times New Roman" w:hAnsi="Times New Roman" w:eastAsia="宋体"/>
-                <w:b w:val="0"/>
-                <w:color w:val="000000"/>
-                <w:sz w:val="17"/>
-              </w:rPr>
-              <w:t>0.7389</w:t>
-            </w:r>
-          </w:p>
-        </w:tc>
-        <w:tc>
-          <w:tcPr>
-            <w:tcW w:type="dxa" w:w="2211"/>
-            <w:vAlign w:val="center"/>
-            <w:tcBorders>
-              <w:top w:val="single" w:sz="4" w:color="D9D9D9"/>
-              <w:bottom w:val="single" w:sz="4" w:color="D9D9D9"/>
-              <w:left w:val="single" w:sz="4" w:color="D9D9D9"/>
-              <w:right w:val="single" w:sz="4" w:color="D9D9D9"/>
-            </w:tcBorders>
-            <w:tcMar>
-              <w:top w:w="70" w:type="dxa"/>
-              <w:bottom w:w="70" w:type="dxa"/>
-              <w:left w:w="70" w:type="dxa"/>
-              <w:right w:w="70" w:type="dxa"/>
-            </w:tcMar>
-          </w:tcPr>
-          <w:p>
-            <w:pPr>
-              <w:keepNext w:val="0"/>
-              <w:spacing w:line="259" w:lineRule="auto" w:after="80" w:before="80"/>
-              <w:ind w:firstLine="0"/>
-              <w:jc w:val="center"/>
-            </w:pPr>
-            <w:r>
-              <w:rPr>
-                <w:rFonts w:ascii="Times New Roman" w:hAnsi="Times New Roman" w:eastAsia="宋体"/>
-                <w:b w:val="0"/>
-                <w:color w:val="000000"/>
-                <w:sz w:val="17"/>
-              </w:rPr>
-              <w:t>0.6582 ± 0.0587</w:t>
-            </w:r>
-          </w:p>
-        </w:tc>
-      </w:tr>
-      <w:tr>
-        <w:trPr>
-          <w:cantSplit/>
-        </w:trPr>
-        <w:tc>
-          <w:tcPr>
-            <w:tcW w:type="dxa" w:w="1587"/>
-            <w:vAlign w:val="center"/>
-            <w:tcBorders>
-              <w:top w:val="single" w:sz="4" w:color="D9D9D9"/>
-              <w:bottom w:val="single" w:sz="4" w:color="D9D9D9"/>
-              <w:left w:val="single" w:sz="4" w:color="D9D9D9"/>
-              <w:right w:val="single" w:sz="4" w:color="D9D9D9"/>
-            </w:tcBorders>
-            <w:tcMar>
-              <w:top w:w="70" w:type="dxa"/>
-              <w:bottom w:w="70" w:type="dxa"/>
-              <w:left w:w="70" w:type="dxa"/>
-              <w:right w:w="70" w:type="dxa"/>
-            </w:tcMar>
-          </w:tcPr>
-          <w:p>
-            <w:pPr>
-              <w:keepNext w:val="0"/>
-              <w:spacing w:line="259" w:lineRule="auto" w:after="80" w:before="80"/>
-              <w:ind w:firstLine="0"/>
-              <w:jc w:val="center"/>
-            </w:pPr>
-            <w:r>
-              <w:rPr>
-                <w:rFonts w:ascii="Times New Roman" w:hAnsi="Times New Roman" w:eastAsia="宋体"/>
-                <w:b w:val="0"/>
-                <w:color w:val="000000"/>
-                <w:sz w:val="17"/>
-              </w:rPr>
-              <w:t>KIRC</w:t>
-            </w:r>
-          </w:p>
-        </w:tc>
-        <w:tc>
-          <w:tcPr>
-            <w:tcW w:type="dxa" w:w="1134"/>
-            <w:vAlign w:val="center"/>
-            <w:tcBorders>
-              <w:top w:val="single" w:sz="4" w:color="D9D9D9"/>
-              <w:bottom w:val="single" w:sz="4" w:color="D9D9D9"/>
-              <w:left w:val="single" w:sz="4" w:color="D9D9D9"/>
-              <w:right w:val="single" w:sz="4" w:color="D9D9D9"/>
-            </w:tcBorders>
-            <w:tcMar>
-              <w:top w:w="70" w:type="dxa"/>
-              <w:bottom w:w="70" w:type="dxa"/>
-              <w:left w:w="70" w:type="dxa"/>
-              <w:right w:w="70" w:type="dxa"/>
-            </w:tcMar>
-          </w:tcPr>
-          <w:p>
-            <w:pPr>
-              <w:keepNext w:val="0"/>
-              <w:spacing w:line="259" w:lineRule="auto" w:after="80" w:before="80"/>
-              <w:ind w:firstLine="0"/>
-              <w:jc w:val="center"/>
-            </w:pPr>
-            <w:r>
-              <w:rPr>
-                <w:rFonts w:ascii="Times New Roman" w:hAnsi="Times New Roman" w:eastAsia="宋体"/>
-                <w:b w:val="0"/>
-                <w:color w:val="000000"/>
-                <w:sz w:val="17"/>
-              </w:rPr>
-              <w:t>0.8253</w:t>
-            </w:r>
-          </w:p>
-        </w:tc>
-        <w:tc>
-          <w:tcPr>
-            <w:tcW w:type="dxa" w:w="1134"/>
-            <w:vAlign w:val="center"/>
-            <w:tcBorders>
-              <w:top w:val="single" w:sz="4" w:color="D9D9D9"/>
-              <w:bottom w:val="single" w:sz="4" w:color="D9D9D9"/>
-              <w:left w:val="single" w:sz="4" w:color="D9D9D9"/>
-              <w:right w:val="single" w:sz="4" w:color="D9D9D9"/>
-            </w:tcBorders>
-            <w:tcMar>
-              <w:top w:w="70" w:type="dxa"/>
-              <w:bottom w:w="70" w:type="dxa"/>
-              <w:left w:w="70" w:type="dxa"/>
-              <w:right w:w="70" w:type="dxa"/>
-            </w:tcMar>
-          </w:tcPr>
-          <w:p>
-            <w:pPr>
-              <w:keepNext w:val="0"/>
-              <w:spacing w:line="259" w:lineRule="auto" w:after="80" w:before="80"/>
-              <w:ind w:firstLine="0"/>
-              <w:jc w:val="center"/>
-            </w:pPr>
-            <w:r>
-              <w:rPr>
-                <w:rFonts w:ascii="Times New Roman" w:hAnsi="Times New Roman" w:eastAsia="宋体"/>
-                <w:b w:val="0"/>
-                <w:color w:val="000000"/>
-                <w:sz w:val="17"/>
-              </w:rPr>
-              <w:t>0.8485</w:t>
-            </w:r>
-          </w:p>
-        </w:tc>
-        <w:tc>
-          <w:tcPr>
-            <w:tcW w:type="dxa" w:w="1134"/>
-            <w:vAlign w:val="center"/>
-            <w:tcBorders>
-              <w:top w:val="single" w:sz="4" w:color="D9D9D9"/>
-              <w:bottom w:val="single" w:sz="4" w:color="D9D9D9"/>
-              <w:left w:val="single" w:sz="4" w:color="D9D9D9"/>
-              <w:right w:val="single" w:sz="4" w:color="D9D9D9"/>
-            </w:tcBorders>
-            <w:tcMar>
-              <w:top w:w="70" w:type="dxa"/>
-              <w:bottom w:w="70" w:type="dxa"/>
-              <w:left w:w="70" w:type="dxa"/>
-              <w:right w:w="70" w:type="dxa"/>
-            </w:tcMar>
-          </w:tcPr>
-          <w:p>
-            <w:pPr>
-              <w:keepNext w:val="0"/>
-              <w:spacing w:line="259" w:lineRule="auto" w:after="80" w:before="80"/>
-              <w:ind w:firstLine="0"/>
-              <w:jc w:val="center"/>
-            </w:pPr>
-            <w:r>
-              <w:rPr>
-                <w:rFonts w:ascii="Times New Roman" w:hAnsi="Times New Roman" w:eastAsia="宋体"/>
-                <w:b w:val="0"/>
-                <w:color w:val="000000"/>
-                <w:sz w:val="17"/>
-              </w:rPr>
-              <w:t>0.8202</w:t>
-            </w:r>
-          </w:p>
-        </w:tc>
-        <w:tc>
-          <w:tcPr>
-            <w:tcW w:type="dxa" w:w="1134"/>
-            <w:vAlign w:val="center"/>
-            <w:tcBorders>
-              <w:top w:val="single" w:sz="4" w:color="D9D9D9"/>
-              <w:bottom w:val="single" w:sz="4" w:color="D9D9D9"/>
-              <w:left w:val="single" w:sz="4" w:color="D9D9D9"/>
-              <w:right w:val="single" w:sz="4" w:color="D9D9D9"/>
-            </w:tcBorders>
-            <w:tcMar>
-              <w:top w:w="70" w:type="dxa"/>
-              <w:bottom w:w="70" w:type="dxa"/>
-              <w:left w:w="70" w:type="dxa"/>
-              <w:right w:w="70" w:type="dxa"/>
-            </w:tcMar>
-          </w:tcPr>
-          <w:p>
-            <w:pPr>
-              <w:keepNext w:val="0"/>
-              <w:spacing w:line="259" w:lineRule="auto" w:after="80" w:before="80"/>
-              <w:ind w:firstLine="0"/>
-              <w:jc w:val="center"/>
-            </w:pPr>
-            <w:r>
-              <w:rPr>
-                <w:rFonts w:ascii="Times New Roman" w:hAnsi="Times New Roman" w:eastAsia="宋体"/>
-                <w:b w:val="0"/>
-                <w:color w:val="000000"/>
-                <w:sz w:val="17"/>
-              </w:rPr>
-              <w:t>0.8094</w:t>
-            </w:r>
-          </w:p>
-        </w:tc>
-        <w:tc>
-          <w:tcPr>
-            <w:tcW w:type="dxa" w:w="1134"/>
-            <w:vAlign w:val="center"/>
-            <w:tcBorders>
-              <w:top w:val="single" w:sz="4" w:color="D9D9D9"/>
-              <w:bottom w:val="single" w:sz="4" w:color="D9D9D9"/>
-              <w:left w:val="single" w:sz="4" w:color="D9D9D9"/>
-              <w:right w:val="single" w:sz="4" w:color="D9D9D9"/>
-            </w:tcBorders>
-            <w:tcMar>
-              <w:top w:w="70" w:type="dxa"/>
-              <w:bottom w:w="70" w:type="dxa"/>
-              <w:left w:w="70" w:type="dxa"/>
-              <w:right w:w="70" w:type="dxa"/>
-            </w:tcMar>
-          </w:tcPr>
-          <w:p>
-            <w:pPr>
-              <w:keepNext w:val="0"/>
-              <w:spacing w:line="259" w:lineRule="auto" w:after="80" w:before="80"/>
-              <w:ind w:firstLine="0"/>
-              <w:jc w:val="center"/>
-            </w:pPr>
-            <w:r>
-              <w:rPr>
-                <w:rFonts w:ascii="Times New Roman" w:hAnsi="Times New Roman" w:eastAsia="宋体"/>
-                <w:b w:val="0"/>
-                <w:color w:val="000000"/>
-                <w:sz w:val="17"/>
-              </w:rPr>
-              <w:t>0.8084</w:t>
-            </w:r>
-          </w:p>
-        </w:tc>
-        <w:tc>
-          <w:tcPr>
-            <w:tcW w:type="dxa" w:w="2211"/>
-            <w:vAlign w:val="center"/>
-            <w:tcBorders>
-              <w:top w:val="single" w:sz="4" w:color="D9D9D9"/>
-              <w:bottom w:val="single" w:sz="4" w:color="D9D9D9"/>
-              <w:left w:val="single" w:sz="4" w:color="D9D9D9"/>
-              <w:right w:val="single" w:sz="4" w:color="D9D9D9"/>
-            </w:tcBorders>
-            <w:tcMar>
-              <w:top w:w="70" w:type="dxa"/>
-              <w:bottom w:w="70" w:type="dxa"/>
-              <w:left w:w="70" w:type="dxa"/>
-              <w:right w:w="70" w:type="dxa"/>
-            </w:tcMar>
-          </w:tcPr>
-          <w:p>
-            <w:pPr>
-              <w:keepNext w:val="0"/>
-              <w:spacing w:line="259" w:lineRule="auto" w:after="80" w:before="80"/>
-              <w:ind w:firstLine="0"/>
-              <w:jc w:val="center"/>
-            </w:pPr>
-            <w:r>
-              <w:rPr>
-                <w:rFonts w:ascii="Times New Roman" w:hAnsi="Times New Roman" w:eastAsia="宋体"/>
-                <w:b w:val="0"/>
-                <w:color w:val="000000"/>
-                <w:sz w:val="17"/>
-              </w:rPr>
-              <w:t>0.8224 ± 0.0163</w:t>
-            </w:r>
-          </w:p>
-        </w:tc>
-      </w:tr>
-      <w:tr>
-        <w:trPr>
-          <w:cantSplit/>
-        </w:trPr>
-        <w:tc>
-          <w:tcPr>
-            <w:tcW w:type="dxa" w:w="1587"/>
-            <w:vAlign w:val="center"/>
-            <w:tcBorders>
-              <w:top w:val="single" w:sz="4" w:color="D9D9D9"/>
-              <w:bottom w:val="single" w:sz="4" w:color="D9D9D9"/>
-              <w:left w:val="single" w:sz="4" w:color="D9D9D9"/>
-              <w:right w:val="single" w:sz="4" w:color="D9D9D9"/>
-            </w:tcBorders>
-            <w:tcMar>
-              <w:top w:w="70" w:type="dxa"/>
-              <w:bottom w:w="70" w:type="dxa"/>
-              <w:left w:w="70" w:type="dxa"/>
-              <w:right w:w="70" w:type="dxa"/>
-            </w:tcMar>
-          </w:tcPr>
-          <w:p>
-            <w:pPr>
-              <w:keepNext w:val="0"/>
-              <w:spacing w:line="259" w:lineRule="auto" w:after="80" w:before="80"/>
-              <w:ind w:firstLine="0"/>
-              <w:jc w:val="center"/>
-            </w:pPr>
-            <w:r>
-              <w:rPr>
-                <w:rFonts w:ascii="Times New Roman" w:hAnsi="Times New Roman" w:eastAsia="宋体"/>
-                <w:b w:val="0"/>
-                <w:color w:val="000000"/>
-                <w:sz w:val="17"/>
-              </w:rPr>
-              <w:t>LUAD</w:t>
-            </w:r>
-          </w:p>
-        </w:tc>
-        <w:tc>
-          <w:tcPr>
-            <w:tcW w:type="dxa" w:w="1134"/>
-            <w:vAlign w:val="center"/>
-            <w:tcBorders>
-              <w:top w:val="single" w:sz="4" w:color="D9D9D9"/>
-              <w:bottom w:val="single" w:sz="4" w:color="D9D9D9"/>
-              <w:left w:val="single" w:sz="4" w:color="D9D9D9"/>
-              <w:right w:val="single" w:sz="4" w:color="D9D9D9"/>
-            </w:tcBorders>
-            <w:tcMar>
-              <w:top w:w="70" w:type="dxa"/>
-              <w:bottom w:w="70" w:type="dxa"/>
-              <w:left w:w="70" w:type="dxa"/>
-              <w:right w:w="70" w:type="dxa"/>
-            </w:tcMar>
-          </w:tcPr>
-          <w:p>
-            <w:pPr>
-              <w:keepNext w:val="0"/>
-              <w:spacing w:line="259" w:lineRule="auto" w:after="80" w:before="80"/>
-              <w:ind w:firstLine="0"/>
-              <w:jc w:val="center"/>
-            </w:pPr>
-            <w:r>
-              <w:rPr>
-                <w:rFonts w:ascii="Times New Roman" w:hAnsi="Times New Roman" w:eastAsia="宋体"/>
-                <w:b w:val="0"/>
-                <w:color w:val="000000"/>
-                <w:sz w:val="17"/>
-              </w:rPr>
-              <w:t>0.7015</w:t>
-            </w:r>
-          </w:p>
-        </w:tc>
-        <w:tc>
-          <w:tcPr>
-            <w:tcW w:type="dxa" w:w="1134"/>
-            <w:vAlign w:val="center"/>
-            <w:tcBorders>
-              <w:top w:val="single" w:sz="4" w:color="D9D9D9"/>
-              <w:bottom w:val="single" w:sz="4" w:color="D9D9D9"/>
-              <w:left w:val="single" w:sz="4" w:color="D9D9D9"/>
-              <w:right w:val="single" w:sz="4" w:color="D9D9D9"/>
-            </w:tcBorders>
-            <w:tcMar>
-              <w:top w:w="70" w:type="dxa"/>
-              <w:bottom w:w="70" w:type="dxa"/>
-              <w:left w:w="70" w:type="dxa"/>
-              <w:right w:w="70" w:type="dxa"/>
-            </w:tcMar>
-          </w:tcPr>
-          <w:p>
-            <w:pPr>
-              <w:keepNext w:val="0"/>
-              <w:spacing w:line="259" w:lineRule="auto" w:after="80" w:before="80"/>
-              <w:ind w:firstLine="0"/>
-              <w:jc w:val="center"/>
-            </w:pPr>
-            <w:r>
-              <w:rPr>
-                <w:rFonts w:ascii="Times New Roman" w:hAnsi="Times New Roman" w:eastAsia="宋体"/>
-                <w:b w:val="0"/>
-                <w:color w:val="000000"/>
-                <w:sz w:val="17"/>
-              </w:rPr>
-              <w:t>0.7138</w:t>
-            </w:r>
-          </w:p>
-        </w:tc>
-        <w:tc>
-          <w:tcPr>
-            <w:tcW w:type="dxa" w:w="1134"/>
-            <w:vAlign w:val="center"/>
-            <w:tcBorders>
-              <w:top w:val="single" w:sz="4" w:color="D9D9D9"/>
-              <w:bottom w:val="single" w:sz="4" w:color="D9D9D9"/>
-              <w:left w:val="single" w:sz="4" w:color="D9D9D9"/>
-              <w:right w:val="single" w:sz="4" w:color="D9D9D9"/>
-            </w:tcBorders>
-            <w:tcMar>
-              <w:top w:w="70" w:type="dxa"/>
-              <w:bottom w:w="70" w:type="dxa"/>
-              <w:left w:w="70" w:type="dxa"/>
-              <w:right w:w="70" w:type="dxa"/>
-            </w:tcMar>
-          </w:tcPr>
-          <w:p>
-            <w:pPr>
-              <w:keepNext w:val="0"/>
-              <w:spacing w:line="259" w:lineRule="auto" w:after="80" w:before="80"/>
-              <w:ind w:firstLine="0"/>
-              <w:jc w:val="center"/>
-            </w:pPr>
-            <w:r>
-              <w:rPr>
-                <w:rFonts w:ascii="Times New Roman" w:hAnsi="Times New Roman" w:eastAsia="宋体"/>
-                <w:b w:val="0"/>
-                <w:color w:val="000000"/>
-                <w:sz w:val="17"/>
-              </w:rPr>
-              <w:t>0.7109</w:t>
-            </w:r>
-          </w:p>
-        </w:tc>
-        <w:tc>
-          <w:tcPr>
-            <w:tcW w:type="dxa" w:w="1134"/>
-            <w:vAlign w:val="center"/>
-            <w:tcBorders>
-              <w:top w:val="single" w:sz="4" w:color="D9D9D9"/>
-              <w:bottom w:val="single" w:sz="4" w:color="D9D9D9"/>
-              <w:left w:val="single" w:sz="4" w:color="D9D9D9"/>
-              <w:right w:val="single" w:sz="4" w:color="D9D9D9"/>
-            </w:tcBorders>
-            <w:tcMar>
-              <w:top w:w="70" w:type="dxa"/>
-              <w:bottom w:w="70" w:type="dxa"/>
-              <w:left w:w="70" w:type="dxa"/>
-              <w:right w:w="70" w:type="dxa"/>
-            </w:tcMar>
-          </w:tcPr>
-          <w:p>
-            <w:pPr>
-              <w:keepNext w:val="0"/>
-              <w:spacing w:line="259" w:lineRule="auto" w:after="80" w:before="80"/>
-              <w:ind w:firstLine="0"/>
-              <w:jc w:val="center"/>
-            </w:pPr>
-            <w:r>
-              <w:rPr>
-                <w:rFonts w:ascii="Times New Roman" w:hAnsi="Times New Roman" w:eastAsia="宋体"/>
-                <w:b w:val="0"/>
-                <w:color w:val="000000"/>
-                <w:sz w:val="17"/>
-              </w:rPr>
-              <w:t>0.6352</w:t>
-            </w:r>
-          </w:p>
-        </w:tc>
-        <w:tc>
-          <w:tcPr>
-            <w:tcW w:type="dxa" w:w="1134"/>
-            <w:vAlign w:val="center"/>
-            <w:tcBorders>
-              <w:top w:val="single" w:sz="4" w:color="D9D9D9"/>
-              <w:bottom w:val="single" w:sz="4" w:color="D9D9D9"/>
-              <w:left w:val="single" w:sz="4" w:color="D9D9D9"/>
-              <w:right w:val="single" w:sz="4" w:color="D9D9D9"/>
-            </w:tcBorders>
-            <w:tcMar>
-              <w:top w:w="70" w:type="dxa"/>
-              <w:bottom w:w="70" w:type="dxa"/>
-              <w:left w:w="70" w:type="dxa"/>
-              <w:right w:w="70" w:type="dxa"/>
-            </w:tcMar>
-          </w:tcPr>
-          <w:p>
-            <w:pPr>
-              <w:keepNext w:val="0"/>
-              <w:spacing w:line="259" w:lineRule="auto" w:after="80" w:before="80"/>
-              <w:ind w:firstLine="0"/>
-              <w:jc w:val="center"/>
-            </w:pPr>
-            <w:r>
-              <w:rPr>
-                <w:rFonts w:ascii="Times New Roman" w:hAnsi="Times New Roman" w:eastAsia="宋体"/>
-                <w:b w:val="0"/>
-                <w:color w:val="000000"/>
-                <w:sz w:val="17"/>
-              </w:rPr>
-              <w:t>0.6677</w:t>
-            </w:r>
-          </w:p>
-        </w:tc>
-        <w:tc>
-          <w:tcPr>
-            <w:tcW w:type="dxa" w:w="2211"/>
-            <w:vAlign w:val="center"/>
-            <w:tcBorders>
-              <w:top w:val="single" w:sz="4" w:color="D9D9D9"/>
-              <w:bottom w:val="single" w:sz="4" w:color="D9D9D9"/>
-              <w:left w:val="single" w:sz="4" w:color="D9D9D9"/>
-              <w:right w:val="single" w:sz="4" w:color="D9D9D9"/>
-            </w:tcBorders>
-            <w:tcMar>
-              <w:top w:w="70" w:type="dxa"/>
-              <w:bottom w:w="70" w:type="dxa"/>
-              <w:left w:w="70" w:type="dxa"/>
-              <w:right w:w="70" w:type="dxa"/>
-            </w:tcMar>
-          </w:tcPr>
-          <w:p>
-            <w:pPr>
-              <w:keepNext w:val="0"/>
-              <w:spacing w:line="259" w:lineRule="auto" w:after="80" w:before="80"/>
-              <w:ind w:firstLine="0"/>
-              <w:jc w:val="center"/>
-            </w:pPr>
-            <w:r>
-              <w:rPr>
-                <w:rFonts w:ascii="Times New Roman" w:hAnsi="Times New Roman" w:eastAsia="宋体"/>
-                <w:b w:val="0"/>
-                <w:color w:val="000000"/>
-                <w:sz w:val="17"/>
-              </w:rPr>
-              <w:t>0.6858 ± 0.0337</w:t>
-            </w:r>
-          </w:p>
-        </w:tc>
-      </w:tr>
-      <w:tr>
-        <w:trPr>
-          <w:cantSplit/>
-        </w:trPr>
-        <w:tc>
-          <w:tcPr>
-            <w:tcW w:type="dxa" w:w="1587"/>
-            <w:vAlign w:val="center"/>
-            <w:tcBorders>
-              <w:top w:val="single" w:sz="4" w:color="D9D9D9"/>
-              <w:bottom w:val="single" w:sz="4" w:color="D9D9D9"/>
-              <w:left w:val="single" w:sz="4" w:color="D9D9D9"/>
-              <w:right w:val="single" w:sz="4" w:color="D9D9D9"/>
-            </w:tcBorders>
-            <w:tcMar>
-              <w:top w:w="70" w:type="dxa"/>
-              <w:bottom w:w="70" w:type="dxa"/>
-              <w:left w:w="70" w:type="dxa"/>
-              <w:right w:w="70" w:type="dxa"/>
-            </w:tcMar>
-          </w:tcPr>
-          <w:p>
-            <w:pPr>
-              <w:keepNext w:val="0"/>
-              <w:spacing w:line="259" w:lineRule="auto" w:after="80" w:before="80"/>
-              <w:ind w:firstLine="0"/>
-              <w:jc w:val="center"/>
-            </w:pPr>
-            <w:r>
-              <w:rPr>
-                <w:rFonts w:ascii="Times New Roman" w:hAnsi="Times New Roman" w:eastAsia="宋体"/>
-                <w:b w:val="0"/>
-                <w:color w:val="000000"/>
-                <w:sz w:val="17"/>
-              </w:rPr>
-              <w:t>LUSC</w:t>
-            </w:r>
-          </w:p>
-        </w:tc>
-        <w:tc>
-          <w:tcPr>
-            <w:tcW w:type="dxa" w:w="1134"/>
-            <w:vAlign w:val="center"/>
-            <w:tcBorders>
-              <w:top w:val="single" w:sz="4" w:color="D9D9D9"/>
-              <w:bottom w:val="single" w:sz="4" w:color="D9D9D9"/>
-              <w:left w:val="single" w:sz="4" w:color="D9D9D9"/>
-              <w:right w:val="single" w:sz="4" w:color="D9D9D9"/>
-            </w:tcBorders>
-            <w:tcMar>
-              <w:top w:w="70" w:type="dxa"/>
-              <w:bottom w:w="70" w:type="dxa"/>
-              <w:left w:w="70" w:type="dxa"/>
-              <w:right w:w="70" w:type="dxa"/>
-            </w:tcMar>
-          </w:tcPr>
-          <w:p>
-            <w:pPr>
-              <w:keepNext w:val="0"/>
-              <w:spacing w:line="259" w:lineRule="auto" w:after="80" w:before="80"/>
-              <w:ind w:firstLine="0"/>
-              <w:jc w:val="center"/>
-            </w:pPr>
-            <w:r>
-              <w:rPr>
-                <w:rFonts w:ascii="Times New Roman" w:hAnsi="Times New Roman" w:eastAsia="宋体"/>
-                <w:b w:val="0"/>
-                <w:color w:val="000000"/>
-                <w:sz w:val="17"/>
-              </w:rPr>
-              <w:t>0.6709</w:t>
-            </w:r>
-          </w:p>
-        </w:tc>
-        <w:tc>
-          <w:tcPr>
-            <w:tcW w:type="dxa" w:w="1134"/>
-            <w:vAlign w:val="center"/>
-            <w:tcBorders>
-              <w:top w:val="single" w:sz="4" w:color="D9D9D9"/>
-              <w:bottom w:val="single" w:sz="4" w:color="D9D9D9"/>
-              <w:left w:val="single" w:sz="4" w:color="D9D9D9"/>
-              <w:right w:val="single" w:sz="4" w:color="D9D9D9"/>
-            </w:tcBorders>
-            <w:tcMar>
-              <w:top w:w="70" w:type="dxa"/>
-              <w:bottom w:w="70" w:type="dxa"/>
-              <w:left w:w="70" w:type="dxa"/>
-              <w:right w:w="70" w:type="dxa"/>
-            </w:tcMar>
-          </w:tcPr>
-          <w:p>
-            <w:pPr>
-              <w:keepNext w:val="0"/>
-              <w:spacing w:line="259" w:lineRule="auto" w:after="80" w:before="80"/>
-              <w:ind w:firstLine="0"/>
-              <w:jc w:val="center"/>
-            </w:pPr>
-            <w:r>
-              <w:rPr>
-                <w:rFonts w:ascii="Times New Roman" w:hAnsi="Times New Roman" w:eastAsia="宋体"/>
-                <w:b w:val="0"/>
-                <w:color w:val="000000"/>
-                <w:sz w:val="17"/>
-              </w:rPr>
-              <w:t>0.6377</w:t>
-            </w:r>
-          </w:p>
-        </w:tc>
-        <w:tc>
-          <w:tcPr>
-            <w:tcW w:type="dxa" w:w="1134"/>
-            <w:vAlign w:val="center"/>
-            <w:tcBorders>
-              <w:top w:val="single" w:sz="4" w:color="D9D9D9"/>
-              <w:bottom w:val="single" w:sz="4" w:color="D9D9D9"/>
-              <w:left w:val="single" w:sz="4" w:color="D9D9D9"/>
-              <w:right w:val="single" w:sz="4" w:color="D9D9D9"/>
-            </w:tcBorders>
-            <w:tcMar>
-              <w:top w:w="70" w:type="dxa"/>
-              <w:bottom w:w="70" w:type="dxa"/>
-              <w:left w:w="70" w:type="dxa"/>
-              <w:right w:w="70" w:type="dxa"/>
-            </w:tcMar>
-          </w:tcPr>
-          <w:p>
-            <w:pPr>
-              <w:keepNext w:val="0"/>
-              <w:spacing w:line="259" w:lineRule="auto" w:after="80" w:before="80"/>
-              <w:ind w:firstLine="0"/>
-              <w:jc w:val="center"/>
-            </w:pPr>
-            <w:r>
-              <w:rPr>
-                <w:rFonts w:ascii="Times New Roman" w:hAnsi="Times New Roman" w:eastAsia="宋体"/>
-                <w:b w:val="0"/>
-                <w:color w:val="000000"/>
-                <w:sz w:val="17"/>
-              </w:rPr>
-              <w:t>0.5983</w:t>
-            </w:r>
-          </w:p>
-        </w:tc>
-        <w:tc>
-          <w:tcPr>
-            <w:tcW w:type="dxa" w:w="1134"/>
-            <w:vAlign w:val="center"/>
-            <w:tcBorders>
-              <w:top w:val="single" w:sz="4" w:color="D9D9D9"/>
-              <w:bottom w:val="single" w:sz="4" w:color="D9D9D9"/>
-              <w:left w:val="single" w:sz="4" w:color="D9D9D9"/>
-              <w:right w:val="single" w:sz="4" w:color="D9D9D9"/>
-            </w:tcBorders>
-            <w:tcMar>
-              <w:top w:w="70" w:type="dxa"/>
-              <w:bottom w:w="70" w:type="dxa"/>
-              <w:left w:w="70" w:type="dxa"/>
-              <w:right w:w="70" w:type="dxa"/>
-            </w:tcMar>
-          </w:tcPr>
-          <w:p>
-            <w:pPr>
-              <w:keepNext w:val="0"/>
-              <w:spacing w:line="259" w:lineRule="auto" w:after="80" w:before="80"/>
-              <w:ind w:firstLine="0"/>
-              <w:jc w:val="center"/>
-            </w:pPr>
-            <w:r>
-              <w:rPr>
-                <w:rFonts w:ascii="Times New Roman" w:hAnsi="Times New Roman" w:eastAsia="宋体"/>
-                <w:b w:val="0"/>
-                <w:color w:val="000000"/>
-                <w:sz w:val="17"/>
-              </w:rPr>
-              <w:t>0.6969</w:t>
-            </w:r>
-          </w:p>
-        </w:tc>
-        <w:tc>
-          <w:tcPr>
-            <w:tcW w:type="dxa" w:w="1134"/>
-            <w:vAlign w:val="center"/>
-            <w:tcBorders>
-              <w:top w:val="single" w:sz="4" w:color="D9D9D9"/>
-              <w:bottom w:val="single" w:sz="4" w:color="D9D9D9"/>
-              <w:left w:val="single" w:sz="4" w:color="D9D9D9"/>
-              <w:right w:val="single" w:sz="4" w:color="D9D9D9"/>
-            </w:tcBorders>
-            <w:tcMar>
-              <w:top w:w="70" w:type="dxa"/>
-              <w:bottom w:w="70" w:type="dxa"/>
-              <w:left w:w="70" w:type="dxa"/>
-              <w:right w:w="70" w:type="dxa"/>
-            </w:tcMar>
-          </w:tcPr>
-          <w:p>
-            <w:pPr>
-              <w:keepNext w:val="0"/>
-              <w:spacing w:line="259" w:lineRule="auto" w:after="80" w:before="80"/>
-              <w:ind w:firstLine="0"/>
-              <w:jc w:val="center"/>
-            </w:pPr>
-            <w:r>
-              <w:rPr>
-                <w:rFonts w:ascii="Times New Roman" w:hAnsi="Times New Roman" w:eastAsia="宋体"/>
-                <w:b w:val="0"/>
-                <w:color w:val="000000"/>
-                <w:sz w:val="17"/>
-              </w:rPr>
-              <w:t>0.5463</w:t>
-            </w:r>
-          </w:p>
-        </w:tc>
-        <w:tc>
-          <w:tcPr>
-            <w:tcW w:type="dxa" w:w="2211"/>
-            <w:vAlign w:val="center"/>
-            <w:tcBorders>
-              <w:top w:val="single" w:sz="4" w:color="D9D9D9"/>
-              <w:bottom w:val="single" w:sz="4" w:color="D9D9D9"/>
-              <w:left w:val="single" w:sz="4" w:color="D9D9D9"/>
-              <w:right w:val="single" w:sz="4" w:color="D9D9D9"/>
-            </w:tcBorders>
-            <w:tcMar>
-              <w:top w:w="70" w:type="dxa"/>
-              <w:bottom w:w="70" w:type="dxa"/>
-              <w:left w:w="70" w:type="dxa"/>
-              <w:right w:w="70" w:type="dxa"/>
-            </w:tcMar>
-          </w:tcPr>
-          <w:p>
-            <w:pPr>
-              <w:keepNext w:val="0"/>
-              <w:spacing w:line="259" w:lineRule="auto" w:after="80" w:before="80"/>
-              <w:ind w:firstLine="0"/>
-              <w:jc w:val="center"/>
-            </w:pPr>
-            <w:r>
-              <w:rPr>
-                <w:rFonts w:ascii="Times New Roman" w:hAnsi="Times New Roman" w:eastAsia="宋体"/>
-                <w:b w:val="0"/>
-                <w:color w:val="000000"/>
-                <w:sz w:val="17"/>
-              </w:rPr>
-              <w:t>0.6300 ± 0.0596</w:t>
-            </w:r>
-          </w:p>
-        </w:tc>
-      </w:tr>
-      <w:tr>
-        <w:trPr>
-          <w:cantSplit/>
-        </w:trPr>
-        <w:tc>
-          <w:tcPr>
-            <w:tcW w:type="dxa" w:w="1587"/>
-            <w:vAlign w:val="center"/>
-            <w:tcBorders>
-              <w:top w:val="single" w:sz="4" w:color="D9D9D9"/>
-              <w:bottom w:val="single" w:sz="4" w:color="D9D9D9"/>
-              <w:left w:val="single" w:sz="4" w:color="D9D9D9"/>
-              <w:right w:val="single" w:sz="4" w:color="D9D9D9"/>
-            </w:tcBorders>
-            <w:tcMar>
-              <w:top w:w="70" w:type="dxa"/>
-              <w:bottom w:w="70" w:type="dxa"/>
-              <w:left w:w="70" w:type="dxa"/>
-              <w:right w:w="70" w:type="dxa"/>
-            </w:tcMar>
-          </w:tcPr>
-          <w:p>
-            <w:pPr>
-              <w:keepNext w:val="0"/>
-              <w:spacing w:line="259" w:lineRule="auto" w:after="80" w:before="80"/>
-              <w:ind w:firstLine="0"/>
-              <w:jc w:val="center"/>
-            </w:pPr>
-            <w:r>
-              <w:rPr>
-                <w:rFonts w:ascii="Times New Roman" w:hAnsi="Times New Roman" w:eastAsia="宋体"/>
-                <w:b w:val="0"/>
-                <w:color w:val="000000"/>
-                <w:sz w:val="17"/>
-              </w:rPr>
-              <w:t>SKCM</w:t>
-            </w:r>
-          </w:p>
-        </w:tc>
-        <w:tc>
-          <w:tcPr>
-            <w:tcW w:type="dxa" w:w="1134"/>
-            <w:vAlign w:val="center"/>
-            <w:tcBorders>
-              <w:top w:val="single" w:sz="4" w:color="D9D9D9"/>
-              <w:bottom w:val="single" w:sz="4" w:color="D9D9D9"/>
-              <w:left w:val="single" w:sz="4" w:color="D9D9D9"/>
-              <w:right w:val="single" w:sz="4" w:color="D9D9D9"/>
-            </w:tcBorders>
-            <w:tcMar>
-              <w:top w:w="70" w:type="dxa"/>
-              <w:bottom w:w="70" w:type="dxa"/>
-              <w:left w:w="70" w:type="dxa"/>
-              <w:right w:w="70" w:type="dxa"/>
-            </w:tcMar>
-          </w:tcPr>
-          <w:p>
-            <w:pPr>
-              <w:keepNext w:val="0"/>
-              <w:spacing w:line="259" w:lineRule="auto" w:after="80" w:before="80"/>
-              <w:ind w:firstLine="0"/>
-              <w:jc w:val="center"/>
-            </w:pPr>
-            <w:r>
-              <w:rPr>
-                <w:rFonts w:ascii="Times New Roman" w:hAnsi="Times New Roman" w:eastAsia="宋体"/>
-                <w:b w:val="0"/>
-                <w:color w:val="000000"/>
-                <w:sz w:val="17"/>
-              </w:rPr>
-              <w:t>0.6442</w:t>
-            </w:r>
-          </w:p>
-        </w:tc>
-        <w:tc>
-          <w:tcPr>
-            <w:tcW w:type="dxa" w:w="1134"/>
-            <w:vAlign w:val="center"/>
-            <w:tcBorders>
-              <w:top w:val="single" w:sz="4" w:color="D9D9D9"/>
-              <w:bottom w:val="single" w:sz="4" w:color="D9D9D9"/>
-              <w:left w:val="single" w:sz="4" w:color="D9D9D9"/>
-              <w:right w:val="single" w:sz="4" w:color="D9D9D9"/>
-            </w:tcBorders>
-            <w:tcMar>
-              <w:top w:w="70" w:type="dxa"/>
-              <w:bottom w:w="70" w:type="dxa"/>
-              <w:left w:w="70" w:type="dxa"/>
-              <w:right w:w="70" w:type="dxa"/>
-            </w:tcMar>
-          </w:tcPr>
-          <w:p>
-            <w:pPr>
-              <w:keepNext w:val="0"/>
-              <w:spacing w:line="259" w:lineRule="auto" w:after="80" w:before="80"/>
-              <w:ind w:firstLine="0"/>
-              <w:jc w:val="center"/>
-            </w:pPr>
-            <w:r>
-              <w:rPr>
-                <w:rFonts w:ascii="Times New Roman" w:hAnsi="Times New Roman" w:eastAsia="宋体"/>
-                <w:b w:val="0"/>
-                <w:color w:val="000000"/>
-                <w:sz w:val="17"/>
-              </w:rPr>
-              <w:t>0.6199</w:t>
-            </w:r>
-          </w:p>
-        </w:tc>
-        <w:tc>
-          <w:tcPr>
-            <w:tcW w:type="dxa" w:w="1134"/>
-            <w:vAlign w:val="center"/>
-            <w:tcBorders>
-              <w:top w:val="single" w:sz="4" w:color="D9D9D9"/>
-              <w:bottom w:val="single" w:sz="4" w:color="D9D9D9"/>
-              <w:left w:val="single" w:sz="4" w:color="D9D9D9"/>
-              <w:right w:val="single" w:sz="4" w:color="D9D9D9"/>
-            </w:tcBorders>
-            <w:tcMar>
-              <w:top w:w="70" w:type="dxa"/>
-              <w:bottom w:w="70" w:type="dxa"/>
-              <w:left w:w="70" w:type="dxa"/>
-              <w:right w:w="70" w:type="dxa"/>
-            </w:tcMar>
-          </w:tcPr>
-          <w:p>
-            <w:pPr>
-              <w:keepNext w:val="0"/>
-              <w:spacing w:line="259" w:lineRule="auto" w:after="80" w:before="80"/>
-              <w:ind w:firstLine="0"/>
-              <w:jc w:val="center"/>
-            </w:pPr>
-            <w:r>
-              <w:rPr>
-                <w:rFonts w:ascii="Times New Roman" w:hAnsi="Times New Roman" w:eastAsia="宋体"/>
-                <w:b w:val="0"/>
-                <w:color w:val="000000"/>
-                <w:sz w:val="17"/>
-              </w:rPr>
-              <w:t>0.6706</w:t>
-            </w:r>
-          </w:p>
-        </w:tc>
-        <w:tc>
-          <w:tcPr>
-            <w:tcW w:type="dxa" w:w="1134"/>
-            <w:vAlign w:val="center"/>
-            <w:tcBorders>
-              <w:top w:val="single" w:sz="4" w:color="D9D9D9"/>
-              <w:bottom w:val="single" w:sz="4" w:color="D9D9D9"/>
-              <w:left w:val="single" w:sz="4" w:color="D9D9D9"/>
-              <w:right w:val="single" w:sz="4" w:color="D9D9D9"/>
-            </w:tcBorders>
-            <w:tcMar>
-              <w:top w:w="70" w:type="dxa"/>
-              <w:bottom w:w="70" w:type="dxa"/>
-              <w:left w:w="70" w:type="dxa"/>
-              <w:right w:w="70" w:type="dxa"/>
-            </w:tcMar>
-          </w:tcPr>
-          <w:p>
-            <w:pPr>
-              <w:keepNext w:val="0"/>
-              <w:spacing w:line="259" w:lineRule="auto" w:after="80" w:before="80"/>
-              <w:ind w:firstLine="0"/>
-              <w:jc w:val="center"/>
-            </w:pPr>
-            <w:r>
-              <w:rPr>
-                <w:rFonts w:ascii="Times New Roman" w:hAnsi="Times New Roman" w:eastAsia="宋体"/>
-                <w:b w:val="0"/>
-                <w:color w:val="000000"/>
-                <w:sz w:val="17"/>
-              </w:rPr>
-              <w:t>0.6434</w:t>
-            </w:r>
-          </w:p>
-        </w:tc>
-        <w:tc>
-          <w:tcPr>
-            <w:tcW w:type="dxa" w:w="1134"/>
-            <w:vAlign w:val="center"/>
-            <w:tcBorders>
-              <w:top w:val="single" w:sz="4" w:color="D9D9D9"/>
-              <w:bottom w:val="single" w:sz="4" w:color="D9D9D9"/>
-              <w:left w:val="single" w:sz="4" w:color="D9D9D9"/>
-              <w:right w:val="single" w:sz="4" w:color="D9D9D9"/>
-            </w:tcBorders>
-            <w:tcMar>
-              <w:top w:w="70" w:type="dxa"/>
-              <w:bottom w:w="70" w:type="dxa"/>
-              <w:left w:w="70" w:type="dxa"/>
-              <w:right w:w="70" w:type="dxa"/>
-            </w:tcMar>
-          </w:tcPr>
-          <w:p>
-            <w:pPr>
-              <w:keepNext w:val="0"/>
-              <w:spacing w:line="259" w:lineRule="auto" w:after="80" w:before="80"/>
-              <w:ind w:firstLine="0"/>
-              <w:jc w:val="center"/>
-            </w:pPr>
-            <w:r>
-              <w:rPr>
-                <w:rFonts w:ascii="Times New Roman" w:hAnsi="Times New Roman" w:eastAsia="宋体"/>
-                <w:b w:val="0"/>
-                <w:color w:val="000000"/>
-                <w:sz w:val="17"/>
-              </w:rPr>
-              <w:t>0.7488</w:t>
-            </w:r>
-          </w:p>
-        </w:tc>
-        <w:tc>
-          <w:tcPr>
-            <w:tcW w:type="dxa" w:w="2211"/>
-            <w:vAlign w:val="center"/>
-            <w:tcBorders>
-              <w:top w:val="single" w:sz="4" w:color="D9D9D9"/>
-              <w:bottom w:val="single" w:sz="4" w:color="D9D9D9"/>
-              <w:left w:val="single" w:sz="4" w:color="D9D9D9"/>
-              <w:right w:val="single" w:sz="4" w:color="D9D9D9"/>
-            </w:tcBorders>
-            <w:tcMar>
-              <w:top w:w="70" w:type="dxa"/>
-              <w:bottom w:w="70" w:type="dxa"/>
-              <w:left w:w="70" w:type="dxa"/>
-              <w:right w:w="70" w:type="dxa"/>
-            </w:tcMar>
-          </w:tcPr>
-          <w:p>
-            <w:pPr>
-              <w:keepNext w:val="0"/>
-              <w:spacing w:line="259" w:lineRule="auto" w:after="80" w:before="80"/>
-              <w:ind w:firstLine="0"/>
-              <w:jc w:val="center"/>
-            </w:pPr>
-            <w:r>
-              <w:rPr>
-                <w:rFonts w:ascii="Times New Roman" w:hAnsi="Times New Roman" w:eastAsia="宋体"/>
-                <w:b w:val="0"/>
-                <w:color w:val="000000"/>
-                <w:sz w:val="17"/>
-              </w:rPr>
-              <w:t>0.6654 ± 0.0500</w:t>
-            </w:r>
-          </w:p>
-        </w:tc>
-      </w:tr>
-      <w:tr>
-        <w:trPr>
-          <w:cantSplit/>
-        </w:trPr>
-        <w:tc>
-          <w:tcPr>
-            <w:tcW w:type="dxa" w:w="1587"/>
-            <w:vAlign w:val="center"/>
-            <w:tcBorders>
-              <w:top w:val="single" w:sz="4" w:color="D9D9D9"/>
-              <w:bottom w:val="single" w:sz="4" w:color="D9D9D9"/>
-              <w:left w:val="single" w:sz="4" w:color="D9D9D9"/>
-              <w:right w:val="single" w:sz="4" w:color="D9D9D9"/>
-            </w:tcBorders>
-            <w:tcMar>
-              <w:top w:w="70" w:type="dxa"/>
-              <w:bottom w:w="70" w:type="dxa"/>
-              <w:left w:w="70" w:type="dxa"/>
-              <w:right w:w="70" w:type="dxa"/>
-            </w:tcMar>
-          </w:tcPr>
-          <w:p>
-            <w:pPr>
-              <w:keepNext w:val="0"/>
-              <w:spacing w:line="259" w:lineRule="auto" w:after="80" w:before="80"/>
-              <w:ind w:firstLine="0"/>
-              <w:jc w:val="center"/>
-            </w:pPr>
-            <w:r>
-              <w:rPr>
-                <w:rFonts w:ascii="Times New Roman" w:hAnsi="Times New Roman" w:eastAsia="宋体"/>
-                <w:b w:val="0"/>
-                <w:color w:val="000000"/>
-                <w:sz w:val="17"/>
-              </w:rPr>
-              <w:t>STAD</w:t>
-            </w:r>
-          </w:p>
-        </w:tc>
-        <w:tc>
-          <w:tcPr>
-            <w:tcW w:type="dxa" w:w="1134"/>
-            <w:vAlign w:val="center"/>
-            <w:tcBorders>
-              <w:top w:val="single" w:sz="4" w:color="D9D9D9"/>
-              <w:bottom w:val="single" w:sz="4" w:color="D9D9D9"/>
-              <w:left w:val="single" w:sz="4" w:color="D9D9D9"/>
-              <w:right w:val="single" w:sz="4" w:color="D9D9D9"/>
-            </w:tcBorders>
-            <w:tcMar>
-              <w:top w:w="70" w:type="dxa"/>
-              <w:bottom w:w="70" w:type="dxa"/>
-              <w:left w:w="70" w:type="dxa"/>
-              <w:right w:w="70" w:type="dxa"/>
-            </w:tcMar>
-          </w:tcPr>
-          <w:p>
-            <w:pPr>
-              <w:keepNext w:val="0"/>
-              <w:spacing w:line="259" w:lineRule="auto" w:after="80" w:before="80"/>
-              <w:ind w:firstLine="0"/>
-              <w:jc w:val="center"/>
-            </w:pPr>
-            <w:r>
-              <w:rPr>
-                <w:rFonts w:ascii="Times New Roman" w:hAnsi="Times New Roman" w:eastAsia="宋体"/>
-                <w:b w:val="0"/>
-                <w:color w:val="000000"/>
-                <w:sz w:val="17"/>
-              </w:rPr>
-              <w:t>0.6835</w:t>
-            </w:r>
-          </w:p>
-        </w:tc>
-        <w:tc>
-          <w:tcPr>
-            <w:tcW w:type="dxa" w:w="1134"/>
-            <w:vAlign w:val="center"/>
-            <w:tcBorders>
-              <w:top w:val="single" w:sz="4" w:color="D9D9D9"/>
-              <w:bottom w:val="single" w:sz="4" w:color="D9D9D9"/>
-              <w:left w:val="single" w:sz="4" w:color="D9D9D9"/>
-              <w:right w:val="single" w:sz="4" w:color="D9D9D9"/>
-            </w:tcBorders>
-            <w:tcMar>
-              <w:top w:w="70" w:type="dxa"/>
-              <w:bottom w:w="70" w:type="dxa"/>
-              <w:left w:w="70" w:type="dxa"/>
-              <w:right w:w="70" w:type="dxa"/>
-            </w:tcMar>
-          </w:tcPr>
-          <w:p>
-            <w:pPr>
-              <w:keepNext w:val="0"/>
-              <w:spacing w:line="259" w:lineRule="auto" w:after="80" w:before="80"/>
-              <w:ind w:firstLine="0"/>
-              <w:jc w:val="center"/>
-            </w:pPr>
-            <w:r>
-              <w:rPr>
-                <w:rFonts w:ascii="Times New Roman" w:hAnsi="Times New Roman" w:eastAsia="宋体"/>
-                <w:b w:val="0"/>
-                <w:color w:val="000000"/>
-                <w:sz w:val="17"/>
-              </w:rPr>
-              <w:t>0.6471</w:t>
-            </w:r>
-          </w:p>
-        </w:tc>
-        <w:tc>
-          <w:tcPr>
-            <w:tcW w:type="dxa" w:w="1134"/>
-            <w:vAlign w:val="center"/>
-            <w:tcBorders>
-              <w:top w:val="single" w:sz="4" w:color="D9D9D9"/>
-              <w:bottom w:val="single" w:sz="4" w:color="D9D9D9"/>
-              <w:left w:val="single" w:sz="4" w:color="D9D9D9"/>
-              <w:right w:val="single" w:sz="4" w:color="D9D9D9"/>
-            </w:tcBorders>
-            <w:tcMar>
-              <w:top w:w="70" w:type="dxa"/>
-              <w:bottom w:w="70" w:type="dxa"/>
-              <w:left w:w="70" w:type="dxa"/>
-              <w:right w:w="70" w:type="dxa"/>
-            </w:tcMar>
-          </w:tcPr>
-          <w:p>
-            <w:pPr>
-              <w:keepNext w:val="0"/>
-              <w:spacing w:line="259" w:lineRule="auto" w:after="80" w:before="80"/>
-              <w:ind w:firstLine="0"/>
-              <w:jc w:val="center"/>
-            </w:pPr>
-            <w:r>
-              <w:rPr>
-                <w:rFonts w:ascii="Times New Roman" w:hAnsi="Times New Roman" w:eastAsia="宋体"/>
-                <w:b w:val="0"/>
-                <w:color w:val="000000"/>
-                <w:sz w:val="17"/>
-              </w:rPr>
-              <w:t>0.5645</w:t>
-            </w:r>
-          </w:p>
-        </w:tc>
-        <w:tc>
-          <w:tcPr>
-            <w:tcW w:type="dxa" w:w="1134"/>
-            <w:vAlign w:val="center"/>
-            <w:tcBorders>
-              <w:top w:val="single" w:sz="4" w:color="D9D9D9"/>
-              <w:bottom w:val="single" w:sz="4" w:color="D9D9D9"/>
-              <w:left w:val="single" w:sz="4" w:color="D9D9D9"/>
-              <w:right w:val="single" w:sz="4" w:color="D9D9D9"/>
-            </w:tcBorders>
-            <w:tcMar>
-              <w:top w:w="70" w:type="dxa"/>
-              <w:bottom w:w="70" w:type="dxa"/>
-              <w:left w:w="70" w:type="dxa"/>
-              <w:right w:w="70" w:type="dxa"/>
-            </w:tcMar>
-          </w:tcPr>
-          <w:p>
-            <w:pPr>
-              <w:keepNext w:val="0"/>
-              <w:spacing w:line="259" w:lineRule="auto" w:after="80" w:before="80"/>
-              <w:ind w:firstLine="0"/>
-              <w:jc w:val="center"/>
-            </w:pPr>
-            <w:r>
-              <w:rPr>
-                <w:rFonts w:ascii="Times New Roman" w:hAnsi="Times New Roman" w:eastAsia="宋体"/>
-                <w:b w:val="0"/>
-                <w:color w:val="000000"/>
-                <w:sz w:val="17"/>
-              </w:rPr>
-              <w:t>0.6691</w:t>
-            </w:r>
-          </w:p>
-        </w:tc>
-        <w:tc>
-          <w:tcPr>
-            <w:tcW w:type="dxa" w:w="1134"/>
-            <w:vAlign w:val="center"/>
-            <w:tcBorders>
-              <w:top w:val="single" w:sz="4" w:color="D9D9D9"/>
-              <w:bottom w:val="single" w:sz="4" w:color="D9D9D9"/>
-              <w:left w:val="single" w:sz="4" w:color="D9D9D9"/>
-              <w:right w:val="single" w:sz="4" w:color="D9D9D9"/>
-            </w:tcBorders>
-            <w:tcMar>
-              <w:top w:w="70" w:type="dxa"/>
-              <w:bottom w:w="70" w:type="dxa"/>
-              <w:left w:w="70" w:type="dxa"/>
-              <w:right w:w="70" w:type="dxa"/>
-            </w:tcMar>
-          </w:tcPr>
-          <w:p>
-            <w:pPr>
-              <w:keepNext w:val="0"/>
-              <w:spacing w:line="259" w:lineRule="auto" w:after="80" w:before="80"/>
-              <w:ind w:firstLine="0"/>
-              <w:jc w:val="center"/>
-            </w:pPr>
-            <w:r>
-              <w:rPr>
-                <w:rFonts w:ascii="Times New Roman" w:hAnsi="Times New Roman" w:eastAsia="宋体"/>
-                <w:b w:val="0"/>
-                <w:color w:val="000000"/>
-                <w:sz w:val="17"/>
-              </w:rPr>
-              <w:t>0.6161</w:t>
-            </w:r>
-          </w:p>
-        </w:tc>
-        <w:tc>
-          <w:tcPr>
-            <w:tcW w:type="dxa" w:w="2211"/>
-            <w:vAlign w:val="center"/>
-            <w:tcBorders>
-              <w:top w:val="single" w:sz="4" w:color="D9D9D9"/>
-              <w:bottom w:val="single" w:sz="4" w:color="D9D9D9"/>
-              <w:left w:val="single" w:sz="4" w:color="D9D9D9"/>
-              <w:right w:val="single" w:sz="4" w:color="D9D9D9"/>
-            </w:tcBorders>
-            <w:tcMar>
-              <w:top w:w="70" w:type="dxa"/>
-              <w:bottom w:w="70" w:type="dxa"/>
-              <w:left w:w="70" w:type="dxa"/>
-              <w:right w:w="70" w:type="dxa"/>
-            </w:tcMar>
-          </w:tcPr>
-          <w:p>
-            <w:pPr>
-              <w:keepNext w:val="0"/>
-              <w:spacing w:line="259" w:lineRule="auto" w:after="80" w:before="80"/>
-              <w:ind w:firstLine="0"/>
-              <w:jc w:val="center"/>
-            </w:pPr>
-            <w:r>
-              <w:rPr>
-                <w:rFonts w:ascii="Times New Roman" w:hAnsi="Times New Roman" w:eastAsia="宋体"/>
-                <w:b w:val="0"/>
-                <w:color w:val="000000"/>
-                <w:sz w:val="17"/>
-              </w:rPr>
-              <w:t>0.6361 ± 0.0474</w:t>
-            </w:r>
-          </w:p>
-        </w:tc>
-      </w:tr>
-      <w:tr>
-        <w:trPr>
-          <w:cantSplit/>
-        </w:trPr>
-        <w:tc>
-          <w:tcPr>
-            <w:tcW w:type="dxa" w:w="1587"/>
-            <w:vAlign w:val="center"/>
-            <w:tcBorders>
-              <w:top w:val="single" w:sz="4" w:color="D9D9D9"/>
-              <w:bottom w:val="single" w:sz="4" w:color="D9D9D9"/>
-              <w:left w:val="single" w:sz="4" w:color="D9D9D9"/>
-              <w:right w:val="single" w:sz="4" w:color="D9D9D9"/>
-            </w:tcBorders>
-            <w:tcMar>
-              <w:top w:w="70" w:type="dxa"/>
-              <w:bottom w:w="70" w:type="dxa"/>
-              <w:left w:w="70" w:type="dxa"/>
-              <w:right w:w="70" w:type="dxa"/>
-            </w:tcMar>
-          </w:tcPr>
-          <w:p>
-            <w:pPr>
-              <w:keepNext/>
-              <w:spacing w:line="259" w:lineRule="auto" w:after="80" w:before="80"/>
-              <w:ind w:firstLine="0"/>
-              <w:jc w:val="center"/>
-            </w:pPr>
-            <w:r>
-              <w:rPr>
-                <w:rFonts w:ascii="Times New Roman" w:hAnsi="Times New Roman" w:eastAsia="宋体"/>
-                <w:b w:val="0"/>
-                <w:color w:val="000000"/>
-                <w:sz w:val="17"/>
-              </w:rPr>
-              <w:t>UCEC</w:t>
-            </w:r>
-          </w:p>
-        </w:tc>
-        <w:tc>
-          <w:tcPr>
-            <w:tcW w:type="dxa" w:w="1134"/>
-            <w:vAlign w:val="center"/>
-            <w:tcBorders>
-              <w:top w:val="single" w:sz="4" w:color="D9D9D9"/>
-              <w:bottom w:val="single" w:sz="4" w:color="D9D9D9"/>
-              <w:left w:val="single" w:sz="4" w:color="D9D9D9"/>
-              <w:right w:val="single" w:sz="4" w:color="D9D9D9"/>
-            </w:tcBorders>
-            <w:tcMar>
-              <w:top w:w="70" w:type="dxa"/>
-              <w:bottom w:w="70" w:type="dxa"/>
-              <w:left w:w="70" w:type="dxa"/>
-              <w:right w:w="70" w:type="dxa"/>
-            </w:tcMar>
-          </w:tcPr>
-          <w:p>
-            <w:pPr>
-              <w:keepNext/>
-              <w:spacing w:line="259" w:lineRule="auto" w:after="80" w:before="80"/>
-              <w:ind w:firstLine="0"/>
-              <w:jc w:val="center"/>
-            </w:pPr>
-            <w:r>
-              <w:rPr>
-                <w:rFonts w:ascii="Times New Roman" w:hAnsi="Times New Roman" w:eastAsia="宋体"/>
-                <w:b w:val="0"/>
-                <w:color w:val="000000"/>
-                <w:sz w:val="17"/>
-              </w:rPr>
-              <w:t>0.8060</w:t>
-            </w:r>
-          </w:p>
-        </w:tc>
-        <w:tc>
-          <w:tcPr>
-            <w:tcW w:type="dxa" w:w="1134"/>
-            <w:vAlign w:val="center"/>
-            <w:tcBorders>
-              <w:top w:val="single" w:sz="4" w:color="D9D9D9"/>
-              <w:bottom w:val="single" w:sz="4" w:color="D9D9D9"/>
-              <w:left w:val="single" w:sz="4" w:color="D9D9D9"/>
-              <w:right w:val="single" w:sz="4" w:color="D9D9D9"/>
-            </w:tcBorders>
-            <w:tcMar>
-              <w:top w:w="70" w:type="dxa"/>
-              <w:bottom w:w="70" w:type="dxa"/>
-              <w:left w:w="70" w:type="dxa"/>
-              <w:right w:w="70" w:type="dxa"/>
-            </w:tcMar>
-          </w:tcPr>
-          <w:p>
-            <w:pPr>
-              <w:keepNext/>
-              <w:spacing w:line="259" w:lineRule="auto" w:after="80" w:before="80"/>
-              <w:ind w:firstLine="0"/>
-              <w:jc w:val="center"/>
-            </w:pPr>
-            <w:r>
-              <w:rPr>
-                <w:rFonts w:ascii="Times New Roman" w:hAnsi="Times New Roman" w:eastAsia="宋体"/>
-                <w:b w:val="0"/>
-                <w:color w:val="000000"/>
-                <w:sz w:val="17"/>
-              </w:rPr>
-              <w:t>0.8532</w:t>
-            </w:r>
-          </w:p>
-        </w:tc>
-        <w:tc>
-          <w:tcPr>
-            <w:tcW w:type="dxa" w:w="1134"/>
-            <w:vAlign w:val="center"/>
-            <w:tcBorders>
-              <w:top w:val="single" w:sz="4" w:color="D9D9D9"/>
-              <w:bottom w:val="single" w:sz="4" w:color="D9D9D9"/>
-              <w:left w:val="single" w:sz="4" w:color="D9D9D9"/>
-              <w:right w:val="single" w:sz="4" w:color="D9D9D9"/>
-            </w:tcBorders>
-            <w:tcMar>
-              <w:top w:w="70" w:type="dxa"/>
-              <w:bottom w:w="70" w:type="dxa"/>
-              <w:left w:w="70" w:type="dxa"/>
-              <w:right w:w="70" w:type="dxa"/>
-            </w:tcMar>
-          </w:tcPr>
-          <w:p>
-            <w:pPr>
-              <w:keepNext/>
-              <w:spacing w:line="259" w:lineRule="auto" w:after="80" w:before="80"/>
-              <w:ind w:firstLine="0"/>
-              <w:jc w:val="center"/>
-            </w:pPr>
-            <w:r>
-              <w:rPr>
-                <w:rFonts w:ascii="Times New Roman" w:hAnsi="Times New Roman" w:eastAsia="宋体"/>
-                <w:b w:val="0"/>
-                <w:color w:val="000000"/>
-                <w:sz w:val="17"/>
-              </w:rPr>
-              <w:t>0.7654</w:t>
-            </w:r>
-          </w:p>
-        </w:tc>
-        <w:tc>
-          <w:tcPr>
-            <w:tcW w:type="dxa" w:w="1134"/>
-            <w:vAlign w:val="center"/>
-            <w:tcBorders>
-              <w:top w:val="single" w:sz="4" w:color="D9D9D9"/>
-              <w:bottom w:val="single" w:sz="4" w:color="D9D9D9"/>
-              <w:left w:val="single" w:sz="4" w:color="D9D9D9"/>
-              <w:right w:val="single" w:sz="4" w:color="D9D9D9"/>
-            </w:tcBorders>
-            <w:tcMar>
-              <w:top w:w="70" w:type="dxa"/>
-              <w:bottom w:w="70" w:type="dxa"/>
-              <w:left w:w="70" w:type="dxa"/>
-              <w:right w:w="70" w:type="dxa"/>
-            </w:tcMar>
-          </w:tcPr>
-          <w:p>
-            <w:pPr>
-              <w:keepNext/>
-              <w:spacing w:line="259" w:lineRule="auto" w:after="80" w:before="80"/>
-              <w:ind w:firstLine="0"/>
-              <w:jc w:val="center"/>
-            </w:pPr>
-            <w:r>
-              <w:rPr>
-                <w:rFonts w:ascii="Times New Roman" w:hAnsi="Times New Roman" w:eastAsia="宋体"/>
-                <w:b w:val="0"/>
-                <w:color w:val="000000"/>
-                <w:sz w:val="17"/>
-              </w:rPr>
-              <w:t>0.7511</w:t>
-            </w:r>
-          </w:p>
-        </w:tc>
-        <w:tc>
-          <w:tcPr>
-            <w:tcW w:type="dxa" w:w="1134"/>
-            <w:vAlign w:val="center"/>
-            <w:tcBorders>
-              <w:top w:val="single" w:sz="4" w:color="D9D9D9"/>
-              <w:bottom w:val="single" w:sz="4" w:color="D9D9D9"/>
-              <w:left w:val="single" w:sz="4" w:color="D9D9D9"/>
-              <w:right w:val="single" w:sz="4" w:color="D9D9D9"/>
-            </w:tcBorders>
-            <w:tcMar>
-              <w:top w:w="70" w:type="dxa"/>
-              <w:bottom w:w="70" w:type="dxa"/>
-              <w:left w:w="70" w:type="dxa"/>
-              <w:right w:w="70" w:type="dxa"/>
-            </w:tcMar>
-          </w:tcPr>
-          <w:p>
-            <w:pPr>
-              <w:keepNext/>
-              <w:spacing w:line="259" w:lineRule="auto" w:after="80" w:before="80"/>
-              <w:ind w:firstLine="0"/>
-              <w:jc w:val="center"/>
-            </w:pPr>
-            <w:r>
-              <w:rPr>
-                <w:rFonts w:ascii="Times New Roman" w:hAnsi="Times New Roman" w:eastAsia="宋体"/>
-                <w:b w:val="0"/>
-                <w:color w:val="000000"/>
-                <w:sz w:val="17"/>
-              </w:rPr>
-              <w:t>0.7884</w:t>
-            </w:r>
-          </w:p>
-        </w:tc>
-        <w:tc>
-          <w:tcPr>
-            <w:tcW w:type="dxa" w:w="2211"/>
-            <w:vAlign w:val="center"/>
-            <w:tcBorders>
-              <w:top w:val="single" w:sz="4" w:color="D9D9D9"/>
-              <w:bottom w:val="single" w:sz="4" w:color="D9D9D9"/>
-              <w:left w:val="single" w:sz="4" w:color="D9D9D9"/>
-              <w:right w:val="single" w:sz="4" w:color="D9D9D9"/>
-            </w:tcBorders>
-            <w:tcMar>
-              <w:top w:w="70" w:type="dxa"/>
-              <w:bottom w:w="70" w:type="dxa"/>
-              <w:left w:w="70" w:type="dxa"/>
-              <w:right w:w="70" w:type="dxa"/>
-            </w:tcMar>
-          </w:tcPr>
-          <w:p>
-            <w:pPr>
-              <w:keepNext/>
-              <w:spacing w:line="259" w:lineRule="auto" w:after="80" w:before="80"/>
-              <w:ind w:firstLine="0"/>
-              <w:jc w:val="center"/>
-            </w:pPr>
-            <w:r>
-              <w:rPr>
-                <w:rFonts w:ascii="Times New Roman" w:hAnsi="Times New Roman" w:eastAsia="宋体"/>
-                <w:b w:val="0"/>
-                <w:color w:val="000000"/>
-                <w:sz w:val="17"/>
-              </w:rPr>
-              <w:t>0.7928 ± 0.0398</w:t>
-            </w:r>
-          </w:p>
-        </w:tc>
-      </w:tr>
-    </w:tbl>
-    <w:p>
-      <w:pPr>
-        <w:keepLines/>
-        <w:spacing w:line="264" w:lineRule="auto"/>
-        <w:ind w:firstLine="0"/>
-      </w:pPr>
-      <w:r>
-        <w:rPr>
-          <w:rFonts w:ascii="Times New Roman" w:hAnsi="Times New Roman" w:eastAsia="宋体"/>
-          <w:b w:val="0"/>
-          <w:color w:val="000000"/>
-          <w:sz w:val="18"/>
-        </w:rPr>
-        <w:t>表 2 十个 TCGA 队列的 Full 五折最佳验证 C-index。所有均值和样本标准差均按本表折值重算，与旧汇总的部分统计量存在末位或口径差异；例如 KIRC 标准差由 0.0146 统一为 0.0163。该表描述完整模型跨队列的表现，没有外部方法同条件分数时不据此作方法排名。</w:t>
-      </w:r>
-    </w:p>
-    <w:p>
-      <w:pPr>
-        <w:jc w:val="both"/>
-      </w:pPr>
-      <w:r>
-        <w:rPr>
-          <w:rFonts w:ascii="Times New Roman" w:hAnsi="Times New Roman" w:eastAsia="宋体"/>
-          <w:b w:val="0"/>
-          <w:color w:val="000000"/>
-          <w:sz w:val="21"/>
-        </w:rPr>
-        <w:t>十队列等权平均 C-index 为 0.7030。KIRC 达到 0.8224，UCEC 为 0.7928，COADREAD 为 0.7364，BLCA 为 0.7238；LUSC 为 0.6300，是当前十队列中最低的均值。不同队列的事件率、随访、样本量和输入信息不同，癌种间分数差不直接归因于某个模块，也不等同于跨癌种迁移能力。</w:t>
-      </w:r>
-    </w:p>
-    <w:p>
-      <w:pPr>
-        <w:pStyle w:val="Heading2"/>
-        <w:ind w:firstLine="0"/>
-      </w:pPr>
-      <w:r>
-        <w:rPr>
-          <w:rFonts w:ascii="Times New Roman" w:hAnsi="Times New Roman" w:eastAsia="黑体"/>
-          <w:b/>
-          <w:color w:val="000000"/>
-          <w:sz w:val="23"/>
-        </w:rPr>
-        <w:t>4.4 联合训练目标的收益</w:t>
+        <w:t>表 3 七组训练目标。各组均保留患者级生存 NLL。Self 和 Cross 系数为重建 ramp 完成后的实际系数；历史单支实现将总权重与保留支路比例相乘后，再乘该支路比例，得到 0.025。单支与 Full 的权重差因此是比较的一部分，不能将其差值完全归因于支路有无。</w:t>
       </w:r>
     </w:p>
     <w:tbl>
@@ -10722,7 +11365,7 @@
           </w:tcPr>
           <w:p>
             <w:pPr>
-              <w:keepNext w:val="0"/>
+              <w:keepNext/>
               <w:spacing w:line="259" w:lineRule="auto" w:after="80" w:before="80"/>
               <w:ind w:firstLine="0"/>
               <w:jc w:val="center"/>
@@ -10757,7 +11400,7 @@
           </w:tcPr>
           <w:p>
             <w:pPr>
-              <w:keepNext w:val="0"/>
+              <w:keepNext/>
               <w:spacing w:line="259" w:lineRule="auto" w:after="80" w:before="80"/>
               <w:ind w:firstLine="0"/>
               <w:jc w:val="center"/>
@@ -10792,7 +11435,7 @@
           </w:tcPr>
           <w:p>
             <w:pPr>
-              <w:keepNext w:val="0"/>
+              <w:keepNext/>
               <w:spacing w:line="259" w:lineRule="auto" w:after="80" w:before="80"/>
               <w:ind w:firstLine="0"/>
               <w:jc w:val="center"/>
@@ -10827,7 +11470,7 @@
           </w:tcPr>
           <w:p>
             <w:pPr>
-              <w:keepNext w:val="0"/>
+              <w:keepNext/>
               <w:spacing w:line="259" w:lineRule="auto" w:after="80" w:before="80"/>
               <w:ind w:firstLine="0"/>
               <w:jc w:val="center"/>
@@ -10862,7 +11505,7 @@
           </w:tcPr>
           <w:p>
             <w:pPr>
-              <w:keepNext w:val="0"/>
+              <w:keepNext/>
               <w:spacing w:line="259" w:lineRule="auto" w:after="80" w:before="80"/>
               <w:ind w:firstLine="0"/>
               <w:jc w:val="center"/>
@@ -10902,7 +11545,7 @@
           </w:tcPr>
           <w:p>
             <w:pPr>
-              <w:keepNext w:val="0"/>
+              <w:keepNext/>
               <w:spacing w:line="259" w:lineRule="auto" w:after="80" w:before="80"/>
               <w:ind w:firstLine="0"/>
               <w:jc w:val="center"/>
@@ -10937,7 +11580,7 @@
           </w:tcPr>
           <w:p>
             <w:pPr>
-              <w:keepNext w:val="0"/>
+              <w:keepNext/>
               <w:spacing w:line="259" w:lineRule="auto" w:after="80" w:before="80"/>
               <w:ind w:firstLine="0"/>
               <w:jc w:val="center"/>
@@ -10972,7 +11615,7 @@
           </w:tcPr>
           <w:p>
             <w:pPr>
-              <w:keepNext w:val="0"/>
+              <w:keepNext/>
               <w:spacing w:line="259" w:lineRule="auto" w:after="80" w:before="80"/>
               <w:ind w:firstLine="0"/>
               <w:jc w:val="center"/>
@@ -11007,7 +11650,7 @@
           </w:tcPr>
           <w:p>
             <w:pPr>
-              <w:keepNext w:val="0"/>
+              <w:keepNext/>
               <w:spacing w:line="259" w:lineRule="auto" w:after="80" w:before="80"/>
               <w:ind w:firstLine="0"/>
               <w:jc w:val="center"/>
@@ -11042,7 +11685,7 @@
           </w:tcPr>
           <w:p>
             <w:pPr>
-              <w:keepNext w:val="0"/>
+              <w:keepNext/>
               <w:spacing w:line="259" w:lineRule="auto" w:after="80" w:before="80"/>
               <w:ind w:firstLine="0"/>
               <w:jc w:val="center"/>
@@ -11082,7 +11725,7 @@
           </w:tcPr>
           <w:p>
             <w:pPr>
-              <w:keepNext w:val="0"/>
+              <w:keepNext/>
               <w:spacing w:line="259" w:lineRule="auto" w:after="80" w:before="80"/>
               <w:ind w:firstLine="0"/>
               <w:jc w:val="center"/>
@@ -11117,7 +11760,7 @@
           </w:tcPr>
           <w:p>
             <w:pPr>
-              <w:keepNext w:val="0"/>
+              <w:keepNext/>
               <w:spacing w:line="259" w:lineRule="auto" w:after="80" w:before="80"/>
               <w:ind w:firstLine="0"/>
               <w:jc w:val="center"/>
@@ -11152,7 +11795,7 @@
           </w:tcPr>
           <w:p>
             <w:pPr>
-              <w:keepNext w:val="0"/>
+              <w:keepNext/>
               <w:spacing w:line="259" w:lineRule="auto" w:after="80" w:before="80"/>
               <w:ind w:firstLine="0"/>
               <w:jc w:val="center"/>
@@ -11187,7 +11830,7 @@
           </w:tcPr>
           <w:p>
             <w:pPr>
-              <w:keepNext w:val="0"/>
+              <w:keepNext/>
               <w:spacing w:line="259" w:lineRule="auto" w:after="80" w:before="80"/>
               <w:ind w:firstLine="0"/>
               <w:jc w:val="center"/>
@@ -11222,7 +11865,7 @@
           </w:tcPr>
           <w:p>
             <w:pPr>
-              <w:keepNext w:val="0"/>
+              <w:keepNext/>
               <w:spacing w:line="259" w:lineRule="auto" w:after="80" w:before="80"/>
               <w:ind w:firstLine="0"/>
               <w:jc w:val="center"/>
@@ -11262,7 +11905,7 @@
           </w:tcPr>
           <w:p>
             <w:pPr>
-              <w:keepNext w:val="0"/>
+              <w:keepNext/>
               <w:spacing w:line="259" w:lineRule="auto" w:after="80" w:before="80"/>
               <w:ind w:firstLine="0"/>
               <w:jc w:val="center"/>
@@ -11297,7 +11940,7 @@
           </w:tcPr>
           <w:p>
             <w:pPr>
-              <w:keepNext w:val="0"/>
+              <w:keepNext/>
               <w:spacing w:line="259" w:lineRule="auto" w:after="80" w:before="80"/>
               <w:ind w:firstLine="0"/>
               <w:jc w:val="center"/>
@@ -11332,7 +11975,7 @@
           </w:tcPr>
           <w:p>
             <w:pPr>
-              <w:keepNext w:val="0"/>
+              <w:keepNext/>
               <w:spacing w:line="259" w:lineRule="auto" w:after="80" w:before="80"/>
               <w:ind w:firstLine="0"/>
               <w:jc w:val="center"/>
@@ -11367,7 +12010,7 @@
           </w:tcPr>
           <w:p>
             <w:pPr>
-              <w:keepNext w:val="0"/>
+              <w:keepNext/>
               <w:spacing w:line="259" w:lineRule="auto" w:after="80" w:before="80"/>
               <w:ind w:firstLine="0"/>
               <w:jc w:val="center"/>
@@ -11402,7 +12045,7 @@
           </w:tcPr>
           <w:p>
             <w:pPr>
-              <w:keepNext w:val="0"/>
+              <w:keepNext/>
               <w:spacing w:line="259" w:lineRule="auto" w:after="80" w:before="80"/>
               <w:ind w:firstLine="0"/>
               <w:jc w:val="center"/>
@@ -11442,7 +12085,7 @@
           </w:tcPr>
           <w:p>
             <w:pPr>
-              <w:keepNext w:val="0"/>
+              <w:keepNext/>
               <w:spacing w:line="259" w:lineRule="auto" w:after="80" w:before="80"/>
               <w:ind w:firstLine="0"/>
               <w:jc w:val="center"/>
@@ -11477,7 +12120,7 @@
           </w:tcPr>
           <w:p>
             <w:pPr>
-              <w:keepNext w:val="0"/>
+              <w:keepNext/>
               <w:spacing w:line="259" w:lineRule="auto" w:after="80" w:before="80"/>
               <w:ind w:firstLine="0"/>
               <w:jc w:val="center"/>
@@ -11512,7 +12155,7 @@
           </w:tcPr>
           <w:p>
             <w:pPr>
-              <w:keepNext w:val="0"/>
+              <w:keepNext/>
               <w:spacing w:line="259" w:lineRule="auto" w:after="80" w:before="80"/>
               <w:ind w:firstLine="0"/>
               <w:jc w:val="center"/>
@@ -11547,7 +12190,7 @@
           </w:tcPr>
           <w:p>
             <w:pPr>
-              <w:keepNext w:val="0"/>
+              <w:keepNext/>
               <w:spacing w:line="259" w:lineRule="auto" w:after="80" w:before="80"/>
               <w:ind w:firstLine="0"/>
               <w:jc w:val="center"/>
@@ -11582,7 +12225,7 @@
           </w:tcPr>
           <w:p>
             <w:pPr>
-              <w:keepNext w:val="0"/>
+              <w:keepNext/>
               <w:spacing w:line="259" w:lineRule="auto" w:after="80" w:before="80"/>
               <w:ind w:firstLine="0"/>
               <w:jc w:val="center"/>
@@ -11622,7 +12265,7 @@
           </w:tcPr>
           <w:p>
             <w:pPr>
-              <w:keepNext w:val="0"/>
+              <w:keepNext/>
               <w:spacing w:line="259" w:lineRule="auto" w:after="80" w:before="80"/>
               <w:ind w:firstLine="0"/>
               <w:jc w:val="center"/>
@@ -11657,7 +12300,7 @@
           </w:tcPr>
           <w:p>
             <w:pPr>
-              <w:keepNext w:val="0"/>
+              <w:keepNext/>
               <w:spacing w:line="259" w:lineRule="auto" w:after="80" w:before="80"/>
               <w:ind w:firstLine="0"/>
               <w:jc w:val="center"/>
@@ -11692,7 +12335,7 @@
           </w:tcPr>
           <w:p>
             <w:pPr>
-              <w:keepNext w:val="0"/>
+              <w:keepNext/>
               <w:spacing w:line="259" w:lineRule="auto" w:after="80" w:before="80"/>
               <w:ind w:firstLine="0"/>
               <w:jc w:val="center"/>
@@ -11727,7 +12370,7 @@
           </w:tcPr>
           <w:p>
             <w:pPr>
-              <w:keepNext w:val="0"/>
+              <w:keepNext/>
               <w:spacing w:line="259" w:lineRule="auto" w:after="80" w:before="80"/>
               <w:ind w:firstLine="0"/>
               <w:jc w:val="center"/>
@@ -11762,7 +12405,7 @@
           </w:tcPr>
           <w:p>
             <w:pPr>
-              <w:keepNext w:val="0"/>
+              <w:keepNext/>
               <w:spacing w:line="259" w:lineRule="auto" w:after="80" w:before="80"/>
               <w:ind w:firstLine="0"/>
               <w:jc w:val="center"/>
@@ -11973,7 +12616,7 @@
           <w:color w:val="000000"/>
           <w:sz w:val="18"/>
         </w:rPr>
-        <w:t>表 3 UNI2-h 五折最佳验证 C-index。标准差按五个已记录折值、以自由度 4 重算；它描述折间波动，不代表均值置信区间。Exp0 与 Full 具有同一预测架构，用于比较完整辅助目标组合与仅患者级 NLL。</w:t>
+        <w:t>表 4 UNI2-h 五折最佳验证 C-index。标准差按五个已记录折值、以自由度 4 重算；它描述折间波动，不代表均值置信区间。Exp0 与 Full 具有同一预测架构，用于比较完整辅助目标组合与仅患者级 NLL。</w:t>
       </w:r>
     </w:p>
     <w:p>
@@ -12077,6 +12720,48 @@
     </w:p>
     <w:p>
       <w:pPr>
+        <w:jc w:val="both"/>
+      </w:pPr>
+      <w:r>
+        <w:rPr>
+          <w:rFonts w:ascii="Times New Roman" w:hAnsi="Times New Roman" w:eastAsia="宋体"/>
+          <w:b w:val="0"/>
+          <w:color w:val="000000"/>
+          <w:sz w:val="21"/>
+        </w:rPr>
+        <w:t>Exp4、Exp5、Exp6 在 BLCA 的均值分别为 0.7101、0.7188、0.7238，在 KIRC 为 0.8046、0.8027、0.8224。两个癌种的完整配置均高于单支配置，支持当前双支联合配方。然而历史单支系数为 0.025，Full 每支为 0.05，总重建强度也不同；差异同时反映支路组合和权重变化，不构成严格的协同效应证明。</w:t>
+      </w:r>
+    </w:p>
+    <w:p>
+      <w:pPr>
+        <w:jc w:val="both"/>
+      </w:pPr>
+      <w:r>
+        <w:rPr>
+          <w:rFonts w:ascii="Times New Roman" w:hAnsi="Times New Roman" w:eastAsia="宋体"/>
+          <w:b w:val="0"/>
+          <w:color w:val="000000"/>
+          <w:sz w:val="21"/>
+        </w:rPr>
+        <w:t>BLCA 中 self-only 低于 Exp3，说明在当前权重下，单独加入自重建并未带来平均收益。cross-only 也未超过 Full。联合使用两支路的观察结果不能反推任何一条支路在所有条件下都有效。权重匹配的单支实验尚不作为已完成证据。</w:t>
+      </w:r>
+    </w:p>
+    <w:p>
+      <w:pPr>
+        <w:jc w:val="both"/>
+      </w:pPr>
+      <w:r>
+        <w:rPr>
+          <w:rFonts w:ascii="Times New Roman" w:hAnsi="Times New Roman" w:eastAsia="宋体"/>
+          <w:b w:val="0"/>
+          <w:color w:val="000000"/>
+          <w:sz w:val="21"/>
+        </w:rPr>
+        <w:t>v3.14/v3.15 是不同版本配方，其中 v3.15 为独立架构，不用版本间差值代替同架构损失贡献。本文使用 Exp0 与 Full 比较联合目标，使用 Direct/Independent 比较具体运输计算位置。</w:t>
+      </w:r>
+    </w:p>
+    <w:p>
+      <w:pPr>
         <w:pStyle w:val="Heading2"/>
         <w:ind w:firstLine="0"/>
       </w:pPr>
@@ -12844,7 +13529,7 @@
           <w:color w:val="000000"/>
           <w:sz w:val="18"/>
         </w:rPr>
-        <w:t>表 4 完整模型与两种运输机制对照。控制臂使用重跑后的 20 项最佳患者预测审计结果，各癌种各臂均为五折。Full 对应表 3 的 Exp6，控制臂保持 self/cross 分支有效系数各为 0.05。</w:t>
+        <w:t>表 5 完整模型与两种运输机制对照。控制臂使用重跑后的 20 项最佳患者预测审计结果，各癌种各臂均为五折。Full 对应表 4 的 Exp6，控制臂保持 self/cross 分支有效系数各为 0.05。</w:t>
       </w:r>
     </w:p>
     <w:p>
@@ -12972,722 +13657,7 @@
           <w:color w:val="000000"/>
           <w:sz w:val="23"/>
         </w:rPr>
-        <w:t>4.6 外部基线比较</w:t>
-      </w:r>
-    </w:p>
-    <w:p>
-      <w:pPr>
-        <w:jc w:val="both"/>
-      </w:pPr>
-      <w:r>
-        <w:rPr>
-          <w:rFonts w:ascii="Times New Roman" w:hAnsi="Times New Roman" w:eastAsia="宋体"/>
-          <w:b w:val="0"/>
-          <w:color w:val="000000"/>
-          <w:sz w:val="21"/>
-        </w:rPr>
-        <w:t>外部比较以 SlotSPE 为首要参照，其槽表示与跨模态重建使它能够检验 DCT 相对已有结构化预后建模的增益 [3]。native 配方用于保留原方法训练设定，matched 配方用于尽可能匹配编码器、患者划分、采样、训练预算和 checkpoint 选择。两种结果分别报告。</w:t>
-      </w:r>
-    </w:p>
-    <w:tbl>
-      <w:tblPr>
-        <w:tblW w:type="auto" w:w="0"/>
-        <w:jc w:val="center"/>
-        <w:tblLayout w:type="fixed"/>
-        <w:tblLook w:firstColumn="1" w:firstRow="1" w:lastColumn="0" w:lastRow="0" w:noHBand="0" w:noVBand="1" w:val="04A0"/>
-      </w:tblPr>
-      <w:tblGrid>
-        <w:gridCol w:w="1928"/>
-        <w:gridCol w:w="1871"/>
-        <w:gridCol w:w="2835"/>
-        <w:gridCol w:w="2835"/>
-      </w:tblGrid>
-      <w:tr>
-        <w:trPr>
-          <w:cantSplit/>
-          <w:tblHeader/>
-        </w:trPr>
-        <w:tc>
-          <w:tcPr>
-            <w:tcW w:type="dxa" w:w="1928"/>
-            <w:vAlign w:val="center"/>
-            <w:shd w:fill="EDEFF2"/>
-            <w:tcBorders>
-              <w:top w:val="single" w:sz="4" w:color="D9D9D9"/>
-              <w:bottom w:val="single" w:sz="4" w:color="D9D9D9"/>
-              <w:left w:val="single" w:sz="4" w:color="D9D9D9"/>
-              <w:right w:val="single" w:sz="4" w:color="D9D9D9"/>
-            </w:tcBorders>
-            <w:tcMar>
-              <w:top w:w="70" w:type="dxa"/>
-              <w:bottom w:w="70" w:type="dxa"/>
-              <w:left w:w="70" w:type="dxa"/>
-              <w:right w:w="70" w:type="dxa"/>
-            </w:tcMar>
-          </w:tcPr>
-          <w:p>
-            <w:pPr>
-              <w:keepNext/>
-              <w:spacing w:line="259" w:lineRule="auto" w:after="80" w:before="80"/>
-              <w:ind w:firstLine="0"/>
-              <w:jc w:val="center"/>
-            </w:pPr>
-            <w:r>
-              <w:rPr>
-                <w:rFonts w:ascii="Times New Roman" w:hAnsi="Times New Roman" w:eastAsia="宋体"/>
-                <w:b/>
-                <w:color w:val="000000"/>
-                <w:sz w:val="19"/>
-              </w:rPr>
-              <w:t>方法</w:t>
-            </w:r>
-          </w:p>
-        </w:tc>
-        <w:tc>
-          <w:tcPr>
-            <w:tcW w:type="dxa" w:w="1871"/>
-            <w:vAlign w:val="center"/>
-            <w:shd w:fill="EDEFF2"/>
-            <w:tcBorders>
-              <w:top w:val="single" w:sz="4" w:color="D9D9D9"/>
-              <w:bottom w:val="single" w:sz="4" w:color="D9D9D9"/>
-              <w:left w:val="single" w:sz="4" w:color="D9D9D9"/>
-              <w:right w:val="single" w:sz="4" w:color="D9D9D9"/>
-            </w:tcBorders>
-            <w:tcMar>
-              <w:top w:w="70" w:type="dxa"/>
-              <w:bottom w:w="70" w:type="dxa"/>
-              <w:left w:w="70" w:type="dxa"/>
-              <w:right w:w="70" w:type="dxa"/>
-            </w:tcMar>
-          </w:tcPr>
-          <w:p>
-            <w:pPr>
-              <w:keepNext/>
-              <w:spacing w:line="259" w:lineRule="auto" w:after="80" w:before="80"/>
-              <w:ind w:firstLine="0"/>
-              <w:jc w:val="center"/>
-            </w:pPr>
-            <w:r>
-              <w:rPr>
-                <w:rFonts w:ascii="Times New Roman" w:hAnsi="Times New Roman" w:eastAsia="宋体"/>
-                <w:b/>
-                <w:color w:val="000000"/>
-                <w:sz w:val="19"/>
-              </w:rPr>
-              <w:t>配方</w:t>
-            </w:r>
-          </w:p>
-        </w:tc>
-        <w:tc>
-          <w:tcPr>
-            <w:tcW w:type="dxa" w:w="2835"/>
-            <w:vAlign w:val="center"/>
-            <w:shd w:fill="EDEFF2"/>
-            <w:tcBorders>
-              <w:top w:val="single" w:sz="4" w:color="D9D9D9"/>
-              <w:bottom w:val="single" w:sz="4" w:color="D9D9D9"/>
-              <w:left w:val="single" w:sz="4" w:color="D9D9D9"/>
-              <w:right w:val="single" w:sz="4" w:color="D9D9D9"/>
-            </w:tcBorders>
-            <w:tcMar>
-              <w:top w:w="70" w:type="dxa"/>
-              <w:bottom w:w="70" w:type="dxa"/>
-              <w:left w:w="70" w:type="dxa"/>
-              <w:right w:w="70" w:type="dxa"/>
-            </w:tcMar>
-          </w:tcPr>
-          <w:p>
-            <w:pPr>
-              <w:keepNext/>
-              <w:spacing w:line="259" w:lineRule="auto" w:after="80" w:before="80"/>
-              <w:ind w:firstLine="0"/>
-              <w:jc w:val="center"/>
-            </w:pPr>
-            <w:r>
-              <w:rPr>
-                <w:rFonts w:ascii="Times New Roman" w:hAnsi="Times New Roman" w:eastAsia="宋体"/>
-                <w:b/>
-                <w:color w:val="000000"/>
-                <w:sz w:val="19"/>
-              </w:rPr>
-              <w:t>BLCA C-index</w:t>
-            </w:r>
-          </w:p>
-        </w:tc>
-        <w:tc>
-          <w:tcPr>
-            <w:tcW w:type="dxa" w:w="2835"/>
-            <w:vAlign w:val="center"/>
-            <w:shd w:fill="EDEFF2"/>
-            <w:tcBorders>
-              <w:top w:val="single" w:sz="4" w:color="D9D9D9"/>
-              <w:bottom w:val="single" w:sz="4" w:color="D9D9D9"/>
-              <w:left w:val="single" w:sz="4" w:color="D9D9D9"/>
-              <w:right w:val="single" w:sz="4" w:color="D9D9D9"/>
-            </w:tcBorders>
-            <w:tcMar>
-              <w:top w:w="70" w:type="dxa"/>
-              <w:bottom w:w="70" w:type="dxa"/>
-              <w:left w:w="70" w:type="dxa"/>
-              <w:right w:w="70" w:type="dxa"/>
-            </w:tcMar>
-          </w:tcPr>
-          <w:p>
-            <w:pPr>
-              <w:keepNext/>
-              <w:spacing w:line="259" w:lineRule="auto" w:after="80" w:before="80"/>
-              <w:ind w:firstLine="0"/>
-              <w:jc w:val="center"/>
-            </w:pPr>
-            <w:r>
-              <w:rPr>
-                <w:rFonts w:ascii="Times New Roman" w:hAnsi="Times New Roman" w:eastAsia="宋体"/>
-                <w:b/>
-                <w:color w:val="000000"/>
-                <w:sz w:val="19"/>
-              </w:rPr>
-              <w:t>KIRC C-index</w:t>
-            </w:r>
-          </w:p>
-        </w:tc>
-      </w:tr>
-      <w:tr>
-        <w:trPr>
-          <w:cantSplit/>
-        </w:trPr>
-        <w:tc>
-          <w:tcPr>
-            <w:tcW w:type="dxa" w:w="1928"/>
-            <w:vAlign w:val="center"/>
-            <w:tcBorders>
-              <w:top w:val="single" w:sz="4" w:color="D9D9D9"/>
-              <w:bottom w:val="single" w:sz="4" w:color="D9D9D9"/>
-              <w:left w:val="single" w:sz="4" w:color="D9D9D9"/>
-              <w:right w:val="single" w:sz="4" w:color="D9D9D9"/>
-            </w:tcBorders>
-            <w:tcMar>
-              <w:top w:w="70" w:type="dxa"/>
-              <w:bottom w:w="70" w:type="dxa"/>
-              <w:left w:w="70" w:type="dxa"/>
-              <w:right w:w="70" w:type="dxa"/>
-            </w:tcMar>
-          </w:tcPr>
-          <w:p>
-            <w:pPr>
-              <w:keepNext/>
-              <w:spacing w:line="259" w:lineRule="auto" w:after="80" w:before="80"/>
-              <w:ind w:firstLine="0"/>
-              <w:jc w:val="center"/>
-            </w:pPr>
-            <w:r>
-              <w:rPr>
-                <w:rFonts w:ascii="Times New Roman" w:hAnsi="Times New Roman" w:eastAsia="宋体"/>
-                <w:b w:val="0"/>
-                <w:color w:val="000000"/>
-                <w:sz w:val="19"/>
-              </w:rPr>
-              <w:t>DCT Full</w:t>
-            </w:r>
-          </w:p>
-        </w:tc>
-        <w:tc>
-          <w:tcPr>
-            <w:tcW w:type="dxa" w:w="1871"/>
-            <w:vAlign w:val="center"/>
-            <w:tcBorders>
-              <w:top w:val="single" w:sz="4" w:color="D9D9D9"/>
-              <w:bottom w:val="single" w:sz="4" w:color="D9D9D9"/>
-              <w:left w:val="single" w:sz="4" w:color="D9D9D9"/>
-              <w:right w:val="single" w:sz="4" w:color="D9D9D9"/>
-            </w:tcBorders>
-            <w:tcMar>
-              <w:top w:w="70" w:type="dxa"/>
-              <w:bottom w:w="70" w:type="dxa"/>
-              <w:left w:w="70" w:type="dxa"/>
-              <w:right w:w="70" w:type="dxa"/>
-            </w:tcMar>
-          </w:tcPr>
-          <w:p>
-            <w:pPr>
-              <w:keepNext/>
-              <w:spacing w:line="259" w:lineRule="auto" w:after="80" w:before="80"/>
-              <w:ind w:firstLine="0"/>
-              <w:jc w:val="center"/>
-            </w:pPr>
-            <w:r>
-              <w:rPr>
-                <w:rFonts w:ascii="Times New Roman" w:hAnsi="Times New Roman" w:eastAsia="宋体"/>
-                <w:b w:val="0"/>
-                <w:color w:val="000000"/>
-                <w:sz w:val="19"/>
-              </w:rPr>
-              <w:t>本文完整配置</w:t>
-            </w:r>
-          </w:p>
-        </w:tc>
-        <w:tc>
-          <w:tcPr>
-            <w:tcW w:type="dxa" w:w="2835"/>
-            <w:vAlign w:val="center"/>
-            <w:tcBorders>
-              <w:top w:val="single" w:sz="4" w:color="D9D9D9"/>
-              <w:bottom w:val="single" w:sz="4" w:color="D9D9D9"/>
-              <w:left w:val="single" w:sz="4" w:color="D9D9D9"/>
-              <w:right w:val="single" w:sz="4" w:color="D9D9D9"/>
-            </w:tcBorders>
-            <w:tcMar>
-              <w:top w:w="70" w:type="dxa"/>
-              <w:bottom w:w="70" w:type="dxa"/>
-              <w:left w:w="70" w:type="dxa"/>
-              <w:right w:w="70" w:type="dxa"/>
-            </w:tcMar>
-          </w:tcPr>
-          <w:p>
-            <w:pPr>
-              <w:keepNext/>
-              <w:spacing w:line="259" w:lineRule="auto" w:after="80" w:before="80"/>
-              <w:ind w:firstLine="0"/>
-              <w:jc w:val="center"/>
-            </w:pPr>
-            <w:r>
-              <w:rPr>
-                <w:rFonts w:ascii="Times New Roman" w:hAnsi="Times New Roman" w:eastAsia="宋体"/>
-                <w:b w:val="0"/>
-                <w:color w:val="000000"/>
-                <w:sz w:val="19"/>
-              </w:rPr>
-              <w:t>0.7238 ± 0.0467</w:t>
-            </w:r>
-          </w:p>
-        </w:tc>
-        <w:tc>
-          <w:tcPr>
-            <w:tcW w:type="dxa" w:w="2835"/>
-            <w:vAlign w:val="center"/>
-            <w:tcBorders>
-              <w:top w:val="single" w:sz="4" w:color="D9D9D9"/>
-              <w:bottom w:val="single" w:sz="4" w:color="D9D9D9"/>
-              <w:left w:val="single" w:sz="4" w:color="D9D9D9"/>
-              <w:right w:val="single" w:sz="4" w:color="D9D9D9"/>
-            </w:tcBorders>
-            <w:tcMar>
-              <w:top w:w="70" w:type="dxa"/>
-              <w:bottom w:w="70" w:type="dxa"/>
-              <w:left w:w="70" w:type="dxa"/>
-              <w:right w:w="70" w:type="dxa"/>
-            </w:tcMar>
-          </w:tcPr>
-          <w:p>
-            <w:pPr>
-              <w:keepNext/>
-              <w:spacing w:line="259" w:lineRule="auto" w:after="80" w:before="80"/>
-              <w:ind w:firstLine="0"/>
-              <w:jc w:val="center"/>
-            </w:pPr>
-            <w:r>
-              <w:rPr>
-                <w:rFonts w:ascii="Times New Roman" w:hAnsi="Times New Roman" w:eastAsia="宋体"/>
-                <w:b w:val="0"/>
-                <w:color w:val="000000"/>
-                <w:sz w:val="19"/>
-              </w:rPr>
-              <w:t>0.8224 ± 0.0163</w:t>
-            </w:r>
-          </w:p>
-        </w:tc>
-      </w:tr>
-      <w:tr>
-        <w:trPr>
-          <w:cantSplit/>
-        </w:trPr>
-        <w:tc>
-          <w:tcPr>
-            <w:tcW w:type="dxa" w:w="1928"/>
-            <w:vAlign w:val="center"/>
-            <w:tcBorders>
-              <w:top w:val="single" w:sz="4" w:color="D9D9D9"/>
-              <w:bottom w:val="single" w:sz="4" w:color="D9D9D9"/>
-              <w:left w:val="single" w:sz="4" w:color="D9D9D9"/>
-              <w:right w:val="single" w:sz="4" w:color="D9D9D9"/>
-            </w:tcBorders>
-            <w:tcMar>
-              <w:top w:w="70" w:type="dxa"/>
-              <w:bottom w:w="70" w:type="dxa"/>
-              <w:left w:w="70" w:type="dxa"/>
-              <w:right w:w="70" w:type="dxa"/>
-            </w:tcMar>
-          </w:tcPr>
-          <w:p>
-            <w:pPr>
-              <w:keepNext/>
-              <w:spacing w:line="259" w:lineRule="auto" w:after="80" w:before="80"/>
-              <w:ind w:firstLine="0"/>
-              <w:jc w:val="center"/>
-            </w:pPr>
-            <w:r>
-              <w:rPr>
-                <w:rFonts w:ascii="Times New Roman" w:hAnsi="Times New Roman" w:eastAsia="宋体"/>
-                <w:b w:val="0"/>
-                <w:color w:val="000000"/>
-                <w:sz w:val="19"/>
-              </w:rPr>
-              <w:t>SlotSPE</w:t>
-            </w:r>
-          </w:p>
-        </w:tc>
-        <w:tc>
-          <w:tcPr>
-            <w:tcW w:type="dxa" w:w="1871"/>
-            <w:vAlign w:val="center"/>
-            <w:tcBorders>
-              <w:top w:val="single" w:sz="4" w:color="D9D9D9"/>
-              <w:bottom w:val="single" w:sz="4" w:color="D9D9D9"/>
-              <w:left w:val="single" w:sz="4" w:color="D9D9D9"/>
-              <w:right w:val="single" w:sz="4" w:color="D9D9D9"/>
-            </w:tcBorders>
-            <w:tcMar>
-              <w:top w:w="70" w:type="dxa"/>
-              <w:bottom w:w="70" w:type="dxa"/>
-              <w:left w:w="70" w:type="dxa"/>
-              <w:right w:w="70" w:type="dxa"/>
-            </w:tcMar>
-          </w:tcPr>
-          <w:p>
-            <w:pPr>
-              <w:keepNext/>
-              <w:spacing w:line="259" w:lineRule="auto" w:after="80" w:before="80"/>
-              <w:ind w:firstLine="0"/>
-              <w:jc w:val="center"/>
-            </w:pPr>
-            <w:r>
-              <w:rPr>
-                <w:rFonts w:ascii="Times New Roman" w:hAnsi="Times New Roman" w:eastAsia="宋体"/>
-                <w:b w:val="0"/>
-                <w:color w:val="000000"/>
-                <w:sz w:val="19"/>
-              </w:rPr>
-              <w:t>matched</w:t>
-            </w:r>
-          </w:p>
-        </w:tc>
-        <w:tc>
-          <w:tcPr>
-            <w:tcW w:type="dxa" w:w="2835"/>
-            <w:vAlign w:val="center"/>
-            <w:tcBorders>
-              <w:top w:val="single" w:sz="4" w:color="D9D9D9"/>
-              <w:bottom w:val="single" w:sz="4" w:color="D9D9D9"/>
-              <w:left w:val="single" w:sz="4" w:color="D9D9D9"/>
-              <w:right w:val="single" w:sz="4" w:color="D9D9D9"/>
-            </w:tcBorders>
-            <w:tcMar>
-              <w:top w:w="70" w:type="dxa"/>
-              <w:bottom w:w="70" w:type="dxa"/>
-              <w:left w:w="70" w:type="dxa"/>
-              <w:right w:w="70" w:type="dxa"/>
-            </w:tcMar>
-          </w:tcPr>
-          <w:p>
-            <w:pPr>
-              <w:keepNext/>
-              <w:spacing w:line="259" w:lineRule="auto" w:after="80" w:before="80"/>
-              <w:ind w:firstLine="0"/>
-              <w:jc w:val="center"/>
-            </w:pPr>
-            <w:r>
-              <w:rPr>
-                <w:rFonts w:ascii="Times New Roman" w:hAnsi="Times New Roman" w:eastAsia="宋体"/>
-                <w:b w:val="0"/>
-                <w:color w:val="000000"/>
-                <w:sz w:val="19"/>
-              </w:rPr>
-              <w:t>待补齐逐折记录</w:t>
-            </w:r>
-          </w:p>
-        </w:tc>
-        <w:tc>
-          <w:tcPr>
-            <w:tcW w:type="dxa" w:w="2835"/>
-            <w:vAlign w:val="center"/>
-            <w:tcBorders>
-              <w:top w:val="single" w:sz="4" w:color="D9D9D9"/>
-              <w:bottom w:val="single" w:sz="4" w:color="D9D9D9"/>
-              <w:left w:val="single" w:sz="4" w:color="D9D9D9"/>
-              <w:right w:val="single" w:sz="4" w:color="D9D9D9"/>
-            </w:tcBorders>
-            <w:tcMar>
-              <w:top w:w="70" w:type="dxa"/>
-              <w:bottom w:w="70" w:type="dxa"/>
-              <w:left w:w="70" w:type="dxa"/>
-              <w:right w:w="70" w:type="dxa"/>
-            </w:tcMar>
-          </w:tcPr>
-          <w:p>
-            <w:pPr>
-              <w:keepNext/>
-              <w:spacing w:line="259" w:lineRule="auto" w:after="80" w:before="80"/>
-              <w:ind w:firstLine="0"/>
-              <w:jc w:val="center"/>
-            </w:pPr>
-            <w:r>
-              <w:rPr>
-                <w:rFonts w:ascii="Times New Roman" w:hAnsi="Times New Roman" w:eastAsia="宋体"/>
-                <w:b w:val="0"/>
-                <w:color w:val="000000"/>
-                <w:sz w:val="19"/>
-              </w:rPr>
-              <w:t>待补齐逐折记录</w:t>
-            </w:r>
-          </w:p>
-        </w:tc>
-      </w:tr>
-      <w:tr>
-        <w:trPr>
-          <w:cantSplit/>
-        </w:trPr>
-        <w:tc>
-          <w:tcPr>
-            <w:tcW w:type="dxa" w:w="1928"/>
-            <w:vAlign w:val="center"/>
-            <w:tcBorders>
-              <w:top w:val="single" w:sz="4" w:color="D9D9D9"/>
-              <w:bottom w:val="single" w:sz="4" w:color="D9D9D9"/>
-              <w:left w:val="single" w:sz="4" w:color="D9D9D9"/>
-              <w:right w:val="single" w:sz="4" w:color="D9D9D9"/>
-            </w:tcBorders>
-            <w:tcMar>
-              <w:top w:w="70" w:type="dxa"/>
-              <w:bottom w:w="70" w:type="dxa"/>
-              <w:left w:w="70" w:type="dxa"/>
-              <w:right w:w="70" w:type="dxa"/>
-            </w:tcMar>
-          </w:tcPr>
-          <w:p>
-            <w:pPr>
-              <w:keepNext/>
-              <w:spacing w:line="259" w:lineRule="auto" w:after="80" w:before="80"/>
-              <w:ind w:firstLine="0"/>
-              <w:jc w:val="center"/>
-            </w:pPr>
-            <w:r>
-              <w:rPr>
-                <w:rFonts w:ascii="Times New Roman" w:hAnsi="Times New Roman" w:eastAsia="宋体"/>
-                <w:b w:val="0"/>
-                <w:color w:val="000000"/>
-                <w:sz w:val="19"/>
-              </w:rPr>
-              <w:t>SlotSPE</w:t>
-            </w:r>
-          </w:p>
-        </w:tc>
-        <w:tc>
-          <w:tcPr>
-            <w:tcW w:type="dxa" w:w="1871"/>
-            <w:vAlign w:val="center"/>
-            <w:tcBorders>
-              <w:top w:val="single" w:sz="4" w:color="D9D9D9"/>
-              <w:bottom w:val="single" w:sz="4" w:color="D9D9D9"/>
-              <w:left w:val="single" w:sz="4" w:color="D9D9D9"/>
-              <w:right w:val="single" w:sz="4" w:color="D9D9D9"/>
-            </w:tcBorders>
-            <w:tcMar>
-              <w:top w:w="70" w:type="dxa"/>
-              <w:bottom w:w="70" w:type="dxa"/>
-              <w:left w:w="70" w:type="dxa"/>
-              <w:right w:w="70" w:type="dxa"/>
-            </w:tcMar>
-          </w:tcPr>
-          <w:p>
-            <w:pPr>
-              <w:keepNext/>
-              <w:spacing w:line="259" w:lineRule="auto" w:after="80" w:before="80"/>
-              <w:ind w:firstLine="0"/>
-              <w:jc w:val="center"/>
-            </w:pPr>
-            <w:r>
-              <w:rPr>
-                <w:rFonts w:ascii="Times New Roman" w:hAnsi="Times New Roman" w:eastAsia="宋体"/>
-                <w:b w:val="0"/>
-                <w:color w:val="000000"/>
-                <w:sz w:val="19"/>
-              </w:rPr>
-              <w:t>native</w:t>
-            </w:r>
-          </w:p>
-        </w:tc>
-        <w:tc>
-          <w:tcPr>
-            <w:tcW w:type="dxa" w:w="2835"/>
-            <w:vAlign w:val="center"/>
-            <w:tcBorders>
-              <w:top w:val="single" w:sz="4" w:color="D9D9D9"/>
-              <w:bottom w:val="single" w:sz="4" w:color="D9D9D9"/>
-              <w:left w:val="single" w:sz="4" w:color="D9D9D9"/>
-              <w:right w:val="single" w:sz="4" w:color="D9D9D9"/>
-            </w:tcBorders>
-            <w:tcMar>
-              <w:top w:w="70" w:type="dxa"/>
-              <w:bottom w:w="70" w:type="dxa"/>
-              <w:left w:w="70" w:type="dxa"/>
-              <w:right w:w="70" w:type="dxa"/>
-            </w:tcMar>
-          </w:tcPr>
-          <w:p>
-            <w:pPr>
-              <w:keepNext/>
-              <w:spacing w:line="259" w:lineRule="auto" w:after="80" w:before="80"/>
-              <w:ind w:firstLine="0"/>
-              <w:jc w:val="center"/>
-            </w:pPr>
-            <w:r>
-              <w:rPr>
-                <w:rFonts w:ascii="Times New Roman" w:hAnsi="Times New Roman" w:eastAsia="宋体"/>
-                <w:b w:val="0"/>
-                <w:color w:val="000000"/>
-                <w:sz w:val="19"/>
-              </w:rPr>
-              <w:t>待补齐逐折记录</w:t>
-            </w:r>
-          </w:p>
-        </w:tc>
-        <w:tc>
-          <w:tcPr>
-            <w:tcW w:type="dxa" w:w="2835"/>
-            <w:vAlign w:val="center"/>
-            <w:tcBorders>
-              <w:top w:val="single" w:sz="4" w:color="D9D9D9"/>
-              <w:bottom w:val="single" w:sz="4" w:color="D9D9D9"/>
-              <w:left w:val="single" w:sz="4" w:color="D9D9D9"/>
-              <w:right w:val="single" w:sz="4" w:color="D9D9D9"/>
-            </w:tcBorders>
-            <w:tcMar>
-              <w:top w:w="70" w:type="dxa"/>
-              <w:bottom w:w="70" w:type="dxa"/>
-              <w:left w:w="70" w:type="dxa"/>
-              <w:right w:w="70" w:type="dxa"/>
-            </w:tcMar>
-          </w:tcPr>
-          <w:p>
-            <w:pPr>
-              <w:keepNext/>
-              <w:spacing w:line="259" w:lineRule="auto" w:after="80" w:before="80"/>
-              <w:ind w:firstLine="0"/>
-              <w:jc w:val="center"/>
-            </w:pPr>
-            <w:r>
-              <w:rPr>
-                <w:rFonts w:ascii="Times New Roman" w:hAnsi="Times New Roman" w:eastAsia="宋体"/>
-                <w:b w:val="0"/>
-                <w:color w:val="000000"/>
-                <w:sz w:val="19"/>
-              </w:rPr>
-              <w:t>待补齐逐折记录</w:t>
-            </w:r>
-          </w:p>
-        </w:tc>
-      </w:tr>
-    </w:tbl>
-    <w:p>
-      <w:pPr>
-        <w:keepLines/>
-        <w:spacing w:line="264" w:lineRule="auto"/>
-        <w:ind w:firstLine="0"/>
-      </w:pPr>
-      <w:r>
-        <w:rPr>
-          <w:rFonts w:ascii="Times New Roman" w:hAnsi="Times New Roman" w:eastAsia="宋体"/>
-          <w:b w:val="0"/>
-          <w:color w:val="000000"/>
-          <w:sz w:val="18"/>
-        </w:rPr>
-        <w:t>表 5 外部基线比较位置。SlotSPE 数值仅在其完整五折最佳预测、训练配方与评分口径核验后填入；当前不以约数或已发表的不同编码器分数代替本地实验。</w:t>
-      </w:r>
-    </w:p>
-    <w:p>
-      <w:pPr>
-        <w:jc w:val="both"/>
-      </w:pPr>
-      <w:r>
-        <w:rPr>
-          <w:rFonts w:ascii="Times New Roman" w:hAnsi="Times New Roman" w:eastAsia="宋体"/>
-          <w:b w:val="0"/>
-          <w:color w:val="000000"/>
-          <w:sz w:val="21"/>
-        </w:rPr>
-        <w:t>目前材料表明 Stage B 的 native/matched 结果已运行，作者提供的溯源说明也已确认外部比较表；本地正文材料尚缺四组完整逐折值及实际配置对应。本文先保留表位，不据未填入的表格主张超过 SlotSPE。其他已发表方法的分数只有在输入与评价条件一致时才加入同一主表。</w:t>
-      </w:r>
-    </w:p>
-    <w:p>
-      <w:pPr>
-        <w:pStyle w:val="Heading2"/>
-        <w:ind w:firstLine="0"/>
-      </w:pPr>
-      <w:r>
-        <w:rPr>
-          <w:rFonts w:ascii="Times New Roman" w:hAnsi="Times New Roman" w:eastAsia="黑体"/>
-          <w:b/>
-          <w:color w:val="000000"/>
-          <w:sz w:val="23"/>
-        </w:rPr>
-        <w:t>4.7 单支重建与权重解释</w:t>
-      </w:r>
-    </w:p>
-    <w:p>
-      <w:pPr>
-        <w:jc w:val="both"/>
-      </w:pPr>
-      <w:r>
-        <w:rPr>
-          <w:rFonts w:ascii="Times New Roman" w:hAnsi="Times New Roman" w:eastAsia="宋体"/>
-          <w:b w:val="0"/>
-          <w:color w:val="000000"/>
-          <w:sz w:val="21"/>
-        </w:rPr>
-        <w:t>Exp4、Exp5、Exp6 在 BLCA 的均值分别为 0.7101、0.7188、0.7238，在 KIRC 为 0.8046、0.8027、0.8224。两个癌种的完整配置均高于单支配置，支持当前双支联合配方。然而历史单支系数为 0.025，Full 每支为 0.05，总重建强度也不同；差异同时反映支路组合和权重变化，不构成严格的协同效应证明。</w:t>
-      </w:r>
-    </w:p>
-    <w:p>
-      <w:pPr>
-        <w:jc w:val="both"/>
-      </w:pPr>
-      <w:r>
-        <w:rPr>
-          <w:rFonts w:ascii="Times New Roman" w:hAnsi="Times New Roman" w:eastAsia="宋体"/>
-          <w:b w:val="0"/>
-          <w:color w:val="000000"/>
-          <w:sz w:val="21"/>
-        </w:rPr>
-        <w:t>BLCA 中 self-only 低于 Exp3，说明在当前权重下，单独加入自重建并未带来平均收益。cross-only 也未超过 Full。联合使用两支路的观察结果不能反推任何一条支路在所有条件下都有效。权重匹配的单支实验尚不作为已完成证据。</w:t>
-      </w:r>
-    </w:p>
-    <w:p>
-      <w:pPr>
-        <w:jc w:val="both"/>
-      </w:pPr>
-      <w:r>
-        <w:rPr>
-          <w:rFonts w:ascii="Times New Roman" w:hAnsi="Times New Roman" w:eastAsia="宋体"/>
-          <w:b w:val="0"/>
-          <w:color w:val="000000"/>
-          <w:sz w:val="21"/>
-        </w:rPr>
-        <w:t>v3.14/v3.15 是不同版本配方，其中 v3.15 为独立架构，不用版本间差值代替同架构损失贡献。本文使用 Exp0 与 Full 比较联合目标，使用 Direct/Independent 比较具体运输计算位置。</w:t>
-      </w:r>
-    </w:p>
-    <w:p>
-      <w:pPr>
-        <w:pStyle w:val="Heading2"/>
-        <w:ind w:firstLine="0"/>
-      </w:pPr>
-      <w:r>
-        <w:rPr>
-          <w:rFonts w:ascii="Times New Roman" w:hAnsi="Times New Roman" w:eastAsia="黑体"/>
-          <w:b/>
-          <w:color w:val="000000"/>
-          <w:sz w:val="23"/>
-        </w:rPr>
-        <w:t>4.8 固定模型中的运输计划干预</w:t>
+        <w:t>4.6 固定模型中的运输计划干预</w:t>
       </w:r>
     </w:p>
     <w:p>
@@ -14217,7 +14187,7 @@
           <w:color w:val="000000"/>
           <w:sz w:val="23"/>
         </w:rPr>
-        <w:t>4.9 风险分层</w:t>
+        <w:t>4.7 十队列风险分层</w:t>
       </w:r>
     </w:p>
     <w:p>
@@ -14231,7 +14201,7 @@
           <w:color w:val="000000"/>
           <w:sz w:val="21"/>
         </w:rPr>
-        <w:t>每个癌种绘制一张总体 KM 图，展示完整模型的高风险和低风险两组。先在每折以对应模型的训练患者风险中位数固定阈值，将该折验证患者分组；高 risk 对应预测生存较短，等于阈值时归入高风险。再汇总五折患者的组别和真实随访结局，每名患者只出现一次，不跨模型混合原始风险值求统一阈值。全部五折须构成同一患者队列的完整划分，缺折、重复患者或缺训练阈值时停止出图。</w:t>
+        <w:t>图 5 的目标是覆盖全部十个癌症队列：BLCA、BRCA、COADREAD、HNSC、KIRC、LUAD、LUSC、SKCM、STAD 和 UCEC。每个癌种绘制一张总体 KM 图，展示完整模型的高风险和低风险两组。先在每折以对应模型的训练患者风险中位数固定阈值，将该折验证患者分组；高 risk 对应预测生存较短，等于阈值时归入高风险。再汇总五折患者的组别和真实随访结局，每名患者只出现一次，不跨模型混合原始风险值求统一阈值。全部五折须构成同一患者队列的完整划分，缺折、重复患者或缺训练阈值时停止出图。</w:t>
       </w:r>
     </w:p>
     <w:p>
@@ -14359,7 +14329,7 @@
           <w:color w:val="000000"/>
           <w:sz w:val="18"/>
         </w:rPr>
-        <w:t>图 5b KIRC 总体高低风险 KM 曲线。共 488 名验证患者，低风险 225 人、高风险 263 人。分组与显示口径同图 5a；两图均基于验证集选择的 checkpoint，不替代独立测试或临床效用评价，当前未报告 log-rank p 值。</w:t>
+        <w:t>图 5e KIRC 总体高低风险 KM 曲线。共 488 名验证患者，低风险 225 人、高风险 263 人。分组与显示口径同图 5a；当前两图均基于验证集选择的 checkpoint，不替代独立测试或临床效用评价，当前未报告 log-rank p 值。</w:t>
       </w:r>
     </w:p>
     <w:p>
@@ -14373,7 +14343,7 @@
           <w:color w:val="000000"/>
           <w:sz w:val="21"/>
         </w:rPr>
-        <w:t>两队列中，高风险组的生存曲线整体低于低风险组，呈现开发阶段的预后分层趋势。曲线末端随在险人数减少而具有更大不确定性；本次未启用 log-rank 显示，因此不报告检验 p 值或独立测试显著性。</w:t>
+        <w:t>目前已接入 BLCA 和 KIRC 两个癌种，图 5 的覆盖为 2/10；BRCA、COADREAD、HNSC、LUAD、LUSC、SKCM、STAD 和 UCEC 的患者级预测、各折训练风险中位数与真实 KM 图仍待服务器导出并核验。图 5a 与图 5e 使用十队列统一顺序预留面板编号，未生成的癌种不绘制替代曲线。当前两队列中，高风险组的生存曲线整体低于低风险组，呈现开发阶段的预后分层趋势。曲线末端随在险人数减少而具有更大不确定性；本次未启用 log-rank 显示，因此不报告检验 p 值或独立测试显著性。</w:t>
       </w:r>
     </w:p>
     <w:p>
@@ -14388,7 +14358,7 @@
           <w:color w:val="000000"/>
           <w:sz w:val="23"/>
         </w:rPr>
-        <w:t>4.10 病例与队列解释</w:t>
+        <w:t>4.8 病例与队列解释</w:t>
       </w:r>
     </w:p>
     <w:p>
@@ -15018,7 +14988,7 @@
       <w:r>
         <w:drawing>
           <wp:inline xmlns:a="http://schemas.openxmlformats.org/drawingml/2006/main" xmlns:pic="http://schemas.openxmlformats.org/drawingml/2006/picture">
-            <wp:extent cx="5555041" cy="7632000"/>
+            <wp:extent cx="4873762" cy="6695999"/>
             <wp:docPr id="7" name="Picture 7" descr="BLCA 病例 TCGA-2F-A9KP 的通路到组学槽注意力矩阵"/>
             <wp:cNvGraphicFramePr>
               <a:graphicFrameLocks noChangeAspect="1"/>
@@ -15039,7 +15009,7 @@
                   <pic:spPr>
                     <a:xfrm>
                       <a:off x="0" y="0"/>
-                      <a:ext cx="5555041" cy="7632000"/>
+                      <a:ext cx="4873762" cy="6695999"/>
                     </a:xfrm>
                     <a:prstGeom prst="rect"/>
                   </pic:spPr>
@@ -15291,7 +15261,7 @@
           <w:color w:val="000000"/>
           <w:sz w:val="23"/>
         </w:rPr>
-        <w:t>4.11 槽诊断与计算成本</w:t>
+        <w:t>4.9 槽诊断与计算成本</w:t>
       </w:r>
     </w:p>
     <w:p>
@@ -15433,7 +15403,7 @@
           <w:color w:val="000000"/>
           <w:sz w:val="21"/>
         </w:rPr>
-        <w:t>DCT 以模态内共享原型组织槽表示，在紧凑槽空间学习阶段条件多几何运输，并复用预测计划执行运输感知通路重建。UNI2-h 十队列记录的平均 C-index 为 0.7030；BLCA/KIRC 的完整目标相对同架构仅 NLL 分别提高 2.37 和 1.04 个百分点。重跑控制臂的平均比较进一步支持重建中的运输对齐和学习联合计划的任务价值。本文将这些结果限定于当前单 seed 最佳验证协议，同时报告固定模型在同边缘计划替换下的低敏感性，并结合风险分层、病例槽通路与队列注意力差值图描述模型关联；组织图与进一步机制验证仍待完整核验，不将描述性热图作为因果或临床验证。</w:t>
+        <w:t>DCT 以模态内共享原型组织槽表示，在紧凑槽空间学习阶段条件多几何运输，并复用预测计划执行运输感知通路重建。UNI2-h 十队列记录的平均 C-index 为 0.7030；BLCA/KIRC 的完整目标相对同架构仅 NLL 分别提高 2.37 和 1.04 个百分点。重跑控制臂的平均比较进一步支持重建中的运输对齐和学习联合计划的任务价值。本文将这些结果限定于当前单 seed 最佳验证协议，同时报告固定模型在同边缘计划替换下的低敏感性，并结合已完成的两癌种风险分层、病例槽通路与队列注意力差值图描述模型关联；其余八个癌种的 KM 尚待完整接入；组织图与进一步机制验证仍待完整核验，不将描述性热图作为因果或临床验证。</w:t>
       </w:r>
     </w:p>
     <w:p>
@@ -15717,7 +15687,7 @@
           <w:color w:val="000000"/>
           <w:sz w:val="21"/>
         </w:rPr>
-        <w:t>下面完整保留 70 个损失消融折级评分，格式为 C-index（epoch 索引）。正文统计由这些折值重算。所有配置共享 v3.13 预测架构，辅助目标随表 1 改变。</w:t>
+        <w:t>下面完整保留 70 个损失消融折级评分，格式为 C-index（epoch 索引）。正文统计由这些折值重算。所有配置共享 v3.13 预测架构，辅助目标随表 3 改变。</w:t>
       </w:r>
     </w:p>
     <w:tbl>
@@ -20421,7 +20391,7 @@
           <w:color w:val="000000"/>
           <w:sz w:val="21"/>
         </w:rPr>
-        <w:t>20 个重跑控制臂来自 results/v313_evidence_v2/controls.json 和 controls_audit.json，审计记录 passed=True、errors=0，每项含实际最佳 epoch、重算 C-index、患者身份、结局及产物 hash；训练来源 commit 为 0ed9d9d46f27b3b1973581fb5e278860ee2d2e9d。本文从该审计 JSON 汇总表 4 和表 A3，不从旧手写汇总复制。服务器原文件未在本次文稿编辑中重新执行推理，审计状态是已提交的服务器审计记录。</w:t>
+        <w:t>20 个重跑控制臂来自 results/v313_evidence_v2/controls.json 和 controls_audit.json，审计记录 passed=True、errors=0，每项含实际最佳 epoch、重算 C-index、患者身份、结局及产物 hash；训练来源 commit 为 0ed9d9d46f27b3b1973581fb5e278860ee2d2e9d。本文从该审计 JSON 汇总表 5 和表 A3，不从旧手写汇总复制。服务器原文件未在本次文稿编辑中重新执行推理，审计状态是已提交的服务器审计记录。</w:t>
       </w:r>
     </w:p>
     <w:p>
@@ -20463,7 +20433,7 @@
           <w:color w:val="000000"/>
           <w:sz w:val="21"/>
         </w:rPr>
-        <w:t>图 1–7 已接入现有真实数值或代码对应示意，其中图 6 仅包含已完成的 BLCA 病例通路和运输子图，组织空间图、Top-5 组织块与 KIRC 病例图仍待补齐。图 2、3、7 与补充图 S3 由已保存记录重绘，原始图片和 JSON 保留，来源 hash 与数值快照见 figures/v313_manuscript_integrated/manifest.json。图 3 差值按未四舍五入的原始折值计算；原稿先对均值四舍五入再相减产生的末位差异同步修正，实验成绩不变。图 4 继续使用 commit 24f3f10 的十折 sweep JSON，缺少患者级最佳预测对齐与边缘残差记录的限制保持不变。图 5 与图 7 分别使用训练风险中位数和折内验证风险百分位分组；人数以对应患者 JSON/CSV 为准，不采用历史执行报告中的不一致组数。新增服务器实验的进度报告不替代原始逐折结果，未将尚未同步核验的结论填入正文。本次论文接图不运行模型，也不填写未经实测的 KM 显著性、组织诊断或效率优势。</w:t>
+        <w:t>图 1–7 已接入已有数值或代码对应示意，图 5 仅完成十队列目标中的 BLCA/KIRC 两个癌种，其中图 6 仅包含已完成的 BLCA 病例通路和运输子图，组织空间图、Top-5 组织块与 KIRC 病例图仍待补齐。图 2、3、7 与补充图 S3 由已保存记录重绘，原始图片和 JSON 保留，来源 hash 与数值快照见 figures/v313_manuscript_integrated/manifest.json。图 3 差值按未四舍五入的原始折值计算；原稿先对均值四舍五入再相减产生的末位差异同步修正，实验成绩不变。图 4 继续使用 commit 24f3f10 的十折 sweep JSON，缺少患者级最佳预测对齐与边缘残差记录的限制保持不变。图 5 与图 7 分别使用训练风险中位数和折内验证风险百分位分组；人数以对应患者 JSON/CSV 为准，不采用历史执行报告中的不一致组数。新增服务器实验的进度报告不替代原始逐折结果，未将尚未同步核验的结论填入正文。本次论文接图不运行模型，也不填写未经实测的 KM 显著性、组织诊断或效率优势。</w:t>
       </w:r>
     </w:p>
     <w:p>
@@ -21007,7 +20977,7 @@
                 <w:color w:val="000000"/>
                 <w:sz w:val="19"/>
               </w:rPr>
-              <w:t>结果 4.8，已插入</w:t>
+              <w:t>结果 4.6，已插入</w:t>
             </w:r>
           </w:p>
         </w:tc>
@@ -21117,7 +21087,7 @@
                 <w:color w:val="000000"/>
                 <w:sz w:val="19"/>
               </w:rPr>
-              <w:t>结果 4.9，已插入两面板</w:t>
+              <w:t>结果 4.7，十队列目标完成 2/10</w:t>
             </w:r>
           </w:p>
         </w:tc>
@@ -21152,7 +21122,7 @@
                 <w:color w:val="000000"/>
                 <w:sz w:val="19"/>
               </w:rPr>
-              <w:t>全五折验证风险/结局、各折训练阈值、患者清单与在险人数</w:t>
+              <w:t>BLCA/KIRC 已接入；其余八癌种缺五折患者预测、训练阈值和真实曲线</w:t>
             </w:r>
           </w:p>
         </w:tc>
@@ -21227,7 +21197,7 @@
                 <w:color w:val="000000"/>
                 <w:sz w:val="19"/>
               </w:rPr>
-              <w:t>结果 4.10，非组织子图已插入</w:t>
+              <w:t>结果 4.8，非组织子图已插入</w:t>
             </w:r>
           </w:p>
         </w:tc>
@@ -21337,7 +21307,7 @@
                 <w:color w:val="000000"/>
                 <w:sz w:val="19"/>
               </w:rPr>
-              <w:t>结果 4.10，已插入两面板</w:t>
+              <w:t>结果 4.8，已插入两面板</w:t>
             </w:r>
           </w:p>
         </w:tc>

--- a/paper/DCT_v313_初稿.docx
+++ b/paper/DCT_v313_初稿.docx
@@ -5859,7 +5859,7 @@
           <w:color w:val="000000"/>
           <w:sz w:val="21"/>
         </w:rPr>
-        <w:t>现有主要记录包含十队列 50 个 Full 折值、BLCA/KIRC 的 70 个损失消融折值，以及重跑并审计的 20 个机制控制臂折值。Full 在前两类记录中复用，不能将这些数量直接相加为独立训练次数。外部基线按其真实 native/matched 配方分别列示，不逐折挑取两种配方中的最高分。全部结果的来源与尚需补齐的材料见附录 B。</w:t>
+        <w:t>现有主要记录包含十队列 50 个 Full 折值、BLCA/KIRC 的 70 个损失消融折值，以及重跑并审计的 20 个机制控制臂折值。Full 在前两类记录中复用，不能将这些数量直接相加为独立训练次数。外部方法的公开报告值在表 2 中完整列示，编码器与患者划分差异在表注中说明。同条件 native/matched 实验需按其真实配方另行核对，不逐折择优。全部结果的来源与尚需补齐的材料见附录 B。</w:t>
       </w:r>
     </w:p>
     <w:p>
@@ -8722,608 +8722,50 @@
           <w:color w:val="000000"/>
           <w:sz w:val="21"/>
         </w:rPr>
-        <w:t>外部比较以 SlotSPE 为首要参照，其槽表示与跨模态重建使它能够检验 DCT 相对已有结构化预后建模的增益 [3]。native 配方用于保留原方法训练设定，matched 配方用于尽可能匹配编码器、患者划分、采样、训练预算和 checkpoint 选择。两种结果分别报告。</w:t>
+        <w:t>表 2 汇总 SlotSPE 原论文表 1 中 18 个方法的十队列报告值，并加入本文 DCT v3.13 的五折均值 [3]。基线数值从原论文 PDF 第 7 页直接提取，十队列均值另与第 22 页附录表 4 交叉核对，标准差保留在配套数值文件中。组学、病理和多模态方法均纳入逐列排名，没有只在多模态方法中选择最高值。</w:t>
       </w:r>
     </w:p>
-    <w:tbl>
-      <w:tblPr>
-        <w:tblW w:type="auto" w:w="0"/>
+    <w:p>
+      <w:pPr>
+        <w:keepNext/>
+        <w:ind w:firstLine="0"/>
         <w:jc w:val="center"/>
-        <w:tblLayout w:type="fixed"/>
-        <w:tblLook w:firstColumn="1" w:firstRow="1" w:lastColumn="0" w:lastRow="0" w:noHBand="0" w:noVBand="1" w:val="04A0"/>
-      </w:tblPr>
-      <w:tblGrid>
-        <w:gridCol w:w="1928"/>
-        <w:gridCol w:w="1871"/>
-        <w:gridCol w:w="2835"/>
-        <w:gridCol w:w="2835"/>
-      </w:tblGrid>
-      <w:tr>
-        <w:trPr>
-          <w:cantSplit/>
-          <w:tblHeader/>
-        </w:trPr>
-        <w:tc>
-          <w:tcPr>
-            <w:tcW w:type="dxa" w:w="1928"/>
-            <w:vAlign w:val="center"/>
-            <w:shd w:fill="EDEFF2"/>
-            <w:tcBorders>
-              <w:top w:val="single" w:sz="4" w:color="D9D9D9"/>
-              <w:bottom w:val="single" w:sz="4" w:color="D9D9D9"/>
-              <w:left w:val="single" w:sz="4" w:color="D9D9D9"/>
-              <w:right w:val="single" w:sz="4" w:color="D9D9D9"/>
-            </w:tcBorders>
-            <w:tcMar>
-              <w:top w:w="70" w:type="dxa"/>
-              <w:bottom w:w="70" w:type="dxa"/>
-              <w:left w:w="70" w:type="dxa"/>
-              <w:right w:w="70" w:type="dxa"/>
-            </w:tcMar>
-          </w:tcPr>
-          <w:p>
-            <w:pPr>
-              <w:keepNext/>
-              <w:spacing w:line="259" w:lineRule="auto" w:after="80" w:before="80"/>
-              <w:ind w:firstLine="0"/>
-              <w:jc w:val="center"/>
-            </w:pPr>
-            <w:r>
-              <w:rPr>
-                <w:rFonts w:ascii="Times New Roman" w:hAnsi="Times New Roman" w:eastAsia="宋体"/>
-                <w:b/>
-                <w:color w:val="000000"/>
-                <w:sz w:val="19"/>
-              </w:rPr>
-              <w:t>方法</w:t>
-            </w:r>
-          </w:p>
-        </w:tc>
-        <w:tc>
-          <w:tcPr>
-            <w:tcW w:type="dxa" w:w="1871"/>
-            <w:vAlign w:val="center"/>
-            <w:shd w:fill="EDEFF2"/>
-            <w:tcBorders>
-              <w:top w:val="single" w:sz="4" w:color="D9D9D9"/>
-              <w:bottom w:val="single" w:sz="4" w:color="D9D9D9"/>
-              <w:left w:val="single" w:sz="4" w:color="D9D9D9"/>
-              <w:right w:val="single" w:sz="4" w:color="D9D9D9"/>
-            </w:tcBorders>
-            <w:tcMar>
-              <w:top w:w="70" w:type="dxa"/>
-              <w:bottom w:w="70" w:type="dxa"/>
-              <w:left w:w="70" w:type="dxa"/>
-              <w:right w:w="70" w:type="dxa"/>
-            </w:tcMar>
-          </w:tcPr>
-          <w:p>
-            <w:pPr>
-              <w:keepNext/>
-              <w:spacing w:line="259" w:lineRule="auto" w:after="80" w:before="80"/>
-              <w:ind w:firstLine="0"/>
-              <w:jc w:val="center"/>
-            </w:pPr>
-            <w:r>
-              <w:rPr>
-                <w:rFonts w:ascii="Times New Roman" w:hAnsi="Times New Roman" w:eastAsia="宋体"/>
-                <w:b/>
-                <w:color w:val="000000"/>
-                <w:sz w:val="19"/>
-              </w:rPr>
-              <w:t>配方</w:t>
-            </w:r>
-          </w:p>
-        </w:tc>
-        <w:tc>
-          <w:tcPr>
-            <w:tcW w:type="dxa" w:w="2835"/>
-            <w:vAlign w:val="center"/>
-            <w:shd w:fill="EDEFF2"/>
-            <w:tcBorders>
-              <w:top w:val="single" w:sz="4" w:color="D9D9D9"/>
-              <w:bottom w:val="single" w:sz="4" w:color="D9D9D9"/>
-              <w:left w:val="single" w:sz="4" w:color="D9D9D9"/>
-              <w:right w:val="single" w:sz="4" w:color="D9D9D9"/>
-            </w:tcBorders>
-            <w:tcMar>
-              <w:top w:w="70" w:type="dxa"/>
-              <w:bottom w:w="70" w:type="dxa"/>
-              <w:left w:w="70" w:type="dxa"/>
-              <w:right w:w="70" w:type="dxa"/>
-            </w:tcMar>
-          </w:tcPr>
-          <w:p>
-            <w:pPr>
-              <w:keepNext/>
-              <w:spacing w:line="259" w:lineRule="auto" w:after="80" w:before="80"/>
-              <w:ind w:firstLine="0"/>
-              <w:jc w:val="center"/>
-            </w:pPr>
-            <w:r>
-              <w:rPr>
-                <w:rFonts w:ascii="Times New Roman" w:hAnsi="Times New Roman" w:eastAsia="宋体"/>
-                <w:b/>
-                <w:color w:val="000000"/>
-                <w:sz w:val="19"/>
-              </w:rPr>
-              <w:t>BLCA C-index</w:t>
-            </w:r>
-          </w:p>
-        </w:tc>
-        <w:tc>
-          <w:tcPr>
-            <w:tcW w:type="dxa" w:w="2835"/>
-            <w:vAlign w:val="center"/>
-            <w:shd w:fill="EDEFF2"/>
-            <w:tcBorders>
-              <w:top w:val="single" w:sz="4" w:color="D9D9D9"/>
-              <w:bottom w:val="single" w:sz="4" w:color="D9D9D9"/>
-              <w:left w:val="single" w:sz="4" w:color="D9D9D9"/>
-              <w:right w:val="single" w:sz="4" w:color="D9D9D9"/>
-            </w:tcBorders>
-            <w:tcMar>
-              <w:top w:w="70" w:type="dxa"/>
-              <w:bottom w:w="70" w:type="dxa"/>
-              <w:left w:w="70" w:type="dxa"/>
-              <w:right w:w="70" w:type="dxa"/>
-            </w:tcMar>
-          </w:tcPr>
-          <w:p>
-            <w:pPr>
-              <w:keepNext/>
-              <w:spacing w:line="259" w:lineRule="auto" w:after="80" w:before="80"/>
-              <w:ind w:firstLine="0"/>
-              <w:jc w:val="center"/>
-            </w:pPr>
-            <w:r>
-              <w:rPr>
-                <w:rFonts w:ascii="Times New Roman" w:hAnsi="Times New Roman" w:eastAsia="宋体"/>
-                <w:b/>
-                <w:color w:val="000000"/>
-                <w:sz w:val="19"/>
-              </w:rPr>
-              <w:t>KIRC C-index</w:t>
-            </w:r>
-          </w:p>
-        </w:tc>
-      </w:tr>
-      <w:tr>
-        <w:trPr>
-          <w:cantSplit/>
-        </w:trPr>
-        <w:tc>
-          <w:tcPr>
-            <w:tcW w:type="dxa" w:w="1928"/>
-            <w:vAlign w:val="center"/>
-            <w:tcBorders>
-              <w:top w:val="single" w:sz="4" w:color="D9D9D9"/>
-              <w:bottom w:val="single" w:sz="4" w:color="D9D9D9"/>
-              <w:left w:val="single" w:sz="4" w:color="D9D9D9"/>
-              <w:right w:val="single" w:sz="4" w:color="D9D9D9"/>
-            </w:tcBorders>
-            <w:tcMar>
-              <w:top w:w="70" w:type="dxa"/>
-              <w:bottom w:w="70" w:type="dxa"/>
-              <w:left w:w="70" w:type="dxa"/>
-              <w:right w:w="70" w:type="dxa"/>
-            </w:tcMar>
-          </w:tcPr>
-          <w:p>
-            <w:pPr>
-              <w:keepNext/>
-              <w:spacing w:line="259" w:lineRule="auto" w:after="80" w:before="80"/>
-              <w:ind w:firstLine="0"/>
-              <w:jc w:val="center"/>
-            </w:pPr>
-            <w:r>
-              <w:rPr>
-                <w:rFonts w:ascii="Times New Roman" w:hAnsi="Times New Roman" w:eastAsia="宋体"/>
-                <w:b w:val="0"/>
-                <w:color w:val="000000"/>
-                <w:sz w:val="19"/>
-              </w:rPr>
-              <w:t>DCT Full</w:t>
-            </w:r>
-          </w:p>
-        </w:tc>
-        <w:tc>
-          <w:tcPr>
-            <w:tcW w:type="dxa" w:w="1871"/>
-            <w:vAlign w:val="center"/>
-            <w:tcBorders>
-              <w:top w:val="single" w:sz="4" w:color="D9D9D9"/>
-              <w:bottom w:val="single" w:sz="4" w:color="D9D9D9"/>
-              <w:left w:val="single" w:sz="4" w:color="D9D9D9"/>
-              <w:right w:val="single" w:sz="4" w:color="D9D9D9"/>
-            </w:tcBorders>
-            <w:tcMar>
-              <w:top w:w="70" w:type="dxa"/>
-              <w:bottom w:w="70" w:type="dxa"/>
-              <w:left w:w="70" w:type="dxa"/>
-              <w:right w:w="70" w:type="dxa"/>
-            </w:tcMar>
-          </w:tcPr>
-          <w:p>
-            <w:pPr>
-              <w:keepNext/>
-              <w:spacing w:line="259" w:lineRule="auto" w:after="80" w:before="80"/>
-              <w:ind w:firstLine="0"/>
-              <w:jc w:val="center"/>
-            </w:pPr>
-            <w:r>
-              <w:rPr>
-                <w:rFonts w:ascii="Times New Roman" w:hAnsi="Times New Roman" w:eastAsia="宋体"/>
-                <w:b w:val="0"/>
-                <w:color w:val="000000"/>
-                <w:sz w:val="19"/>
-              </w:rPr>
-              <w:t>本文完整配置</w:t>
-            </w:r>
-          </w:p>
-        </w:tc>
-        <w:tc>
-          <w:tcPr>
-            <w:tcW w:type="dxa" w:w="2835"/>
-            <w:vAlign w:val="center"/>
-            <w:tcBorders>
-              <w:top w:val="single" w:sz="4" w:color="D9D9D9"/>
-              <w:bottom w:val="single" w:sz="4" w:color="D9D9D9"/>
-              <w:left w:val="single" w:sz="4" w:color="D9D9D9"/>
-              <w:right w:val="single" w:sz="4" w:color="D9D9D9"/>
-            </w:tcBorders>
-            <w:tcMar>
-              <w:top w:w="70" w:type="dxa"/>
-              <w:bottom w:w="70" w:type="dxa"/>
-              <w:left w:w="70" w:type="dxa"/>
-              <w:right w:w="70" w:type="dxa"/>
-            </w:tcMar>
-          </w:tcPr>
-          <w:p>
-            <w:pPr>
-              <w:keepNext/>
-              <w:spacing w:line="259" w:lineRule="auto" w:after="80" w:before="80"/>
-              <w:ind w:firstLine="0"/>
-              <w:jc w:val="center"/>
-            </w:pPr>
-            <w:r>
-              <w:rPr>
-                <w:rFonts w:ascii="Times New Roman" w:hAnsi="Times New Roman" w:eastAsia="宋体"/>
-                <w:b w:val="0"/>
-                <w:color w:val="000000"/>
-                <w:sz w:val="19"/>
-              </w:rPr>
-              <w:t>0.7238 ± 0.0467</w:t>
-            </w:r>
-          </w:p>
-        </w:tc>
-        <w:tc>
-          <w:tcPr>
-            <w:tcW w:type="dxa" w:w="2835"/>
-            <w:vAlign w:val="center"/>
-            <w:tcBorders>
-              <w:top w:val="single" w:sz="4" w:color="D9D9D9"/>
-              <w:bottom w:val="single" w:sz="4" w:color="D9D9D9"/>
-              <w:left w:val="single" w:sz="4" w:color="D9D9D9"/>
-              <w:right w:val="single" w:sz="4" w:color="D9D9D9"/>
-            </w:tcBorders>
-            <w:tcMar>
-              <w:top w:w="70" w:type="dxa"/>
-              <w:bottom w:w="70" w:type="dxa"/>
-              <w:left w:w="70" w:type="dxa"/>
-              <w:right w:w="70" w:type="dxa"/>
-            </w:tcMar>
-          </w:tcPr>
-          <w:p>
-            <w:pPr>
-              <w:keepNext/>
-              <w:spacing w:line="259" w:lineRule="auto" w:after="80" w:before="80"/>
-              <w:ind w:firstLine="0"/>
-              <w:jc w:val="center"/>
-            </w:pPr>
-            <w:r>
-              <w:rPr>
-                <w:rFonts w:ascii="Times New Roman" w:hAnsi="Times New Roman" w:eastAsia="宋体"/>
-                <w:b w:val="0"/>
-                <w:color w:val="000000"/>
-                <w:sz w:val="19"/>
-              </w:rPr>
-              <w:t>0.8224 ± 0.0163</w:t>
-            </w:r>
-          </w:p>
-        </w:tc>
-      </w:tr>
-      <w:tr>
-        <w:trPr>
-          <w:cantSplit/>
-        </w:trPr>
-        <w:tc>
-          <w:tcPr>
-            <w:tcW w:type="dxa" w:w="1928"/>
-            <w:vAlign w:val="center"/>
-            <w:tcBorders>
-              <w:top w:val="single" w:sz="4" w:color="D9D9D9"/>
-              <w:bottom w:val="single" w:sz="4" w:color="D9D9D9"/>
-              <w:left w:val="single" w:sz="4" w:color="D9D9D9"/>
-              <w:right w:val="single" w:sz="4" w:color="D9D9D9"/>
-            </w:tcBorders>
-            <w:tcMar>
-              <w:top w:w="70" w:type="dxa"/>
-              <w:bottom w:w="70" w:type="dxa"/>
-              <w:left w:w="70" w:type="dxa"/>
-              <w:right w:w="70" w:type="dxa"/>
-            </w:tcMar>
-          </w:tcPr>
-          <w:p>
-            <w:pPr>
-              <w:keepNext/>
-              <w:spacing w:line="259" w:lineRule="auto" w:after="80" w:before="80"/>
-              <w:ind w:firstLine="0"/>
-              <w:jc w:val="center"/>
-            </w:pPr>
-            <w:r>
-              <w:rPr>
-                <w:rFonts w:ascii="Times New Roman" w:hAnsi="Times New Roman" w:eastAsia="宋体"/>
-                <w:b w:val="0"/>
-                <w:color w:val="000000"/>
-                <w:sz w:val="19"/>
-              </w:rPr>
-              <w:t>SlotSPE</w:t>
-            </w:r>
-          </w:p>
-        </w:tc>
-        <w:tc>
-          <w:tcPr>
-            <w:tcW w:type="dxa" w:w="1871"/>
-            <w:vAlign w:val="center"/>
-            <w:tcBorders>
-              <w:top w:val="single" w:sz="4" w:color="D9D9D9"/>
-              <w:bottom w:val="single" w:sz="4" w:color="D9D9D9"/>
-              <w:left w:val="single" w:sz="4" w:color="D9D9D9"/>
-              <w:right w:val="single" w:sz="4" w:color="D9D9D9"/>
-            </w:tcBorders>
-            <w:tcMar>
-              <w:top w:w="70" w:type="dxa"/>
-              <w:bottom w:w="70" w:type="dxa"/>
-              <w:left w:w="70" w:type="dxa"/>
-              <w:right w:w="70" w:type="dxa"/>
-            </w:tcMar>
-          </w:tcPr>
-          <w:p>
-            <w:pPr>
-              <w:keepNext/>
-              <w:spacing w:line="259" w:lineRule="auto" w:after="80" w:before="80"/>
-              <w:ind w:firstLine="0"/>
-              <w:jc w:val="center"/>
-            </w:pPr>
-            <w:r>
-              <w:rPr>
-                <w:rFonts w:ascii="Times New Roman" w:hAnsi="Times New Roman" w:eastAsia="宋体"/>
-                <w:b w:val="0"/>
-                <w:color w:val="000000"/>
-                <w:sz w:val="19"/>
-              </w:rPr>
-              <w:t>matched</w:t>
-            </w:r>
-          </w:p>
-        </w:tc>
-        <w:tc>
-          <w:tcPr>
-            <w:tcW w:type="dxa" w:w="2835"/>
-            <w:vAlign w:val="center"/>
-            <w:tcBorders>
-              <w:top w:val="single" w:sz="4" w:color="D9D9D9"/>
-              <w:bottom w:val="single" w:sz="4" w:color="D9D9D9"/>
-              <w:left w:val="single" w:sz="4" w:color="D9D9D9"/>
-              <w:right w:val="single" w:sz="4" w:color="D9D9D9"/>
-            </w:tcBorders>
-            <w:tcMar>
-              <w:top w:w="70" w:type="dxa"/>
-              <w:bottom w:w="70" w:type="dxa"/>
-              <w:left w:w="70" w:type="dxa"/>
-              <w:right w:w="70" w:type="dxa"/>
-            </w:tcMar>
-          </w:tcPr>
-          <w:p>
-            <w:pPr>
-              <w:keepNext/>
-              <w:spacing w:line="259" w:lineRule="auto" w:after="80" w:before="80"/>
-              <w:ind w:firstLine="0"/>
-              <w:jc w:val="center"/>
-            </w:pPr>
-            <w:r>
-              <w:rPr>
-                <w:rFonts w:ascii="Times New Roman" w:hAnsi="Times New Roman" w:eastAsia="宋体"/>
-                <w:b w:val="0"/>
-                <w:color w:val="000000"/>
-                <w:sz w:val="19"/>
-              </w:rPr>
-              <w:t>待补齐逐折记录</w:t>
-            </w:r>
-          </w:p>
-        </w:tc>
-        <w:tc>
-          <w:tcPr>
-            <w:tcW w:type="dxa" w:w="2835"/>
-            <w:vAlign w:val="center"/>
-            <w:tcBorders>
-              <w:top w:val="single" w:sz="4" w:color="D9D9D9"/>
-              <w:bottom w:val="single" w:sz="4" w:color="D9D9D9"/>
-              <w:left w:val="single" w:sz="4" w:color="D9D9D9"/>
-              <w:right w:val="single" w:sz="4" w:color="D9D9D9"/>
-            </w:tcBorders>
-            <w:tcMar>
-              <w:top w:w="70" w:type="dxa"/>
-              <w:bottom w:w="70" w:type="dxa"/>
-              <w:left w:w="70" w:type="dxa"/>
-              <w:right w:w="70" w:type="dxa"/>
-            </w:tcMar>
-          </w:tcPr>
-          <w:p>
-            <w:pPr>
-              <w:keepNext/>
-              <w:spacing w:line="259" w:lineRule="auto" w:after="80" w:before="80"/>
-              <w:ind w:firstLine="0"/>
-              <w:jc w:val="center"/>
-            </w:pPr>
-            <w:r>
-              <w:rPr>
-                <w:rFonts w:ascii="Times New Roman" w:hAnsi="Times New Roman" w:eastAsia="宋体"/>
-                <w:b w:val="0"/>
-                <w:color w:val="000000"/>
-                <w:sz w:val="19"/>
-              </w:rPr>
-              <w:t>待补齐逐折记录</w:t>
-            </w:r>
-          </w:p>
-        </w:tc>
-      </w:tr>
-      <w:tr>
-        <w:trPr>
-          <w:cantSplit/>
-        </w:trPr>
-        <w:tc>
-          <w:tcPr>
-            <w:tcW w:type="dxa" w:w="1928"/>
-            <w:vAlign w:val="center"/>
-            <w:tcBorders>
-              <w:top w:val="single" w:sz="4" w:color="D9D9D9"/>
-              <w:bottom w:val="single" w:sz="4" w:color="D9D9D9"/>
-              <w:left w:val="single" w:sz="4" w:color="D9D9D9"/>
-              <w:right w:val="single" w:sz="4" w:color="D9D9D9"/>
-            </w:tcBorders>
-            <w:tcMar>
-              <w:top w:w="70" w:type="dxa"/>
-              <w:bottom w:w="70" w:type="dxa"/>
-              <w:left w:w="70" w:type="dxa"/>
-              <w:right w:w="70" w:type="dxa"/>
-            </w:tcMar>
-          </w:tcPr>
-          <w:p>
-            <w:pPr>
-              <w:keepNext/>
-              <w:spacing w:line="259" w:lineRule="auto" w:after="80" w:before="80"/>
-              <w:ind w:firstLine="0"/>
-              <w:jc w:val="center"/>
-            </w:pPr>
-            <w:r>
-              <w:rPr>
-                <w:rFonts w:ascii="Times New Roman" w:hAnsi="Times New Roman" w:eastAsia="宋体"/>
-                <w:b w:val="0"/>
-                <w:color w:val="000000"/>
-                <w:sz w:val="19"/>
-              </w:rPr>
-              <w:t>SlotSPE</w:t>
-            </w:r>
-          </w:p>
-        </w:tc>
-        <w:tc>
-          <w:tcPr>
-            <w:tcW w:type="dxa" w:w="1871"/>
-            <w:vAlign w:val="center"/>
-            <w:tcBorders>
-              <w:top w:val="single" w:sz="4" w:color="D9D9D9"/>
-              <w:bottom w:val="single" w:sz="4" w:color="D9D9D9"/>
-              <w:left w:val="single" w:sz="4" w:color="D9D9D9"/>
-              <w:right w:val="single" w:sz="4" w:color="D9D9D9"/>
-            </w:tcBorders>
-            <w:tcMar>
-              <w:top w:w="70" w:type="dxa"/>
-              <w:bottom w:w="70" w:type="dxa"/>
-              <w:left w:w="70" w:type="dxa"/>
-              <w:right w:w="70" w:type="dxa"/>
-            </w:tcMar>
-          </w:tcPr>
-          <w:p>
-            <w:pPr>
-              <w:keepNext/>
-              <w:spacing w:line="259" w:lineRule="auto" w:after="80" w:before="80"/>
-              <w:ind w:firstLine="0"/>
-              <w:jc w:val="center"/>
-            </w:pPr>
-            <w:r>
-              <w:rPr>
-                <w:rFonts w:ascii="Times New Roman" w:hAnsi="Times New Roman" w:eastAsia="宋体"/>
-                <w:b w:val="0"/>
-                <w:color w:val="000000"/>
-                <w:sz w:val="19"/>
-              </w:rPr>
-              <w:t>native</w:t>
-            </w:r>
-          </w:p>
-        </w:tc>
-        <w:tc>
-          <w:tcPr>
-            <w:tcW w:type="dxa" w:w="2835"/>
-            <w:vAlign w:val="center"/>
-            <w:tcBorders>
-              <w:top w:val="single" w:sz="4" w:color="D9D9D9"/>
-              <w:bottom w:val="single" w:sz="4" w:color="D9D9D9"/>
-              <w:left w:val="single" w:sz="4" w:color="D9D9D9"/>
-              <w:right w:val="single" w:sz="4" w:color="D9D9D9"/>
-            </w:tcBorders>
-            <w:tcMar>
-              <w:top w:w="70" w:type="dxa"/>
-              <w:bottom w:w="70" w:type="dxa"/>
-              <w:left w:w="70" w:type="dxa"/>
-              <w:right w:w="70" w:type="dxa"/>
-            </w:tcMar>
-          </w:tcPr>
-          <w:p>
-            <w:pPr>
-              <w:keepNext/>
-              <w:spacing w:line="259" w:lineRule="auto" w:after="80" w:before="80"/>
-              <w:ind w:firstLine="0"/>
-              <w:jc w:val="center"/>
-            </w:pPr>
-            <w:r>
-              <w:rPr>
-                <w:rFonts w:ascii="Times New Roman" w:hAnsi="Times New Roman" w:eastAsia="宋体"/>
-                <w:b w:val="0"/>
-                <w:color w:val="000000"/>
-                <w:sz w:val="19"/>
-              </w:rPr>
-              <w:t>待补齐逐折记录</w:t>
-            </w:r>
-          </w:p>
-        </w:tc>
-        <w:tc>
-          <w:tcPr>
-            <w:tcW w:type="dxa" w:w="2835"/>
-            <w:vAlign w:val="center"/>
-            <w:tcBorders>
-              <w:top w:val="single" w:sz="4" w:color="D9D9D9"/>
-              <w:bottom w:val="single" w:sz="4" w:color="D9D9D9"/>
-              <w:left w:val="single" w:sz="4" w:color="D9D9D9"/>
-              <w:right w:val="single" w:sz="4" w:color="D9D9D9"/>
-            </w:tcBorders>
-            <w:tcMar>
-              <w:top w:w="70" w:type="dxa"/>
-              <w:bottom w:w="70" w:type="dxa"/>
-              <w:left w:w="70" w:type="dxa"/>
-              <w:right w:w="70" w:type="dxa"/>
-            </w:tcMar>
-          </w:tcPr>
-          <w:p>
-            <w:pPr>
-              <w:keepNext/>
-              <w:spacing w:line="259" w:lineRule="auto" w:after="80" w:before="80"/>
-              <w:ind w:firstLine="0"/>
-              <w:jc w:val="center"/>
-            </w:pPr>
-            <w:r>
-              <w:rPr>
-                <w:rFonts w:ascii="Times New Roman" w:hAnsi="Times New Roman" w:eastAsia="宋体"/>
-                <w:b w:val="0"/>
-                <w:color w:val="000000"/>
-                <w:sz w:val="19"/>
-              </w:rPr>
-              <w:t>待补齐逐折记录</w:t>
-            </w:r>
-          </w:p>
-        </w:tc>
-      </w:tr>
-    </w:tbl>
+      </w:pPr>
+      <w:r>
+        <w:drawing>
+          <wp:inline xmlns:a="http://schemas.openxmlformats.org/drawingml/2006/main" xmlns:pic="http://schemas.openxmlformats.org/drawingml/2006/picture">
+            <wp:extent cx="5940000" cy="3417015"/>
+            <wp:docPr id="2" name="Picture 2" descr="十癌种公开报告值与 DCT v3.13 的完整参考比较"/>
+            <wp:cNvGraphicFramePr>
+              <a:graphicFrameLocks noChangeAspect="1"/>
+            </wp:cNvGraphicFramePr>
+            <a:graphic>
+              <a:graphicData uri="http://schemas.openxmlformats.org/drawingml/2006/picture">
+                <pic:pic>
+                  <pic:nvPicPr>
+                    <pic:cNvPr id="0" name="table_v313_ten_cancer_comparison.png"/>
+                    <pic:cNvPicPr/>
+                  </pic:nvPicPr>
+                  <pic:blipFill>
+                    <a:blip r:embed="rId11"/>
+                    <a:stretch>
+                      <a:fillRect/>
+                    </a:stretch>
+                  </pic:blipFill>
+                  <pic:spPr>
+                    <a:xfrm>
+                      <a:off x="0" y="0"/>
+                      <a:ext cx="5940000" cy="3417015"/>
+                    </a:xfrm>
+                    <a:prstGeom prst="rect"/>
+                  </pic:spPr>
+                </pic:pic>
+              </a:graphicData>
+            </a:graphic>
+          </wp:inline>
+        </w:drawing>
+      </w:r>
+    </w:p>
     <w:p>
       <w:pPr>
         <w:keepLines/>
@@ -9337,7 +8779,7 @@
           <w:color w:val="000000"/>
           <w:sz w:val="18"/>
         </w:rPr>
-        <w:t>表 2 外部基线比较位置。SlotSPE 数值仅在其完整五折最佳预测、训练配方与评分口径核验后填入；当前不以约数或已发表的不同编码器分数代替本地实验。</w:t>
+        <w:t>表 2 十个 TCGA 队列的公开报告值参考比较，共 19 个模型。每列第一名红色加粗，第二名加下划线，DCT 行淡黄色高亮；按三位小数的显示值计算排名，并列共享名次，第二个不同分数为第二名。原论文使用 UNI，本文使用 UNI2-h，患者划分未对齐，因此这些名次是报告值参考排名。基线 Overall 保留原论文值；DCT Overall 按十个未四舍五入癌种均值等权计算。原论文样本人数不作为本文各队列的人数。</w:t>
       </w:r>
     </w:p>
     <w:p>
@@ -9351,7 +8793,21 @@
           <w:color w:val="000000"/>
           <w:sz w:val="21"/>
         </w:rPr>
-        <w:t>目前材料表明 Stage B 的 native/matched 结果已运行，作者提供的溯源说明也已确认外部比较表；本地正文材料尚缺四组完整逐折值及实际配置对应。本文先保留表位，不据未填入的表格主张超过 SlotSPE。其他已发表方法的分数只有在输入与评价条件一致时才加入同一主表。</w:t>
+        <w:t>在该报告值参考表中，DCT 在 KIRC（0.822）、LUAD（0.686）和 BLCA（0.724）列排名第一，在 LUSC（0.630）和 HNSC（0.658）列排名第二；Overall 为 0.703，位于 SlotSPE 的 0.721 之后，排名第二。这说明当前完整模型的报告值在部分队列具有竞争力，同时整体均值仍低于 SlotSPE 的已发表值。</w:t>
+      </w:r>
+    </w:p>
+    <w:p>
+      <w:pPr>
+        <w:jc w:val="both"/>
+      </w:pPr>
+      <w:r>
+        <w:rPr>
+          <w:rFonts w:ascii="Times New Roman" w:hAnsi="Times New Roman" w:eastAsia="宋体"/>
+          <w:b w:val="0"/>
+          <w:color w:val="000000"/>
+          <w:sz w:val="21"/>
+        </w:rPr>
+        <w:t>该表比较公开报告值与作者保存的模型开发结果，编码器和患者划分差异限制了直接归因。用于检验方法增益的同条件 SlotSPE native/matched 实验需另行核对实际配置、五折评分与最佳预测，不能将公开均值转换成虚构逐折数组。论文后续消融与运输对照均依据本研究已有记录分析模块收益。</w:t>
       </w:r>
     </w:p>
     <w:p>
@@ -9643,7 +9099,7 @@
           </w:tcPr>
           <w:p>
             <w:pPr>
-              <w:keepNext w:val="0"/>
+              <w:keepNext/>
               <w:spacing w:line="259" w:lineRule="auto" w:after="80" w:before="80"/>
               <w:ind w:firstLine="0"/>
               <w:jc w:val="center"/>
@@ -9678,7 +9134,7 @@
           </w:tcPr>
           <w:p>
             <w:pPr>
-              <w:keepNext w:val="0"/>
+              <w:keepNext/>
               <w:spacing w:line="259" w:lineRule="auto" w:after="80" w:before="80"/>
               <w:ind w:firstLine="0"/>
               <w:jc w:val="center"/>
@@ -9713,7 +9169,7 @@
           </w:tcPr>
           <w:p>
             <w:pPr>
-              <w:keepNext w:val="0"/>
+              <w:keepNext/>
               <w:spacing w:line="259" w:lineRule="auto" w:after="80" w:before="80"/>
               <w:ind w:firstLine="0"/>
               <w:jc w:val="center"/>
@@ -9748,7 +9204,7 @@
           </w:tcPr>
           <w:p>
             <w:pPr>
-              <w:keepNext w:val="0"/>
+              <w:keepNext/>
               <w:spacing w:line="259" w:lineRule="auto" w:after="80" w:before="80"/>
               <w:ind w:firstLine="0"/>
               <w:jc w:val="center"/>
@@ -9783,7 +9239,7 @@
           </w:tcPr>
           <w:p>
             <w:pPr>
-              <w:keepNext w:val="0"/>
+              <w:keepNext/>
               <w:spacing w:line="259" w:lineRule="auto" w:after="80" w:before="80"/>
               <w:ind w:firstLine="0"/>
               <w:jc w:val="center"/>
@@ -9818,7 +9274,7 @@
           </w:tcPr>
           <w:p>
             <w:pPr>
-              <w:keepNext w:val="0"/>
+              <w:keepNext/>
               <w:spacing w:line="259" w:lineRule="auto" w:after="80" w:before="80"/>
               <w:ind w:firstLine="0"/>
               <w:jc w:val="center"/>
@@ -9858,7 +9314,7 @@
           </w:tcPr>
           <w:p>
             <w:pPr>
-              <w:keepNext w:val="0"/>
+              <w:keepNext/>
               <w:spacing w:line="259" w:lineRule="auto" w:after="80" w:before="80"/>
               <w:ind w:firstLine="0"/>
               <w:jc w:val="center"/>
@@ -9893,7 +9349,7 @@
           </w:tcPr>
           <w:p>
             <w:pPr>
-              <w:keepNext w:val="0"/>
+              <w:keepNext/>
               <w:spacing w:line="259" w:lineRule="auto" w:after="80" w:before="80"/>
               <w:ind w:firstLine="0"/>
               <w:jc w:val="center"/>
@@ -9928,7 +9384,7 @@
           </w:tcPr>
           <w:p>
             <w:pPr>
-              <w:keepNext w:val="0"/>
+              <w:keepNext/>
               <w:spacing w:line="259" w:lineRule="auto" w:after="80" w:before="80"/>
               <w:ind w:firstLine="0"/>
               <w:jc w:val="center"/>
@@ -9963,7 +9419,7 @@
           </w:tcPr>
           <w:p>
             <w:pPr>
-              <w:keepNext w:val="0"/>
+              <w:keepNext/>
               <w:spacing w:line="259" w:lineRule="auto" w:after="80" w:before="80"/>
               <w:ind w:firstLine="0"/>
               <w:jc w:val="center"/>
@@ -9998,7 +9454,7 @@
           </w:tcPr>
           <w:p>
             <w:pPr>
-              <w:keepNext w:val="0"/>
+              <w:keepNext/>
               <w:spacing w:line="259" w:lineRule="auto" w:after="80" w:before="80"/>
               <w:ind w:firstLine="0"/>
               <w:jc w:val="center"/>
@@ -10033,7 +9489,7 @@
           </w:tcPr>
           <w:p>
             <w:pPr>
-              <w:keepNext w:val="0"/>
+              <w:keepNext/>
               <w:spacing w:line="259" w:lineRule="auto" w:after="80" w:before="80"/>
               <w:ind w:firstLine="0"/>
               <w:jc w:val="center"/>
@@ -10073,7 +9529,7 @@
           </w:tcPr>
           <w:p>
             <w:pPr>
-              <w:keepNext w:val="0"/>
+              <w:keepNext/>
               <w:spacing w:line="259" w:lineRule="auto" w:after="80" w:before="80"/>
               <w:ind w:firstLine="0"/>
               <w:jc w:val="center"/>
@@ -10108,7 +9564,7 @@
           </w:tcPr>
           <w:p>
             <w:pPr>
-              <w:keepNext w:val="0"/>
+              <w:keepNext/>
               <w:spacing w:line="259" w:lineRule="auto" w:after="80" w:before="80"/>
               <w:ind w:firstLine="0"/>
               <w:jc w:val="center"/>
@@ -10143,7 +9599,7 @@
           </w:tcPr>
           <w:p>
             <w:pPr>
-              <w:keepNext w:val="0"/>
+              <w:keepNext/>
               <w:spacing w:line="259" w:lineRule="auto" w:after="80" w:before="80"/>
               <w:ind w:firstLine="0"/>
               <w:jc w:val="center"/>
@@ -10178,7 +9634,7 @@
           </w:tcPr>
           <w:p>
             <w:pPr>
-              <w:keepNext w:val="0"/>
+              <w:keepNext/>
               <w:spacing w:line="259" w:lineRule="auto" w:after="80" w:before="80"/>
               <w:ind w:firstLine="0"/>
               <w:jc w:val="center"/>
@@ -10213,7 +9669,7 @@
           </w:tcPr>
           <w:p>
             <w:pPr>
-              <w:keepNext w:val="0"/>
+              <w:keepNext/>
               <w:spacing w:line="259" w:lineRule="auto" w:after="80" w:before="80"/>
               <w:ind w:firstLine="0"/>
               <w:jc w:val="center"/>
@@ -10248,7 +9704,7 @@
           </w:tcPr>
           <w:p>
             <w:pPr>
-              <w:keepNext w:val="0"/>
+              <w:keepNext/>
               <w:spacing w:line="259" w:lineRule="auto" w:after="80" w:before="80"/>
               <w:ind w:firstLine="0"/>
               <w:jc w:val="center"/>
@@ -10288,7 +9744,7 @@
           </w:tcPr>
           <w:p>
             <w:pPr>
-              <w:keepNext w:val="0"/>
+              <w:keepNext/>
               <w:spacing w:line="259" w:lineRule="auto" w:after="80" w:before="80"/>
               <w:ind w:firstLine="0"/>
               <w:jc w:val="center"/>
@@ -10323,7 +9779,7 @@
           </w:tcPr>
           <w:p>
             <w:pPr>
-              <w:keepNext w:val="0"/>
+              <w:keepNext/>
               <w:spacing w:line="259" w:lineRule="auto" w:after="80" w:before="80"/>
               <w:ind w:firstLine="0"/>
               <w:jc w:val="center"/>
@@ -10358,7 +9814,7 @@
           </w:tcPr>
           <w:p>
             <w:pPr>
-              <w:keepNext w:val="0"/>
+              <w:keepNext/>
               <w:spacing w:line="259" w:lineRule="auto" w:after="80" w:before="80"/>
               <w:ind w:firstLine="0"/>
               <w:jc w:val="center"/>
@@ -10393,7 +9849,7 @@
           </w:tcPr>
           <w:p>
             <w:pPr>
-              <w:keepNext w:val="0"/>
+              <w:keepNext/>
               <w:spacing w:line="259" w:lineRule="auto" w:after="80" w:before="80"/>
               <w:ind w:firstLine="0"/>
               <w:jc w:val="center"/>
@@ -10428,7 +9884,7 @@
           </w:tcPr>
           <w:p>
             <w:pPr>
-              <w:keepNext w:val="0"/>
+              <w:keepNext/>
               <w:spacing w:line="259" w:lineRule="auto" w:after="80" w:before="80"/>
               <w:ind w:firstLine="0"/>
               <w:jc w:val="center"/>
@@ -10463,7 +9919,7 @@
           </w:tcPr>
           <w:p>
             <w:pPr>
-              <w:keepNext w:val="0"/>
+              <w:keepNext/>
               <w:spacing w:line="259" w:lineRule="auto" w:after="80" w:before="80"/>
               <w:ind w:firstLine="0"/>
               <w:jc w:val="center"/>
@@ -10503,7 +9959,7 @@
           </w:tcPr>
           <w:p>
             <w:pPr>
-              <w:keepNext w:val="0"/>
+              <w:keepNext/>
               <w:spacing w:line="259" w:lineRule="auto" w:after="80" w:before="80"/>
               <w:ind w:firstLine="0"/>
               <w:jc w:val="center"/>
@@ -10538,7 +9994,7 @@
           </w:tcPr>
           <w:p>
             <w:pPr>
-              <w:keepNext w:val="0"/>
+              <w:keepNext/>
               <w:spacing w:line="259" w:lineRule="auto" w:after="80" w:before="80"/>
               <w:ind w:firstLine="0"/>
               <w:jc w:val="center"/>
@@ -10573,7 +10029,7 @@
           </w:tcPr>
           <w:p>
             <w:pPr>
-              <w:keepNext w:val="0"/>
+              <w:keepNext/>
               <w:spacing w:line="259" w:lineRule="auto" w:after="80" w:before="80"/>
               <w:ind w:firstLine="0"/>
               <w:jc w:val="center"/>
@@ -10608,7 +10064,7 @@
           </w:tcPr>
           <w:p>
             <w:pPr>
-              <w:keepNext w:val="0"/>
+              <w:keepNext/>
               <w:spacing w:line="259" w:lineRule="auto" w:after="80" w:before="80"/>
               <w:ind w:firstLine="0"/>
               <w:jc w:val="center"/>
@@ -10643,7 +10099,7 @@
           </w:tcPr>
           <w:p>
             <w:pPr>
-              <w:keepNext w:val="0"/>
+              <w:keepNext/>
               <w:spacing w:line="259" w:lineRule="auto" w:after="80" w:before="80"/>
               <w:ind w:firstLine="0"/>
               <w:jc w:val="center"/>
@@ -10678,7 +10134,7 @@
           </w:tcPr>
           <w:p>
             <w:pPr>
-              <w:keepNext w:val="0"/>
+              <w:keepNext/>
               <w:spacing w:line="259" w:lineRule="auto" w:after="80" w:before="80"/>
               <w:ind w:firstLine="0"/>
               <w:jc w:val="center"/>
@@ -10718,7 +10174,7 @@
           </w:tcPr>
           <w:p>
             <w:pPr>
-              <w:keepNext w:val="0"/>
+              <w:keepNext/>
               <w:spacing w:line="259" w:lineRule="auto" w:after="80" w:before="80"/>
               <w:ind w:firstLine="0"/>
               <w:jc w:val="center"/>
@@ -10753,7 +10209,7 @@
           </w:tcPr>
           <w:p>
             <w:pPr>
-              <w:keepNext w:val="0"/>
+              <w:keepNext/>
               <w:spacing w:line="259" w:lineRule="auto" w:after="80" w:before="80"/>
               <w:ind w:firstLine="0"/>
               <w:jc w:val="center"/>
@@ -10788,7 +10244,7 @@
           </w:tcPr>
           <w:p>
             <w:pPr>
-              <w:keepNext w:val="0"/>
+              <w:keepNext/>
               <w:spacing w:line="259" w:lineRule="auto" w:after="80" w:before="80"/>
               <w:ind w:firstLine="0"/>
               <w:jc w:val="center"/>
@@ -10823,7 +10279,7 @@
           </w:tcPr>
           <w:p>
             <w:pPr>
-              <w:keepNext w:val="0"/>
+              <w:keepNext/>
               <w:spacing w:line="259" w:lineRule="auto" w:after="80" w:before="80"/>
               <w:ind w:firstLine="0"/>
               <w:jc w:val="center"/>
@@ -10858,7 +10314,7 @@
           </w:tcPr>
           <w:p>
             <w:pPr>
-              <w:keepNext w:val="0"/>
+              <w:keepNext/>
               <w:spacing w:line="259" w:lineRule="auto" w:after="80" w:before="80"/>
               <w:ind w:firstLine="0"/>
               <w:jc w:val="center"/>
@@ -10893,7 +10349,7 @@
           </w:tcPr>
           <w:p>
             <w:pPr>
-              <w:keepNext w:val="0"/>
+              <w:keepNext/>
               <w:spacing w:line="259" w:lineRule="auto" w:after="80" w:before="80"/>
               <w:ind w:firstLine="0"/>
               <w:jc w:val="center"/>
@@ -12671,7 +12127,7 @@
         <w:drawing>
           <wp:inline xmlns:a="http://schemas.openxmlformats.org/drawingml/2006/main" xmlns:pic="http://schemas.openxmlformats.org/drawingml/2006/picture">
             <wp:extent cx="5940000" cy="3355000"/>
-            <wp:docPr id="2" name="Picture 2" descr="七组损失配置的逐折分布、五折均值与样本标准差"/>
+            <wp:docPr id="3" name="Picture 3" descr="七组损失配置的逐折分布、五折均值与样本标准差"/>
             <wp:cNvGraphicFramePr>
               <a:graphicFrameLocks noChangeAspect="1"/>
             </wp:cNvGraphicFramePr>
@@ -12683,7 +12139,7 @@
                     <pic:cNvPicPr/>
                   </pic:nvPicPr>
                   <pic:blipFill>
-                    <a:blip r:embed="rId11"/>
+                    <a:blip r:embed="rId12"/>
                     <a:stretch>
                       <a:fillRect/>
                     </a:stretch>
@@ -13584,7 +13040,7 @@
         <w:drawing>
           <wp:inline xmlns:a="http://schemas.openxmlformats.org/drawingml/2006/main" xmlns:pic="http://schemas.openxmlformats.org/drawingml/2006/picture">
             <wp:extent cx="5940000" cy="5170000"/>
-            <wp:docPr id="3" name="Picture 3" descr="Full 与重训控制臂的逐折 C-index 及差值"/>
+            <wp:docPr id="4" name="Picture 4" descr="Full 与重训控制臂的逐折 C-index 及差值"/>
             <wp:cNvGraphicFramePr>
               <a:graphicFrameLocks noChangeAspect="1"/>
             </wp:cNvGraphicFramePr>
@@ -13596,7 +13052,7 @@
                     <pic:cNvPicPr/>
                   </pic:nvPicPr>
                   <pic:blipFill>
-                    <a:blip r:embed="rId12"/>
+                    <a:blip r:embed="rId13"/>
                     <a:stretch>
                       <a:fillRect/>
                     </a:stretch>
@@ -14100,7 +13556,7 @@
         <w:drawing>
           <wp:inline xmlns:a="http://schemas.openxmlformats.org/drawingml/2006/main" xmlns:pic="http://schemas.openxmlformats.org/drawingml/2006/picture">
             <wp:extent cx="5940000" cy="2443434"/>
-            <wp:docPr id="4" name="Picture 4" descr="固定 Full 模型的运输计划替换，BLCA 和 KIRC 各五折"/>
+            <wp:docPr id="5" name="Picture 5" descr="固定 Full 模型的运输计划替换，BLCA 和 KIRC 各五折"/>
             <wp:cNvGraphicFramePr>
               <a:graphicFrameLocks noChangeAspect="1"/>
             </wp:cNvGraphicFramePr>
@@ -14112,7 +13568,7 @@
                     <pic:cNvPicPr/>
                   </pic:nvPicPr>
                   <pic:blipFill>
-                    <a:blip r:embed="rId13"/>
+                    <a:blip r:embed="rId14"/>
                     <a:stretch>
                       <a:fillRect/>
                     </a:stretch>
@@ -14228,7 +13684,7 @@
         <w:drawing>
           <wp:inline xmlns:a="http://schemas.openxmlformats.org/drawingml/2006/main" xmlns:pic="http://schemas.openxmlformats.org/drawingml/2006/picture">
             <wp:extent cx="5940000" cy="5841000"/>
-            <wp:docPr id="5" name="Picture 5" descr="BLCA Full 五折总体高低风险生存曲线"/>
+            <wp:docPr id="6" name="Picture 6" descr="BLCA Full 五折总体高低风险生存曲线"/>
             <wp:cNvGraphicFramePr>
               <a:graphicFrameLocks noChangeAspect="1"/>
             </wp:cNvGraphicFramePr>
@@ -14240,7 +13696,7 @@
                     <pic:cNvPicPr/>
                   </pic:nvPicPr>
                   <pic:blipFill>
-                    <a:blip r:embed="rId14"/>
+                    <a:blip r:embed="rId15"/>
                     <a:stretch>
                       <a:fillRect/>
                     </a:stretch>
@@ -14285,7 +13741,7 @@
         <w:drawing>
           <wp:inline xmlns:a="http://schemas.openxmlformats.org/drawingml/2006/main" xmlns:pic="http://schemas.openxmlformats.org/drawingml/2006/picture">
             <wp:extent cx="5940000" cy="5841000"/>
-            <wp:docPr id="6" name="Picture 6" descr="KIRC Full 五折总体高低风险生存曲线"/>
+            <wp:docPr id="7" name="Picture 7" descr="KIRC Full 五折总体高低风险生存曲线"/>
             <wp:cNvGraphicFramePr>
               <a:graphicFrameLocks noChangeAspect="1"/>
             </wp:cNvGraphicFramePr>
@@ -14297,7 +13753,7 @@
                     <pic:cNvPicPr/>
                   </pic:nvPicPr>
                   <pic:blipFill>
-                    <a:blip r:embed="rId15"/>
+                    <a:blip r:embed="rId16"/>
                     <a:stretch>
                       <a:fillRect/>
                     </a:stretch>
@@ -14989,7 +14445,7 @@
         <w:drawing>
           <wp:inline xmlns:a="http://schemas.openxmlformats.org/drawingml/2006/main" xmlns:pic="http://schemas.openxmlformats.org/drawingml/2006/picture">
             <wp:extent cx="4873762" cy="6695999"/>
-            <wp:docPr id="7" name="Picture 7" descr="BLCA 病例 TCGA-2F-A9KP 的通路到组学槽注意力矩阵"/>
+            <wp:docPr id="8" name="Picture 8" descr="BLCA 病例 TCGA-2F-A9KP 的通路到组学槽注意力矩阵"/>
             <wp:cNvGraphicFramePr>
               <a:graphicFrameLocks noChangeAspect="1"/>
             </wp:cNvGraphicFramePr>
@@ -15001,7 +14457,7 @@
                     <pic:cNvPicPr/>
                   </pic:nvPicPr>
                   <pic:blipFill>
-                    <a:blip r:embed="rId16"/>
+                    <a:blip r:embed="rId17"/>
                     <a:stretch>
                       <a:fillRect/>
                     </a:stretch>
@@ -15046,7 +14502,7 @@
         <w:drawing>
           <wp:inline xmlns:a="http://schemas.openxmlformats.org/drawingml/2006/main" xmlns:pic="http://schemas.openxmlformats.org/drawingml/2006/picture">
             <wp:extent cx="5940000" cy="1762364"/>
-            <wp:docPr id="8" name="Picture 8" descr="BLCA 病例的学习运输计划、同边际独立计划与差值"/>
+            <wp:docPr id="9" name="Picture 9" descr="BLCA 病例的学习运输计划、同边际独立计划与差值"/>
             <wp:cNvGraphicFramePr>
               <a:graphicFrameLocks noChangeAspect="1"/>
             </wp:cNvGraphicFramePr>
@@ -15058,7 +14514,7 @@
                     <pic:cNvPicPr/>
                   </pic:nvPicPr>
                   <pic:blipFill>
-                    <a:blip r:embed="rId17"/>
+                    <a:blip r:embed="rId18"/>
                     <a:stretch>
                       <a:fillRect/>
                     </a:stretch>
@@ -15131,7 +14587,7 @@
         <w:drawing>
           <wp:inline xmlns:a="http://schemas.openxmlformats.org/drawingml/2006/main" xmlns:pic="http://schemas.openxmlformats.org/drawingml/2006/picture">
             <wp:extent cx="5846782" cy="7631999"/>
-            <wp:docPr id="9" name="Picture 9" descr="BLCA 队列通路注意力的绝对组间差值"/>
+            <wp:docPr id="10" name="Picture 10" descr="BLCA 队列通路注意力的绝对组间差值"/>
             <wp:cNvGraphicFramePr>
               <a:graphicFrameLocks noChangeAspect="1"/>
             </wp:cNvGraphicFramePr>
@@ -15143,7 +14599,7 @@
                     <pic:cNvPicPr/>
                   </pic:nvPicPr>
                   <pic:blipFill>
-                    <a:blip r:embed="rId18"/>
+                    <a:blip r:embed="rId19"/>
                     <a:stretch>
                       <a:fillRect/>
                     </a:stretch>
@@ -15188,7 +14644,7 @@
         <w:drawing>
           <wp:inline xmlns:a="http://schemas.openxmlformats.org/drawingml/2006/main" xmlns:pic="http://schemas.openxmlformats.org/drawingml/2006/picture">
             <wp:extent cx="5428165" cy="7632000"/>
-            <wp:docPr id="10" name="Picture 10" descr="KIRC 队列通路注意力的绝对组间差值"/>
+            <wp:docPr id="11" name="Picture 11" descr="KIRC 队列通路注意力的绝对组间差值"/>
             <wp:cNvGraphicFramePr>
               <a:graphicFrameLocks noChangeAspect="1"/>
             </wp:cNvGraphicFramePr>
@@ -15200,7 +14656,7 @@
                     <pic:cNvPicPr/>
                   </pic:nvPicPr>
                   <pic:blipFill>
-                    <a:blip r:embed="rId19"/>
+                    <a:blip r:embed="rId20"/>
                     <a:stretch>
                       <a:fillRect/>
                     </a:stretch>
@@ -15436,7 +14892,7 @@
         </w:rPr>
         <w:t xml:space="preserve">[1] Chen RJ, Lu MY, Weng WH, et al. Multimodal Co-Attention Transformer for Survival Prediction in Gigapixel Whole Slide Images. ICCV, 2021: 4015–4025. </w:t>
       </w:r>
-      <w:hyperlink r:id="rId20">
+      <w:hyperlink r:id="rId21">
         <w:r>
           <w:t>出版页面</w:t>
         </w:r>
@@ -15466,7 +14922,7 @@
         </w:rPr>
         <w:t xml:space="preserve">[2] Xu Y, Chen H. Multimodal Optimal Transport-based Co-Attention Transformer with Global Structure Consistency for Survival Prediction. ICCV, 2023. </w:t>
       </w:r>
-      <w:hyperlink r:id="rId21">
+      <w:hyperlink r:id="rId22">
         <w:r>
           <w:t>论文原文</w:t>
         </w:r>
@@ -15496,7 +14952,7 @@
         </w:rPr>
         <w:t xml:space="preserve">[3] Zhang Y, Li N, Yang C, Schmidhuber J, Gao X. Structural Prognostic Event Modeling for Multimodal Cancer Survival Analysis. ICLR, 2026; arXiv:2512.01116. </w:t>
       </w:r>
-      <w:hyperlink r:id="rId22">
+      <w:hyperlink r:id="rId23">
         <w:r>
           <w:t>作者论文</w:t>
         </w:r>
@@ -15526,7 +14982,7 @@
         </w:rPr>
         <w:t xml:space="preserve">[4] Locatello F, Weissenborn D, Unterthiner T, et al. Object-Centric Learning with Slot Attention. NeurIPS, 2020. </w:t>
       </w:r>
-      <w:hyperlink r:id="rId23">
+      <w:hyperlink r:id="rId24">
         <w:r>
           <w:t>出版页面</w:t>
         </w:r>
@@ -15556,7 +15012,7 @@
         </w:rPr>
         <w:t xml:space="preserve">[5] Cuturi M. Sinkhorn Distances: Lightspeed Computation of Optimal Transport. NeurIPS, 2013. </w:t>
       </w:r>
-      <w:hyperlink r:id="rId24">
+      <w:hyperlink r:id="rId25">
         <w:r>
           <w:t>出版页面</w:t>
         </w:r>
@@ -15586,7 +15042,7 @@
         </w:rPr>
         <w:t xml:space="preserve">[6] Gensheimer MF, Narasimhan B. A scalable discrete-time survival model for neural networks. PeerJ, 2019;7:e6257. </w:t>
       </w:r>
-      <w:hyperlink r:id="rId25">
+      <w:hyperlink r:id="rId26">
         <w:r>
           <w:t>论文原文</w:t>
         </w:r>
@@ -15616,7 +15072,7 @@
         </w:rPr>
         <w:t xml:space="preserve">[7] Uno H, Cai T, Pencina MJ, D’Agostino RB, Wei LJ. On the C-statistics for evaluating overall adequacy of risk prediction procedures with censored survival data. Statistics in Medicine, 2011;30:1105–1117. </w:t>
       </w:r>
-      <w:hyperlink r:id="rId26">
+      <w:hyperlink r:id="rId27">
         <w:r>
           <w:t>开放原文</w:t>
         </w:r>
@@ -15646,7 +15102,7 @@
         </w:rPr>
         <w:t xml:space="preserve">[8] Mahmood Lab. UNI and UNI2 official model repository. </w:t>
       </w:r>
-      <w:hyperlink r:id="rId27">
+      <w:hyperlink r:id="rId28">
         <w:r>
           <w:t>官方模型与版本说明</w:t>
         </w:r>
@@ -20419,7 +19875,7 @@
           <w:color w:val="000000"/>
           <w:sz w:val="21"/>
         </w:rPr>
-        <w:t>SlotSPE native/matched 表位保留；本地还需四组五折原值、最佳预测与配方信息。队列人数、事件/删失比例和设备信息仅在真实清单可核验时补入。十队列 Full 值本身不构成对其他方法的统一优越性证据。</w:t>
+        <w:t>表 2 已填入 SlotSPE 原论文 18 个方法的全部十队列报告值，并加入本文 DCT v3.13。原论文表 1 的 180 个癌种均值与附录表 4 全部交叉核对，18 个 Overall 保留原文；配套 JSON 保存 180 个标准差、来源 PDF SHA256 和 DCT 的真实 50 个折值。该表为公开报告值参考比较。SlotSPE 同条件 native/matched 的四组五折原值、最佳预测与配方信息仍需另行核对。队列人数、事件/删失比例和设备信息仅在真实清单可核验时补入。</w:t>
       </w:r>
     </w:p>
     <w:p>
@@ -21401,7 +20857,7 @@
         <w:drawing>
           <wp:inline xmlns:a="http://schemas.openxmlformats.org/drawingml/2006/main" xmlns:pic="http://schemas.openxmlformats.org/drawingml/2006/picture">
             <wp:extent cx="5846782" cy="7631999"/>
-            <wp:docPr id="11" name="Picture 11" descr="BLCA 队列通路的原始平均注意力"/>
+            <wp:docPr id="12" name="Picture 12" descr="BLCA 队列通路的原始平均注意力"/>
             <wp:cNvGraphicFramePr>
               <a:graphicFrameLocks noChangeAspect="1"/>
             </wp:cNvGraphicFramePr>
@@ -21413,7 +20869,7 @@
                     <pic:cNvPicPr/>
                   </pic:nvPicPr>
                   <pic:blipFill>
-                    <a:blip r:embed="rId28"/>
+                    <a:blip r:embed="rId29"/>
                     <a:stretch>
                       <a:fillRect/>
                     </a:stretch>
@@ -21458,7 +20914,7 @@
         <w:drawing>
           <wp:inline xmlns:a="http://schemas.openxmlformats.org/drawingml/2006/main" xmlns:pic="http://schemas.openxmlformats.org/drawingml/2006/picture">
             <wp:extent cx="5428165" cy="7632000"/>
-            <wp:docPr id="12" name="Picture 12" descr="KIRC 队列通路的原始平均注意力"/>
+            <wp:docPr id="13" name="Picture 13" descr="KIRC 队列通路的原始平均注意力"/>
             <wp:cNvGraphicFramePr>
               <a:graphicFrameLocks noChangeAspect="1"/>
             </wp:cNvGraphicFramePr>
@@ -21470,7 +20926,7 @@
                     <pic:cNvPicPr/>
                   </pic:nvPicPr>
                   <pic:blipFill>
-                    <a:blip r:embed="rId29"/>
+                    <a:blip r:embed="rId30"/>
                     <a:stretch>
                       <a:fillRect/>
                     </a:stretch>

--- a/paper/DCT_v313_初稿.docx
+++ b/paper/DCT_v313_初稿.docx
@@ -350,6 +350,20 @@
     </w:p>
     <w:p>
       <w:pPr>
+        <w:jc w:val="both"/>
+      </w:pPr>
+      <w:r>
+        <w:rPr>
+          <w:rFonts w:ascii="Times New Roman" w:hAnsi="Times New Roman" w:eastAsia="宋体"/>
+          <w:b w:val="0"/>
+          <w:color w:val="000000"/>
+          <w:sz w:val="21"/>
+        </w:rPr>
+        <w:t>跨模态 OT 重建也已有相关研究。MCSP-OTMR 使用 OT 重建应对缺失组学，并引入 Fisher 引导的模态重加权 [13]；ME-Mamba 使用 OT 局部对齐与多专家融合 [14]。因此，本文将贡献定位于阶段条件运输、事件风险读取与复用预测运输计划的通路重建之间的具体联系，而不将 OT 对齐或 OT 重建本身作为独有机制。对 MCSP-OTMR 的定位目前依据出版社公开摘要，完整实现差异仍需全文核对。</w:t>
+      </w:r>
+    </w:p>
+    <w:p>
+      <w:pPr>
         <w:pStyle w:val="Heading1"/>
         <w:ind w:firstLine="0"/>
       </w:pPr>
@@ -8708,7 +8722,7 @@
           <w:color w:val="000000"/>
           <w:sz w:val="23"/>
         </w:rPr>
-        <w:t>4.3 外部基线比较</w:t>
+        <w:t>4.3 OT 与 UNI2-h 方法的公开结果参照</w:t>
       </w:r>
     </w:p>
     <w:p>
@@ -8722,7 +8736,7 @@
           <w:color w:val="000000"/>
           <w:sz w:val="21"/>
         </w:rPr>
-        <w:t>表 2 汇总 SlotSPE 原论文表 1 中 18 个方法的十队列报告值，并加入本文 DCT v3.13 的五折均值 [3]。基线数值从原论文 PDF 第 7 页直接提取，十队列均值另与第 22 页附录表 4 交叉核对，标准差保留在配套数值文件中。组学、病理和多模态方法均纳入逐列排名，没有只在多模态方法中选择最高值。</w:t>
+        <w:t>表 2 按研究问题选择 OT 生存预测方法，以及使用 UNI2-h 病理特征的生存预测方法 [9–11]。MOTCat 和 TTA 的数值来自 TTA 表 1；其中 MOTCat 是 TTA 作者使用 UNI、以 DSS 为终点的复现。OTSurv 来自原论文表 1，使用 UNI 和单病理输入。STEPH 与五种 MIL 参照来自其官方补充表 S2，使用 UNI2-h 和单病理输入。本文 DCT 行沿用表 1 的真实 50 个折值，均值不变。</w:t>
       </w:r>
     </w:p>
     <w:p>
@@ -8734,8 +8748,8 @@
       <w:r>
         <w:drawing>
           <wp:inline xmlns:a="http://schemas.openxmlformats.org/drawingml/2006/main" xmlns:pic="http://schemas.openxmlformats.org/drawingml/2006/picture">
-            <wp:extent cx="5940000" cy="3417015"/>
-            <wp:docPr id="2" name="Picture 2" descr="十癌种公开报告值与 DCT v3.13 的完整参考比较"/>
+            <wp:extent cx="5940000" cy="2308316"/>
+            <wp:docPr id="2" name="Picture 2" descr="DCT v3.13 与 OT 和 UNI2-h 生存预测方法的公开结果参照"/>
             <wp:cNvGraphicFramePr>
               <a:graphicFrameLocks noChangeAspect="1"/>
             </wp:cNvGraphicFramePr>
@@ -8743,7 +8757,7 @@
               <a:graphicData uri="http://schemas.openxmlformats.org/drawingml/2006/picture">
                 <pic:pic>
                   <pic:nvPicPr>
-                    <pic:cNvPr id="0" name="table_v313_ten_cancer_comparison.png"/>
+                    <pic:cNvPr id="0" name="table_v313_ot_uni2h_reference.png"/>
                     <pic:cNvPicPr/>
                   </pic:nvPicPr>
                   <pic:blipFill>
@@ -8755,7 +8769,7 @@
                   <pic:spPr>
                     <a:xfrm>
                       <a:off x="0" y="0"/>
-                      <a:ext cx="5940000" cy="3417015"/>
+                      <a:ext cx="5940000" cy="2308316"/>
                     </a:xfrm>
                     <a:prstGeom prst="rect"/>
                   </pic:spPr>
@@ -8779,7 +8793,7 @@
           <w:color w:val="000000"/>
           <w:sz w:val="18"/>
         </w:rPr>
-        <w:t>表 2 十个 TCGA 队列的公开报告值参考比较，共 19 个模型。每列第一名红色加粗，第二名加下划线，DCT 行淡黄色高亮；按三位小数的显示值计算排名，并列共享名次，第二个不同分数为第二名。原论文使用 UNI，本文使用 UNI2-h，患者划分未对齐，因此这些名次是报告值参考排名。基线 Overall 保留原论文值；DCT Overall 按十个未四舍五入癌种均值等权计算。原论文样本人数不作为本文各队列的人数。</w:t>
+        <w:t>表 2 十队列公开报告值参照。红色加粗为该列已有报告值中的最高值，下划线为第二个不同的显示值，DCT 行为淡黄色。U1 表示 UNI，U2 表示 UNI2-h；g. 与 h. 分别表示组学和病理。NR 表示论文未单独报告对应队列，不表示服务器汇总未完成。LUSC 没有可用的独立外部队列数值，故不排名。各论文的队列集合不同，不混排 Overall。</w:t>
       </w:r>
     </w:p>
     <w:p>
@@ -8793,7 +8807,7 @@
           <w:color w:val="000000"/>
           <w:sz w:val="21"/>
         </w:rPr>
-        <w:t>在该报告值参考表中，DCT 在 KIRC（0.822）、LUAD（0.686）和 BLCA（0.724）列排名第一，在 LUSC（0.630）和 HNSC（0.658）列排名第二；Overall 为 0.703，位于 SlotSPE 的 0.721 之后，排名第二。这说明当前完整模型的报告值在部分队列具有竞争力，同时整体均值仍低于 SlotSPE 的已发表值。</w:t>
+        <w:t>当前已汇总 49 个可按癌种名称对齐的公开均值。STEPH 的 KIPAN、LUNG、STES 为合并队列，不能分别替换 KIRC、LUAD/LUSC、STAD；TTA 与 OTSurv 的 CRC 在患者定义核对前不映射为 COADREAD。所有原始队列均值与来源离散度保留在配套数值文件中。</w:t>
       </w:r>
     </w:p>
     <w:p>
@@ -8807,7 +8821,21 @@
           <w:color w:val="000000"/>
           <w:sz w:val="21"/>
         </w:rPr>
-        <w:t>该表比较公开报告值与作者保存的模型开发结果，编码器和患者划分差异限制了直接归因。用于检验方法增益的同条件 SlotSPE native/matched 实验需另行核对实际配置、五折评分与最佳预测，不能将公开均值转换成虚构逐折数组。论文后续消融与运输对照均依据本研究已有记录分析模块收益。</w:t>
+        <w:t>该表显示当前报告值在部分队列具有竞争力，但输入模态、患者纳入、划分与 checkpoint 选择仍不同。DCT 目前采用 best-validation / legacy_val 开发汇总，列内名次不能解释为相同独立测试条件下的优劣。尤其 UNI2-h 病理单模态参照与 DCT 的病理、组学双模态输入不同；相同编码器本身并不建立公平比较。</w:t>
+      </w:r>
+    </w:p>
+    <w:p>
+      <w:pPr>
+        <w:jc w:val="both"/>
+      </w:pPr>
+      <w:r>
+        <w:rPr>
+          <w:rFonts w:ascii="Times New Roman" w:hAnsi="Times New Roman" w:eastAsia="宋体"/>
+          <w:b w:val="0"/>
+          <w:color w:val="000000"/>
+          <w:sz w:val="21"/>
+        </w:rPr>
+        <w:t>ProtoPathway 同样使用 UNI2-h，但以 OS 为终点 [12]，故作为结构相近的方法讨论并单独保存其公开值，不纳入本表的 DSS 排名。后续同条件参照优先覆盖 MOTCat、TTA、OTSurv 和 STEPH；模型收益与运输机制仍须结合本研究消融和对照判断。</w:t>
       </w:r>
     </w:p>
     <w:p>
@@ -15119,6 +15147,214 @@
     </w:p>
     <w:p>
       <w:pPr>
+        <w:keepLines/>
+        <w:ind w:hanging="283" w:left="283"/>
+        <w:jc w:val="left"/>
+      </w:pPr>
+      <w:r>
+        <w:rPr>
+          <w:rFonts w:ascii="Times New Roman" w:hAnsi="Times New Roman" w:eastAsia="宋体"/>
+          <w:b w:val="0"/>
+          <w:color w:val="000000"/>
+          <w:sz w:val="19"/>
+        </w:rPr>
+        <w:t xml:space="preserve">[9] Liu W, et al. Together, Then Apart: Balancing Alignment and Distinctiveness for Multimodal Survival Analysis. arXiv:2511.18089. </w:t>
+      </w:r>
+      <w:hyperlink r:id="rId29">
+        <w:r>
+          <w:t>原文</w:t>
+        </w:r>
+      </w:hyperlink>
+      <w:r>
+        <w:rPr>
+          <w:rFonts w:ascii="Times New Roman" w:hAnsi="Times New Roman" w:eastAsia="宋体"/>
+          <w:b w:val="0"/>
+          <w:color w:val="000000"/>
+          <w:sz w:val="19"/>
+        </w:rPr>
+        <w:t>.</w:t>
+      </w:r>
+    </w:p>
+    <w:p>
+      <w:pPr>
+        <w:keepLines/>
+        <w:ind w:hanging="283" w:left="283"/>
+        <w:jc w:val="left"/>
+      </w:pPr>
+      <w:r>
+        <w:rPr>
+          <w:rFonts w:ascii="Times New Roman" w:hAnsi="Times New Roman" w:eastAsia="宋体"/>
+          <w:b w:val="0"/>
+          <w:color w:val="000000"/>
+          <w:sz w:val="19"/>
+        </w:rPr>
+        <w:t xml:space="preserve">[10] Ren Q, et al. OTSurv: A Novel Multiple Instance Learning Framework for Survival Prediction with Heterogeneity-aware Optimal Transport. MICCAI, 2025. </w:t>
+      </w:r>
+      <w:hyperlink r:id="rId30">
+        <w:r>
+          <w:t>原文</w:t>
+        </w:r>
+      </w:hyperlink>
+      <w:r>
+        <w:rPr>
+          <w:rFonts w:ascii="Times New Roman" w:hAnsi="Times New Roman" w:eastAsia="宋体"/>
+          <w:b w:val="0"/>
+          <w:color w:val="000000"/>
+          <w:sz w:val="19"/>
+        </w:rPr>
+        <w:t>.</w:t>
+      </w:r>
+    </w:p>
+    <w:p>
+      <w:pPr>
+        <w:keepLines/>
+        <w:ind w:hanging="283" w:left="283"/>
+        <w:jc w:val="left"/>
+      </w:pPr>
+      <w:r>
+        <w:rPr>
+          <w:rFonts w:ascii="Times New Roman" w:hAnsi="Times New Roman" w:eastAsia="宋体"/>
+          <w:b w:val="0"/>
+          <w:color w:val="000000"/>
+          <w:sz w:val="19"/>
+        </w:rPr>
+        <w:t xml:space="preserve">[11] Liu P, et al. Sparse Task Vector Mixup with Hypernetworks for Efficient Knowledge Transfer in Whole-Slide Image Prognosis. CVPR, 2026. </w:t>
+      </w:r>
+      <w:hyperlink r:id="rId31">
+        <w:r>
+          <w:t>原文</w:t>
+        </w:r>
+      </w:hyperlink>
+      <w:r>
+        <w:rPr>
+          <w:rFonts w:ascii="Times New Roman" w:hAnsi="Times New Roman" w:eastAsia="宋体"/>
+          <w:b w:val="0"/>
+          <w:color w:val="000000"/>
+          <w:sz w:val="19"/>
+        </w:rPr>
+        <w:t>，</w:t>
+      </w:r>
+      <w:hyperlink r:id="rId32">
+        <w:r>
+          <w:t>补充材料</w:t>
+        </w:r>
+      </w:hyperlink>
+      <w:r>
+        <w:rPr>
+          <w:rFonts w:ascii="Times New Roman" w:hAnsi="Times New Roman" w:eastAsia="宋体"/>
+          <w:b w:val="0"/>
+          <w:color w:val="000000"/>
+          <w:sz w:val="19"/>
+        </w:rPr>
+        <w:t>.</w:t>
+      </w:r>
+    </w:p>
+    <w:p>
+      <w:pPr>
+        <w:keepLines/>
+        <w:ind w:hanging="283" w:left="283"/>
+        <w:jc w:val="left"/>
+      </w:pPr>
+      <w:r>
+        <w:rPr>
+          <w:rFonts w:ascii="Times New Roman" w:hAnsi="Times New Roman" w:eastAsia="宋体"/>
+          <w:b w:val="0"/>
+          <w:color w:val="000000"/>
+          <w:sz w:val="19"/>
+        </w:rPr>
+        <w:t xml:space="preserve">[12] ProtoPathway: Biologically Structured Prototype-Pathway Fusion for Multimodal Cancer Survival Prediction. arXiv:2605.21454, 2026. </w:t>
+      </w:r>
+      <w:hyperlink r:id="rId33">
+        <w:r>
+          <w:t>原文</w:t>
+        </w:r>
+      </w:hyperlink>
+      <w:r>
+        <w:rPr>
+          <w:rFonts w:ascii="Times New Roman" w:hAnsi="Times New Roman" w:eastAsia="宋体"/>
+          <w:b w:val="0"/>
+          <w:color w:val="000000"/>
+          <w:sz w:val="19"/>
+        </w:rPr>
+        <w:t>，</w:t>
+      </w:r>
+      <w:hyperlink r:id="rId34">
+        <w:r>
+          <w:t>作者代码与 UNI2-h 特征说明</w:t>
+        </w:r>
+      </w:hyperlink>
+      <w:r>
+        <w:rPr>
+          <w:rFonts w:ascii="Times New Roman" w:hAnsi="Times New Roman" w:eastAsia="宋体"/>
+          <w:b w:val="0"/>
+          <w:color w:val="000000"/>
+          <w:sz w:val="19"/>
+        </w:rPr>
+        <w:t>.</w:t>
+      </w:r>
+    </w:p>
+    <w:p>
+      <w:pPr>
+        <w:keepLines/>
+        <w:ind w:hanging="283" w:left="283"/>
+        <w:jc w:val="left"/>
+      </w:pPr>
+      <w:r>
+        <w:rPr>
+          <w:rFonts w:ascii="Times New Roman" w:hAnsi="Times New Roman" w:eastAsia="宋体"/>
+          <w:b w:val="0"/>
+          <w:color w:val="000000"/>
+          <w:sz w:val="19"/>
+        </w:rPr>
+        <w:t xml:space="preserve">[13] Feng L, Xiao L. Multimodal cancer survival prediction with optimal transport reconstruction and fisher-guided modal reweighting. Expert Systems with Applications, DOI:10.1016/j.eswa.2026.133823. </w:t>
+      </w:r>
+      <w:hyperlink r:id="rId35">
+        <w:r>
+          <w:t>出版社公开摘要</w:t>
+        </w:r>
+      </w:hyperlink>
+      <w:r>
+        <w:rPr>
+          <w:rFonts w:ascii="Times New Roman" w:hAnsi="Times New Roman" w:eastAsia="宋体"/>
+          <w:b w:val="0"/>
+          <w:color w:val="000000"/>
+          <w:sz w:val="19"/>
+        </w:rPr>
+        <w:t>.</w:t>
+      </w:r>
+    </w:p>
+    <w:p>
+      <w:pPr>
+        <w:keepLines/>
+        <w:ind w:hanging="283" w:left="283"/>
+        <w:jc w:val="left"/>
+      </w:pPr>
+      <w:r>
+        <w:rPr>
+          <w:rFonts w:ascii="Times New Roman" w:hAnsi="Times New Roman" w:eastAsia="宋体"/>
+          <w:b w:val="0"/>
+          <w:color w:val="000000"/>
+          <w:sz w:val="19"/>
+        </w:rPr>
+        <w:t xml:space="preserve">[14] ME-Mamba. arXiv:2509.16900. </w:t>
+      </w:r>
+      <w:hyperlink r:id="rId36">
+        <w:r>
+          <w:t>原文</w:t>
+        </w:r>
+      </w:hyperlink>
+      <w:r>
+        <w:rPr>
+          <w:rFonts w:ascii="Times New Roman" w:hAnsi="Times New Roman" w:eastAsia="宋体"/>
+          <w:b w:val="0"/>
+          <w:color w:val="000000"/>
+          <w:sz w:val="19"/>
+        </w:rPr>
+        <w:t>.</w:t>
+      </w:r>
+    </w:p>
+    <w:p>
+      <w:pPr>
         <w:pStyle w:val="Heading1"/>
         <w:ind w:firstLine="0"/>
       </w:pPr>
@@ -19875,7 +20111,7 @@
           <w:color w:val="000000"/>
           <w:sz w:val="21"/>
         </w:rPr>
-        <w:t>表 2 已填入 SlotSPE 原论文 18 个方法的全部十队列报告值，并加入本文 DCT v3.13。原论文表 1 的 180 个癌种均值与附录表 4 全部交叉核对，18 个 Overall 保留原文；配套 JSON 保存 180 个标准差、来源 PDF SHA256 和 DCT 的真实 50 个折值。该表为公开报告值参考比较。SlotSPE 同条件 native/matched 的四组五折原值、最佳预测与配方信息仍需另行核对。队列人数、事件/删失比例和设备信息仅在真实清单可核验时补入。</w:t>
+        <w:t>表 2 已按作者要求改为 OT 与 UNI2-h 方法的公开结果参照，包含 9 个参照方法及 DCT，保留十癌种列。49 个可按队列名称对齐的公开均值已直接汇总；未报告的队列不补值，LUSC 不排名，不混排不同队列集合的 Overall。公开原值、离散度与来源 SHA256 记录在 paper/V313_OT_UNI2H_COMPARISON_INPUT.json；DCT 的真实 50 个折值不变。旧的 SlotSPE 报告值表仅作为历史文件保留，不再作为正文比较。队列人数、事件/删失比例和设备信息仅在真实清单可核验时补入。</w:t>
       </w:r>
     </w:p>
     <w:p>
@@ -20869,7 +21105,7 @@
                     <pic:cNvPicPr/>
                   </pic:nvPicPr>
                   <pic:blipFill>
-                    <a:blip r:embed="rId29"/>
+                    <a:blip r:embed="rId37"/>
                     <a:stretch>
                       <a:fillRect/>
                     </a:stretch>
@@ -20926,7 +21162,7 @@
                     <pic:cNvPicPr/>
                   </pic:nvPicPr>
                   <pic:blipFill>
-                    <a:blip r:embed="rId30"/>
+                    <a:blip r:embed="rId38"/>
                     <a:stretch>
                       <a:fillRect/>
                     </a:stretch>

--- a/paper/DCT_v313_初稿.docx
+++ b/paper/DCT_v313_初稿.docx
@@ -8722,7 +8722,7 @@
           <w:color w:val="000000"/>
           <w:sz w:val="23"/>
         </w:rPr>
-        <w:t>4.3 OT 与 UNI2-h 方法的公开结果参照</w:t>
+        <w:t>4.3 外部方法的公开结果参照</w:t>
       </w:r>
     </w:p>
     <w:p>
@@ -8736,7 +8736,7 @@
           <w:color w:val="000000"/>
           <w:sz w:val="21"/>
         </w:rPr>
-        <w:t>表 2 按研究问题选择 OT 生存预测方法，以及使用 UNI2-h 病理特征的生存预测方法 [9–11]。MOTCat 和 TTA 的数值来自 TTA 表 1；其中 MOTCat 是 TTA 作者使用 UNI、以 DSS 为终点的复现。OTSurv 来自原论文表 1，使用 UNI 和单病理输入。STEPH 与五种 MIL 参照来自其官方补充表 S2，使用 UNI2-h 和单病理输入。本文 DCT 行沿用表 1 的真实 50 个折值，均值不变。</w:t>
+        <w:t>表 2 扩展为 21 个参照方法与 DCT v3.13。MLP、SNN、SNNTrans、ABMIL、TransMIL、CLAM-SB、CLAM-MB、Porpoise、MCAT、MOTCat、CMTA、SurvPath、PIBD、MMP 和 LD-CVAE 的十队列数值来自 SlotSPE 作者表 1 的统一重评估，离散度与附录表 4 核对 [3]；SlotSPE 自身的组学、病理、多模态三行全部排除。额外保留 TTA、OTSurv，以及 STEPH 官方补充表 S2 中的 ILRA、R2T-MIL、Patch-GCN 和 STEPH [9–11]。相同方法不从不同来源逐格选择更高值；本表 MOTCat、ABMIL 与 TransMIL 固定采用十队列重评估来源。</w:t>
       </w:r>
     </w:p>
     <w:p>
@@ -8748,8 +8748,8 @@
       <w:r>
         <w:drawing>
           <wp:inline xmlns:a="http://schemas.openxmlformats.org/drawingml/2006/main" xmlns:pic="http://schemas.openxmlformats.org/drawingml/2006/picture">
-            <wp:extent cx="5940000" cy="2308316"/>
-            <wp:docPr id="2" name="Picture 2" descr="DCT v3.13 与 OT 和 UNI2-h 生存预测方法的公开结果参照"/>
+            <wp:extent cx="5940000" cy="3929694"/>
+            <wp:docPr id="2" name="Picture 2" descr="带方法年份的扩展十癌种公开结果参照"/>
             <wp:cNvGraphicFramePr>
               <a:graphicFrameLocks noChangeAspect="1"/>
             </wp:cNvGraphicFramePr>
@@ -8769,7 +8769,7 @@
                   <pic:spPr>
                     <a:xfrm>
                       <a:off x="0" y="0"/>
-                      <a:ext cx="5940000" cy="2308316"/>
+                      <a:ext cx="5940000" cy="3929694"/>
                     </a:xfrm>
                     <a:prstGeom prst="rect"/>
                   </pic:spPr>
@@ -8793,7 +8793,7 @@
           <w:color w:val="000000"/>
           <w:sz w:val="18"/>
         </w:rPr>
-        <w:t>表 2 十队列公开报告值参照。红色加粗为该列已有报告值中的最高值，下划线为第二个不同的显示值，DCT 行为淡黄色。U1 表示 UNI，U2 表示 UNI2-h；g. 与 h. 分别表示组学和病理。NR 表示论文未单独报告对应队列，不表示服务器汇总未完成。LUSC 没有可用的独立外部队列数值，故不排名。各论文的队列集合不同，不混排 Overall。</w:t>
+        <w:t>表 2 十队列公开报告值参照。每个方法名后标注年份。红色加粗为该列可用报告值中的最高值，下划线为第二个不同的显示值，DCT 行为淡黄色。U1 为 UNI，U2 为 UNI2-h，短横为无需病理编码器；g. 与 h. 分别表示组学和病理。MLP 的 1998 年为原文引用的教材年份，SNNTrans 的 2021 年为组件引用年份，二者以单星标出；DCT 的 2026 年为当前研究年份，以双星标出，不表示已发表。TTA 使用首次预印本年份 2025，分数来自 2026 年 v2。</w:t>
       </w:r>
     </w:p>
     <w:p>
@@ -8807,7 +8807,7 @@
           <w:color w:val="000000"/>
           <w:sz w:val="21"/>
         </w:rPr>
-        <w:t>当前已汇总 49 个可按癌种名称对齐的公开均值。STEPH 的 KIPAN、LUNG、STES 为合并队列，不能分别替换 KIRC、LUAD/LUSC、STAD；TTA 与 OTSurv 的 CRC 在患者定义核对前不映射为 COADREAD。所有原始队列均值与来源离散度保留在配套数值文件中。</w:t>
+        <w:t>当前直接汇总了 183 个可按癌种名称对齐的公开均值，包括原表 15 个非 SlotSPE 基线的全部 150 个十队列均值。十个癌种现在均有外部参照，LUSC 列也纳入排名。原论文未单独报告的额外方法队列保留 NR。STEPH 的 KIPAN、LUNG、STES 不分别替代 KIRC、LUAD/LUSC、STAD，TTA 和 OTSurv 的 CRC 在患者定义核对前不映射为 COADREAD。Overall 仅对报告同样十个癌种的 15 个基线与 DCT 排名；五、六或十三队列来源的总体值不混入这一列。</w:t>
       </w:r>
     </w:p>
     <w:p>
@@ -8821,7 +8821,7 @@
           <w:color w:val="000000"/>
           <w:sz w:val="21"/>
         </w:rPr>
-        <w:t>该表显示当前报告值在部分队列具有竞争力，但输入模态、患者纳入、划分与 checkpoint 选择仍不同。DCT 目前采用 best-validation / legacy_val 开发汇总，列内名次不能解释为相同独立测试条件下的优劣。尤其 UNI2-h 病理单模态参照与 DCT 的病理、组学双模态输入不同；相同编码器本身并不建立公平比较。</w:t>
+        <w:t>本文 DCT 行沿用表 1 的真实 50 个折值。不同论文的模态、患者纳入、划分与 checkpoint 选择仍不同；UNI 病理特征与本研究 UNI2-h 特征的差异也保留在表内。DCT 当前为 best-validation / legacy_val 开发汇总，列内名次用于描述公开值的相对位置，不能解释为相同独立测试条件下的 SOTA。</w:t>
       </w:r>
     </w:p>
     <w:p>
@@ -8835,7 +8835,7 @@
           <w:color w:val="000000"/>
           <w:sz w:val="21"/>
         </w:rPr>
-        <w:t>ProtoPathway 同样使用 UNI2-h，但以 OS 为终点 [12]，故作为结构相近的方法讨论并单独保存其公开值，不纳入本表的 DSS 排名。后续同条件参照优先覆盖 MOTCat、TTA、OTSurv 和 STEPH；模型收益与运输机制仍须结合本研究消融和对照判断。</w:t>
+        <w:t>ProtoPathway 同样使用 UNI2-h，但以 OS 为终点 [12]，作为结构相近的方法讨论并单独保存公开值，不进入 DSS 排名。后续同条件参照优先覆盖 MOTCat、TTA、OTSurv 和 STEPH；模块收益仍结合本研究消融和机制对照判断。</w:t>
       </w:r>
     </w:p>
     <w:p>
@@ -20111,7 +20111,7 @@
           <w:color w:val="000000"/>
           <w:sz w:val="21"/>
         </w:rPr>
-        <w:t>表 2 已按作者要求改为 OT 与 UNI2-h 方法的公开结果参照，包含 9 个参照方法及 DCT，保留十癌种列。49 个可按队列名称对齐的公开均值已直接汇总；未报告的队列不补值，LUSC 不排名，不混排不同队列集合的 Overall。公开原值、离散度与来源 SHA256 记录在 paper/V313_OT_UNI2H_COMPARISON_INPUT.json；DCT 的真实 50 个折值不变。旧的 SlotSPE 报告值表仅作为历史文件保留，不再作为正文比较。队列人数、事件/删失比例和设备信息仅在真实清单可核验时补入。</w:t>
+        <w:t>表 2 已扩展为 21 个参照方法与 DCT，所有方法标注年份，SlotSPE 自身三行全部排除。183 个对齐的公开队列均值已汇总，十癌种均有外部参照；额外方法未报告的单独队列保留 NR。Overall 只比较完整相同十队列行，保留 15 个基线的原文值和 DCT 的未四舍五入宏均值。数据、离散度、年份来源与 SHA256 记录在 paper/V313_OT_UNI2H_COMPARISON_INPUT.json；DCT 的真实 50 个折值不变。旧的全 SlotSPE 表作为历史来源保留，不作为当前正文比较。队列人数、事件/删失比例和设备信息仅在真实清单可核验时补入。</w:t>
       </w:r>
     </w:p>
     <w:p>
